--- a/thesis/melih_tüfekcioğlu_article_format.docx
+++ b/thesis/melih_tüfekcioğlu_article_format.docx
@@ -1,6 +1,6 @@
 
 <file path=word/document.xml><?xml version="1.0" encoding="utf-8"?>
-<w:document xmlns:wpc="http://schemas.microsoft.com/office/word/2010/wordprocessingCanvas" xmlns:cx="http://schemas.microsoft.com/office/drawing/2014/chartex" xmlns:mc="http://schemas.openxmlformats.org/markup-compatibility/2006" xmlns:o="urn:schemas-microsoft-com:office:office" xmlns:r="http://schemas.openxmlformats.org/officeDocument/2006/relationships" xmlns:m="http://schemas.openxmlformats.org/officeDocument/2006/math" xmlns:v="urn:schemas-microsoft-com:vml" xmlns:wp14="http://schemas.microsoft.com/office/word/2010/wordprocessingDrawing" xmlns:wp="http://schemas.openxmlformats.org/drawingml/2006/wordprocessingDrawing" xmlns:w10="urn:schemas-microsoft-com:office:word" xmlns:w="http://schemas.openxmlformats.org/wordprocessingml/2006/main" xmlns:w14="http://schemas.microsoft.com/office/word/2010/wordml" xmlns:w15="http://schemas.microsoft.com/office/word/2012/wordml" xmlns:w16se="http://schemas.microsoft.com/office/word/2015/wordml/symex" xmlns:wpg="http://schemas.microsoft.com/office/word/2010/wordprocessingGroup" xmlns:wpi="http://schemas.microsoft.com/office/word/2010/wordprocessingInk" xmlns:wne="http://schemas.microsoft.com/office/word/2006/wordml" xmlns:wps="http://schemas.microsoft.com/office/word/2010/wordprocessingShape" mc:Ignorable="w14 w15 w16se wp14">
+<w:document xmlns:wpc="http://schemas.microsoft.com/office/word/2010/wordprocessingCanvas" xmlns:cx="http://schemas.microsoft.com/office/drawing/2014/chartex" xmlns:cx1="http://schemas.microsoft.com/office/drawing/2015/9/8/chartex" xmlns:cx2="http://schemas.microsoft.com/office/drawing/2015/10/21/chartex" xmlns:cx3="http://schemas.microsoft.com/office/drawing/2016/5/9/chartex" xmlns:cx4="http://schemas.microsoft.com/office/drawing/2016/5/10/chartex" xmlns:cx5="http://schemas.microsoft.com/office/drawing/2016/5/11/chartex" xmlns:cx6="http://schemas.microsoft.com/office/drawing/2016/5/12/chartex" xmlns:cx7="http://schemas.microsoft.com/office/drawing/2016/5/13/chartex" xmlns:cx8="http://schemas.microsoft.com/office/drawing/2016/5/14/chartex" xmlns:mc="http://schemas.openxmlformats.org/markup-compatibility/2006" xmlns:aink="http://schemas.microsoft.com/office/drawing/2016/ink" xmlns:am3d="http://schemas.microsoft.com/office/drawing/2017/model3d" xmlns:o="urn:schemas-microsoft-com:office:office" xmlns:oel="http://schemas.microsoft.com/office/2019/extlst" xmlns:r="http://schemas.openxmlformats.org/officeDocument/2006/relationships" xmlns:m="http://schemas.openxmlformats.org/officeDocument/2006/math" xmlns:v="urn:schemas-microsoft-com:vml" xmlns:wp14="http://schemas.microsoft.com/office/word/2010/wordprocessingDrawing" xmlns:wp="http://schemas.openxmlformats.org/drawingml/2006/wordprocessingDrawing" xmlns:w10="urn:schemas-microsoft-com:office:word" xmlns:w="http://schemas.openxmlformats.org/wordprocessingml/2006/main" xmlns:w14="http://schemas.microsoft.com/office/word/2010/wordml" xmlns:w15="http://schemas.microsoft.com/office/word/2012/wordml" xmlns:w16cex="http://schemas.microsoft.com/office/word/2018/wordml/cex" xmlns:w16cid="http://schemas.microsoft.com/office/word/2016/wordml/cid" xmlns:w16="http://schemas.microsoft.com/office/word/2018/wordml" xmlns:w16sdtdh="http://schemas.microsoft.com/office/word/2020/wordml/sdtdatahash" xmlns:w16se="http://schemas.microsoft.com/office/word/2015/wordml/symex" xmlns:wpg="http://schemas.microsoft.com/office/word/2010/wordprocessingGroup" xmlns:wpi="http://schemas.microsoft.com/office/word/2010/wordprocessingInk" xmlns:wne="http://schemas.microsoft.com/office/word/2006/wordml" xmlns:wps="http://schemas.microsoft.com/office/word/2010/wordprocessingShape" mc:Ignorable="w14 w15 w16se w16cid w16 w16cex w16sdtdh wp14">
   <w:body>
     <w:p>
       <w:pPr>
@@ -318,7 +318,6 @@
         <w:ind w:left="357" w:hanging="357"/>
       </w:pPr>
       <w:r>
-        <w:lastRenderedPageBreak/>
         <w:t>INTRODUCTION</w:t>
       </w:r>
     </w:p>
@@ -366,7 +365,19 @@
         <w:rPr>
           <w:spacing w:val="2"/>
         </w:rPr>
-        <w:t xml:space="preserve"> [56]</w:t>
+        <w:t xml:space="preserve"> [</w:t>
+      </w:r>
+      <w:r>
+        <w:rPr>
+          <w:spacing w:val="2"/>
+        </w:rPr>
+        <w:t>2</w:t>
+      </w:r>
+      <w:r>
+        <w:rPr>
+          <w:spacing w:val="2"/>
+        </w:rPr>
+        <w:t>]</w:t>
       </w:r>
       <w:r>
         <w:rPr>
@@ -393,25 +404,36 @@
         <w:rPr>
           <w:spacing w:val="2"/>
         </w:rPr>
-        <w:lastRenderedPageBreak/>
         <w:t>sensitive information by directing users to fraudulent websites. According to 2024 and 2025 reports published by the APWG, nearly 1 million phishing attacks per quarter were detected in some periods</w:t>
       </w:r>
       <w:r>
         <w:rPr>
           <w:spacing w:val="2"/>
         </w:rPr>
-        <w:t xml:space="preserve"> [57</w:t>
+        <w:t xml:space="preserve"> [</w:t>
       </w:r>
       <w:r>
         <w:rPr>
           <w:spacing w:val="2"/>
         </w:rPr>
+        <w:t>3</w:t>
+      </w:r>
+      <w:r>
+        <w:rPr>
+          <w:spacing w:val="2"/>
+        </w:rPr>
         <w:t>]</w:t>
       </w:r>
       <w:r>
         <w:rPr>
           <w:spacing w:val="2"/>
         </w:rPr>
+        <w:t>[4]</w:t>
+      </w:r>
+      <w:r>
+        <w:rPr>
+          <w:spacing w:val="2"/>
+        </w:rPr>
         <w:t>. This shows that the scale of attacks is constantly expanding and traditional defense mechanisms may be insufficient. Additionally, the 2025 Verizon Data Breach Investigations Report (DBIR) reveals that approximately 29% of data breaches are associated with social engineering and phishing-based attacks</w:t>
       </w:r>
       <w:r>
@@ -424,19 +446,7 @@
         <w:rPr>
           <w:spacing w:val="2"/>
         </w:rPr>
-        <w:t>[5</w:t>
-      </w:r>
-      <w:r>
-        <w:rPr>
-          <w:spacing w:val="2"/>
-        </w:rPr>
-        <w:t>8</w:t>
-      </w:r>
-      <w:r>
-        <w:rPr>
-          <w:spacing w:val="2"/>
-        </w:rPr>
-        <w:t>]</w:t>
+        <w:t>[5]</w:t>
       </w:r>
       <w:r>
         <w:rPr>
@@ -645,7 +655,6 @@
         <w:rPr>
           <w:spacing w:val="2"/>
         </w:rPr>
-        <w:lastRenderedPageBreak/>
         <w:t>academic studies and theoretical results in real-world scenarios. Additionally, the study provides a compiled summary of existing literature by bringing together the results of numerous sources in structured tables and constitutes a roadmap to guide future research in terms of methods and resources.</w:t>
       </w:r>
     </w:p>
@@ -696,7 +705,13 @@
         <w:ind w:firstLine="198"/>
       </w:pPr>
       <w:r>
-        <w:t xml:space="preserve">Many studies in the literature show that lexical features are effective in malicious URL detection. For example, in the study conducted by Abad et al. (2023), models were trained using algorithms such as SVM, Random Forest, and Decision Tree, and an accuracy rate of approximately 92 percent was found with the Random Forest model [2]. Similarly, in the study conducted by D. S. </w:t>
+        <w:t>Many studies in the literature show that lexical features are effective in malicious URL detection. For example, in the study conducted by Abad et al. (2023), models were trained using algorithms such as SVM, Random Forest, and Decision Tree, and an accuracy rate of approximately 92 percent was found with the Random Forest model [</w:t>
+      </w:r>
+      <w:r>
+        <w:t>6</w:t>
+      </w:r>
+      <w:r>
+        <w:t xml:space="preserve">]. Similarly, in the study conducted by D. S. </w:t>
       </w:r>
       <w:proofErr w:type="spellStart"/>
       <w:r>
@@ -704,7 +719,13 @@
       </w:r>
       <w:proofErr w:type="spellEnd"/>
       <w:r>
-        <w:t xml:space="preserve"> and K. Deepak (2024), models were trained using Decision Tree, Random Forest, and Multiple Perceptron algorithms, and accuracy rates for these three different algorithms were found to be approximately 99 percent [3].</w:t>
+        <w:t xml:space="preserve"> and K. Deepak (2024), models were trained using Decision Tree, Random Forest, and Multiple Perceptron algorithms, and accuracy rates for these three different algorithms were found to be approximately 99 percent [</w:t>
+      </w:r>
+      <w:r>
+        <w:t>7</w:t>
+      </w:r>
+      <w:r>
+        <w:t>].</w:t>
       </w:r>
     </w:p>
     <w:p>
@@ -740,7 +761,13 @@
         <w:t xml:space="preserve"> 95%, and SVM and Logistic Regression reached 94% accuracy rates. In contrast, it was observed that the Naive Bayes algorithm showed lower performance compared to other methods with a 67% accuracy rate. These results reveal that tree-based ensemble methods can produce more robust and generalizable results in the problem of phishing URL detection. Furthermore, the findings obtained in the study provide a significant contribution to the literature in terms of the comparative evaluation of different algorithms' performances</w:t>
       </w:r>
       <w:r>
-        <w:t xml:space="preserve"> [50]</w:t>
+        <w:t xml:space="preserve"> [</w:t>
+      </w:r>
+      <w:r>
+        <w:t>8</w:t>
+      </w:r>
+      <w:r>
+        <w:t>]</w:t>
       </w:r>
       <w:r>
         <w:t>.</w:t>
@@ -766,14 +793,19 @@
     <w:p>
       <w:pPr>
         <w:pStyle w:val="PARA"/>
-        <w:ind w:firstLine="198"/>
       </w:pPr>
       <w:r>
         <w:lastRenderedPageBreak/>
         <w:t>study, KNN, Naive Bayes, Naive Bayes Kernel, Random Forest, Random Tree, and Decision Tree algorithms were comparatively evaluated. According to the results obtained, while the Random Forest and Decision Tree algorithms showed the highest performance with a 99.99% accuracy rate, Naive Bayes Kernel reached 99.97% and classical Naive Bayes reached 99.96% accuracy rates. While the KNN algorithm exhibited high performance with a 99.77% accuracy rate, it was determined that the Random Tree algorithm showed lower performance compared to other methods with a 95.38% accuracy rate. These findings demonstrate that different machine learning algorithms can reach quite high success rates in real-time phishing detection. Furthermore, the results obtained indicate that machine learning-based approaches can be effectively used in practical applications</w:t>
       </w:r>
       <w:r>
-        <w:t xml:space="preserve"> [47]</w:t>
+        <w:t xml:space="preserve"> [</w:t>
+      </w:r>
+      <w:r>
+        <w:t>9</w:t>
+      </w:r>
+      <w:r>
+        <w:t>]</w:t>
       </w:r>
       <w:r>
         <w:t>.</w:t>
@@ -793,18 +825,95 @@
       </w:r>
       <w:proofErr w:type="spellEnd"/>
       <w:r>
-        <w:t xml:space="preserve"> et al. (2022) achieved approximately 95 percent accuracy with CNN and LSTM models [4], Roy et al. (2022) reached the 99 percent level with the Bi-LSTM model [5]. Additionally, it is observed that transformer-based models (BERT, GPT, etc.) have started to be used in this field in recent years [6].</w:t>
+        <w:t xml:space="preserve"> et al. (2022) achieved approximately 95 percent accuracy with CNN and LSTM models [</w:t>
+      </w:r>
+      <w:r>
+        <w:t>10</w:t>
+      </w:r>
+      <w:r>
+        <w:t>], Roy et al. (2022) reached the 99 percent level with the Bi-LSTM model [</w:t>
+      </w:r>
+      <w:r>
+        <w:t>11</w:t>
+      </w:r>
+      <w:r>
+        <w:t>]. Additionally, it is observed that transformer-based models (BERT, GPT, etc.) have started to be used in this field in recent years [</w:t>
+      </w:r>
+      <w:r>
+        <w:t>12</w:t>
+      </w:r>
+      <w:r>
+        <w:t>].</w:t>
       </w:r>
       <w:r>
         <w:t xml:space="preserve"> Figure 1</w:t>
       </w:r>
       <w:r>
-        <w:t xml:space="preserve"> presents the usage rates of algorithms used in some articles and surveys. In these studies, 142 models were trained [2 - 52].</w:t>
+        <w:t xml:space="preserve"> presents the usage rates of algorithms used in some articles and surveys. In these studies, 142 models were trained [</w:t>
+      </w:r>
+      <w:r>
+        <w:t>6-58</w:t>
+      </w:r>
+      <w:r>
+        <w:t>].</w:t>
       </w:r>
     </w:p>
     <w:p>
       <w:pPr>
         <w:pStyle w:val="PARA"/>
+        <w:ind w:firstLine="198"/>
+      </w:pPr>
+      <w:r>
+        <w:t>The distribution of algorithms used within the scope of the studies reviewed in the lit</w:t>
+      </w:r>
+      <w:r>
+        <w:t>erature is presented in Figure 1</w:t>
+      </w:r>
+      <w:r>
+        <w:t>. When the graph is examined, it is observed that Random Forest (15%), Logistic Regression (9%), and SVM (8%) algorithms are most commonly preferred. However, it is n</w:t>
+      </w:r>
+      <w:r>
+        <w:t>49</w:t>
+      </w:r>
+      <w:r>
+        <w:t>oteworthy that a wide variety of algorithms are used in the studies, and the 'other' category (52%) has a high percentage. This situation indicates that a standard approach has not yet emerged in the literature and that different methods continue to be tested.</w:t>
+      </w:r>
+    </w:p>
+    <w:p>
+      <w:pPr>
+        <w:pStyle w:val="PARA"/>
+        <w:ind w:firstLine="198"/>
+      </w:pPr>
+      <w:r>
+        <w:t>When the studies in the literature are evaluated generally, some important limitations stand out despite reaching high accuracy rates. These include high computational cost, model complexity, dependency on datasets, and limited real-time system integration. Furthermore, it is observed that many studies focus only on model performance but remain insufficient in terms of developing practical applications (such as browser extensions).</w:t>
+      </w:r>
+    </w:p>
+    <w:p>
+      <w:pPr>
+        <w:pStyle w:val="PARA"/>
+        <w:ind w:firstLine="198"/>
+      </w:pPr>
+      <w:r>
+        <w:t>In this study, different Machine Learning algorithms were comprehensively compared using a large-scale dataset, and model performance was optimized through feature engineering and dimensionality reduction techniques. Additionally, it is aimed to integrate the developed model into a real-time operating architecture. In this respect, the study aims to fill a significant gap in the literature by providing both theoretical and practical contributions.</w:t>
+      </w:r>
+    </w:p>
+    <w:p>
+      <w:pPr>
+        <w:pStyle w:val="PARA"/>
+        <w:ind w:firstLine="198"/>
+        <w:sectPr>
+          <w:type w:val="continuous"/>
+          <w:pgSz w:w="11520" w:h="15660" w:code="1"/>
+          <w:pgMar w:top="1300" w:right="740" w:bottom="1040" w:left="740" w:header="360" w:footer="640" w:gutter="0"/>
+          <w:cols w:num="2" w:space="400"/>
+          <w:docGrid w:linePitch="360"/>
+        </w:sectPr>
+      </w:pPr>
+    </w:p>
+    <w:p>
+      <w:pPr>
+        <w:pStyle w:val="PARA"/>
+        <w:ind w:firstLine="198"/>
       </w:pPr>
       <w:r>
         <w:rPr>
@@ -813,13 +922,13 @@
           <w:lang w:val="tr-TR" w:eastAsia="tr-TR"/>
         </w:rPr>
         <w:drawing>
-          <wp:anchor distT="0" distB="0" distL="114300" distR="114300" simplePos="0" relativeHeight="251664384" behindDoc="0" locked="0" layoutInCell="1" allowOverlap="1" wp14:anchorId="0CD0BDB2" wp14:editId="6A3BC649">
+          <wp:anchor distT="0" distB="0" distL="114300" distR="114300" simplePos="0" relativeHeight="251670528" behindDoc="0" locked="0" layoutInCell="1" allowOverlap="1" wp14:anchorId="248A76B6" wp14:editId="6EF8F1F7">
             <wp:simplePos x="0" y="0"/>
             <wp:positionH relativeFrom="column">
-              <wp:align>right</wp:align>
+              <wp:posOffset>0</wp:posOffset>
             </wp:positionH>
             <wp:positionV relativeFrom="paragraph">
-              <wp:posOffset>175785</wp:posOffset>
+              <wp:posOffset>158115</wp:posOffset>
             </wp:positionV>
             <wp:extent cx="3068955" cy="2425700"/>
             <wp:effectExtent l="0" t="0" r="17145" b="12700"/>
@@ -843,65 +952,6 @@
     </w:p>
     <w:p>
       <w:pPr>
-        <w:pStyle w:val="PARA"/>
-        <w:ind w:firstLine="198"/>
-      </w:pPr>
-      <w:r>
-        <w:lastRenderedPageBreak/>
-        <w:t>The distribution of algorithms used within the scope of the studies reviewed in the lit</w:t>
-      </w:r>
-      <w:r>
-        <w:t>erature is presented in Figure 1</w:t>
-      </w:r>
-      <w:r>
-        <w:t>. When the graph is examined, it is observed that Random Forest (15%), Logistic Regression (9%), and SVM (8%) algorithms are most commonly preferred. However, it is n</w:t>
-      </w:r>
-      <w:r>
-        <w:t>49</w:t>
-      </w:r>
-      <w:r>
-        <w:t>oteworthy that a wide variety of algorithms are used in the studies, and the 'other' category (52%) has a high percentage. This situation indicates that a standard approach has not yet emerged in the literature and that different methods continue to be tested.</w:t>
-      </w:r>
-    </w:p>
-    <w:p>
-      <w:pPr>
-        <w:pStyle w:val="PARA"/>
-        <w:ind w:firstLine="198"/>
-      </w:pPr>
-      <w:r>
-        <w:t>When the studies in the literature are evaluated generally, some important limitations stand out despite reaching high accuracy rates. These include high computational cost, model complexity, dependency on datasets, and limited real-time system integration. Furthermore, it is observed that many studies focus only on model performance but remain insufficient in terms of developing practical applications (such as browser extensions).</w:t>
-      </w:r>
-    </w:p>
-    <w:p>
-      <w:pPr>
-        <w:pStyle w:val="PARA"/>
-        <w:ind w:firstLine="198"/>
-      </w:pPr>
-      <w:r>
-        <w:t>In this study, different Machine Learning algorithms were comprehensively compared using a large-scale dataset, and model performance was optimized through feature engineering and dimensionality reduction techniques. Additionally, it is aimed to integrate the developed model into a real-time operating architecture. In this respect, the study aims to fill a significant gap in the literature by providing both theoretical and practical contributions.</w:t>
-      </w:r>
-    </w:p>
-    <w:p>
-      <w:pPr>
-        <w:pStyle w:val="PARA"/>
-        <w:ind w:firstLine="198"/>
-        <w:sectPr>
-          <w:type w:val="continuous"/>
-          <w:pgSz w:w="11520" w:h="15660" w:code="1"/>
-          <w:pgMar w:top="1300" w:right="740" w:bottom="1040" w:left="740" w:header="360" w:footer="640" w:gutter="0"/>
-          <w:cols w:num="2" w:space="400"/>
-          <w:docGrid w:linePitch="360"/>
-        </w:sectPr>
-      </w:pPr>
-    </w:p>
-    <w:p>
-      <w:pPr>
-        <w:pStyle w:val="PARA"/>
-        <w:ind w:firstLine="198"/>
-      </w:pPr>
-    </w:p>
-    <w:p>
-      <w:pPr>
         <w:pStyle w:val="FigCaption"/>
       </w:pPr>
       <w:r>
@@ -1061,13 +1111,18 @@
                 <w:spacing w:val="0"/>
                 <w:sz w:val="16"/>
                 <w:szCs w:val="16"/>
-                <w:highlight w:val="yellow"/>
               </w:rPr>
               <w:lastRenderedPageBreak/>
               <w:t>TABLE I.</w:t>
             </w:r>
             <w:r>
               <w:t xml:space="preserve"> </w:t>
+            </w:r>
+            <w:r>
+              <w:t xml:space="preserve"> </w:t>
+            </w:r>
+            <w:r>
+              <w:t>Model Results of Related Works</w:t>
             </w:r>
           </w:p>
         </w:tc>
@@ -1207,7 +1262,21 @@
                 <w:sz w:val="18"/>
                 <w:szCs w:val="16"/>
               </w:rPr>
-              <w:t>[49]</w:t>
+              <w:t>[</w:t>
+            </w:r>
+            <w:r>
+              <w:rPr>
+                <w:sz w:val="18"/>
+                <w:szCs w:val="16"/>
+              </w:rPr>
+              <w:t>13</w:t>
+            </w:r>
+            <w:r>
+              <w:rPr>
+                <w:sz w:val="18"/>
+                <w:szCs w:val="16"/>
+              </w:rPr>
+              <w:t>]</w:t>
             </w:r>
           </w:p>
         </w:tc>
@@ -1578,7 +1647,21 @@
                 <w:sz w:val="18"/>
                 <w:szCs w:val="16"/>
               </w:rPr>
-              <w:t>[48]</w:t>
+              <w:t>[</w:t>
+            </w:r>
+            <w:r>
+              <w:rPr>
+                <w:sz w:val="18"/>
+                <w:szCs w:val="16"/>
+              </w:rPr>
+              <w:t>14</w:t>
+            </w:r>
+            <w:r>
+              <w:rPr>
+                <w:sz w:val="18"/>
+                <w:szCs w:val="16"/>
+              </w:rPr>
+              <w:t>]</w:t>
             </w:r>
           </w:p>
         </w:tc>
@@ -2583,7 +2666,21 @@
                 <w:sz w:val="18"/>
                 <w:szCs w:val="16"/>
               </w:rPr>
-              <w:t>[45]</w:t>
+              <w:t>[</w:t>
+            </w:r>
+            <w:r>
+              <w:rPr>
+                <w:sz w:val="18"/>
+                <w:szCs w:val="16"/>
+              </w:rPr>
+              <w:t>15</w:t>
+            </w:r>
+            <w:r>
+              <w:rPr>
+                <w:sz w:val="18"/>
+                <w:szCs w:val="16"/>
+              </w:rPr>
+              <w:t>]</w:t>
             </w:r>
           </w:p>
         </w:tc>
@@ -3318,7 +3415,21 @@
                 <w:sz w:val="18"/>
                 <w:szCs w:val="16"/>
               </w:rPr>
-              <w:t>[44]</w:t>
+              <w:t>[</w:t>
+            </w:r>
+            <w:r>
+              <w:rPr>
+                <w:sz w:val="18"/>
+                <w:szCs w:val="16"/>
+              </w:rPr>
+              <w:t>16</w:t>
+            </w:r>
+            <w:r>
+              <w:rPr>
+                <w:sz w:val="18"/>
+                <w:szCs w:val="16"/>
+              </w:rPr>
+              <w:t>]</w:t>
             </w:r>
           </w:p>
         </w:tc>
@@ -3691,7 +3802,21 @@
                 <w:sz w:val="18"/>
                 <w:szCs w:val="16"/>
               </w:rPr>
-              <w:t>[43]</w:t>
+              <w:t>[</w:t>
+            </w:r>
+            <w:r>
+              <w:rPr>
+                <w:sz w:val="18"/>
+                <w:szCs w:val="16"/>
+              </w:rPr>
+              <w:t>17</w:t>
+            </w:r>
+            <w:r>
+              <w:rPr>
+                <w:sz w:val="18"/>
+                <w:szCs w:val="16"/>
+              </w:rPr>
+              <w:t>]</w:t>
             </w:r>
           </w:p>
         </w:tc>
@@ -4258,7 +4383,21 @@
                 <w:sz w:val="18"/>
                 <w:szCs w:val="16"/>
               </w:rPr>
-              <w:t>[15]</w:t>
+              <w:t>[</w:t>
+            </w:r>
+            <w:r>
+              <w:rPr>
+                <w:sz w:val="18"/>
+                <w:szCs w:val="16"/>
+              </w:rPr>
+              <w:t>19</w:t>
+            </w:r>
+            <w:r>
+              <w:rPr>
+                <w:sz w:val="18"/>
+                <w:szCs w:val="16"/>
+              </w:rPr>
+              <w:t>]</w:t>
             </w:r>
           </w:p>
         </w:tc>
@@ -4357,7 +4496,21 @@
                 <w:sz w:val="18"/>
                 <w:szCs w:val="16"/>
               </w:rPr>
-              <w:t>[14]</w:t>
+              <w:t>[</w:t>
+            </w:r>
+            <w:r>
+              <w:rPr>
+                <w:sz w:val="18"/>
+                <w:szCs w:val="16"/>
+              </w:rPr>
+              <w:t>20</w:t>
+            </w:r>
+            <w:r>
+              <w:rPr>
+                <w:sz w:val="18"/>
+                <w:szCs w:val="16"/>
+              </w:rPr>
+              <w:t>]</w:t>
             </w:r>
           </w:p>
         </w:tc>
@@ -4862,7 +5015,31 @@
         <w:rPr>
           <w:spacing w:val="0"/>
         </w:rPr>
-        <w:t>The primary motivation of the approach proposed in this study is to ensure that phishing detection systems can operate in a fast and cost-effective manner in real-time environments. Processes frequently used in traditional methods, such as web page content analysis, DNS queries, or fetching data from third-party services, increase system latency and limit scalability. Therefore, by developing a model based solely on features derivable from the URL text—including the character-based lengths of sub-components such as domain, path, TLD, and query—the aim is to both reduce the computational overhead and enable the system to operate independently.</w:t>
+        <w:t>The primary motivation of the approach proposed in this study is to ensure that phishing detection systems can operate in a fast and cost-effective manner in real-time environments. Processes frequently used in traditional methods, such as web page content analysis, DNS queries, or fetching data from third-party services, increase system latency and limit scalability. Therefore, by developing a model based solely on features derivable from the URL text</w:t>
+      </w:r>
+      <w:r>
+        <w:rPr>
+          <w:spacing w:val="0"/>
+        </w:rPr>
+        <w:t xml:space="preserve"> (</w:t>
+      </w:r>
+      <w:r>
+        <w:rPr>
+          <w:spacing w:val="0"/>
+        </w:rPr>
+        <w:t>including the character-based lengths of sub-components such as domain, path, TLD, and query</w:t>
+      </w:r>
+      <w:r>
+        <w:rPr>
+          <w:spacing w:val="0"/>
+        </w:rPr>
+        <w:t xml:space="preserve">) </w:t>
+      </w:r>
+      <w:r>
+        <w:rPr>
+          <w:spacing w:val="0"/>
+        </w:rPr>
+        <w:t>the aim is to both reduce the computational overhead and enable the system to operate independently.</w:t>
       </w:r>
     </w:p>
     <w:p>
@@ -4962,7 +5139,6 @@
         <w:rPr>
           <w:spacing w:val="0"/>
         </w:rPr>
-        <w:lastRenderedPageBreak/>
         <w:t>domains (TLDs). In this way, a wide sample capable of representing modern phishing attacks was obtained.</w:t>
       </w:r>
     </w:p>
@@ -5842,18 +6018,12 @@
               <w:t>Count</w:t>
             </w:r>
             <w:proofErr w:type="spellEnd"/>
-            <w:r>
-              <w:rPr>
-                <w:lang w:val="tr-TR"/>
-              </w:rPr>
-              <w:t>_</w:t>
-            </w:r>
             <w:proofErr w:type="gramStart"/>
             <w:r>
               <w:rPr>
                 <w:lang w:val="tr-TR"/>
               </w:rPr>
-              <w:t>?,</w:t>
+              <w:t>_?,</w:t>
             </w:r>
             <w:proofErr w:type="gramEnd"/>
             <w:r>
@@ -7819,9 +7989,6 @@
                 <w:lang w:val="tr-TR"/>
               </w:rPr>
             </w:pPr>
-            <w:r>
-              <w:t>These features make it possible to analyze anomalies in the URL structure from different perspectives.</w:t>
-            </w:r>
           </w:p>
         </w:tc>
       </w:tr>
@@ -8039,35 +8206,7 @@
           <w:spacing w:val="-2"/>
           <w:sz w:val="20"/>
         </w:rPr>
-        <w:t xml:space="preserve">he first stage, a correlation-based evaluation was conducted to analyze the relationships between features. Within this scope, highly correlated features were identified and removed from the dataset. This procedure contributed to the production of more stable and reliable results by reducing the problem of </w:t>
-      </w:r>
-      <w:proofErr w:type="spellStart"/>
-      <w:r>
-        <w:rPr>
-          <w:rFonts w:ascii="Times New Roman" w:hAnsi="Times New Roman" w:cs="TimesLTStd-Roman"/>
-          <w:b w:val="0"/>
-          <w:bCs w:val="0"/>
-          <w:i w:val="0"/>
-          <w:iCs w:val="0"/>
-          <w:color w:val="auto"/>
-          <w:spacing w:val="-2"/>
-          <w:sz w:val="20"/>
-        </w:rPr>
-        <w:t>multicollinearity</w:t>
-      </w:r>
-      <w:proofErr w:type="spellEnd"/>
-      <w:r>
-        <w:rPr>
-          <w:rFonts w:ascii="Times New Roman" w:hAnsi="Times New Roman" w:cs="TimesLTStd-Roman"/>
-          <w:b w:val="0"/>
-          <w:bCs w:val="0"/>
-          <w:i w:val="0"/>
-          <w:iCs w:val="0"/>
-          <w:color w:val="auto"/>
-          <w:spacing w:val="-2"/>
-          <w:sz w:val="20"/>
-        </w:rPr>
-        <w:t>.</w:t>
+        <w:t>he first stage, a correlation-based evaluation was conducted to analyze the relationships between features. Within this scope, highly correlated features were identified and removed from the dataset. This procedure contributed to the production of more stable and reliable results by reducing the problem of multicollinearity.</w:t>
       </w:r>
     </w:p>
     <w:p>
@@ -8404,7 +8543,6 @@
           <w:spacing w:val="-2"/>
           <w:sz w:val="20"/>
         </w:rPr>
-        <w:lastRenderedPageBreak/>
         <w:t>pair was retained in the dataset. During this selection process, the contribution and representative power of the features</w:t>
       </w:r>
       <w:r>
@@ -8505,9 +8643,8 @@
           <w:spacing w:val="-2"/>
           <w:sz w:val="20"/>
         </w:rPr>
-        <w:t xml:space="preserve">Through this applied procedure, the </w:t>
-      </w:r>
-      <w:proofErr w:type="spellStart"/>
+        <w:t>Through this applied procedure, the multicollinearity problem in the dataset was significantly reduced, aiming to enable the model to produce more stable and generalizable results. In this context, features including the character-based lengths of the URL and its sub-components</w:t>
+      </w:r>
       <w:r>
         <w:rPr>
           <w:rFonts w:ascii="Times New Roman" w:hAnsi="Times New Roman" w:cs="TimesLTStd-Roman"/>
@@ -8519,9 +8656,8 @@
           <w:spacing w:val="-2"/>
           <w:sz w:val="20"/>
         </w:rPr>
-        <w:t>multicollinearity</w:t>
-      </w:r>
-      <w:proofErr w:type="spellEnd"/>
+        <w:t xml:space="preserve"> (</w:t>
+      </w:r>
       <w:r>
         <w:rPr>
           <w:rFonts w:ascii="Times New Roman" w:hAnsi="Times New Roman" w:cs="TimesLTStd-Roman"/>
@@ -8533,7 +8669,7 @@
           <w:spacing w:val="-2"/>
           <w:sz w:val="20"/>
         </w:rPr>
-        <w:t xml:space="preserve"> problem in the dataset was significantly reduced, aiming to enable the model to produce more stable and generalizable results. In this context, features including the character-based lengths of the URL and its sub-components</w:t>
+        <w:t>such as the domain, path, TLD, query, and word lengths</w:t>
       </w:r>
       <w:r>
         <w:rPr>
@@ -8546,7 +8682,7 @@
           <w:spacing w:val="-2"/>
           <w:sz w:val="20"/>
         </w:rPr>
-        <w:t xml:space="preserve"> (</w:t>
+        <w:t xml:space="preserve">) </w:t>
       </w:r>
       <w:r>
         <w:rPr>
@@ -8559,9 +8695,19 @@
           <w:spacing w:val="-2"/>
           <w:sz w:val="20"/>
         </w:rPr>
-        <w:t>such as the domain, path, TLD, query, and word lengths</w:t>
-      </w:r>
-      <w:r>
+        <w:t>were optimized. Simultaneously, by reducing the number of features, the computational cost was decreased, and the model training process was made more efficient.</w:t>
+      </w:r>
+    </w:p>
+    <w:p>
+      <w:pPr>
+        <w:pStyle w:val="H2Cont"/>
+        <w:numPr>
+          <w:ilvl w:val="0"/>
+          <w:numId w:val="0"/>
+        </w:numPr>
+        <w:spacing w:before="0" w:line="240" w:lineRule="exact"/>
+        <w:ind w:firstLine="198"/>
+        <w:jc w:val="both"/>
         <w:rPr>
           <w:rFonts w:ascii="Times New Roman" w:hAnsi="Times New Roman" w:cs="TimesLTStd-Roman"/>
           <w:b w:val="0"/>
@@ -8572,8 +8718,7 @@
           <w:spacing w:val="-2"/>
           <w:sz w:val="20"/>
         </w:rPr>
-        <w:t xml:space="preserve">) </w:t>
-      </w:r>
+      </w:pPr>
       <w:r>
         <w:rPr>
           <w:rFonts w:ascii="Times New Roman" w:hAnsi="Times New Roman" w:cs="TimesLTStd-Roman"/>
@@ -8585,19 +8730,9 @@
           <w:spacing w:val="-2"/>
           <w:sz w:val="20"/>
         </w:rPr>
-        <w:t>were optimized. Simultaneously, by reducing the number of features, the computational cost was decreased, and the model training process was made more efficient.</w:t>
-      </w:r>
-    </w:p>
-    <w:p>
-      <w:pPr>
-        <w:pStyle w:val="H2Cont"/>
-        <w:numPr>
-          <w:ilvl w:val="0"/>
-          <w:numId w:val="0"/>
-        </w:numPr>
-        <w:spacing w:before="0" w:line="240" w:lineRule="exact"/>
-        <w:ind w:firstLine="198"/>
-        <w:jc w:val="both"/>
+        <w:t>The correlation structure among features and the overall distribution of relationships are presented in Figure 2. This visualization provides a detailed representation of the relationship levels between features</w:t>
+      </w:r>
+      <w:r>
         <w:rPr>
           <w:rFonts w:ascii="Times New Roman" w:hAnsi="Times New Roman" w:cs="TimesLTStd-Roman"/>
           <w:b w:val="0"/>
@@ -8608,7 +8743,8 @@
           <w:spacing w:val="-2"/>
           <w:sz w:val="20"/>
         </w:rPr>
-      </w:pPr>
+        <w:t xml:space="preserve"> (</w:t>
+      </w:r>
       <w:r>
         <w:rPr>
           <w:rFonts w:ascii="Times New Roman" w:hAnsi="Times New Roman" w:cs="TimesLTStd-Roman"/>
@@ -8620,7 +8756,7 @@
           <w:spacing w:val="-2"/>
           <w:sz w:val="20"/>
         </w:rPr>
-        <w:t>The correlation structure among features and the overall distribution of relationships are presented in Figure 2. This visualization provides a detailed representation of the relationship levels between features</w:t>
+        <w:t>including the character-based lengths of the URL and its sub-components such as the domain, path, TLD, query, and word lengths</w:t>
       </w:r>
       <w:r>
         <w:rPr>
@@ -8633,7 +8769,7 @@
           <w:spacing w:val="-2"/>
           <w:sz w:val="20"/>
         </w:rPr>
-        <w:t xml:space="preserve"> (</w:t>
+        <w:t xml:space="preserve">) </w:t>
       </w:r>
       <w:r>
         <w:rPr>
@@ -8646,9 +8782,142 @@
           <w:spacing w:val="-2"/>
           <w:sz w:val="20"/>
         </w:rPr>
-        <w:t>including the character-based lengths of the URL and its sub-components such as the domain, path, TLD, query, and word lengths</w:t>
-      </w:r>
-      <w:r>
+        <w:t>facilitating the identification of highly correlated features and visually supporting the elimination process.</w:t>
+      </w:r>
+    </w:p>
+    <w:p>
+      <w:pPr>
+        <w:sectPr>
+          <w:type w:val="continuous"/>
+          <w:pgSz w:w="11520" w:h="15660" w:code="1"/>
+          <w:pgMar w:top="1300" w:right="740" w:bottom="1040" w:left="740" w:header="360" w:footer="640" w:gutter="0"/>
+          <w:cols w:num="2" w:space="400"/>
+          <w:docGrid w:linePitch="360"/>
+        </w:sectPr>
+      </w:pPr>
+    </w:p>
+    <w:p/>
+    <w:p>
+      <w:pPr>
+        <w:jc w:val="center"/>
+        <w:rPr>
+          <w:color w:val="00629B"/>
+          <w:sz w:val="16"/>
+          <w:szCs w:val="16"/>
+        </w:rPr>
+        <w:sectPr>
+          <w:type w:val="continuous"/>
+          <w:pgSz w:w="11520" w:h="15660" w:code="1"/>
+          <w:pgMar w:top="1300" w:right="740" w:bottom="1040" w:left="740" w:header="360" w:footer="640" w:gutter="0"/>
+          <w:cols w:num="2" w:space="400"/>
+          <w:docGrid w:linePitch="360"/>
+        </w:sectPr>
+      </w:pPr>
+    </w:p>
+    <w:p>
+      <w:pPr>
+        <w:jc w:val="center"/>
+      </w:pPr>
+      <w:r>
+        <w:rPr>
+          <w:color w:val="00629B"/>
+          <w:sz w:val="16"/>
+          <w:szCs w:val="16"/>
+        </w:rPr>
+        <w:t xml:space="preserve">FIGURE 2. </w:t>
+      </w:r>
+      <w:r>
+        <w:rPr>
+          <w:color w:val="00629B"/>
+          <w:sz w:val="16"/>
+          <w:szCs w:val="16"/>
+        </w:rPr>
+        <w:t>CORRELATION RESULTS</w:t>
+      </w:r>
+    </w:p>
+    <w:p>
+      <w:pPr>
+        <w:sectPr>
+          <w:type w:val="continuous"/>
+          <w:pgSz w:w="11520" w:h="15660" w:code="1"/>
+          <w:pgMar w:top="1300" w:right="740" w:bottom="1040" w:left="740" w:header="360" w:footer="640" w:gutter="0"/>
+          <w:cols w:space="400"/>
+          <w:docGrid w:linePitch="360"/>
+        </w:sectPr>
+      </w:pPr>
+    </w:p>
+    <w:p/>
+    <w:p/>
+    <w:p/>
+    <w:p/>
+    <w:p>
+      <w:pPr>
+        <w:pStyle w:val="FigCaption"/>
+        <w:numPr>
+          <w:ilvl w:val="0"/>
+          <w:numId w:val="0"/>
+        </w:numPr>
+        <w:spacing w:before="0" w:line="240" w:lineRule="atLeast"/>
+        <w:ind w:left="425"/>
+        <w:jc w:val="center"/>
+        <w:rPr>
+          <w:rFonts w:ascii="Times New Roman" w:hAnsi="Times New Roman" w:cs="Times New Roman"/>
+          <w:color w:val="00629B"/>
+          <w:sz w:val="16"/>
+          <w:szCs w:val="16"/>
+        </w:rPr>
+        <w:sectPr>
+          <w:type w:val="continuous"/>
+          <w:pgSz w:w="11520" w:h="15660" w:code="1"/>
+          <w:pgMar w:top="1300" w:right="740" w:bottom="1040" w:left="740" w:header="360" w:footer="640" w:gutter="0"/>
+          <w:cols w:num="2" w:space="400"/>
+          <w:docGrid w:linePitch="360"/>
+        </w:sectPr>
+      </w:pPr>
+    </w:p>
+    <w:p>
+      <w:pPr>
+        <w:pStyle w:val="H2Cont"/>
+        <w:numPr>
+          <w:ilvl w:val="0"/>
+          <w:numId w:val="17"/>
+        </w:numPr>
+        <w:spacing w:before="80"/>
+        <w:ind w:left="357" w:hanging="357"/>
+        <w:jc w:val="both"/>
+        <w:rPr>
+          <w:rFonts w:cs="FormataOTF-Reg"/>
+          <w:b w:val="0"/>
+          <w:bCs w:val="0"/>
+          <w:i w:val="0"/>
+          <w:iCs w:val="0"/>
+          <w:caps/>
+          <w:szCs w:val="18"/>
+        </w:rPr>
+      </w:pPr>
+      <w:r>
+        <w:rPr>
+          <w:rFonts w:cs="FormataOTF-Reg"/>
+          <w:b w:val="0"/>
+          <w:bCs w:val="0"/>
+          <w:i w:val="0"/>
+          <w:iCs w:val="0"/>
+          <w:caps/>
+          <w:szCs w:val="18"/>
+        </w:rPr>
+        <w:lastRenderedPageBreak/>
+        <w:t>MUTUAL INFORMATION</w:t>
+      </w:r>
+    </w:p>
+    <w:p>
+      <w:pPr>
+        <w:pStyle w:val="H2Cont"/>
+        <w:numPr>
+          <w:ilvl w:val="0"/>
+          <w:numId w:val="0"/>
+        </w:numPr>
+        <w:spacing w:before="80"/>
+        <w:jc w:val="both"/>
         <w:rPr>
           <w:rFonts w:ascii="Times New Roman" w:hAnsi="Times New Roman" w:cs="TimesLTStd-Roman"/>
           <w:b w:val="0"/>
@@ -8659,8 +8928,7 @@
           <w:spacing w:val="-2"/>
           <w:sz w:val="20"/>
         </w:rPr>
-        <w:t xml:space="preserve">) </w:t>
-      </w:r>
+      </w:pPr>
       <w:r>
         <w:rPr>
           <w:rFonts w:ascii="Times New Roman" w:hAnsi="Times New Roman" w:cs="TimesLTStd-Roman"/>
@@ -8672,143 +8940,9 @@
           <w:spacing w:val="-2"/>
           <w:sz w:val="20"/>
         </w:rPr>
-        <w:t>facilitating the identification of highly correlated features and visually supporting the elimination process.</w:t>
-      </w:r>
-    </w:p>
-    <w:p>
-      <w:pPr>
-        <w:sectPr>
-          <w:type w:val="continuous"/>
-          <w:pgSz w:w="11520" w:h="15660" w:code="1"/>
-          <w:pgMar w:top="1300" w:right="740" w:bottom="1040" w:left="740" w:header="360" w:footer="640" w:gutter="0"/>
-          <w:cols w:num="2" w:space="400"/>
-          <w:docGrid w:linePitch="360"/>
-        </w:sectPr>
-      </w:pPr>
-    </w:p>
-    <w:p/>
-    <w:p>
-      <w:pPr>
-        <w:jc w:val="center"/>
-        <w:rPr>
-          <w:color w:val="00629B"/>
-          <w:sz w:val="16"/>
-          <w:szCs w:val="16"/>
-        </w:rPr>
-        <w:sectPr>
-          <w:type w:val="continuous"/>
-          <w:pgSz w:w="11520" w:h="15660" w:code="1"/>
-          <w:pgMar w:top="1300" w:right="740" w:bottom="1040" w:left="740" w:header="360" w:footer="640" w:gutter="0"/>
-          <w:cols w:num="2" w:space="400"/>
-          <w:docGrid w:linePitch="360"/>
-        </w:sectPr>
-      </w:pPr>
-    </w:p>
-    <w:p>
-      <w:pPr>
-        <w:jc w:val="center"/>
-      </w:pPr>
-      <w:r>
-        <w:rPr>
-          <w:color w:val="00629B"/>
-          <w:sz w:val="16"/>
-          <w:szCs w:val="16"/>
-        </w:rPr>
-        <w:lastRenderedPageBreak/>
-        <w:t xml:space="preserve">FIGURE 2. </w:t>
-      </w:r>
-      <w:r>
-        <w:rPr>
-          <w:color w:val="00629B"/>
-          <w:sz w:val="16"/>
-          <w:szCs w:val="16"/>
-        </w:rPr>
-        <w:t>CORRELATION RESULTS</w:t>
-      </w:r>
-    </w:p>
-    <w:p>
-      <w:pPr>
-        <w:sectPr>
-          <w:type w:val="continuous"/>
-          <w:pgSz w:w="11520" w:h="15660" w:code="1"/>
-          <w:pgMar w:top="1300" w:right="740" w:bottom="1040" w:left="740" w:header="360" w:footer="640" w:gutter="0"/>
-          <w:cols w:space="400"/>
-          <w:docGrid w:linePitch="360"/>
-        </w:sectPr>
-      </w:pPr>
-    </w:p>
-    <w:p/>
-    <w:p/>
-    <w:p/>
-    <w:p/>
-    <w:p>
-      <w:pPr>
-        <w:pStyle w:val="FigCaption"/>
-        <w:numPr>
-          <w:ilvl w:val="0"/>
-          <w:numId w:val="0"/>
-        </w:numPr>
-        <w:spacing w:before="0" w:line="240" w:lineRule="atLeast"/>
-        <w:ind w:left="425"/>
-        <w:jc w:val="center"/>
-        <w:rPr>
-          <w:rFonts w:ascii="Times New Roman" w:hAnsi="Times New Roman" w:cs="Times New Roman"/>
-          <w:color w:val="00629B"/>
-          <w:sz w:val="16"/>
-          <w:szCs w:val="16"/>
-        </w:rPr>
-        <w:sectPr>
-          <w:type w:val="continuous"/>
-          <w:pgSz w:w="11520" w:h="15660" w:code="1"/>
-          <w:pgMar w:top="1300" w:right="740" w:bottom="1040" w:left="740" w:header="360" w:footer="640" w:gutter="0"/>
-          <w:cols w:num="2" w:space="400"/>
-          <w:docGrid w:linePitch="360"/>
-        </w:sectPr>
-      </w:pPr>
-    </w:p>
-    <w:p>
-      <w:pPr>
-        <w:pStyle w:val="H2Cont"/>
-        <w:numPr>
-          <w:ilvl w:val="0"/>
-          <w:numId w:val="17"/>
-        </w:numPr>
-        <w:spacing w:before="80"/>
-        <w:ind w:left="357" w:hanging="357"/>
-        <w:jc w:val="both"/>
-        <w:rPr>
-          <w:rFonts w:cs="FormataOTF-Reg"/>
-          <w:b w:val="0"/>
-          <w:bCs w:val="0"/>
-          <w:i w:val="0"/>
-          <w:iCs w:val="0"/>
-          <w:caps/>
-          <w:szCs w:val="18"/>
-        </w:rPr>
-      </w:pPr>
-      <w:r>
-        <w:rPr>
-          <w:rFonts w:cs="FormataOTF-Reg"/>
-          <w:b w:val="0"/>
-          <w:bCs w:val="0"/>
-          <w:i w:val="0"/>
-          <w:iCs w:val="0"/>
-          <w:caps/>
-          <w:szCs w:val="18"/>
-        </w:rPr>
-        <w:lastRenderedPageBreak/>
-        <w:t>MUTUAL INFORMATION</w:t>
-      </w:r>
-    </w:p>
-    <w:p>
-      <w:pPr>
-        <w:pStyle w:val="H2Cont"/>
-        <w:numPr>
-          <w:ilvl w:val="0"/>
-          <w:numId w:val="0"/>
-        </w:numPr>
-        <w:spacing w:before="80"/>
-        <w:jc w:val="both"/>
+        <w:t>Mutual Information method was utilized to analyze non-linear relationships. Through this method, the amount of information shared by each feature</w:t>
+      </w:r>
+      <w:r>
         <w:rPr>
           <w:rFonts w:ascii="Times New Roman" w:hAnsi="Times New Roman" w:cs="TimesLTStd-Roman"/>
           <w:b w:val="0"/>
@@ -8819,7 +8953,8 @@
           <w:spacing w:val="-2"/>
           <w:sz w:val="20"/>
         </w:rPr>
-      </w:pPr>
+        <w:t xml:space="preserve"> </w:t>
+      </w:r>
       <w:r>
         <w:rPr>
           <w:rFonts w:ascii="Times New Roman" w:hAnsi="Times New Roman" w:cs="TimesLTStd-Roman"/>
@@ -8831,7 +8966,7 @@
           <w:spacing w:val="-2"/>
           <w:sz w:val="20"/>
         </w:rPr>
-        <w:t>Mutual Information method was utilized to analyze non-linear relationships. Through this method, the amount of information shared by each feature—including the character-based lengths of the URL and its sub-components such as the domain, path, TLD, query, and word lengths—with the target variable was measured, and the contribution of these features to the classification problem was quantitatively evaluated. Mutual Information provides a significant advantage in the feature selection process, as it is capable of revealing not only linear relationships but also complex and non-linear dependencies</w:t>
+        <w:t>(</w:t>
       </w:r>
       <w:r>
         <w:rPr>
@@ -8844,6 +8979,58 @@
           <w:spacing w:val="-2"/>
           <w:sz w:val="20"/>
         </w:rPr>
+        <w:t>including the character-based lengths of the URL and its sub-components such as the domain, path, TLD, query, and word lengths</w:t>
+      </w:r>
+      <w:r>
+        <w:rPr>
+          <w:rFonts w:ascii="Times New Roman" w:hAnsi="Times New Roman" w:cs="TimesLTStd-Roman"/>
+          <w:b w:val="0"/>
+          <w:bCs w:val="0"/>
+          <w:i w:val="0"/>
+          <w:iCs w:val="0"/>
+          <w:color w:val="auto"/>
+          <w:spacing w:val="-2"/>
+          <w:sz w:val="20"/>
+        </w:rPr>
+        <w:t>)</w:t>
+      </w:r>
+      <w:r>
+        <w:rPr>
+          <w:rFonts w:ascii="Times New Roman" w:hAnsi="Times New Roman" w:cs="TimesLTStd-Roman"/>
+          <w:b w:val="0"/>
+          <w:bCs w:val="0"/>
+          <w:i w:val="0"/>
+          <w:iCs w:val="0"/>
+          <w:color w:val="auto"/>
+          <w:spacing w:val="-2"/>
+          <w:sz w:val="20"/>
+        </w:rPr>
+        <w:t xml:space="preserve"> </w:t>
+      </w:r>
+      <w:r>
+        <w:rPr>
+          <w:rFonts w:ascii="Times New Roman" w:hAnsi="Times New Roman" w:cs="TimesLTStd-Roman"/>
+          <w:b w:val="0"/>
+          <w:bCs w:val="0"/>
+          <w:i w:val="0"/>
+          <w:iCs w:val="0"/>
+          <w:color w:val="auto"/>
+          <w:spacing w:val="-2"/>
+          <w:sz w:val="20"/>
+        </w:rPr>
+        <w:t>with the target variable was measured, and the contribution of these features to the classification problem was quantitatively evaluated. Mutual Information provides a significant advantage in the feature selection process, as it is capable of revealing not only linear relationships but also complex and non-linear dependencies</w:t>
+      </w:r>
+      <w:r>
+        <w:rPr>
+          <w:rFonts w:ascii="Times New Roman" w:hAnsi="Times New Roman" w:cs="TimesLTStd-Roman"/>
+          <w:b w:val="0"/>
+          <w:bCs w:val="0"/>
+          <w:i w:val="0"/>
+          <w:iCs w:val="0"/>
+          <w:color w:val="auto"/>
+          <w:spacing w:val="-2"/>
+          <w:sz w:val="20"/>
+        </w:rPr>
         <w:t>.</w:t>
       </w:r>
     </w:p>
@@ -8914,7 +9101,74 @@
           <w:spacing w:val="-2"/>
           <w:sz w:val="20"/>
         </w:rPr>
-        <w:t>At this stage of the feature selection process, the features with the highest information contribution were selected in accordance with the determined threshold values and ranking criteria. As a result of this process, a total of 34 most significant features—including the overall length of the URL along with the character-based lengths of its sub-components such as domain, path, TLD, query, and word lengths—were identified, and only these features were utilized during the model training phase. Consequently, both the computational cost of the model was reduced, and a structure providing higher accuracy and generalizability was achieved.</w:t>
+        <w:t xml:space="preserve">At this stage of the feature selection process, the features with the highest information contribution were selected in accordance with the determined threshold values and ranking criteria. As a result of this process, a total of 34 most significant </w:t>
+      </w:r>
+      <w:proofErr w:type="gramStart"/>
+      <w:r>
+        <w:rPr>
+          <w:rFonts w:ascii="Times New Roman" w:hAnsi="Times New Roman" w:cs="TimesLTStd-Roman"/>
+          <w:b w:val="0"/>
+          <w:bCs w:val="0"/>
+          <w:i w:val="0"/>
+          <w:iCs w:val="0"/>
+          <w:color w:val="auto"/>
+          <w:spacing w:val="-2"/>
+          <w:sz w:val="20"/>
+        </w:rPr>
+        <w:t>features</w:t>
+      </w:r>
+      <w:r>
+        <w:rPr>
+          <w:rFonts w:ascii="Times New Roman" w:hAnsi="Times New Roman" w:cs="TimesLTStd-Roman"/>
+          <w:b w:val="0"/>
+          <w:bCs w:val="0"/>
+          <w:i w:val="0"/>
+          <w:iCs w:val="0"/>
+          <w:color w:val="auto"/>
+          <w:spacing w:val="-2"/>
+          <w:sz w:val="20"/>
+        </w:rPr>
+        <w:t>(</w:t>
+      </w:r>
+      <w:proofErr w:type="gramEnd"/>
+      <w:r>
+        <w:rPr>
+          <w:rFonts w:ascii="Times New Roman" w:hAnsi="Times New Roman" w:cs="TimesLTStd-Roman"/>
+          <w:b w:val="0"/>
+          <w:bCs w:val="0"/>
+          <w:i w:val="0"/>
+          <w:iCs w:val="0"/>
+          <w:color w:val="auto"/>
+          <w:spacing w:val="-2"/>
+          <w:sz w:val="20"/>
+        </w:rPr>
+        <w:t>including the overall length of the URL along with the character-based lengths of its sub-components such as domain, path, TLD, query, and word lengths</w:t>
+      </w:r>
+      <w:r>
+        <w:rPr>
+          <w:rFonts w:ascii="Times New Roman" w:hAnsi="Times New Roman" w:cs="TimesLTStd-Roman"/>
+          <w:b w:val="0"/>
+          <w:bCs w:val="0"/>
+          <w:i w:val="0"/>
+          <w:iCs w:val="0"/>
+          <w:color w:val="auto"/>
+          <w:spacing w:val="-2"/>
+          <w:sz w:val="20"/>
+        </w:rPr>
+        <w:t>)</w:t>
+      </w:r>
+      <w:r>
+        <w:rPr>
+          <w:rFonts w:ascii="Times New Roman" w:hAnsi="Times New Roman" w:cs="TimesLTStd-Roman"/>
+          <w:b w:val="0"/>
+          <w:bCs w:val="0"/>
+          <w:i w:val="0"/>
+          <w:iCs w:val="0"/>
+          <w:color w:val="auto"/>
+          <w:spacing w:val="-2"/>
+          <w:sz w:val="20"/>
+        </w:rPr>
+        <w:t>were identified, and only these features were utilized during the model training phase. Consequently, both the computational cost of the model was reduced, and a structure providing higher accuracy and generalizability was achieved.</w:t>
       </w:r>
     </w:p>
     <w:p>
@@ -8987,7 +9241,6 @@
         <w:t xml:space="preserve">, Logistic Regression, Decision Tree, Support Vector Machines (SVM), K-Nearest Neighbors (KNN), and Naive Bayes algorithms were trained on the dataset (incorporating the overall length of the URL along with the character-based lengths of its sub-components: domain, path, TLD, query, and word lengths) </w:t>
       </w:r>
       <w:r>
-        <w:lastRenderedPageBreak/>
         <w:t>and their performances were compared. These algorithms were preferred because they represent different learning approaches, have high usage rates in the literature, provide opportunities for comparative analysis, and are compatible with the dataset used. The obtained performance results are presented in detail in the following section.</w:t>
       </w:r>
     </w:p>
@@ -9014,15 +9267,7 @@
         <w:t>R</w:t>
       </w:r>
       <w:r>
-        <w:t xml:space="preserve">andom Forest is one of the ensemble learning methods formed by the aggregation of numerous decision trees. Each tree is trained on different sub-samples of the dataset, and the final decision is determined through majority voting. This approach enhances the generalization performance of the model by reducing its tendency to </w:t>
-      </w:r>
-      <w:proofErr w:type="spellStart"/>
-      <w:r>
-        <w:t>overfit</w:t>
-      </w:r>
-      <w:proofErr w:type="spellEnd"/>
-      <w:r>
-        <w:t>. In this study, the Random Forest algorithm was utilized for the classification of malicious and benign URLs using features derived from the URLs (incorporating the overall length of the URL along with the character-based lengths of its sub-components: domain, path, TLD, query, and word lengths).</w:t>
+        <w:t>andom Forest is one of the ensemble learning methods formed by the aggregation of numerous decision trees. Each tree is trained on different sub-samples of the dataset, and the final decision is determined through majority voting. This approach enhances the generalization performance of the model by reducing its tendency to overfit. In this study, the Random Forest algorithm was utilized for the classification of malicious and benign URLs using features derived from the URLs (incorporating the overall length of the URL along with the character-based lengths of its sub-components: domain, path, TLD, query, and word lengths).</w:t>
       </w:r>
     </w:p>
     <w:p>
@@ -9138,7 +9383,6 @@
         <w:t xml:space="preserve"> Table III presents the model results obtained on the dataset (incorporating the character-based lengths of the URL and its sub-components: domain, path, TLD, query, and word lengths) where a two-stage feature selection process based on correlation and Mutual Information was applied. The results in this table reflect the performance of models trained with the optimized feature set. In contrast, Table IV provides the results of models trained without any feature reduction method, using features derived directly from the literature and those specific to the dataset. Through these two distinct approaches, the </w:t>
       </w:r>
       <w:r>
-        <w:lastRenderedPageBreak/>
         <w:t>impact of the feature selection process on model performance and system resource usage can be evaluated comparatively.</w:t>
       </w:r>
     </w:p>
@@ -16795,7 +17039,6 @@
           <w:spacing w:val="-2"/>
           <w:sz w:val="20"/>
         </w:rPr>
-        <w:lastRenderedPageBreak/>
         <w:t>superior performance in terms of both accuracy metrics and processing costs. When ROC-AUC, cross-validation (CV) results, and F1-scores are evaluated together, it is observed that the model is highly successful not only on the training data but also in terms of generalizability. This outcome demonstrates that the proposed feature engineering and feature selection approach</w:t>
       </w:r>
       <w:r>
@@ -17030,2283 +17273,22 @@
       <w:r>
         <w:t xml:space="preserve">,” </w:t>
       </w:r>
+      <w:r>
+        <w:rPr>
+          <w:i/>
+        </w:rPr>
+        <w:t>Mendeley Data</w:t>
+      </w:r>
+      <w:r>
+        <w:t xml:space="preserve">, vol. 1, 2025, </w:t>
+      </w:r>
       <w:proofErr w:type="spellStart"/>
       <w:r>
-        <w:rPr>
-          <w:i/>
-        </w:rPr>
-        <w:t>Mendeley</w:t>
+        <w:t>doi</w:t>
       </w:r>
       <w:proofErr w:type="spellEnd"/>
       <w:r>
-        <w:rPr>
-          <w:i/>
-        </w:rPr>
-        <w:t xml:space="preserve"> Data</w:t>
-      </w:r>
-      <w:r>
-        <w:t xml:space="preserve">, vol. 1, 2025, </w:t>
-      </w:r>
-      <w:proofErr w:type="spellStart"/>
-      <w:r>
-        <w:t>doi</w:t>
-      </w:r>
-      <w:proofErr w:type="spellEnd"/>
-      <w:r>
         <w:t>: 10.17632/m2479kmybx.1.</w:t>
-      </w:r>
-    </w:p>
-    <w:p>
-      <w:pPr>
-        <w:pStyle w:val="AUBiosNoSpace"/>
-        <w:numPr>
-          <w:ilvl w:val="0"/>
-          <w:numId w:val="18"/>
-        </w:numPr>
-        <w:ind w:left="357" w:hanging="357"/>
-      </w:pPr>
-      <w:r>
-        <w:t xml:space="preserve">S. Abad, H. </w:t>
-      </w:r>
-      <w:proofErr w:type="spellStart"/>
-      <w:r>
-        <w:t>Gholamy</w:t>
-      </w:r>
-      <w:proofErr w:type="spellEnd"/>
-      <w:r>
-        <w:t xml:space="preserve">, and M. </w:t>
-      </w:r>
-      <w:proofErr w:type="spellStart"/>
-      <w:r>
-        <w:t>Aslani</w:t>
-      </w:r>
-      <w:proofErr w:type="spellEnd"/>
-      <w:r>
-        <w:t xml:space="preserve">, “Classification of malicious URLs using machine learning,” </w:t>
-      </w:r>
-      <w:r>
-        <w:rPr>
-          <w:i/>
-        </w:rPr>
-        <w:t>Sensors</w:t>
-      </w:r>
-      <w:r>
-        <w:t>, vol. 23, Art. no. 7760, 2023.</w:t>
-      </w:r>
-    </w:p>
-    <w:p>
-      <w:pPr>
-        <w:pStyle w:val="AUBiosNoSpace"/>
-        <w:numPr>
-          <w:ilvl w:val="0"/>
-          <w:numId w:val="18"/>
-        </w:numPr>
-        <w:ind w:left="357" w:hanging="357"/>
-      </w:pPr>
-      <w:r>
-        <w:t xml:space="preserve">D. S. </w:t>
-      </w:r>
-      <w:proofErr w:type="spellStart"/>
-      <w:r>
-        <w:t>Dinakar</w:t>
-      </w:r>
-      <w:proofErr w:type="spellEnd"/>
-      <w:r>
-        <w:t xml:space="preserve"> and K. Deepak, “Shallow and deep learning based approaches for malicious URL detection: A comprehensive performance evaluation,” in Proc</w:t>
-      </w:r>
-      <w:r>
-        <w:rPr>
-          <w:i/>
-        </w:rPr>
-        <w:t>. ICCCNT</w:t>
-      </w:r>
-      <w:r>
-        <w:t>, 2024.</w:t>
-      </w:r>
-    </w:p>
-    <w:p>
-      <w:pPr>
-        <w:pStyle w:val="AUBiosNoSpace"/>
-        <w:numPr>
-          <w:ilvl w:val="0"/>
-          <w:numId w:val="18"/>
-        </w:numPr>
-        <w:ind w:left="357" w:hanging="357"/>
-      </w:pPr>
-      <w:r>
-        <w:t xml:space="preserve">M. </w:t>
-      </w:r>
-      <w:proofErr w:type="spellStart"/>
-      <w:r>
-        <w:t>Aljabri</w:t>
-      </w:r>
-      <w:proofErr w:type="spellEnd"/>
-      <w:r>
-        <w:t xml:space="preserve"> et al., “An assessment of lexical, network, and content-based features for detecting malicious URLs using machine learning and deep learning models,” </w:t>
-      </w:r>
-      <w:r>
-        <w:rPr>
-          <w:i/>
-        </w:rPr>
-        <w:t>Computational Intelligence and Neuroscience</w:t>
-      </w:r>
-      <w:r>
-        <w:t>, vol. 2022, Art. no. 3241216, 2022</w:t>
-      </w:r>
-      <w:r>
-        <w:t>.</w:t>
-      </w:r>
-    </w:p>
-    <w:p>
-      <w:pPr>
-        <w:pStyle w:val="AUBiosNoSpace"/>
-        <w:numPr>
-          <w:ilvl w:val="0"/>
-          <w:numId w:val="18"/>
-        </w:numPr>
-        <w:ind w:left="357" w:hanging="357"/>
-      </w:pPr>
-      <w:r>
-        <w:t>S. S. Roy et al., “</w:t>
-      </w:r>
-      <w:proofErr w:type="spellStart"/>
-      <w:r>
-        <w:t>Multimodel</w:t>
-      </w:r>
-      <w:proofErr w:type="spellEnd"/>
-      <w:r>
-        <w:t xml:space="preserve"> phishing URL detection using LSTM, bidirectional LSTM, and GRU models,” </w:t>
-      </w:r>
-      <w:r>
-        <w:rPr>
-          <w:i/>
-        </w:rPr>
-        <w:t>Future Internet</w:t>
-      </w:r>
-      <w:r>
-        <w:t>, vol. 14, Art. no. 340, 2022.</w:t>
-      </w:r>
-    </w:p>
-    <w:p>
-      <w:pPr>
-        <w:pStyle w:val="AUBiosNoSpace"/>
-        <w:numPr>
-          <w:ilvl w:val="0"/>
-          <w:numId w:val="18"/>
-        </w:numPr>
-        <w:ind w:left="357" w:hanging="357"/>
-      </w:pPr>
-      <w:r>
-        <w:t xml:space="preserve">M. </w:t>
-      </w:r>
-      <w:proofErr w:type="spellStart"/>
-      <w:r>
-        <w:t>Elsadig</w:t>
-      </w:r>
-      <w:proofErr w:type="spellEnd"/>
-      <w:r>
-        <w:t xml:space="preserve"> et al., “Intelligent deep machine learning cyber phishing URL detection based on BERT features extraction,” </w:t>
-      </w:r>
-      <w:r>
-        <w:rPr>
-          <w:i/>
-        </w:rPr>
-        <w:t>Electronics</w:t>
-      </w:r>
-      <w:r>
-        <w:t>, vol. 11, Art. no. 3647, 2022.</w:t>
-      </w:r>
-    </w:p>
-    <w:p>
-      <w:pPr>
-        <w:pStyle w:val="AUBiosNoSpace"/>
-        <w:numPr>
-          <w:ilvl w:val="0"/>
-          <w:numId w:val="18"/>
-        </w:numPr>
-        <w:ind w:left="357" w:hanging="357"/>
-      </w:pPr>
-      <w:r>
-        <w:t xml:space="preserve">J. Yuan, Y. Liu, and L. Yu, “A novel approach for malicious URL detection based on the joint model,” </w:t>
-      </w:r>
-      <w:r>
-        <w:rPr>
-          <w:i/>
-        </w:rPr>
-        <w:t>Security and Communication Networks</w:t>
-      </w:r>
-      <w:r>
-        <w:t xml:space="preserve">, </w:t>
-      </w:r>
-      <w:r>
-        <w:t>vol. 2021, Art. no. 4917016, 2021.</w:t>
-      </w:r>
-    </w:p>
-    <w:p>
-      <w:pPr>
-        <w:pStyle w:val="AUBiosNoSpace"/>
-        <w:numPr>
-          <w:ilvl w:val="0"/>
-          <w:numId w:val="18"/>
-        </w:numPr>
-        <w:ind w:left="357" w:hanging="357"/>
-      </w:pPr>
-      <w:r>
-        <w:lastRenderedPageBreak/>
-        <w:t xml:space="preserve">A. Joshi, L. Lloyd, P. Westin, and S. </w:t>
-      </w:r>
-      <w:proofErr w:type="spellStart"/>
-      <w:r>
-        <w:t>Seethapathy</w:t>
-      </w:r>
-      <w:proofErr w:type="spellEnd"/>
-      <w:r>
-        <w:t>, “Using lexical featu</w:t>
-      </w:r>
-      <w:r>
-        <w:t>res for malicious URL detection- a</w:t>
-      </w:r>
-      <w:r>
-        <w:t xml:space="preserve"> machine learning approach,” </w:t>
-      </w:r>
-      <w:proofErr w:type="spellStart"/>
-      <w:r>
-        <w:t>arXiv</w:t>
-      </w:r>
-      <w:proofErr w:type="spellEnd"/>
-      <w:r>
-        <w:t xml:space="preserve"> preprint arXiv:1910.06277, 2019.</w:t>
-      </w:r>
-    </w:p>
-    <w:p>
-      <w:pPr>
-        <w:pStyle w:val="AUBiosNoSpace"/>
-        <w:numPr>
-          <w:ilvl w:val="0"/>
-          <w:numId w:val="18"/>
-        </w:numPr>
-        <w:ind w:left="357" w:hanging="357"/>
-      </w:pPr>
-      <w:r>
-        <w:t xml:space="preserve">S. He, B. Li, H. Peng, J. Xin, and E. Zhang, “An effective cost-sensitive </w:t>
-      </w:r>
-      <w:proofErr w:type="spellStart"/>
-      <w:r>
-        <w:t>XGBoost</w:t>
-      </w:r>
-      <w:proofErr w:type="spellEnd"/>
-      <w:r>
-        <w:t xml:space="preserve"> method for malicious URLs detection in imbalanced dataset,” </w:t>
-      </w:r>
-      <w:r>
-        <w:rPr>
-          <w:i/>
-        </w:rPr>
-        <w:t>IEEE Access</w:t>
-      </w:r>
-      <w:r>
-        <w:t>, vol. 9, pp. 93089–93096, 2021.</w:t>
-      </w:r>
-    </w:p>
-    <w:p>
-      <w:pPr>
-        <w:pStyle w:val="AUBiosNoSpace"/>
-        <w:numPr>
-          <w:ilvl w:val="0"/>
-          <w:numId w:val="18"/>
-        </w:numPr>
-        <w:ind w:left="357" w:hanging="357"/>
-      </w:pPr>
-      <w:r>
-        <w:t xml:space="preserve">A. Maci, A. </w:t>
-      </w:r>
-      <w:proofErr w:type="spellStart"/>
-      <w:r>
-        <w:t>Santorsola</w:t>
-      </w:r>
-      <w:proofErr w:type="spellEnd"/>
-      <w:r>
-        <w:t xml:space="preserve">, A. </w:t>
-      </w:r>
-      <w:proofErr w:type="spellStart"/>
-      <w:r>
-        <w:t>Coscia</w:t>
-      </w:r>
-      <w:proofErr w:type="spellEnd"/>
-      <w:r>
-        <w:t xml:space="preserve">, and A. </w:t>
-      </w:r>
-      <w:proofErr w:type="spellStart"/>
-      <w:r>
-        <w:t>Iannacone</w:t>
-      </w:r>
-      <w:proofErr w:type="spellEnd"/>
-      <w:r>
-        <w:t xml:space="preserve">, “Unbalanced web phishing classification through deep reinforcement learning,” </w:t>
-      </w:r>
-      <w:r>
-        <w:rPr>
-          <w:i/>
-        </w:rPr>
-        <w:t>Computers</w:t>
-      </w:r>
-      <w:r>
-        <w:t>, vol. 12, Art. no. 118, 2023.</w:t>
-      </w:r>
-    </w:p>
-    <w:p>
-      <w:pPr>
-        <w:pStyle w:val="AUBiosNoSpace"/>
-        <w:numPr>
-          <w:ilvl w:val="0"/>
-          <w:numId w:val="18"/>
-        </w:numPr>
-        <w:ind w:left="357" w:hanging="357"/>
-      </w:pPr>
-      <w:r>
-        <w:rPr>
-          <w:color w:val="000000"/>
-          <w:lang w:eastAsia="tr-TR"/>
-        </w:rPr>
-        <w:t xml:space="preserve">U. S. D. R, A. Patil, and M. Mohana, “Malicious URL detection and classification analysis using machine learning models,” in Proc. </w:t>
-      </w:r>
-      <w:r>
-        <w:rPr>
-          <w:i/>
-          <w:color w:val="000000"/>
-          <w:lang w:eastAsia="tr-TR"/>
-        </w:rPr>
-        <w:t xml:space="preserve">Int. Conf. </w:t>
-      </w:r>
-      <w:proofErr w:type="spellStart"/>
-      <w:r>
-        <w:rPr>
-          <w:i/>
-          <w:color w:val="000000"/>
-          <w:lang w:eastAsia="tr-TR"/>
-        </w:rPr>
-        <w:t>Intell</w:t>
-      </w:r>
-      <w:proofErr w:type="spellEnd"/>
-      <w:r>
-        <w:rPr>
-          <w:i/>
-          <w:color w:val="000000"/>
-          <w:lang w:eastAsia="tr-TR"/>
-        </w:rPr>
-        <w:t xml:space="preserve">. Data </w:t>
-      </w:r>
-      <w:proofErr w:type="spellStart"/>
-      <w:r>
-        <w:rPr>
-          <w:i/>
-          <w:color w:val="000000"/>
-          <w:lang w:eastAsia="tr-TR"/>
-        </w:rPr>
-        <w:t>Commun</w:t>
-      </w:r>
-      <w:proofErr w:type="spellEnd"/>
-      <w:r>
-        <w:rPr>
-          <w:i/>
-          <w:color w:val="000000"/>
-          <w:lang w:eastAsia="tr-TR"/>
-        </w:rPr>
-        <w:t>. Technol. Internet Things</w:t>
-      </w:r>
-      <w:r>
-        <w:rPr>
-          <w:color w:val="000000"/>
-          <w:lang w:eastAsia="tr-TR"/>
-        </w:rPr>
-        <w:t xml:space="preserve"> (</w:t>
-      </w:r>
-      <w:proofErr w:type="spellStart"/>
-      <w:r>
-        <w:rPr>
-          <w:color w:val="000000"/>
-          <w:lang w:eastAsia="tr-TR"/>
-        </w:rPr>
-        <w:t>IDCIoT</w:t>
-      </w:r>
-      <w:proofErr w:type="spellEnd"/>
-      <w:r>
-        <w:rPr>
-          <w:color w:val="000000"/>
-          <w:lang w:eastAsia="tr-TR"/>
-        </w:rPr>
-        <w:t xml:space="preserve">), Bengaluru, India, 2023, pp. 470–476, </w:t>
-      </w:r>
-      <w:proofErr w:type="spellStart"/>
-      <w:r>
-        <w:rPr>
-          <w:color w:val="000000"/>
-          <w:lang w:eastAsia="tr-TR"/>
-        </w:rPr>
-        <w:t>doi</w:t>
-      </w:r>
-      <w:proofErr w:type="spellEnd"/>
-      <w:r>
-        <w:rPr>
-          <w:color w:val="000000"/>
-          <w:lang w:eastAsia="tr-TR"/>
-        </w:rPr>
-        <w:t>: 10.1109/IDCIoT56793.2023.10053422.</w:t>
-      </w:r>
-    </w:p>
-    <w:p>
-      <w:pPr>
-        <w:pStyle w:val="AUBiosNoSpace"/>
-        <w:numPr>
-          <w:ilvl w:val="0"/>
-          <w:numId w:val="18"/>
-        </w:numPr>
-        <w:ind w:left="357" w:hanging="357"/>
-      </w:pPr>
-      <w:r>
-        <w:t xml:space="preserve">D. Xuan, H. D. Nguyen, and V. N. </w:t>
-      </w:r>
-      <w:proofErr w:type="spellStart"/>
-      <w:r>
-        <w:t>Tisenko</w:t>
-      </w:r>
-      <w:proofErr w:type="spellEnd"/>
-      <w:r>
-        <w:t xml:space="preserve">, “Malicious URL detection based on machine learning,” </w:t>
-      </w:r>
-      <w:r>
-        <w:rPr>
-          <w:rStyle w:val="Vurgu"/>
-        </w:rPr>
-        <w:t>International Journal of Advanced Computer Science and Applications</w:t>
-      </w:r>
-      <w:r>
-        <w:t>, vol. 11, 2020.</w:t>
-      </w:r>
-    </w:p>
-    <w:p>
-      <w:pPr>
-        <w:pStyle w:val="AUBiosNoSpace"/>
-        <w:numPr>
-          <w:ilvl w:val="0"/>
-          <w:numId w:val="18"/>
-        </w:numPr>
-        <w:ind w:left="357" w:hanging="357"/>
-      </w:pPr>
-      <w:r>
-        <w:t xml:space="preserve">R. </w:t>
-      </w:r>
-      <w:proofErr w:type="spellStart"/>
-      <w:r>
-        <w:t>Patgiri</w:t>
-      </w:r>
-      <w:proofErr w:type="spellEnd"/>
-      <w:r>
-        <w:t xml:space="preserve">, H. Katari, R. Kumar, and D. Sharma, “Empirical study on malicious URL detection using machine learning,” in </w:t>
-      </w:r>
-      <w:r>
-        <w:rPr>
-          <w:rStyle w:val="Vurgu"/>
-        </w:rPr>
-        <w:t>Proc. 15th Int. Conf. Distributed Computing and Internet Technology (ICDCIT)</w:t>
-      </w:r>
-      <w:r>
-        <w:t>, Bhubaneswar, India, Jan. 2019, pp. 380–388.</w:t>
-      </w:r>
-    </w:p>
-    <w:p>
-      <w:pPr>
-        <w:pStyle w:val="AUBiosNoSpace"/>
-        <w:numPr>
-          <w:ilvl w:val="0"/>
-          <w:numId w:val="18"/>
-        </w:numPr>
-        <w:ind w:left="357" w:hanging="357"/>
-      </w:pPr>
-      <w:r>
-        <w:t>X. Tong, B. Jin, J. Wang, Y. Yang, Q. Suo, and Y. Wu, “MM-</w:t>
-      </w:r>
-      <w:proofErr w:type="spellStart"/>
-      <w:r>
-        <w:t>ConvBERT</w:t>
-      </w:r>
-      <w:proofErr w:type="spellEnd"/>
-      <w:r>
-        <w:t xml:space="preserve">-LMS: Detecting malicious web pages via multi-modal learning and pre-trained model,” </w:t>
-      </w:r>
-      <w:r>
-        <w:rPr>
-          <w:rStyle w:val="Vurgu"/>
-        </w:rPr>
-        <w:t>Applied Sciences</w:t>
-      </w:r>
-      <w:r>
-        <w:t>, vol. 13, Art. no. 3327, 2023.</w:t>
-      </w:r>
-    </w:p>
-    <w:p>
-      <w:pPr>
-        <w:pStyle w:val="AUBiosNoSpace"/>
-        <w:numPr>
-          <w:ilvl w:val="0"/>
-          <w:numId w:val="18"/>
-        </w:numPr>
-        <w:ind w:left="357" w:hanging="357"/>
-      </w:pPr>
-      <w:r>
-        <w:t xml:space="preserve">N. Nagy, M. </w:t>
-      </w:r>
-      <w:proofErr w:type="spellStart"/>
-      <w:r>
-        <w:t>Aljabri</w:t>
-      </w:r>
-      <w:proofErr w:type="spellEnd"/>
-      <w:r>
-        <w:t xml:space="preserve">, A. </w:t>
-      </w:r>
-      <w:proofErr w:type="spellStart"/>
-      <w:r>
-        <w:t>Shaahid</w:t>
-      </w:r>
-      <w:proofErr w:type="spellEnd"/>
-      <w:r>
-        <w:t xml:space="preserve">, A. A. Ahmed, F. </w:t>
-      </w:r>
-      <w:proofErr w:type="spellStart"/>
-      <w:r>
-        <w:t>Alnasser</w:t>
-      </w:r>
-      <w:proofErr w:type="spellEnd"/>
-      <w:r>
-        <w:t xml:space="preserve">, L. </w:t>
-      </w:r>
-      <w:proofErr w:type="spellStart"/>
-      <w:r>
-        <w:t>Almakramy</w:t>
-      </w:r>
-      <w:proofErr w:type="spellEnd"/>
-      <w:r>
-        <w:t xml:space="preserve">, M. </w:t>
-      </w:r>
-      <w:proofErr w:type="spellStart"/>
-      <w:r>
-        <w:t>Alhadab</w:t>
-      </w:r>
-      <w:proofErr w:type="spellEnd"/>
-      <w:r>
-        <w:t xml:space="preserve">, and S. </w:t>
-      </w:r>
-      <w:proofErr w:type="spellStart"/>
-      <w:r>
-        <w:t>Alfaddagh</w:t>
-      </w:r>
-      <w:proofErr w:type="spellEnd"/>
-      <w:r>
-        <w:t xml:space="preserve">, “Phishing URLs detection using sequential and parallel ml techniques: Comparative analysis,” </w:t>
-      </w:r>
-      <w:r>
-        <w:rPr>
-          <w:rStyle w:val="Vurgu"/>
-        </w:rPr>
-        <w:t>Sensors</w:t>
-      </w:r>
-      <w:r>
-        <w:t>, vol. 23, Art. no. 3467, 2023.</w:t>
-      </w:r>
-    </w:p>
-    <w:p>
-      <w:pPr>
-        <w:pStyle w:val="AUBiosNoSpace"/>
-        <w:numPr>
-          <w:ilvl w:val="0"/>
-          <w:numId w:val="18"/>
-        </w:numPr>
-        <w:ind w:left="357" w:hanging="357"/>
-      </w:pPr>
-      <w:r>
-        <w:t xml:space="preserve">M. </w:t>
-      </w:r>
-      <w:proofErr w:type="spellStart"/>
-      <w:r>
-        <w:t>Alsaedi</w:t>
-      </w:r>
-      <w:proofErr w:type="spellEnd"/>
-      <w:r>
-        <w:t xml:space="preserve">, F. A. </w:t>
-      </w:r>
-      <w:proofErr w:type="spellStart"/>
-      <w:r>
-        <w:t>Ghaleb</w:t>
-      </w:r>
-      <w:proofErr w:type="spellEnd"/>
-      <w:r>
-        <w:t xml:space="preserve">, F. Saeed, J. Ahmad, and M. </w:t>
-      </w:r>
-      <w:proofErr w:type="spellStart"/>
-      <w:r>
-        <w:t>Alasli</w:t>
-      </w:r>
-      <w:proofErr w:type="spellEnd"/>
-      <w:r>
-        <w:t xml:space="preserve">, “Cyber threat intelligence-based malicious URL detection model using ensemble learning,” </w:t>
-      </w:r>
-      <w:r>
-        <w:rPr>
-          <w:rStyle w:val="Vurgu"/>
-        </w:rPr>
-        <w:t>Sensors</w:t>
-      </w:r>
-      <w:r>
-        <w:t>, vol. 22, Art. no. 3373, 2022.</w:t>
-      </w:r>
-    </w:p>
-    <w:p>
-      <w:pPr>
-        <w:pStyle w:val="AUBiosNoSpace"/>
-        <w:numPr>
-          <w:ilvl w:val="0"/>
-          <w:numId w:val="18"/>
-        </w:numPr>
-        <w:ind w:left="357" w:hanging="357"/>
-      </w:pPr>
-      <w:r>
-        <w:t xml:space="preserve">M. Umer, S. Sadiq, H. </w:t>
-      </w:r>
-      <w:proofErr w:type="spellStart"/>
-      <w:r>
-        <w:t>Karamti</w:t>
-      </w:r>
-      <w:proofErr w:type="spellEnd"/>
-      <w:r>
-        <w:t xml:space="preserve">, R. M. </w:t>
-      </w:r>
-      <w:proofErr w:type="spellStart"/>
-      <w:r>
-        <w:t>Alhebshi</w:t>
-      </w:r>
-      <w:proofErr w:type="spellEnd"/>
-      <w:r>
-        <w:t xml:space="preserve">, K. </w:t>
-      </w:r>
-      <w:proofErr w:type="spellStart"/>
-      <w:r>
-        <w:t>Alnowaiser</w:t>
-      </w:r>
-      <w:proofErr w:type="spellEnd"/>
-      <w:r>
-        <w:t xml:space="preserve">, A. </w:t>
-      </w:r>
-      <w:proofErr w:type="spellStart"/>
-      <w:r>
-        <w:t>Eshmawi</w:t>
-      </w:r>
-      <w:proofErr w:type="spellEnd"/>
-      <w:r>
-        <w:t xml:space="preserve">, H. Song, and I. Ashraf, “Deep learning-based intrusion detection methods in cyber-physical systems: Challenges and future trends,” </w:t>
-      </w:r>
-      <w:r>
-        <w:rPr>
-          <w:rStyle w:val="Vurgu"/>
-        </w:rPr>
-        <w:t>Electronics</w:t>
-      </w:r>
-      <w:r>
-        <w:t>, vol. 11, Art. no. 3326, 2022.</w:t>
-      </w:r>
-    </w:p>
-    <w:p>
-      <w:pPr>
-        <w:pStyle w:val="AUBiosNoSpace"/>
-        <w:numPr>
-          <w:ilvl w:val="0"/>
-          <w:numId w:val="18"/>
-        </w:numPr>
-        <w:ind w:left="357" w:hanging="357"/>
-      </w:pPr>
-      <w:r>
-        <w:t xml:space="preserve">S. R. Abdul Samad, S. </w:t>
-      </w:r>
-      <w:proofErr w:type="spellStart"/>
-      <w:r>
-        <w:t>Balasubaramanian</w:t>
-      </w:r>
-      <w:proofErr w:type="spellEnd"/>
-      <w:r>
-        <w:t>, A. S. Al-</w:t>
-      </w:r>
-      <w:proofErr w:type="spellStart"/>
-      <w:r>
-        <w:t>Kaabi</w:t>
-      </w:r>
-      <w:proofErr w:type="spellEnd"/>
-      <w:r>
-        <w:t xml:space="preserve">, B. Sharma, S. Chowdhury, A. </w:t>
-      </w:r>
-      <w:proofErr w:type="spellStart"/>
-      <w:r>
-        <w:t>Mehbodniya</w:t>
-      </w:r>
-      <w:proofErr w:type="spellEnd"/>
-      <w:r>
-        <w:t xml:space="preserve">, J. L. Webber, and A. </w:t>
-      </w:r>
-      <w:proofErr w:type="spellStart"/>
-      <w:r>
-        <w:t>Bostani</w:t>
-      </w:r>
-      <w:proofErr w:type="spellEnd"/>
-      <w:r>
-        <w:t xml:space="preserve">, “Analysis of the performance impact of fine-tuned machine learning model for phishing URL detection,” </w:t>
-      </w:r>
-      <w:r>
-        <w:rPr>
-          <w:rStyle w:val="Vurgu"/>
-        </w:rPr>
-        <w:t>Electronics</w:t>
-      </w:r>
-      <w:r>
-        <w:t>, vol. 12, Art. no. 1642, 2023.</w:t>
-      </w:r>
-    </w:p>
-    <w:p>
-      <w:pPr>
-        <w:pStyle w:val="AUBiosNoSpace"/>
-        <w:numPr>
-          <w:ilvl w:val="0"/>
-          <w:numId w:val="18"/>
-        </w:numPr>
-        <w:ind w:left="357" w:hanging="357"/>
-      </w:pPr>
-      <w:r>
-        <w:t xml:space="preserve">S. </w:t>
-      </w:r>
-      <w:proofErr w:type="spellStart"/>
-      <w:r>
-        <w:t>Kumi</w:t>
-      </w:r>
-      <w:proofErr w:type="spellEnd"/>
-      <w:r>
-        <w:t xml:space="preserve">, C. Lim, and S. G. Lee, “Malicious URL detection based on associative classification,” </w:t>
-      </w:r>
-      <w:r>
-        <w:rPr>
-          <w:rStyle w:val="Vurgu"/>
-        </w:rPr>
-        <w:t>Entropy</w:t>
-      </w:r>
-      <w:r>
-        <w:t>, vol. 23, Art. no. 182, 2021.</w:t>
-      </w:r>
-    </w:p>
-    <w:p>
-      <w:pPr>
-        <w:pStyle w:val="AUBiosNoSpace"/>
-        <w:numPr>
-          <w:ilvl w:val="0"/>
-          <w:numId w:val="18"/>
-        </w:numPr>
-        <w:ind w:left="357" w:hanging="357"/>
-      </w:pPr>
-      <w:r>
-        <w:t xml:space="preserve">P. Ashwini and N. D. </w:t>
-      </w:r>
-      <w:proofErr w:type="spellStart"/>
-      <w:r>
-        <w:t>Vadivelan</w:t>
-      </w:r>
-      <w:proofErr w:type="spellEnd"/>
-      <w:r>
-        <w:t xml:space="preserve">, “Security from phishing attack on Internet using evolving fuzzy neural network,” </w:t>
-      </w:r>
-      <w:r>
-        <w:rPr>
-          <w:rStyle w:val="Vurgu"/>
-        </w:rPr>
-        <w:t>CVRJST</w:t>
-      </w:r>
-      <w:r>
-        <w:t>, vol. 20, no. 1, pp. 50–55, 2021.</w:t>
-      </w:r>
-    </w:p>
-    <w:p>
-      <w:pPr>
-        <w:pStyle w:val="AUBiosNoSpace"/>
-        <w:numPr>
-          <w:ilvl w:val="0"/>
-          <w:numId w:val="18"/>
-        </w:numPr>
-        <w:ind w:left="357" w:hanging="357"/>
-      </w:pPr>
-      <w:r>
-        <w:t xml:space="preserve">H. V. S. </w:t>
-      </w:r>
-      <w:proofErr w:type="spellStart"/>
-      <w:r>
-        <w:t>Aalla</w:t>
-      </w:r>
-      <w:proofErr w:type="spellEnd"/>
-      <w:r>
-        <w:t xml:space="preserve">, N. R. </w:t>
-      </w:r>
-      <w:proofErr w:type="spellStart"/>
-      <w:r>
-        <w:t>Dumpala</w:t>
-      </w:r>
-      <w:proofErr w:type="spellEnd"/>
-      <w:r>
-        <w:t xml:space="preserve">, and M. </w:t>
-      </w:r>
-      <w:proofErr w:type="spellStart"/>
-      <w:r>
-        <w:t>Eliazer</w:t>
-      </w:r>
-      <w:proofErr w:type="spellEnd"/>
-      <w:r>
-        <w:t>, “Malicious URL prediction using machine learning techniques,” Ann. Rom. Soc. Cell Biol., pp. 2170–2176, 2021.</w:t>
-      </w:r>
-    </w:p>
-    <w:p>
-      <w:pPr>
-        <w:pStyle w:val="AUBiosNoSpace"/>
-        <w:numPr>
-          <w:ilvl w:val="0"/>
-          <w:numId w:val="18"/>
-        </w:numPr>
-        <w:ind w:left="357" w:hanging="357"/>
-      </w:pPr>
-      <w:r>
-        <w:t xml:space="preserve">G. N. Anil, “Detection of phishing websites based on feature extraction using machine learning,” </w:t>
-      </w:r>
-      <w:r>
-        <w:rPr>
-          <w:rStyle w:val="Vurgu"/>
-        </w:rPr>
-        <w:t>IRJET</w:t>
-      </w:r>
-      <w:r>
-        <w:t>, 2020.</w:t>
-      </w:r>
-      <w:r>
-        <w:rPr>
-          <w:color w:val="000000"/>
-          <w:sz w:val="20"/>
-          <w:szCs w:val="20"/>
-          <w:lang w:eastAsia="tr-TR"/>
-        </w:rPr>
-        <w:t xml:space="preserve"> </w:t>
-      </w:r>
-    </w:p>
-    <w:p>
-      <w:pPr>
-        <w:pStyle w:val="AUBiosNoSpace"/>
-        <w:numPr>
-          <w:ilvl w:val="0"/>
-          <w:numId w:val="18"/>
-        </w:numPr>
-        <w:ind w:left="357" w:hanging="357"/>
-      </w:pPr>
-      <w:r>
-        <w:t xml:space="preserve">C. Johnson, B. Khadka, R. B. Basnet, and T. </w:t>
-      </w:r>
-      <w:proofErr w:type="spellStart"/>
-      <w:r>
-        <w:t>Doleck</w:t>
-      </w:r>
-      <w:proofErr w:type="spellEnd"/>
-      <w:r>
-        <w:t xml:space="preserve">, “Towards detecting and classifying malicious URLs using deep learning,” </w:t>
-      </w:r>
-      <w:r>
-        <w:rPr>
-          <w:rStyle w:val="Vurgu"/>
-        </w:rPr>
-        <w:t>Journal of Wireless Mobile Networks, Ubiquitous Computing, and Dependable Applications</w:t>
-      </w:r>
-      <w:r>
-        <w:t>, vol. 11, no. 4, pp. 31–48, 2020.</w:t>
-      </w:r>
-    </w:p>
-    <w:p>
-      <w:pPr>
-        <w:pStyle w:val="AUBiosNoSpace"/>
-        <w:numPr>
-          <w:ilvl w:val="0"/>
-          <w:numId w:val="18"/>
-        </w:numPr>
-        <w:ind w:left="357" w:hanging="357"/>
-      </w:pPr>
-      <w:r>
-        <w:t xml:space="preserve">P. Chang, “Multi-layer perceptron neural network for improving detection performance of malicious phishing URLs without affecting other attack types classification,” </w:t>
-      </w:r>
-      <w:proofErr w:type="spellStart"/>
-      <w:r>
-        <w:rPr>
-          <w:rStyle w:val="Vurgu"/>
-        </w:rPr>
-        <w:t>arXiv</w:t>
-      </w:r>
-      <w:proofErr w:type="spellEnd"/>
-      <w:r>
-        <w:rPr>
-          <w:rStyle w:val="Vurgu"/>
-        </w:rPr>
-        <w:t xml:space="preserve"> preprint arXiv:2203.00774</w:t>
-      </w:r>
-      <w:r>
-        <w:t>, 2022.</w:t>
-      </w:r>
-    </w:p>
-    <w:p>
-      <w:pPr>
-        <w:pStyle w:val="AUBiosNoSpace"/>
-        <w:numPr>
-          <w:ilvl w:val="0"/>
-          <w:numId w:val="18"/>
-        </w:numPr>
-        <w:ind w:left="357" w:hanging="357"/>
-      </w:pPr>
-      <w:r>
-        <w:rPr>
-          <w:color w:val="000000"/>
-          <w:sz w:val="20"/>
-          <w:szCs w:val="20"/>
-          <w:lang w:eastAsia="tr-TR"/>
-        </w:rPr>
-        <w:t xml:space="preserve"> </w:t>
-      </w:r>
-      <w:r>
-        <w:t xml:space="preserve">H. A. Tariq, W. Yang, I. Hameed, B. Ahmed, and R. U. Khan, “Using black-list and white-list technique to detect malicious URLs,” </w:t>
-      </w:r>
-      <w:r>
-        <w:t>International Journal of Innovative</w:t>
-      </w:r>
-      <w:r>
-        <w:br/>
-        <w:t>Research Journal in Information Security</w:t>
-      </w:r>
-      <w:r>
-        <w:t>, vol. 4, pp. 1–7, 2017.</w:t>
-      </w:r>
-    </w:p>
-    <w:p>
-      <w:pPr>
-        <w:pStyle w:val="AUBiosNoSpace"/>
-        <w:numPr>
-          <w:ilvl w:val="0"/>
-          <w:numId w:val="18"/>
-        </w:numPr>
-        <w:ind w:left="357" w:hanging="357"/>
-      </w:pPr>
-      <w:r>
-        <w:t xml:space="preserve">Y. Wang, “Malicious URL detection: An evaluation of feature extraction and machine learning algorithm,” </w:t>
-      </w:r>
-      <w:r>
-        <w:rPr>
-          <w:i/>
-        </w:rPr>
-        <w:t>Highlights Sci. Eng. Technol</w:t>
-      </w:r>
-      <w:r>
-        <w:rPr>
-          <w:i/>
-        </w:rPr>
-        <w:t>.</w:t>
-      </w:r>
-      <w:r>
-        <w:t>, vol. 23, pp. 117–123, 2022.</w:t>
-      </w:r>
-    </w:p>
-    <w:p>
-      <w:pPr>
-        <w:pStyle w:val="AUBiosNoSpace"/>
-        <w:numPr>
-          <w:ilvl w:val="0"/>
-          <w:numId w:val="18"/>
-        </w:numPr>
-        <w:ind w:left="357" w:hanging="357"/>
-      </w:pPr>
-      <w:r>
-        <w:rPr>
-          <w:color w:val="000000"/>
-          <w:sz w:val="20"/>
-          <w:szCs w:val="20"/>
-          <w:lang w:eastAsia="tr-TR"/>
-        </w:rPr>
-        <w:t xml:space="preserve"> </w:t>
-      </w:r>
-      <w:r>
-        <w:t xml:space="preserve">B. Wei, R. A. Hamad, L. Yang, X. He, H. Wang, B. Gao, </w:t>
-      </w:r>
-      <w:r>
-        <w:rPr>
-          <w:rStyle w:val="Vurgu"/>
-        </w:rPr>
-        <w:t>et al</w:t>
-      </w:r>
-      <w:r>
-        <w:t xml:space="preserve">., “A deep-learning-driven light-weight phishing detection sensor,” </w:t>
-      </w:r>
-      <w:r>
-        <w:rPr>
-          <w:rStyle w:val="Vurgu"/>
-        </w:rPr>
-        <w:t>Sensors</w:t>
-      </w:r>
-      <w:r>
-        <w:t>, vol. 19, no. 19, Art. no. 4258, 2019.</w:t>
-      </w:r>
-    </w:p>
-    <w:p>
-      <w:pPr>
-        <w:pStyle w:val="AUBiosNoSpace"/>
-        <w:numPr>
-          <w:ilvl w:val="0"/>
-          <w:numId w:val="18"/>
-        </w:numPr>
-        <w:ind w:left="357" w:hanging="357"/>
-      </w:pPr>
-      <w:r>
-        <w:t xml:space="preserve">C. </w:t>
-      </w:r>
-      <w:proofErr w:type="spellStart"/>
-      <w:r>
-        <w:t>Hajaj</w:t>
-      </w:r>
-      <w:proofErr w:type="spellEnd"/>
-      <w:r>
-        <w:t xml:space="preserve">, N. </w:t>
-      </w:r>
-      <w:proofErr w:type="spellStart"/>
-      <w:r>
-        <w:t>Hason</w:t>
-      </w:r>
-      <w:proofErr w:type="spellEnd"/>
-      <w:r>
-        <w:t xml:space="preserve">, and A. </w:t>
-      </w:r>
-      <w:proofErr w:type="spellStart"/>
-      <w:r>
-        <w:t>Dvir</w:t>
-      </w:r>
-      <w:proofErr w:type="spellEnd"/>
-      <w:r>
-        <w:t xml:space="preserve">, “Less is more: Robust and novel features for malicious domain detection,” </w:t>
-      </w:r>
-      <w:r>
-        <w:rPr>
-          <w:rStyle w:val="Vurgu"/>
-        </w:rPr>
-        <w:t>Electronics</w:t>
-      </w:r>
-      <w:r>
-        <w:t>, vol. 11, no. 6, Art. no. 969, 2022.</w:t>
-      </w:r>
-    </w:p>
-    <w:p>
-      <w:pPr>
-        <w:pStyle w:val="AUBiosNoSpace"/>
-        <w:numPr>
-          <w:ilvl w:val="0"/>
-          <w:numId w:val="18"/>
-        </w:numPr>
-        <w:ind w:left="357" w:hanging="357"/>
-      </w:pPr>
-      <w:r>
-        <w:rPr>
-          <w:color w:val="000000"/>
-          <w:sz w:val="20"/>
-          <w:szCs w:val="20"/>
-          <w:lang w:eastAsia="tr-TR"/>
-        </w:rPr>
-        <w:lastRenderedPageBreak/>
-        <w:t xml:space="preserve"> </w:t>
-      </w:r>
-      <w:r>
-        <w:t xml:space="preserve">K. </w:t>
-      </w:r>
-      <w:proofErr w:type="spellStart"/>
-      <w:r>
-        <w:t>Fotiadou</w:t>
-      </w:r>
-      <w:proofErr w:type="spellEnd"/>
-      <w:r>
-        <w:t xml:space="preserve">, T. H. </w:t>
-      </w:r>
-      <w:proofErr w:type="spellStart"/>
-      <w:r>
-        <w:t>Velivassaki</w:t>
-      </w:r>
-      <w:proofErr w:type="spellEnd"/>
-      <w:r>
-        <w:t xml:space="preserve">, A. </w:t>
-      </w:r>
-      <w:proofErr w:type="spellStart"/>
-      <w:r>
-        <w:t>Voulkidis</w:t>
-      </w:r>
-      <w:proofErr w:type="spellEnd"/>
-      <w:r>
-        <w:t xml:space="preserve">, D. </w:t>
-      </w:r>
-      <w:proofErr w:type="spellStart"/>
-      <w:r>
-        <w:t>Skias</w:t>
-      </w:r>
-      <w:proofErr w:type="spellEnd"/>
-      <w:r>
-        <w:t xml:space="preserve">, S. </w:t>
-      </w:r>
-      <w:proofErr w:type="spellStart"/>
-      <w:r>
-        <w:t>Tsekeridou</w:t>
-      </w:r>
-      <w:proofErr w:type="spellEnd"/>
-      <w:r>
-        <w:t xml:space="preserve">, and T. </w:t>
-      </w:r>
-      <w:proofErr w:type="spellStart"/>
-      <w:r>
-        <w:t>Zahariadis</w:t>
-      </w:r>
-      <w:proofErr w:type="spellEnd"/>
-      <w:r>
-        <w:t xml:space="preserve">, “Network traffic anomaly detection via deep learning,” </w:t>
-      </w:r>
-      <w:r>
-        <w:rPr>
-          <w:rStyle w:val="Vurgu"/>
-        </w:rPr>
-        <w:t>Information</w:t>
-      </w:r>
-      <w:r>
-        <w:t>, vol. 12, no. 5, Art. no. 215, 2021.</w:t>
-      </w:r>
-    </w:p>
-    <w:p>
-      <w:pPr>
-        <w:pStyle w:val="AUBiosNoSpace"/>
-        <w:numPr>
-          <w:ilvl w:val="0"/>
-          <w:numId w:val="18"/>
-        </w:numPr>
-        <w:ind w:left="357" w:hanging="357"/>
-      </w:pPr>
-      <w:r>
-        <w:t xml:space="preserve">A. M. </w:t>
-      </w:r>
-      <w:proofErr w:type="spellStart"/>
-      <w:r>
-        <w:t>Almuhaideb</w:t>
-      </w:r>
-      <w:proofErr w:type="spellEnd"/>
-      <w:r>
-        <w:t xml:space="preserve">, N. Aslam, A. </w:t>
-      </w:r>
-      <w:proofErr w:type="spellStart"/>
-      <w:r>
-        <w:t>Alabdullatif</w:t>
-      </w:r>
-      <w:proofErr w:type="spellEnd"/>
-      <w:r>
-        <w:t xml:space="preserve">, S. </w:t>
-      </w:r>
-      <w:proofErr w:type="spellStart"/>
-      <w:r>
-        <w:t>Altamimi</w:t>
-      </w:r>
-      <w:proofErr w:type="spellEnd"/>
-      <w:r>
-        <w:t xml:space="preserve">, S. </w:t>
-      </w:r>
-      <w:proofErr w:type="spellStart"/>
-      <w:r>
-        <w:t>Alothman</w:t>
-      </w:r>
-      <w:proofErr w:type="spellEnd"/>
-      <w:r>
-        <w:t xml:space="preserve">, A. </w:t>
-      </w:r>
-      <w:proofErr w:type="spellStart"/>
-      <w:r>
-        <w:t>Alhussain</w:t>
-      </w:r>
-      <w:proofErr w:type="spellEnd"/>
-      <w:r>
-        <w:t xml:space="preserve">, </w:t>
-      </w:r>
-      <w:r>
-        <w:rPr>
-          <w:rStyle w:val="Vurgu"/>
-        </w:rPr>
-        <w:t>et al</w:t>
-      </w:r>
-      <w:r>
-        <w:t xml:space="preserve">., “Homoglyph attack detection model using machine learning and hash function,” </w:t>
-      </w:r>
-      <w:r>
-        <w:rPr>
-          <w:i/>
-        </w:rPr>
-        <w:t xml:space="preserve">J. Sens. Actuator </w:t>
-      </w:r>
-      <w:proofErr w:type="spellStart"/>
-      <w:r>
-        <w:rPr>
-          <w:i/>
-        </w:rPr>
-        <w:t>Netw</w:t>
-      </w:r>
-      <w:proofErr w:type="spellEnd"/>
-      <w:r>
-        <w:t>., vol. 11, no. 3, Art. no. 54, 2022.</w:t>
-      </w:r>
-    </w:p>
-    <w:p>
-      <w:pPr>
-        <w:pStyle w:val="AUBiosNoSpace"/>
-        <w:numPr>
-          <w:ilvl w:val="0"/>
-          <w:numId w:val="18"/>
-        </w:numPr>
-        <w:ind w:left="357" w:hanging="357"/>
-      </w:pPr>
-      <w:r>
-        <w:rPr>
-          <w:color w:val="000000"/>
-          <w:szCs w:val="20"/>
-          <w:lang w:eastAsia="tr-TR"/>
-        </w:rPr>
-        <w:t xml:space="preserve"> </w:t>
-      </w:r>
-      <w:r>
-        <w:t>J. Saxe and K. Berlin, “</w:t>
-      </w:r>
-      <w:proofErr w:type="spellStart"/>
-      <w:r>
-        <w:t>eXpose</w:t>
-      </w:r>
-      <w:proofErr w:type="spellEnd"/>
-      <w:r>
-        <w:t xml:space="preserve">: A character-level convolutional neural network with embeddings for detecting malicious URLs, file paths, and registry keys,” </w:t>
-      </w:r>
-      <w:proofErr w:type="spellStart"/>
-      <w:r>
-        <w:rPr>
-          <w:rStyle w:val="Vurgu"/>
-        </w:rPr>
-        <w:t>arXiv</w:t>
-      </w:r>
-      <w:proofErr w:type="spellEnd"/>
-      <w:r>
-        <w:rPr>
-          <w:rStyle w:val="Vurgu"/>
-        </w:rPr>
-        <w:t xml:space="preserve"> preprint arXiv:1702.08568</w:t>
-      </w:r>
-      <w:r>
-        <w:t>, 2017.</w:t>
-      </w:r>
-    </w:p>
-    <w:p>
-      <w:pPr>
-        <w:pStyle w:val="AUBiosNoSpace"/>
-        <w:numPr>
-          <w:ilvl w:val="0"/>
-          <w:numId w:val="18"/>
-        </w:numPr>
-        <w:ind w:left="357" w:hanging="357"/>
-      </w:pPr>
-      <w:r>
-        <w:t>S. Lee and J. Kim, “</w:t>
-      </w:r>
-      <w:proofErr w:type="spellStart"/>
-      <w:r>
-        <w:t>Warningbird</w:t>
-      </w:r>
-      <w:proofErr w:type="spellEnd"/>
-      <w:r>
-        <w:t xml:space="preserve">: Detecting suspicious URLs in Twitter stream,” </w:t>
-      </w:r>
-      <w:r>
-        <w:rPr>
-          <w:i/>
-        </w:rPr>
-        <w:t>NDSS</w:t>
-      </w:r>
-      <w:r>
-        <w:t>, 2012.</w:t>
-      </w:r>
-    </w:p>
-    <w:p>
-      <w:pPr>
-        <w:pStyle w:val="AUBiosNoSpace"/>
-        <w:numPr>
-          <w:ilvl w:val="0"/>
-          <w:numId w:val="18"/>
-        </w:numPr>
-        <w:ind w:left="357" w:hanging="357"/>
-      </w:pPr>
-      <w:r>
-        <w:t xml:space="preserve">S. P. Tung, K. Y. Wong, I. </w:t>
-      </w:r>
-      <w:proofErr w:type="spellStart"/>
-      <w:r>
-        <w:t>Kuzminykh</w:t>
-      </w:r>
-      <w:proofErr w:type="spellEnd"/>
-      <w:r>
-        <w:t xml:space="preserve">, T. </w:t>
-      </w:r>
-      <w:proofErr w:type="spellStart"/>
-      <w:r>
-        <w:t>Bakhshi</w:t>
-      </w:r>
-      <w:proofErr w:type="spellEnd"/>
-      <w:r>
-        <w:t xml:space="preserve">, and B. Ghita, “Using a machine learning model for malicious URL type detection,” in </w:t>
-      </w:r>
-      <w:r>
-        <w:rPr>
-          <w:rStyle w:val="Vurgu"/>
-        </w:rPr>
-        <w:t>Proc. Int. Conf. Next Generation Wired/Wireless Networking</w:t>
-      </w:r>
-      <w:r>
-        <w:t>, Springer, 2021, pp. 493–505.</w:t>
-      </w:r>
-    </w:p>
-    <w:p>
-      <w:pPr>
-        <w:pStyle w:val="AUBiosNoSpace"/>
-        <w:numPr>
-          <w:ilvl w:val="0"/>
-          <w:numId w:val="18"/>
-        </w:numPr>
-        <w:ind w:left="357" w:hanging="357"/>
-      </w:pPr>
-      <w:r>
-        <w:t xml:space="preserve">A. K. Jain and B. B. Gupta, “A novel approach to protect against phishing attacks at client side using auto-updated white-list,” </w:t>
-      </w:r>
-      <w:r>
-        <w:rPr>
-          <w:rStyle w:val="Vurgu"/>
-        </w:rPr>
-        <w:t>EURASIP J. Inf. Sec.</w:t>
-      </w:r>
-      <w:r>
-        <w:t>, vol. 2016, pp. 1–11, 2016.</w:t>
-      </w:r>
-    </w:p>
-    <w:p>
-      <w:pPr>
-        <w:pStyle w:val="AUBiosNoSpace"/>
-        <w:numPr>
-          <w:ilvl w:val="0"/>
-          <w:numId w:val="18"/>
-        </w:numPr>
-        <w:ind w:left="357" w:hanging="357"/>
-      </w:pPr>
-      <w:r>
-        <w:rPr>
-          <w:color w:val="000000"/>
-          <w:sz w:val="20"/>
-          <w:szCs w:val="20"/>
-          <w:lang w:eastAsia="tr-TR"/>
-        </w:rPr>
-        <w:t xml:space="preserve"> </w:t>
-      </w:r>
-      <w:r>
-        <w:t xml:space="preserve">Y. A. </w:t>
-      </w:r>
-      <w:proofErr w:type="spellStart"/>
-      <w:r>
-        <w:t>Alsariera</w:t>
-      </w:r>
-      <w:proofErr w:type="spellEnd"/>
-      <w:r>
-        <w:t xml:space="preserve">, V. E. Adeyemo, A. O. Balogun, and A. K. </w:t>
-      </w:r>
-      <w:proofErr w:type="spellStart"/>
-      <w:r>
-        <w:t>Alazzawi</w:t>
-      </w:r>
-      <w:proofErr w:type="spellEnd"/>
-      <w:r>
-        <w:t xml:space="preserve">, “AI meta-learners and extra-trees algorithm for the detection of phishing websites,” </w:t>
-      </w:r>
-      <w:r>
-        <w:rPr>
-          <w:rStyle w:val="Vurgu"/>
-        </w:rPr>
-        <w:t>IEEE Access</w:t>
-      </w:r>
-      <w:r>
-        <w:t>, vol. 8, pp. 142532–142542, 2020.</w:t>
-      </w:r>
-    </w:p>
-    <w:p>
-      <w:pPr>
-        <w:pStyle w:val="AUBiosNoSpace"/>
-        <w:numPr>
-          <w:ilvl w:val="0"/>
-          <w:numId w:val="18"/>
-        </w:numPr>
-        <w:ind w:left="357" w:hanging="357"/>
-      </w:pPr>
-      <w:r>
-        <w:t xml:space="preserve">L. Liu, W. Ren, F. Xie, S. Yi, J. Yi, and P. Jia, “Learning-based detection for malicious android application using code vectorization,” </w:t>
-      </w:r>
-      <w:r>
-        <w:rPr>
-          <w:rStyle w:val="Vurgu"/>
-        </w:rPr>
-        <w:t xml:space="preserve">Sec. </w:t>
-      </w:r>
-      <w:proofErr w:type="spellStart"/>
-      <w:r>
-        <w:rPr>
-          <w:rStyle w:val="Vurgu"/>
-        </w:rPr>
-        <w:t>Commun</w:t>
-      </w:r>
-      <w:proofErr w:type="spellEnd"/>
-      <w:r>
-        <w:rPr>
-          <w:rStyle w:val="Vurgu"/>
-        </w:rPr>
-        <w:t xml:space="preserve">. </w:t>
-      </w:r>
-      <w:proofErr w:type="spellStart"/>
-      <w:r>
-        <w:rPr>
-          <w:rStyle w:val="Vurgu"/>
-        </w:rPr>
-        <w:t>Netw</w:t>
-      </w:r>
-      <w:proofErr w:type="spellEnd"/>
-      <w:r>
-        <w:rPr>
-          <w:rStyle w:val="Vurgu"/>
-        </w:rPr>
-        <w:t>.</w:t>
-      </w:r>
-      <w:r>
-        <w:t>, vol. 2021, pp. 1–11, 2021.</w:t>
-      </w:r>
-    </w:p>
-    <w:p>
-      <w:pPr>
-        <w:pStyle w:val="AUBiosNoSpace"/>
-        <w:numPr>
-          <w:ilvl w:val="0"/>
-          <w:numId w:val="18"/>
-        </w:numPr>
-        <w:ind w:left="357" w:hanging="357"/>
-      </w:pPr>
-      <w:r>
-        <w:t xml:space="preserve">T. D. Diwan, S. Choubey, H. S. </w:t>
-      </w:r>
-      <w:proofErr w:type="spellStart"/>
-      <w:r>
-        <w:t>Hota</w:t>
-      </w:r>
-      <w:proofErr w:type="spellEnd"/>
-      <w:r>
-        <w:t xml:space="preserve">, S. B. Goyal, S. S. Jamal, and P. K. Shukla et al., “Feature entropy estimation (FEE) for malicious IoT traffic detection using machine learning,” </w:t>
-      </w:r>
-      <w:r>
-        <w:rPr>
-          <w:rStyle w:val="Vurgu"/>
-        </w:rPr>
-        <w:t>Mob. Inf. Syst.</w:t>
-      </w:r>
-      <w:r>
-        <w:t>, vol. 2021, pp. 1–13, 2021.</w:t>
-      </w:r>
-    </w:p>
-    <w:p>
-      <w:pPr>
-        <w:pStyle w:val="AUBiosNoSpace"/>
-        <w:numPr>
-          <w:ilvl w:val="0"/>
-          <w:numId w:val="18"/>
-        </w:numPr>
-        <w:ind w:left="357" w:hanging="357"/>
-      </w:pPr>
-      <w:r>
-        <w:rPr>
-          <w:color w:val="000000"/>
-          <w:sz w:val="20"/>
-          <w:szCs w:val="20"/>
-          <w:lang w:eastAsia="tr-TR"/>
-        </w:rPr>
-        <w:t xml:space="preserve"> </w:t>
-      </w:r>
-      <w:r>
-        <w:t xml:space="preserve">Y. Wang, W. Cai, P. Lyu, and W. Shao, “A combined static and dynamic analysis approach to detect malicious browser extensions,” </w:t>
-      </w:r>
-      <w:r>
-        <w:rPr>
-          <w:rStyle w:val="Vurgu"/>
-        </w:rPr>
-        <w:t xml:space="preserve">Sec. </w:t>
-      </w:r>
-      <w:proofErr w:type="spellStart"/>
-      <w:r>
-        <w:rPr>
-          <w:rStyle w:val="Vurgu"/>
-        </w:rPr>
-        <w:t>Commun</w:t>
-      </w:r>
-      <w:proofErr w:type="spellEnd"/>
-      <w:r>
-        <w:rPr>
-          <w:rStyle w:val="Vurgu"/>
-        </w:rPr>
-        <w:t xml:space="preserve">. </w:t>
-      </w:r>
-      <w:proofErr w:type="spellStart"/>
-      <w:r>
-        <w:rPr>
-          <w:rStyle w:val="Vurgu"/>
-        </w:rPr>
-        <w:t>Netw</w:t>
-      </w:r>
-      <w:proofErr w:type="spellEnd"/>
-      <w:r>
-        <w:rPr>
-          <w:rStyle w:val="Vurgu"/>
-        </w:rPr>
-        <w:t>.</w:t>
-      </w:r>
-      <w:r>
-        <w:t>, vol. 2018, 2018.</w:t>
-      </w:r>
-    </w:p>
-    <w:p>
-      <w:pPr>
-        <w:pStyle w:val="AUBiosNoSpace"/>
-        <w:numPr>
-          <w:ilvl w:val="0"/>
-          <w:numId w:val="18"/>
-        </w:numPr>
-        <w:ind w:left="357" w:hanging="357"/>
-      </w:pPr>
-      <w:r>
-        <w:t xml:space="preserve">N. Khan, J. Abdullah, and A. S. Khan, “Defending malicious script attacks using machine learning classifiers,” </w:t>
-      </w:r>
-      <w:proofErr w:type="spellStart"/>
-      <w:r>
-        <w:rPr>
-          <w:rStyle w:val="Vurgu"/>
-        </w:rPr>
-        <w:t>Wirel</w:t>
-      </w:r>
-      <w:proofErr w:type="spellEnd"/>
-      <w:r>
-        <w:rPr>
-          <w:rStyle w:val="Vurgu"/>
-        </w:rPr>
-        <w:t xml:space="preserve">. </w:t>
-      </w:r>
-      <w:proofErr w:type="spellStart"/>
-      <w:r>
-        <w:rPr>
-          <w:rStyle w:val="Vurgu"/>
-        </w:rPr>
-        <w:t>Commun</w:t>
-      </w:r>
-      <w:proofErr w:type="spellEnd"/>
-      <w:r>
-        <w:rPr>
-          <w:rStyle w:val="Vurgu"/>
-        </w:rPr>
-        <w:t xml:space="preserve">. Mob. </w:t>
-      </w:r>
-      <w:proofErr w:type="spellStart"/>
-      <w:r>
-        <w:rPr>
-          <w:rStyle w:val="Vurgu"/>
-        </w:rPr>
-        <w:t>Comput</w:t>
-      </w:r>
-      <w:proofErr w:type="spellEnd"/>
-      <w:r>
-        <w:rPr>
-          <w:rStyle w:val="Vurgu"/>
-        </w:rPr>
-        <w:t>.</w:t>
-      </w:r>
-      <w:r>
-        <w:t>, vol. 2017, 2017.</w:t>
-      </w:r>
-    </w:p>
-    <w:p>
-      <w:pPr>
-        <w:pStyle w:val="AUBiosNoSpace"/>
-        <w:numPr>
-          <w:ilvl w:val="0"/>
-          <w:numId w:val="18"/>
-        </w:numPr>
-        <w:ind w:left="357" w:hanging="357"/>
-      </w:pPr>
-      <w:r>
-        <w:rPr>
-          <w:color w:val="000000"/>
-          <w:sz w:val="20"/>
-          <w:szCs w:val="20"/>
-          <w:lang w:eastAsia="tr-TR"/>
-        </w:rPr>
-        <w:t xml:space="preserve"> </w:t>
-      </w:r>
-      <w:r>
-        <w:t xml:space="preserve">H. Zhao, Z. Chang, G. Bao, and X. Zeng, “Malicious domain names detection algorithm based on N-gram,” </w:t>
-      </w:r>
-      <w:r>
-        <w:rPr>
-          <w:rStyle w:val="Vurgu"/>
-        </w:rPr>
-        <w:t xml:space="preserve">J. </w:t>
-      </w:r>
-      <w:proofErr w:type="spellStart"/>
-      <w:r>
-        <w:rPr>
-          <w:rStyle w:val="Vurgu"/>
-        </w:rPr>
-        <w:t>Comput</w:t>
-      </w:r>
-      <w:proofErr w:type="spellEnd"/>
-      <w:r>
-        <w:rPr>
-          <w:rStyle w:val="Vurgu"/>
-        </w:rPr>
-        <w:t xml:space="preserve">. </w:t>
-      </w:r>
-      <w:proofErr w:type="spellStart"/>
-      <w:r>
-        <w:rPr>
-          <w:rStyle w:val="Vurgu"/>
-        </w:rPr>
-        <w:t>Netw</w:t>
-      </w:r>
-      <w:proofErr w:type="spellEnd"/>
-      <w:r>
-        <w:rPr>
-          <w:rStyle w:val="Vurgu"/>
-        </w:rPr>
-        <w:t xml:space="preserve">. </w:t>
-      </w:r>
-      <w:proofErr w:type="spellStart"/>
-      <w:r>
-        <w:rPr>
-          <w:rStyle w:val="Vurgu"/>
-        </w:rPr>
-        <w:t>Commun</w:t>
-      </w:r>
-      <w:proofErr w:type="spellEnd"/>
-      <w:r>
-        <w:rPr>
-          <w:rStyle w:val="Vurgu"/>
-        </w:rPr>
-        <w:t>.</w:t>
-      </w:r>
-      <w:r>
-        <w:t>, vol. 2019, pp. 1–9, 2019.</w:t>
-      </w:r>
-    </w:p>
-    <w:p>
-      <w:pPr>
-        <w:pStyle w:val="AUBiosNoSpace"/>
-        <w:numPr>
-          <w:ilvl w:val="0"/>
-          <w:numId w:val="18"/>
-        </w:numPr>
-        <w:ind w:left="357" w:hanging="357"/>
-      </w:pPr>
-      <w:r>
-        <w:t xml:space="preserve">J. </w:t>
-      </w:r>
-      <w:proofErr w:type="spellStart"/>
-      <w:r>
-        <w:t>Ispahany</w:t>
-      </w:r>
-      <w:proofErr w:type="spellEnd"/>
-      <w:r>
-        <w:t xml:space="preserve"> and R. Islam, “Detecting malicious URLs of COVID-19 pandemic using ml technologies,” </w:t>
-      </w:r>
-      <w:proofErr w:type="spellStart"/>
-      <w:r>
-        <w:rPr>
-          <w:rStyle w:val="Vurgu"/>
-        </w:rPr>
-        <w:t>arXiv</w:t>
-      </w:r>
-      <w:proofErr w:type="spellEnd"/>
-      <w:r>
-        <w:rPr>
-          <w:rStyle w:val="Vurgu"/>
-        </w:rPr>
-        <w:t xml:space="preserve"> preprint arXiv:2009.09224</w:t>
-      </w:r>
-      <w:r>
-        <w:t>, 2020.</w:t>
-      </w:r>
-    </w:p>
-    <w:p>
-      <w:pPr>
-        <w:pStyle w:val="AUBiosNoSpace"/>
-        <w:numPr>
-          <w:ilvl w:val="0"/>
-          <w:numId w:val="18"/>
-        </w:numPr>
-        <w:ind w:left="357" w:hanging="357"/>
-      </w:pPr>
-      <w:r>
-        <w:rPr>
-          <w:color w:val="000000"/>
-          <w:sz w:val="20"/>
-          <w:szCs w:val="20"/>
-          <w:lang w:eastAsia="tr-TR"/>
-        </w:rPr>
-        <w:t xml:space="preserve"> </w:t>
-      </w:r>
-      <w:r>
-        <w:t xml:space="preserve">X. Yu, “Phishing websites detection based on hybrid model of deep belief network and support vector machine,” in </w:t>
-      </w:r>
-      <w:r>
-        <w:rPr>
-          <w:rStyle w:val="Vurgu"/>
-        </w:rPr>
-        <w:t>IOP Conf. Series: Earth Environ. Sci.</w:t>
-      </w:r>
-      <w:r>
-        <w:t>, vol. 602, no. 1, Art. no. 012001, 2020.</w:t>
-      </w:r>
-    </w:p>
-    <w:p>
-      <w:pPr>
-        <w:pStyle w:val="AUBiosNoSpace"/>
-        <w:numPr>
-          <w:ilvl w:val="0"/>
-          <w:numId w:val="18"/>
-        </w:numPr>
-        <w:ind w:left="357" w:hanging="357"/>
-      </w:pPr>
-      <w:r>
-        <w:t xml:space="preserve">A. S. Rafsanjani, N. B. </w:t>
-      </w:r>
-      <w:proofErr w:type="spellStart"/>
-      <w:r>
-        <w:t>Kamaruddin</w:t>
-      </w:r>
-      <w:proofErr w:type="spellEnd"/>
-      <w:r>
-        <w:t xml:space="preserve">, M. </w:t>
-      </w:r>
-      <w:proofErr w:type="spellStart"/>
-      <w:r>
-        <w:t>Behjati</w:t>
-      </w:r>
-      <w:proofErr w:type="spellEnd"/>
-      <w:r>
-        <w:t xml:space="preserve">, S. Aslam, A. Sarfaraz, and A. </w:t>
-      </w:r>
-      <w:proofErr w:type="spellStart"/>
-      <w:r>
-        <w:t>Amphawan</w:t>
-      </w:r>
-      <w:proofErr w:type="spellEnd"/>
-      <w:r>
-        <w:t xml:space="preserve">, “Enhancing malicious URL detection: A novel framework leveraging priority coefficient and feature evaluation,” </w:t>
-      </w:r>
-      <w:r>
-        <w:rPr>
-          <w:rStyle w:val="Vurgu"/>
-        </w:rPr>
-        <w:t>IEEE Access</w:t>
-      </w:r>
-      <w:r>
-        <w:t>, 2024.</w:t>
-      </w:r>
-    </w:p>
-    <w:p>
-      <w:pPr>
-        <w:pStyle w:val="AUBiosNoSpace"/>
-        <w:numPr>
-          <w:ilvl w:val="0"/>
-          <w:numId w:val="18"/>
-        </w:numPr>
-        <w:ind w:left="357" w:hanging="357"/>
-      </w:pPr>
-      <w:r>
-        <w:rPr>
-          <w:color w:val="000000"/>
-          <w:sz w:val="20"/>
-          <w:szCs w:val="20"/>
-          <w:lang w:eastAsia="tr-TR"/>
-        </w:rPr>
-        <w:t xml:space="preserve"> </w:t>
-      </w:r>
-      <w:r>
-        <w:t xml:space="preserve">E. </w:t>
-      </w:r>
-      <w:proofErr w:type="spellStart"/>
-      <w:r>
-        <w:t>Nazeeruddin</w:t>
-      </w:r>
-      <w:proofErr w:type="spellEnd"/>
-      <w:r>
-        <w:t xml:space="preserve">, G. Latif, and N. Mohammad, “Malicious URL detection and categorization using machine learning techniques,” in </w:t>
-      </w:r>
-      <w:r>
-        <w:rPr>
-          <w:rStyle w:val="Vurgu"/>
-        </w:rPr>
-        <w:t>Proc. 16th Int. Conf. Computational Intelligence and Communication Networks (CICN)</w:t>
-      </w:r>
-      <w:r>
-        <w:t>, 2024.</w:t>
-      </w:r>
-    </w:p>
-    <w:p>
-      <w:pPr>
-        <w:pStyle w:val="AUBiosNoSpace"/>
-        <w:numPr>
-          <w:ilvl w:val="0"/>
-          <w:numId w:val="18"/>
-        </w:numPr>
-        <w:ind w:left="357" w:hanging="357"/>
-      </w:pPr>
-      <w:r>
-        <w:t xml:space="preserve">T. </w:t>
-      </w:r>
-      <w:proofErr w:type="spellStart"/>
-      <w:r>
-        <w:t>Jaswanthi</w:t>
-      </w:r>
-      <w:proofErr w:type="spellEnd"/>
-      <w:r>
-        <w:t xml:space="preserve">, T. Harshitha, M. </w:t>
-      </w:r>
-      <w:proofErr w:type="spellStart"/>
-      <w:r>
-        <w:t>Belwal</w:t>
-      </w:r>
-      <w:proofErr w:type="spellEnd"/>
-      <w:r>
-        <w:t xml:space="preserve">, and S. Tanya, “Malicious URL detection: Comparative study of machine learning algorithms,” in </w:t>
-      </w:r>
-      <w:r>
-        <w:rPr>
-          <w:rStyle w:val="Vurgu"/>
-        </w:rPr>
-        <w:t>Proc. 15th Int. Conf. Computing, Communication and Networking Technologies (ICCCNT)</w:t>
-      </w:r>
-      <w:r>
-        <w:t>, 2024.</w:t>
-      </w:r>
-    </w:p>
-    <w:p>
-      <w:pPr>
-        <w:pStyle w:val="AUBiosNoSpace"/>
-        <w:numPr>
-          <w:ilvl w:val="0"/>
-          <w:numId w:val="18"/>
-        </w:numPr>
-        <w:ind w:left="357" w:hanging="357"/>
-      </w:pPr>
-      <w:r>
-        <w:t xml:space="preserve">A. Alharbi, K. </w:t>
-      </w:r>
-      <w:proofErr w:type="spellStart"/>
-      <w:r>
-        <w:t>Alsubhi</w:t>
-      </w:r>
-      <w:proofErr w:type="spellEnd"/>
-      <w:r>
-        <w:t xml:space="preserve">, and R. Alotaibi, “Lightweight malicious URL detection using deep learning,” </w:t>
-      </w:r>
-      <w:r>
-        <w:rPr>
-          <w:rStyle w:val="Vurgu"/>
-        </w:rPr>
-        <w:t>Scientific Reports</w:t>
-      </w:r>
-      <w:r>
-        <w:t xml:space="preserve">, vol. 15, 2025, </w:t>
-      </w:r>
-      <w:proofErr w:type="spellStart"/>
-      <w:r>
-        <w:t>doi</w:t>
-      </w:r>
-      <w:proofErr w:type="spellEnd"/>
-      <w:r>
-        <w:t>: 10.1038/s41598-025-26653-2.</w:t>
-      </w:r>
-    </w:p>
-    <w:p>
-      <w:pPr>
-        <w:pStyle w:val="AUBiosNoSpace"/>
-        <w:numPr>
-          <w:ilvl w:val="0"/>
-          <w:numId w:val="18"/>
-        </w:numPr>
-        <w:ind w:left="357" w:hanging="357"/>
-      </w:pPr>
-      <w:r>
-        <w:t xml:space="preserve">A. U. Rehman, I. Imtiaz, S. Javaid, and M. </w:t>
-      </w:r>
-      <w:proofErr w:type="spellStart"/>
-      <w:r>
-        <w:t>Muslih</w:t>
-      </w:r>
-      <w:proofErr w:type="spellEnd"/>
-      <w:r>
-        <w:t xml:space="preserve">, “Real-time phishing URL detection using machine learning,” </w:t>
-      </w:r>
-      <w:r>
-        <w:rPr>
-          <w:rStyle w:val="Vurgu"/>
-        </w:rPr>
-        <w:t>Eng. Proc.</w:t>
-      </w:r>
-      <w:r>
-        <w:t xml:space="preserve">, vol. 107, Art. no. 108, 2025, </w:t>
-      </w:r>
-      <w:proofErr w:type="spellStart"/>
-      <w:r>
-        <w:t>doi</w:t>
-      </w:r>
-      <w:proofErr w:type="spellEnd"/>
-      <w:r>
-        <w:t>: 10.3390/engproc2025107108.</w:t>
-      </w:r>
-    </w:p>
-    <w:p>
-      <w:pPr>
-        <w:pStyle w:val="AUBiosNoSpace"/>
-        <w:numPr>
-          <w:ilvl w:val="0"/>
-          <w:numId w:val="18"/>
-        </w:numPr>
-        <w:ind w:left="357" w:hanging="357"/>
-      </w:pPr>
-      <w:r>
-        <w:rPr>
-          <w:color w:val="000000"/>
-          <w:sz w:val="20"/>
-          <w:szCs w:val="20"/>
-          <w:lang w:eastAsia="tr-TR"/>
-        </w:rPr>
-        <w:t xml:space="preserve"> </w:t>
-      </w:r>
-      <w:r>
-        <w:t xml:space="preserve">F. </w:t>
-      </w:r>
-      <w:proofErr w:type="spellStart"/>
-      <w:r>
-        <w:t>Türk</w:t>
-      </w:r>
-      <w:proofErr w:type="spellEnd"/>
-      <w:r>
-        <w:t xml:space="preserve"> and M. </w:t>
-      </w:r>
-      <w:proofErr w:type="spellStart"/>
-      <w:r>
-        <w:t>Kılıçaslan</w:t>
-      </w:r>
-      <w:proofErr w:type="spellEnd"/>
-      <w:r>
-        <w:t xml:space="preserve">, “Malicious URL detection with advanced machine learning and optimization-supported deep learning models,” </w:t>
-      </w:r>
-      <w:r>
-        <w:rPr>
-          <w:rStyle w:val="Vurgu"/>
-        </w:rPr>
-        <w:t>Applied Sciences</w:t>
-      </w:r>
-      <w:r>
-        <w:t>, vol. 15, Art. no. 10090, 2025.</w:t>
-      </w:r>
-    </w:p>
-    <w:p>
-      <w:pPr>
-        <w:pStyle w:val="AUBiosNoSpace"/>
-        <w:numPr>
-          <w:ilvl w:val="0"/>
-          <w:numId w:val="18"/>
-        </w:numPr>
-        <w:ind w:left="357" w:hanging="357"/>
-      </w:pPr>
-      <w:r>
-        <w:t xml:space="preserve">U. </w:t>
-      </w:r>
-      <w:proofErr w:type="spellStart"/>
-      <w:r>
-        <w:t>Onwudebelu</w:t>
-      </w:r>
-      <w:proofErr w:type="spellEnd"/>
-      <w:r>
-        <w:t xml:space="preserve">, J. O. </w:t>
-      </w:r>
-      <w:proofErr w:type="spellStart"/>
-      <w:r>
-        <w:t>Ugah</w:t>
-      </w:r>
-      <w:proofErr w:type="spellEnd"/>
-      <w:r>
-        <w:t xml:space="preserve">, S. E. </w:t>
-      </w:r>
-      <w:proofErr w:type="spellStart"/>
-      <w:r>
-        <w:t>Ezeh</w:t>
-      </w:r>
-      <w:proofErr w:type="spellEnd"/>
-      <w:r>
-        <w:t xml:space="preserve">, and O. O. </w:t>
-      </w:r>
-      <w:proofErr w:type="spellStart"/>
-      <w:r>
-        <w:t>Fasola</w:t>
-      </w:r>
-      <w:proofErr w:type="spellEnd"/>
-      <w:r>
-        <w:t xml:space="preserve">, “Securing online platforms: Hybrid machine learning approaches for URL phishing detection,” </w:t>
-      </w:r>
-      <w:r>
-        <w:rPr>
-          <w:rStyle w:val="Vurgu"/>
-        </w:rPr>
-        <w:t>Journal of Intelligent Communication</w:t>
-      </w:r>
-      <w:r>
-        <w:t>, vol. 5, no. 1, pp. 24–46, 2026.</w:t>
-      </w:r>
-    </w:p>
-    <w:p>
-      <w:pPr>
-        <w:pStyle w:val="AUBiosNoSpace"/>
-        <w:numPr>
-          <w:ilvl w:val="0"/>
-          <w:numId w:val="18"/>
-        </w:numPr>
-        <w:ind w:left="357" w:hanging="357"/>
-      </w:pPr>
-      <w:r>
-        <w:rPr>
-          <w:color w:val="000000"/>
-          <w:sz w:val="20"/>
-          <w:szCs w:val="20"/>
-          <w:lang w:eastAsia="tr-TR"/>
-        </w:rPr>
-        <w:t xml:space="preserve"> </w:t>
-      </w:r>
-      <w:r>
-        <w:t xml:space="preserve">L. Yi, A. </w:t>
-      </w:r>
-      <w:proofErr w:type="spellStart"/>
-      <w:r>
-        <w:t>Omotosho</w:t>
-      </w:r>
-      <w:proofErr w:type="spellEnd"/>
-      <w:r>
-        <w:t xml:space="preserve">, and H. Balogun, “Phishing URL detection and interpretability with machine learning: A cross-dataset approach,” </w:t>
-      </w:r>
-      <w:r>
-        <w:rPr>
-          <w:rStyle w:val="Vurgu"/>
-        </w:rPr>
-        <w:lastRenderedPageBreak/>
-        <w:t>Security and Privacy</w:t>
-      </w:r>
-      <w:r>
-        <w:t xml:space="preserve">, vol. 9, Art. no. e70175, 2026, </w:t>
-      </w:r>
-      <w:proofErr w:type="spellStart"/>
-      <w:r>
-        <w:t>doi</w:t>
-      </w:r>
-      <w:proofErr w:type="spellEnd"/>
-      <w:r>
-        <w:t>: 10.1002/spy2.70175.</w:t>
-      </w:r>
-    </w:p>
-    <w:p>
-      <w:pPr>
-        <w:pStyle w:val="AUBiosNoSpace"/>
-        <w:numPr>
-          <w:ilvl w:val="0"/>
-          <w:numId w:val="18"/>
-        </w:numPr>
-        <w:ind w:left="357" w:hanging="357"/>
-      </w:pPr>
-      <w:r>
-        <w:t xml:space="preserve">E. </w:t>
-      </w:r>
-      <w:proofErr w:type="spellStart"/>
-      <w:r>
-        <w:t>Nowroozi</w:t>
-      </w:r>
-      <w:proofErr w:type="spellEnd"/>
-      <w:r>
-        <w:t xml:space="preserve">, Abhishek, M. Mohammadi, and M. Conti, “An adversarial attack analysis on malicious advertisement URL detection framework,” </w:t>
-      </w:r>
-      <w:r>
-        <w:rPr>
-          <w:rStyle w:val="Vurgu"/>
-        </w:rPr>
-        <w:t>IEEE Transactions on Network and Service Management</w:t>
-      </w:r>
-      <w:r>
-        <w:t xml:space="preserve">, vol. 20, no. 2, pp. 1332–1344, Jun. 2023, </w:t>
-      </w:r>
-      <w:proofErr w:type="spellStart"/>
-      <w:r>
-        <w:t>doi</w:t>
-      </w:r>
-      <w:proofErr w:type="spellEnd"/>
-      <w:r>
-        <w:t>: 10.1109/TNSM.2022.3225217.</w:t>
-      </w:r>
-    </w:p>
-    <w:p>
-      <w:pPr>
-        <w:pStyle w:val="AUBiosNoSpace"/>
-        <w:numPr>
-          <w:ilvl w:val="0"/>
-          <w:numId w:val="18"/>
-        </w:numPr>
-        <w:ind w:left="357" w:hanging="357"/>
-      </w:pPr>
-      <w:r>
-        <w:t xml:space="preserve">M. Korkmaz, Ö. K. </w:t>
-      </w:r>
-      <w:proofErr w:type="spellStart"/>
-      <w:r>
-        <w:t>Şahingöz</w:t>
-      </w:r>
-      <w:proofErr w:type="spellEnd"/>
-      <w:r>
-        <w:t xml:space="preserve">, and B. </w:t>
-      </w:r>
-      <w:proofErr w:type="spellStart"/>
-      <w:r>
-        <w:t>Diri</w:t>
-      </w:r>
-      <w:proofErr w:type="spellEnd"/>
-      <w:r>
-        <w:t xml:space="preserve">, “Detection of phishing websites by using machine learning-based URL analysis,” in </w:t>
-      </w:r>
-      <w:r>
-        <w:rPr>
-          <w:rStyle w:val="Vurgu"/>
-        </w:rPr>
-        <w:t xml:space="preserve">Proc. 11th Int. Conf. </w:t>
-      </w:r>
-      <w:proofErr w:type="spellStart"/>
-      <w:r>
-        <w:rPr>
-          <w:rStyle w:val="Vurgu"/>
-        </w:rPr>
-        <w:t>Comput</w:t>
-      </w:r>
-      <w:proofErr w:type="spellEnd"/>
-      <w:r>
-        <w:rPr>
-          <w:rStyle w:val="Vurgu"/>
-        </w:rPr>
-        <w:t xml:space="preserve">., </w:t>
-      </w:r>
-      <w:proofErr w:type="spellStart"/>
-      <w:r>
-        <w:rPr>
-          <w:rStyle w:val="Vurgu"/>
-        </w:rPr>
-        <w:t>Commun</w:t>
-      </w:r>
-      <w:proofErr w:type="spellEnd"/>
-      <w:r>
-        <w:rPr>
-          <w:rStyle w:val="Vurgu"/>
-        </w:rPr>
-        <w:t xml:space="preserve">. </w:t>
-      </w:r>
-      <w:proofErr w:type="spellStart"/>
-      <w:r>
-        <w:rPr>
-          <w:rStyle w:val="Vurgu"/>
-        </w:rPr>
-        <w:t>Netw</w:t>
-      </w:r>
-      <w:proofErr w:type="spellEnd"/>
-      <w:r>
-        <w:rPr>
-          <w:rStyle w:val="Vurgu"/>
-        </w:rPr>
-        <w:t>. Technol. (ICCCNT)</w:t>
-      </w:r>
-      <w:r>
-        <w:t>, Kharagpur, India, Jul. 2020, pp. 1–7.</w:t>
-      </w:r>
-    </w:p>
-    <w:p>
-      <w:pPr>
-        <w:pStyle w:val="AUBiosNoSpace"/>
-        <w:numPr>
-          <w:ilvl w:val="0"/>
-          <w:numId w:val="18"/>
-        </w:numPr>
-        <w:ind w:left="357" w:hanging="357"/>
-      </w:pPr>
-      <w:r>
-        <w:t xml:space="preserve">Y. Tian, Y. Yu, J. Sun, and Y. Wang, “From past to present: A survey of malicious URL detection techniques, datasets and code repositories,” </w:t>
-      </w:r>
-      <w:proofErr w:type="spellStart"/>
-      <w:r>
-        <w:rPr>
-          <w:rStyle w:val="Vurgu"/>
-        </w:rPr>
-        <w:t>arXiv</w:t>
-      </w:r>
-      <w:proofErr w:type="spellEnd"/>
-      <w:r>
-        <w:rPr>
-          <w:rStyle w:val="Vurgu"/>
-        </w:rPr>
-        <w:t xml:space="preserve"> preprint arXiv:2504.16449</w:t>
-      </w:r>
-      <w:r>
-        <w:t>, 2025, doi: 10.48550/arXiv.2504.16449.</w:t>
-      </w:r>
-    </w:p>
-    <w:p>
-      <w:pPr>
-        <w:pStyle w:val="AUBiosNoSpace"/>
-        <w:numPr>
-          <w:ilvl w:val="0"/>
-          <w:numId w:val="18"/>
-        </w:numPr>
-        <w:ind w:left="357" w:hanging="357"/>
-      </w:pPr>
-      <w:r>
-        <w:t xml:space="preserve">S. Singh, “A review on malicious URLs detection,” in </w:t>
-      </w:r>
-      <w:r>
-        <w:rPr>
-          <w:rStyle w:val="Vurgu"/>
-        </w:rPr>
-        <w:t>Proc. Int. Conf. Reliability, Infocom Technologies and Optimization (ICRITO)</w:t>
-      </w:r>
-      <w:r>
-        <w:t xml:space="preserve">, Noida, India, 2020, pp. 581–584, </w:t>
-      </w:r>
-      <w:proofErr w:type="spellStart"/>
-      <w:r>
-        <w:t>doi</w:t>
-      </w:r>
-      <w:proofErr w:type="spellEnd"/>
-      <w:r>
-        <w:t>: 10.1109/ICRITO48877.2020.9197941.</w:t>
       </w:r>
     </w:p>
     <w:p>
@@ -19330,13 +17312,7 @@
         </w:r>
       </w:hyperlink>
       <w:r>
-        <w:t xml:space="preserve"> ,</w:t>
-      </w:r>
-      <w:r>
-        <w:t xml:space="preserve"> </w:t>
-      </w:r>
-      <w:r>
-        <w:t>[Online].</w:t>
+        <w:t xml:space="preserve"> , [Online].</w:t>
       </w:r>
     </w:p>
     <w:p>
@@ -19349,22 +17325,7 @@
         <w:ind w:left="357" w:hanging="357"/>
       </w:pPr>
       <w:r>
-        <w:t>Anti-Phishing Working Group (A</w:t>
-      </w:r>
-      <w:r>
-        <w:t xml:space="preserve">PWG), “Phishing Activity Trends </w:t>
-      </w:r>
-      <w:r>
-        <w:t>Repo</w:t>
-      </w:r>
-      <w:r>
-        <w:t xml:space="preserve">rt, 2024,” APWG, 2024. </w:t>
-      </w:r>
-      <w:r>
-        <w:t>Available:</w:t>
-      </w:r>
-      <w:r>
-        <w:t xml:space="preserve"> </w:t>
+        <w:t xml:space="preserve">Anti-Phishing Working Group (APWG), “Phishing Activity Trends Report, 2024,” APWG, 2024. Available: </w:t>
       </w:r>
       <w:hyperlink r:id="rId15" w:history="1">
         <w:r>
@@ -19375,10 +17336,7 @@
         </w:r>
       </w:hyperlink>
       <w:r>
-        <w:t xml:space="preserve"> , </w:t>
-      </w:r>
-      <w:r>
-        <w:t>[Online].</w:t>
+        <w:t xml:space="preserve"> , [Online].</w:t>
       </w:r>
     </w:p>
     <w:p>
@@ -19391,13 +17349,7 @@
         <w:ind w:left="357" w:hanging="357"/>
       </w:pPr>
       <w:r>
-        <w:t>Anti-Phishing Working Group (APWG), “Phishing Activity Trends Report, 2025,” APWG, 2025.</w:t>
-      </w:r>
-      <w:r>
-        <w:t xml:space="preserve"> </w:t>
-      </w:r>
-      <w:r>
-        <w:t xml:space="preserve">Available: </w:t>
+        <w:t xml:space="preserve">Anti-Phishing Working Group (APWG), “Phishing Activity Trends Report, 2025,” APWG, 2025. Available: </w:t>
       </w:r>
       <w:hyperlink r:id="rId16" w:history="1">
         <w:r>
@@ -19408,10 +17360,7 @@
         </w:r>
       </w:hyperlink>
       <w:r>
-        <w:t xml:space="preserve"> , </w:t>
-      </w:r>
-      <w:r>
-        <w:t>[Online].</w:t>
+        <w:t xml:space="preserve"> , [Online].</w:t>
       </w:r>
     </w:p>
     <w:p>
@@ -19424,13 +17373,7 @@
         <w:ind w:left="357" w:hanging="357"/>
       </w:pPr>
       <w:r>
-        <w:t>Verizon, “2025 Data Breach Investigations</w:t>
-      </w:r>
-      <w:r>
-        <w:t xml:space="preserve"> Report (DBIR),” Verizon, 2025. </w:t>
-      </w:r>
-      <w:r>
-        <w:t xml:space="preserve">Available: </w:t>
+        <w:t xml:space="preserve">Verizon, “2025 Data Breach Investigations Report (DBIR),” Verizon, 2025. Available: </w:t>
       </w:r>
       <w:hyperlink r:id="rId17" w:history="1">
         <w:r>
@@ -19441,611 +17384,2678 @@
         </w:r>
       </w:hyperlink>
       <w:r>
-        <w:t xml:space="preserve"> , </w:t>
-      </w:r>
-      <w:r>
-        <w:t>[Online].</w:t>
+        <w:t xml:space="preserve"> , [Online].</w:t>
       </w:r>
     </w:p>
     <w:p>
       <w:pPr>
         <w:pStyle w:val="AUBiosNoSpace"/>
-        <w:ind w:left="357" w:firstLine="0"/>
-      </w:pPr>
+        <w:numPr>
+          <w:ilvl w:val="0"/>
+          <w:numId w:val="18"/>
+        </w:numPr>
+        <w:ind w:left="357" w:hanging="357"/>
+      </w:pPr>
+      <w:r>
+        <w:t xml:space="preserve">S. Abad, H. </w:t>
+      </w:r>
+      <w:proofErr w:type="spellStart"/>
+      <w:r>
+        <w:t>Gholamy</w:t>
+      </w:r>
+      <w:proofErr w:type="spellEnd"/>
+      <w:r>
+        <w:t xml:space="preserve">, and M. </w:t>
+      </w:r>
+      <w:proofErr w:type="spellStart"/>
+      <w:r>
+        <w:t>Aslani</w:t>
+      </w:r>
+      <w:proofErr w:type="spellEnd"/>
+      <w:r>
+        <w:t xml:space="preserve">, “Classification of malicious URLs using machine learning,” </w:t>
+      </w:r>
+      <w:r>
+        <w:rPr>
+          <w:i/>
+        </w:rPr>
+        <w:t>Sensors</w:t>
+      </w:r>
+      <w:r>
+        <w:t>, vol. 23, Art. no. 7760, 2023.</w:t>
+      </w:r>
     </w:p>
     <w:p>
       <w:pPr>
         <w:pStyle w:val="AUBiosNoSpace"/>
-        <w:ind w:left="357" w:firstLine="0"/>
-      </w:pPr>
+        <w:numPr>
+          <w:ilvl w:val="0"/>
+          <w:numId w:val="18"/>
+        </w:numPr>
+        <w:ind w:left="357" w:hanging="357"/>
+      </w:pPr>
+      <w:r>
+        <w:lastRenderedPageBreak/>
+        <w:t xml:space="preserve">D. S. </w:t>
+      </w:r>
+      <w:proofErr w:type="spellStart"/>
+      <w:r>
+        <w:t>Dinakar</w:t>
+      </w:r>
+      <w:proofErr w:type="spellEnd"/>
+      <w:r>
+        <w:t xml:space="preserve"> and K. Deepak, “Shallow and deep </w:t>
+      </w:r>
+      <w:proofErr w:type="gramStart"/>
+      <w:r>
+        <w:t>learning based</w:t>
+      </w:r>
+      <w:proofErr w:type="gramEnd"/>
+      <w:r>
+        <w:t xml:space="preserve"> approaches for malicious URL detection: A comprehensive performance evaluation,” in Proc</w:t>
+      </w:r>
+      <w:r>
+        <w:rPr>
+          <w:i/>
+        </w:rPr>
+        <w:t>. ICCCNT</w:t>
+      </w:r>
+      <w:r>
+        <w:t>, 2024.</w:t>
+      </w:r>
     </w:p>
     <w:p>
       <w:pPr>
         <w:pStyle w:val="AUBiosNoSpace"/>
-      </w:pPr>
+        <w:numPr>
+          <w:ilvl w:val="0"/>
+          <w:numId w:val="18"/>
+        </w:numPr>
+        <w:ind w:left="357" w:hanging="357"/>
+      </w:pPr>
+      <w:r>
+        <w:t xml:space="preserve">L. Yi, A. </w:t>
+      </w:r>
+      <w:proofErr w:type="spellStart"/>
+      <w:r>
+        <w:t>Omotosho</w:t>
+      </w:r>
+      <w:proofErr w:type="spellEnd"/>
+      <w:r>
+        <w:t xml:space="preserve">, and H. Balogun, “Phishing URL detection and interpretability with machine learning: A cross-dataset approach,” </w:t>
+      </w:r>
+      <w:r>
+        <w:rPr>
+          <w:rStyle w:val="Vurgu"/>
+        </w:rPr>
+        <w:t>Security and Privacy</w:t>
+      </w:r>
+      <w:r>
+        <w:t xml:space="preserve">, vol. 9, Art. no. e70175, 2026, </w:t>
+      </w:r>
+      <w:proofErr w:type="spellStart"/>
+      <w:r>
+        <w:t>doi</w:t>
+      </w:r>
+      <w:proofErr w:type="spellEnd"/>
+      <w:r>
+        <w:t>: 10.1002/spy2.70175.</w:t>
+      </w:r>
     </w:p>
     <w:p>
       <w:pPr>
         <w:pStyle w:val="AUBiosNoSpace"/>
-      </w:pPr>
+        <w:numPr>
+          <w:ilvl w:val="0"/>
+          <w:numId w:val="18"/>
+        </w:numPr>
+        <w:ind w:left="357" w:hanging="357"/>
+      </w:pPr>
+      <w:r>
+        <w:t xml:space="preserve">A. U. Rehman, I. Imtiaz, S. Javaid, and M. </w:t>
+      </w:r>
+      <w:proofErr w:type="spellStart"/>
+      <w:r>
+        <w:t>Muslih</w:t>
+      </w:r>
+      <w:proofErr w:type="spellEnd"/>
+      <w:r>
+        <w:t xml:space="preserve">, “Real-time phishing URL detection using machine learning,” </w:t>
+      </w:r>
+      <w:r>
+        <w:rPr>
+          <w:rStyle w:val="Vurgu"/>
+        </w:rPr>
+        <w:t>Eng. Proc.</w:t>
+      </w:r>
+      <w:r>
+        <w:t xml:space="preserve">, vol. 107, Art. no. 108, 2025, </w:t>
+      </w:r>
+      <w:proofErr w:type="spellStart"/>
+      <w:r>
+        <w:t>doi</w:t>
+      </w:r>
+      <w:proofErr w:type="spellEnd"/>
+      <w:r>
+        <w:t>: 10.3390/engproc2025107108.</w:t>
+      </w:r>
     </w:p>
     <w:p>
       <w:pPr>
         <w:pStyle w:val="AUBiosNoSpace"/>
-      </w:pPr>
+        <w:numPr>
+          <w:ilvl w:val="0"/>
+          <w:numId w:val="18"/>
+        </w:numPr>
+        <w:ind w:left="357" w:hanging="357"/>
+      </w:pPr>
+      <w:r>
+        <w:t xml:space="preserve">M. </w:t>
+      </w:r>
+      <w:proofErr w:type="spellStart"/>
+      <w:r>
+        <w:t>Aljabri</w:t>
+      </w:r>
+      <w:proofErr w:type="spellEnd"/>
+      <w:r>
+        <w:t xml:space="preserve"> et al., “An assessment of lexical, network, and content-based features for detecting malicious URLs using machine learning and deep learning models,” </w:t>
+      </w:r>
+      <w:r>
+        <w:rPr>
+          <w:i/>
+        </w:rPr>
+        <w:t>Computational Intelligence and Neuroscience</w:t>
+      </w:r>
+      <w:r>
+        <w:t>, vol. 2022, Art. no. 3241216, 2022.</w:t>
+      </w:r>
     </w:p>
     <w:p>
       <w:pPr>
         <w:pStyle w:val="AUBiosNoSpace"/>
-      </w:pPr>
+        <w:numPr>
+          <w:ilvl w:val="0"/>
+          <w:numId w:val="18"/>
+        </w:numPr>
+        <w:ind w:left="357" w:hanging="357"/>
+      </w:pPr>
+      <w:r>
+        <w:t>S. S. Roy et al., “</w:t>
+      </w:r>
+      <w:proofErr w:type="spellStart"/>
+      <w:r>
+        <w:t>Multimodel</w:t>
+      </w:r>
+      <w:proofErr w:type="spellEnd"/>
+      <w:r>
+        <w:t xml:space="preserve"> phishing URL detection using LSTM, bidirectional LSTM, and GRU models,” </w:t>
+      </w:r>
+      <w:r>
+        <w:rPr>
+          <w:i/>
+        </w:rPr>
+        <w:t>Future Internet</w:t>
+      </w:r>
+      <w:r>
+        <w:t>, vol. 14, Art. no. 340, 2022.</w:t>
+      </w:r>
     </w:p>
     <w:p>
       <w:pPr>
         <w:pStyle w:val="AUBiosNoSpace"/>
-      </w:pPr>
+        <w:numPr>
+          <w:ilvl w:val="0"/>
+          <w:numId w:val="18"/>
+        </w:numPr>
+        <w:ind w:left="357" w:hanging="357"/>
+      </w:pPr>
+      <w:r>
+        <w:t xml:space="preserve">M. </w:t>
+      </w:r>
+      <w:proofErr w:type="spellStart"/>
+      <w:r>
+        <w:t>Elsadig</w:t>
+      </w:r>
+      <w:proofErr w:type="spellEnd"/>
+      <w:r>
+        <w:t xml:space="preserve"> et al., “Intelligent deep machine learning cyber phishing URL detection based on BERT features extraction,” </w:t>
+      </w:r>
+      <w:r>
+        <w:rPr>
+          <w:i/>
+        </w:rPr>
+        <w:t>Electronics</w:t>
+      </w:r>
+      <w:r>
+        <w:t>, vol. 11, Art. no. 3647, 2022.</w:t>
+      </w:r>
     </w:p>
     <w:p>
       <w:pPr>
         <w:pStyle w:val="AUBiosNoSpace"/>
-      </w:pPr>
+        <w:numPr>
+          <w:ilvl w:val="0"/>
+          <w:numId w:val="18"/>
+        </w:numPr>
+        <w:ind w:left="357" w:hanging="357"/>
+      </w:pPr>
+      <w:r>
+        <w:t xml:space="preserve">U. </w:t>
+      </w:r>
+      <w:proofErr w:type="spellStart"/>
+      <w:r>
+        <w:t>Onwudebelu</w:t>
+      </w:r>
+      <w:proofErr w:type="spellEnd"/>
+      <w:r>
+        <w:t xml:space="preserve">, J. O. </w:t>
+      </w:r>
+      <w:proofErr w:type="spellStart"/>
+      <w:r>
+        <w:t>Ugah</w:t>
+      </w:r>
+      <w:proofErr w:type="spellEnd"/>
+      <w:r>
+        <w:t xml:space="preserve">, S. E. </w:t>
+      </w:r>
+      <w:proofErr w:type="spellStart"/>
+      <w:r>
+        <w:t>Ezeh</w:t>
+      </w:r>
+      <w:proofErr w:type="spellEnd"/>
+      <w:r>
+        <w:t xml:space="preserve">, and O. O. </w:t>
+      </w:r>
+      <w:proofErr w:type="spellStart"/>
+      <w:r>
+        <w:t>Fasola</w:t>
+      </w:r>
+      <w:proofErr w:type="spellEnd"/>
+      <w:r>
+        <w:t xml:space="preserve">, “Securing online platforms: Hybrid machine learning approaches for URL phishing detection,” </w:t>
+      </w:r>
+      <w:r>
+        <w:rPr>
+          <w:rStyle w:val="Vurgu"/>
+        </w:rPr>
+        <w:t>Journal of Intelligent Communication</w:t>
+      </w:r>
+      <w:r>
+        <w:t>, vol. 5, no. 1, pp. 24–46, 2025.</w:t>
+      </w:r>
     </w:p>
     <w:p>
       <w:pPr>
         <w:pStyle w:val="AUBiosNoSpace"/>
-      </w:pPr>
+        <w:numPr>
+          <w:ilvl w:val="0"/>
+          <w:numId w:val="18"/>
+        </w:numPr>
+        <w:ind w:left="357" w:hanging="357"/>
+      </w:pPr>
+      <w:r>
+        <w:t xml:space="preserve">F. </w:t>
+      </w:r>
+      <w:proofErr w:type="spellStart"/>
+      <w:r>
+        <w:t>Türk</w:t>
+      </w:r>
+      <w:proofErr w:type="spellEnd"/>
+      <w:r>
+        <w:t xml:space="preserve"> and M. </w:t>
+      </w:r>
+      <w:proofErr w:type="spellStart"/>
+      <w:r>
+        <w:t>Kılıçaslan</w:t>
+      </w:r>
+      <w:proofErr w:type="spellEnd"/>
+      <w:r>
+        <w:t xml:space="preserve">, “Malicious URL detection with advanced machine learning and optimization-supported deep learning models,” </w:t>
+      </w:r>
+      <w:r>
+        <w:rPr>
+          <w:rStyle w:val="Vurgu"/>
+        </w:rPr>
+        <w:t>Applied Sciences</w:t>
+      </w:r>
+      <w:r>
+        <w:t>, vol. 15, Art. no. 10090, 2025.</w:t>
+      </w:r>
     </w:p>
     <w:p>
       <w:pPr>
         <w:pStyle w:val="AUBiosNoSpace"/>
-      </w:pPr>
+        <w:numPr>
+          <w:ilvl w:val="0"/>
+          <w:numId w:val="18"/>
+        </w:numPr>
+        <w:ind w:left="357" w:hanging="357"/>
+      </w:pPr>
+      <w:r>
+        <w:t xml:space="preserve">T. </w:t>
+      </w:r>
+      <w:proofErr w:type="spellStart"/>
+      <w:r>
+        <w:t>Jaswanthi</w:t>
+      </w:r>
+      <w:proofErr w:type="spellEnd"/>
+      <w:r>
+        <w:t xml:space="preserve">, T. Harshitha, M. </w:t>
+      </w:r>
+      <w:proofErr w:type="spellStart"/>
+      <w:r>
+        <w:t>Belwal</w:t>
+      </w:r>
+      <w:proofErr w:type="spellEnd"/>
+      <w:r>
+        <w:t xml:space="preserve">, and S. Tanya, “Malicious URL detection: Comparative study of machine learning algorithms,” in </w:t>
+      </w:r>
+      <w:r>
+        <w:rPr>
+          <w:rStyle w:val="Vurgu"/>
+        </w:rPr>
+        <w:t>Proc. 15th Int. Conf. Computing, Communication and Networking Technologies (ICCCNT)</w:t>
+      </w:r>
+      <w:r>
+        <w:t>, 2024.</w:t>
+      </w:r>
     </w:p>
     <w:p>
       <w:pPr>
         <w:pStyle w:val="AUBiosNoSpace"/>
-      </w:pPr>
+        <w:numPr>
+          <w:ilvl w:val="0"/>
+          <w:numId w:val="18"/>
+        </w:numPr>
+        <w:ind w:left="357" w:hanging="357"/>
+      </w:pPr>
+      <w:r>
+        <w:t xml:space="preserve">E. </w:t>
+      </w:r>
+      <w:proofErr w:type="spellStart"/>
+      <w:r>
+        <w:t>Nazeeruddin</w:t>
+      </w:r>
+      <w:proofErr w:type="spellEnd"/>
+      <w:r>
+        <w:t xml:space="preserve">, G. Latif, and N. Mohammad, “Malicious URL detection and categorization using machine learning techniques,” in </w:t>
+      </w:r>
+      <w:r>
+        <w:rPr>
+          <w:rStyle w:val="Vurgu"/>
+        </w:rPr>
+        <w:t>Proc. 16th Int. Conf. Computational Intelligence and Communication Networks (CICN)</w:t>
+      </w:r>
+      <w:r>
+        <w:t>, 2024.</w:t>
+      </w:r>
     </w:p>
     <w:p>
       <w:pPr>
         <w:pStyle w:val="AUBiosNoSpace"/>
-      </w:pPr>
+        <w:numPr>
+          <w:ilvl w:val="0"/>
+          <w:numId w:val="18"/>
+        </w:numPr>
+        <w:ind w:left="357" w:hanging="357"/>
+      </w:pPr>
+      <w:r>
+        <w:t xml:space="preserve">A. S. Rafsanjani, N. B. </w:t>
+      </w:r>
+      <w:proofErr w:type="spellStart"/>
+      <w:r>
+        <w:t>Kamaruddin</w:t>
+      </w:r>
+      <w:proofErr w:type="spellEnd"/>
+      <w:r>
+        <w:t xml:space="preserve">, M. </w:t>
+      </w:r>
+      <w:proofErr w:type="spellStart"/>
+      <w:r>
+        <w:t>Behjati</w:t>
+      </w:r>
+      <w:proofErr w:type="spellEnd"/>
+      <w:r>
+        <w:t xml:space="preserve">, S. Aslam, A. Sarfaraz, and A. </w:t>
+      </w:r>
+      <w:proofErr w:type="spellStart"/>
+      <w:r>
+        <w:t>Amphawan</w:t>
+      </w:r>
+      <w:proofErr w:type="spellEnd"/>
+      <w:r>
+        <w:t xml:space="preserve">, “Enhancing malicious URL detection: A novel framework leveraging priority coefficient and feature evaluation,” </w:t>
+      </w:r>
+      <w:r>
+        <w:rPr>
+          <w:rStyle w:val="Vurgu"/>
+        </w:rPr>
+        <w:t>IEEE Access</w:t>
+      </w:r>
+      <w:r>
+        <w:t>, 2024.</w:t>
+      </w:r>
     </w:p>
     <w:p>
       <w:pPr>
         <w:pStyle w:val="AUBiosNoSpace"/>
-      </w:pPr>
+        <w:numPr>
+          <w:ilvl w:val="0"/>
+          <w:numId w:val="18"/>
+        </w:numPr>
+        <w:ind w:left="357" w:hanging="357"/>
+      </w:pPr>
+      <w:r>
+        <w:t xml:space="preserve">S. R. Abdul Samad, S. </w:t>
+      </w:r>
+      <w:proofErr w:type="spellStart"/>
+      <w:r>
+        <w:t>Balasubaramanian</w:t>
+      </w:r>
+      <w:proofErr w:type="spellEnd"/>
+      <w:r>
+        <w:t>, A. S. Al-</w:t>
+      </w:r>
+      <w:proofErr w:type="spellStart"/>
+      <w:r>
+        <w:t>Kaabi</w:t>
+      </w:r>
+      <w:proofErr w:type="spellEnd"/>
+      <w:r>
+        <w:t xml:space="preserve">, B. Sharma, S. Chowdhury, A. </w:t>
+      </w:r>
+      <w:proofErr w:type="spellStart"/>
+      <w:r>
+        <w:t>Mehbodniya</w:t>
+      </w:r>
+      <w:proofErr w:type="spellEnd"/>
+      <w:r>
+        <w:t xml:space="preserve">, J. L. Webber, and A. </w:t>
+      </w:r>
+      <w:proofErr w:type="spellStart"/>
+      <w:r>
+        <w:t>Bostani</w:t>
+      </w:r>
+      <w:proofErr w:type="spellEnd"/>
+      <w:r>
+        <w:t xml:space="preserve">, “Analysis of the performance impact of fine-tuned machine learning model for phishing URL detection,” </w:t>
+      </w:r>
+      <w:r>
+        <w:rPr>
+          <w:rStyle w:val="Vurgu"/>
+        </w:rPr>
+        <w:t>Electronics</w:t>
+      </w:r>
+      <w:r>
+        <w:t>, vol. 12, Art. no. 1642, 2023.</w:t>
+      </w:r>
     </w:p>
     <w:p>
       <w:pPr>
         <w:pStyle w:val="AUBiosNoSpace"/>
-      </w:pPr>
+        <w:numPr>
+          <w:ilvl w:val="0"/>
+          <w:numId w:val="18"/>
+        </w:numPr>
+        <w:ind w:left="357" w:hanging="357"/>
+      </w:pPr>
+      <w:r>
+        <w:t xml:space="preserve">N. Nagy, M. </w:t>
+      </w:r>
+      <w:proofErr w:type="spellStart"/>
+      <w:r>
+        <w:t>Aljabri</w:t>
+      </w:r>
+      <w:proofErr w:type="spellEnd"/>
+      <w:r>
+        <w:t xml:space="preserve">, A. </w:t>
+      </w:r>
+      <w:proofErr w:type="spellStart"/>
+      <w:r>
+        <w:t>Shaahid</w:t>
+      </w:r>
+      <w:proofErr w:type="spellEnd"/>
+      <w:r>
+        <w:t xml:space="preserve">, A. A. Ahmed, F. </w:t>
+      </w:r>
+      <w:proofErr w:type="spellStart"/>
+      <w:r>
+        <w:t>Alnasser</w:t>
+      </w:r>
+      <w:proofErr w:type="spellEnd"/>
+      <w:r>
+        <w:t xml:space="preserve">, L. </w:t>
+      </w:r>
+      <w:proofErr w:type="spellStart"/>
+      <w:r>
+        <w:t>Almakramy</w:t>
+      </w:r>
+      <w:proofErr w:type="spellEnd"/>
+      <w:r>
+        <w:t xml:space="preserve">, M. </w:t>
+      </w:r>
+      <w:proofErr w:type="spellStart"/>
+      <w:r>
+        <w:t>Alhadab</w:t>
+      </w:r>
+      <w:proofErr w:type="spellEnd"/>
+      <w:r>
+        <w:t xml:space="preserve">, and S. </w:t>
+      </w:r>
+      <w:proofErr w:type="spellStart"/>
+      <w:r>
+        <w:t>Alfaddagh</w:t>
+      </w:r>
+      <w:proofErr w:type="spellEnd"/>
+      <w:r>
+        <w:t xml:space="preserve">, “Phishing URLs detection using sequential and parallel ml techniques: Comparative analysis,” </w:t>
+      </w:r>
+      <w:r>
+        <w:rPr>
+          <w:rStyle w:val="Vurgu"/>
+        </w:rPr>
+        <w:t>Sensors</w:t>
+      </w:r>
+      <w:r>
+        <w:t>, vol. 23, Art. no. 3467, 2023.</w:t>
+      </w:r>
     </w:p>
     <w:p>
       <w:pPr>
         <w:pStyle w:val="AUBiosNoSpace"/>
-      </w:pPr>
+        <w:numPr>
+          <w:ilvl w:val="0"/>
+          <w:numId w:val="18"/>
+        </w:numPr>
+        <w:ind w:left="357" w:hanging="357"/>
+      </w:pPr>
+      <w:r>
+        <w:t>X. Tong, B. Jin, J. Wang, Y. Yang, Q. Suo, and Y. Wu, “MM-</w:t>
+      </w:r>
+      <w:proofErr w:type="spellStart"/>
+      <w:r>
+        <w:t>ConvBERT</w:t>
+      </w:r>
+      <w:proofErr w:type="spellEnd"/>
+      <w:r>
+        <w:t xml:space="preserve">-LMS: Detecting malicious web pages via multi-modal learning and pre-trained model,” </w:t>
+      </w:r>
+      <w:r>
+        <w:rPr>
+          <w:rStyle w:val="Vurgu"/>
+        </w:rPr>
+        <w:t>Applied Sciences</w:t>
+      </w:r>
+      <w:r>
+        <w:t>, vol. 13, Art. no. 3327, 2023.</w:t>
+      </w:r>
     </w:p>
     <w:p>
       <w:pPr>
         <w:pStyle w:val="AUBiosNoSpace"/>
-      </w:pPr>
+        <w:numPr>
+          <w:ilvl w:val="0"/>
+          <w:numId w:val="18"/>
+        </w:numPr>
+        <w:ind w:left="357" w:hanging="357"/>
+      </w:pPr>
+      <w:r>
+        <w:t xml:space="preserve">J. Yuan, Y. Liu, and L. Yu, “A novel approach for malicious URL detection based on the joint model,” </w:t>
+      </w:r>
+      <w:r>
+        <w:rPr>
+          <w:i/>
+        </w:rPr>
+        <w:t>Security and Communication Networks</w:t>
+      </w:r>
+      <w:r>
+        <w:t>, vol. 2021, Art. no. 4917016, 2021.</w:t>
+      </w:r>
     </w:p>
     <w:p>
       <w:pPr>
         <w:pStyle w:val="AUBiosNoSpace"/>
-      </w:pPr>
+        <w:numPr>
+          <w:ilvl w:val="0"/>
+          <w:numId w:val="18"/>
+        </w:numPr>
+        <w:ind w:left="357" w:hanging="357"/>
+      </w:pPr>
+      <w:r>
+        <w:t xml:space="preserve">A. Joshi, L. Lloyd, P. Westin, and S. </w:t>
+      </w:r>
+      <w:proofErr w:type="spellStart"/>
+      <w:r>
+        <w:t>Seethapathy</w:t>
+      </w:r>
+      <w:proofErr w:type="spellEnd"/>
+      <w:r>
+        <w:t xml:space="preserve">, “Using lexical features for malicious URL detection- a machine learning approach,” </w:t>
+      </w:r>
+      <w:proofErr w:type="spellStart"/>
+      <w:r>
+        <w:t>arXiv</w:t>
+      </w:r>
+      <w:proofErr w:type="spellEnd"/>
+      <w:r>
+        <w:t xml:space="preserve"> preprint arXiv:1910.06277, 2019.</w:t>
+      </w:r>
     </w:p>
     <w:p>
       <w:pPr>
         <w:pStyle w:val="AUBiosNoSpace"/>
-      </w:pPr>
+        <w:numPr>
+          <w:ilvl w:val="0"/>
+          <w:numId w:val="18"/>
+        </w:numPr>
+        <w:ind w:left="357" w:hanging="357"/>
+      </w:pPr>
+      <w:r>
+        <w:t xml:space="preserve">S. He, B. Li, H. Peng, J. Xin, and E. Zhang, “An effective cost-sensitive </w:t>
+      </w:r>
+      <w:proofErr w:type="spellStart"/>
+      <w:r>
+        <w:t>XGBoost</w:t>
+      </w:r>
+      <w:proofErr w:type="spellEnd"/>
+      <w:r>
+        <w:t xml:space="preserve"> method for malicious URLs detection in imbalanced dataset,” </w:t>
+      </w:r>
+      <w:r>
+        <w:rPr>
+          <w:i/>
+        </w:rPr>
+        <w:t>IEEE Access</w:t>
+      </w:r>
+      <w:r>
+        <w:t>, vol. 9, pp. 93089–93096, 2021.</w:t>
+      </w:r>
     </w:p>
     <w:p>
       <w:pPr>
         <w:pStyle w:val="AUBiosNoSpace"/>
-      </w:pPr>
+        <w:numPr>
+          <w:ilvl w:val="0"/>
+          <w:numId w:val="18"/>
+        </w:numPr>
+        <w:ind w:left="357" w:hanging="357"/>
+      </w:pPr>
+      <w:r>
+        <w:t xml:space="preserve">A. Maci, A. </w:t>
+      </w:r>
+      <w:proofErr w:type="spellStart"/>
+      <w:r>
+        <w:t>Santorsola</w:t>
+      </w:r>
+      <w:proofErr w:type="spellEnd"/>
+      <w:r>
+        <w:t xml:space="preserve">, A. </w:t>
+      </w:r>
+      <w:proofErr w:type="spellStart"/>
+      <w:r>
+        <w:t>Coscia</w:t>
+      </w:r>
+      <w:proofErr w:type="spellEnd"/>
+      <w:r>
+        <w:t xml:space="preserve">, and A. </w:t>
+      </w:r>
+      <w:proofErr w:type="spellStart"/>
+      <w:r>
+        <w:t>Iannacone</w:t>
+      </w:r>
+      <w:proofErr w:type="spellEnd"/>
+      <w:r>
+        <w:t xml:space="preserve">, “Unbalanced web phishing classification through deep reinforcement learning,” </w:t>
+      </w:r>
+      <w:r>
+        <w:rPr>
+          <w:i/>
+        </w:rPr>
+        <w:t>Computers</w:t>
+      </w:r>
+      <w:r>
+        <w:t>, vol. 12, Art. no. 118, 2023.</w:t>
+      </w:r>
     </w:p>
     <w:p>
       <w:pPr>
         <w:pStyle w:val="AUBiosNoSpace"/>
-      </w:pPr>
+        <w:numPr>
+          <w:ilvl w:val="0"/>
+          <w:numId w:val="18"/>
+        </w:numPr>
+        <w:ind w:left="357" w:hanging="357"/>
+      </w:pPr>
+      <w:r>
+        <w:rPr>
+          <w:color w:val="000000"/>
+          <w:lang w:eastAsia="tr-TR"/>
+        </w:rPr>
+        <w:t xml:space="preserve">U. S. D. R, A. Patil, and M. Mohana, “Malicious URL detection and classification analysis using machine learning models,” in Proc. </w:t>
+      </w:r>
+      <w:r>
+        <w:rPr>
+          <w:i/>
+          <w:color w:val="000000"/>
+          <w:lang w:eastAsia="tr-TR"/>
+        </w:rPr>
+        <w:t xml:space="preserve">Int. Conf. </w:t>
+      </w:r>
+      <w:proofErr w:type="spellStart"/>
+      <w:r>
+        <w:rPr>
+          <w:i/>
+          <w:color w:val="000000"/>
+          <w:lang w:eastAsia="tr-TR"/>
+        </w:rPr>
+        <w:t>Intell</w:t>
+      </w:r>
+      <w:proofErr w:type="spellEnd"/>
+      <w:r>
+        <w:rPr>
+          <w:i/>
+          <w:color w:val="000000"/>
+          <w:lang w:eastAsia="tr-TR"/>
+        </w:rPr>
+        <w:t xml:space="preserve">. Data </w:t>
+      </w:r>
+      <w:proofErr w:type="spellStart"/>
+      <w:r>
+        <w:rPr>
+          <w:i/>
+          <w:color w:val="000000"/>
+          <w:lang w:eastAsia="tr-TR"/>
+        </w:rPr>
+        <w:t>Commun</w:t>
+      </w:r>
+      <w:proofErr w:type="spellEnd"/>
+      <w:r>
+        <w:rPr>
+          <w:i/>
+          <w:color w:val="000000"/>
+          <w:lang w:eastAsia="tr-TR"/>
+        </w:rPr>
+        <w:t>. Technol. Internet Things</w:t>
+      </w:r>
+      <w:r>
+        <w:rPr>
+          <w:color w:val="000000"/>
+          <w:lang w:eastAsia="tr-TR"/>
+        </w:rPr>
+        <w:t xml:space="preserve"> (</w:t>
+      </w:r>
+      <w:proofErr w:type="spellStart"/>
+      <w:r>
+        <w:rPr>
+          <w:color w:val="000000"/>
+          <w:lang w:eastAsia="tr-TR"/>
+        </w:rPr>
+        <w:t>IDCIoT</w:t>
+      </w:r>
+      <w:proofErr w:type="spellEnd"/>
+      <w:r>
+        <w:rPr>
+          <w:color w:val="000000"/>
+          <w:lang w:eastAsia="tr-TR"/>
+        </w:rPr>
+        <w:t xml:space="preserve">), Bengaluru, India, 2023, pp. 470–476, </w:t>
+      </w:r>
+      <w:proofErr w:type="spellStart"/>
+      <w:r>
+        <w:rPr>
+          <w:color w:val="000000"/>
+          <w:lang w:eastAsia="tr-TR"/>
+        </w:rPr>
+        <w:t>doi</w:t>
+      </w:r>
+      <w:proofErr w:type="spellEnd"/>
+      <w:r>
+        <w:rPr>
+          <w:color w:val="000000"/>
+          <w:lang w:eastAsia="tr-TR"/>
+        </w:rPr>
+        <w:t>: 10.1109/IDCIoT56793.2023.10053422.</w:t>
+      </w:r>
     </w:p>
     <w:p>
       <w:pPr>
         <w:pStyle w:val="AUBiosNoSpace"/>
-      </w:pPr>
+        <w:numPr>
+          <w:ilvl w:val="0"/>
+          <w:numId w:val="18"/>
+        </w:numPr>
+        <w:ind w:left="357" w:hanging="357"/>
+      </w:pPr>
+      <w:r>
+        <w:t xml:space="preserve">D. Xuan, H. D. Nguyen, and V. N. </w:t>
+      </w:r>
+      <w:proofErr w:type="spellStart"/>
+      <w:r>
+        <w:t>Tisenko</w:t>
+      </w:r>
+      <w:proofErr w:type="spellEnd"/>
+      <w:r>
+        <w:t xml:space="preserve">, “Malicious URL detection based on machine learning,” </w:t>
+      </w:r>
+      <w:r>
+        <w:rPr>
+          <w:rStyle w:val="Vurgu"/>
+        </w:rPr>
+        <w:t>International Journal of Advanced Computer Science and Applications</w:t>
+      </w:r>
+      <w:r>
+        <w:t>, vol. 11, 2020.</w:t>
+      </w:r>
     </w:p>
     <w:p>
       <w:pPr>
         <w:pStyle w:val="AUBiosNoSpace"/>
-      </w:pPr>
+        <w:numPr>
+          <w:ilvl w:val="0"/>
+          <w:numId w:val="18"/>
+        </w:numPr>
+        <w:ind w:left="357" w:hanging="357"/>
+      </w:pPr>
+      <w:r>
+        <w:t xml:space="preserve">R. </w:t>
+      </w:r>
+      <w:proofErr w:type="spellStart"/>
+      <w:r>
+        <w:t>Patgiri</w:t>
+      </w:r>
+      <w:proofErr w:type="spellEnd"/>
+      <w:r>
+        <w:t xml:space="preserve">, H. Katari, R. Kumar, and D. Sharma, “Empirical study on malicious URL detection using machine learning,” in </w:t>
+      </w:r>
+      <w:r>
+        <w:rPr>
+          <w:rStyle w:val="Vurgu"/>
+        </w:rPr>
+        <w:t>Proc. 15th Int. Conf. Distributed Computing and Internet Technology (ICDCIT)</w:t>
+      </w:r>
+      <w:r>
+        <w:t>, Bhubaneswar, India, Jan. 2019, pp. 380–388.</w:t>
+      </w:r>
     </w:p>
     <w:p>
       <w:pPr>
         <w:pStyle w:val="AUBiosNoSpace"/>
-      </w:pPr>
+        <w:numPr>
+          <w:ilvl w:val="0"/>
+          <w:numId w:val="18"/>
+        </w:numPr>
+        <w:ind w:left="357" w:hanging="357"/>
+      </w:pPr>
+      <w:r>
+        <w:t xml:space="preserve">M. </w:t>
+      </w:r>
+      <w:proofErr w:type="spellStart"/>
+      <w:r>
+        <w:t>Alsaedi</w:t>
+      </w:r>
+      <w:proofErr w:type="spellEnd"/>
+      <w:r>
+        <w:t xml:space="preserve">, F. A. </w:t>
+      </w:r>
+      <w:proofErr w:type="spellStart"/>
+      <w:r>
+        <w:t>Ghaleb</w:t>
+      </w:r>
+      <w:proofErr w:type="spellEnd"/>
+      <w:r>
+        <w:t xml:space="preserve">, F. Saeed, J. Ahmad, and M. </w:t>
+      </w:r>
+      <w:proofErr w:type="spellStart"/>
+      <w:r>
+        <w:t>Alasli</w:t>
+      </w:r>
+      <w:proofErr w:type="spellEnd"/>
+      <w:r>
+        <w:t xml:space="preserve">, “Cyber threat intelligence-based malicious URL detection model using ensemble learning,” </w:t>
+      </w:r>
+      <w:r>
+        <w:rPr>
+          <w:rStyle w:val="Vurgu"/>
+        </w:rPr>
+        <w:t>Sensors</w:t>
+      </w:r>
+      <w:r>
+        <w:t>, vol. 22, Art. no. 3373, 2022.</w:t>
+      </w:r>
     </w:p>
     <w:p>
       <w:pPr>
         <w:pStyle w:val="AUBiosNoSpace"/>
-      </w:pPr>
+        <w:numPr>
+          <w:ilvl w:val="0"/>
+          <w:numId w:val="18"/>
+        </w:numPr>
+        <w:ind w:left="357" w:hanging="357"/>
+      </w:pPr>
+      <w:r>
+        <w:t xml:space="preserve">M. Umer, S. Sadiq, H. </w:t>
+      </w:r>
+      <w:proofErr w:type="spellStart"/>
+      <w:r>
+        <w:t>Karamti</w:t>
+      </w:r>
+      <w:proofErr w:type="spellEnd"/>
+      <w:r>
+        <w:t xml:space="preserve">, R. M. </w:t>
+      </w:r>
+      <w:proofErr w:type="spellStart"/>
+      <w:r>
+        <w:t>Alhebshi</w:t>
+      </w:r>
+      <w:proofErr w:type="spellEnd"/>
+      <w:r>
+        <w:t xml:space="preserve">, K. </w:t>
+      </w:r>
+      <w:proofErr w:type="spellStart"/>
+      <w:r>
+        <w:t>Alnowaiser</w:t>
+      </w:r>
+      <w:proofErr w:type="spellEnd"/>
+      <w:r>
+        <w:t xml:space="preserve">, A. </w:t>
+      </w:r>
+      <w:proofErr w:type="spellStart"/>
+      <w:r>
+        <w:t>Eshmawi</w:t>
+      </w:r>
+      <w:proofErr w:type="spellEnd"/>
+      <w:r>
+        <w:t xml:space="preserve">, H. Song, and I. Ashraf, “Deep learning-based intrusion detection methods in cyber-physical systems: Challenges and future trends,” </w:t>
+      </w:r>
+      <w:r>
+        <w:rPr>
+          <w:rStyle w:val="Vurgu"/>
+        </w:rPr>
+        <w:t>Electronics</w:t>
+      </w:r>
+      <w:r>
+        <w:t>, vol. 11, Art. no. 3326, 2022.</w:t>
+      </w:r>
     </w:p>
     <w:p>
       <w:pPr>
         <w:pStyle w:val="AUBiosNoSpace"/>
-      </w:pPr>
+        <w:numPr>
+          <w:ilvl w:val="0"/>
+          <w:numId w:val="18"/>
+        </w:numPr>
+        <w:ind w:left="357" w:hanging="357"/>
+      </w:pPr>
+      <w:r>
+        <w:t xml:space="preserve">S. </w:t>
+      </w:r>
+      <w:proofErr w:type="spellStart"/>
+      <w:r>
+        <w:t>Kumi</w:t>
+      </w:r>
+      <w:proofErr w:type="spellEnd"/>
+      <w:r>
+        <w:t xml:space="preserve">, C. Lim, and S. G. Lee, “Malicious URL detection based on associative classification,” </w:t>
+      </w:r>
+      <w:r>
+        <w:rPr>
+          <w:rStyle w:val="Vurgu"/>
+        </w:rPr>
+        <w:t>Entropy</w:t>
+      </w:r>
+      <w:r>
+        <w:t>, vol. 23, Art. no. 182, 2021.</w:t>
+      </w:r>
     </w:p>
     <w:p>
       <w:pPr>
         <w:pStyle w:val="AUBiosNoSpace"/>
-      </w:pPr>
+        <w:numPr>
+          <w:ilvl w:val="0"/>
+          <w:numId w:val="18"/>
+        </w:numPr>
+        <w:ind w:left="357" w:hanging="357"/>
+      </w:pPr>
+      <w:r>
+        <w:t xml:space="preserve">P. Ashwini and N. D. </w:t>
+      </w:r>
+      <w:proofErr w:type="spellStart"/>
+      <w:r>
+        <w:t>Vadivelan</w:t>
+      </w:r>
+      <w:proofErr w:type="spellEnd"/>
+      <w:r>
+        <w:t xml:space="preserve">, “Security from phishing attack on Internet using evolving fuzzy neural network,” </w:t>
+      </w:r>
+      <w:r>
+        <w:rPr>
+          <w:rStyle w:val="Vurgu"/>
+        </w:rPr>
+        <w:t>CVRJST</w:t>
+      </w:r>
+      <w:r>
+        <w:t>, vol. 20, no. 1, pp. 50–55, 2021.</w:t>
+      </w:r>
     </w:p>
     <w:p>
       <w:pPr>
         <w:pStyle w:val="AUBiosNoSpace"/>
-      </w:pPr>
+        <w:numPr>
+          <w:ilvl w:val="0"/>
+          <w:numId w:val="18"/>
+        </w:numPr>
+        <w:ind w:left="357" w:hanging="357"/>
+      </w:pPr>
+      <w:r>
+        <w:t xml:space="preserve">H. V. S. </w:t>
+      </w:r>
+      <w:proofErr w:type="spellStart"/>
+      <w:r>
+        <w:t>Aalla</w:t>
+      </w:r>
+      <w:proofErr w:type="spellEnd"/>
+      <w:r>
+        <w:t xml:space="preserve">, N. R. </w:t>
+      </w:r>
+      <w:proofErr w:type="spellStart"/>
+      <w:r>
+        <w:t>Dumpala</w:t>
+      </w:r>
+      <w:proofErr w:type="spellEnd"/>
+      <w:r>
+        <w:t xml:space="preserve">, and M. </w:t>
+      </w:r>
+      <w:proofErr w:type="spellStart"/>
+      <w:r>
+        <w:t>Eliazer</w:t>
+      </w:r>
+      <w:proofErr w:type="spellEnd"/>
+      <w:r>
+        <w:t>, “Malicious URL prediction using machine learning techniques,” Ann. Rom. Soc. Cell Biol., pp. 2170–2176, 2021.</w:t>
+      </w:r>
     </w:p>
     <w:p>
       <w:pPr>
         <w:pStyle w:val="AUBiosNoSpace"/>
-      </w:pPr>
-    </w:p>
-    <w:p>
-      <w:pPr>
-        <w:pStyle w:val="AUBiosNoSpace"/>
-      </w:pPr>
-    </w:p>
-    <w:p>
-      <w:pPr>
-        <w:pStyle w:val="AUBiosNoSpace"/>
-      </w:pPr>
-    </w:p>
-    <w:p>
-      <w:pPr>
-        <w:pStyle w:val="AUBiosNoSpace"/>
-      </w:pPr>
-    </w:p>
-    <w:p>
-      <w:pPr>
-        <w:pStyle w:val="AUBiosNoSpace"/>
-      </w:pPr>
-    </w:p>
-    <w:p>
-      <w:pPr>
-        <w:pStyle w:val="AUBiosNoSpace"/>
-      </w:pPr>
-    </w:p>
-    <w:p>
-      <w:pPr>
-        <w:pStyle w:val="AUBiosNoSpace"/>
-      </w:pPr>
-    </w:p>
-    <w:p>
-      <w:pPr>
-        <w:pStyle w:val="AUBiosNoSpace"/>
-      </w:pPr>
-    </w:p>
-    <w:p>
-      <w:pPr>
-        <w:pStyle w:val="AUBiosNoSpace"/>
-      </w:pPr>
-    </w:p>
-    <w:p>
-      <w:pPr>
-        <w:pStyle w:val="AUBiosNoSpace"/>
-      </w:pPr>
-    </w:p>
-    <w:p>
-      <w:pPr>
-        <w:pStyle w:val="AUBiosNoSpace"/>
-      </w:pPr>
-    </w:p>
-    <w:p>
-      <w:pPr>
-        <w:pStyle w:val="AUBiosNoSpace"/>
-      </w:pPr>
-    </w:p>
-    <w:p>
-      <w:pPr>
-        <w:pStyle w:val="AUBiosNoSpace"/>
-      </w:pPr>
-    </w:p>
-    <w:p>
-      <w:pPr>
-        <w:pStyle w:val="AUBiosNoSpace"/>
-      </w:pPr>
-    </w:p>
-    <w:p>
-      <w:pPr>
-        <w:pStyle w:val="AUBiosNoSpace"/>
-      </w:pPr>
-    </w:p>
-    <w:p>
-      <w:pPr>
-        <w:pStyle w:val="AUBiosNoSpace"/>
-      </w:pPr>
-    </w:p>
-    <w:p>
-      <w:pPr>
-        <w:pStyle w:val="AUBiosNoSpace"/>
-      </w:pPr>
-    </w:p>
-    <w:p>
-      <w:pPr>
-        <w:pStyle w:val="AUBiosNoSpace"/>
-      </w:pPr>
-    </w:p>
-    <w:p>
-      <w:pPr>
-        <w:pStyle w:val="AUBiosNoSpace"/>
-      </w:pPr>
-    </w:p>
-    <w:p>
-      <w:pPr>
-        <w:pStyle w:val="AUBiosNoSpace"/>
-      </w:pPr>
-    </w:p>
-    <w:p>
-      <w:pPr>
-        <w:pStyle w:val="AUBiosNoSpace"/>
-      </w:pPr>
-    </w:p>
-    <w:p>
-      <w:pPr>
-        <w:pStyle w:val="AUBiosNoSpace"/>
-      </w:pPr>
-    </w:p>
-    <w:p>
-      <w:pPr>
-        <w:pStyle w:val="AUBiosNoSpace"/>
-      </w:pPr>
-    </w:p>
-    <w:p>
-      <w:pPr>
-        <w:pStyle w:val="AUBiosNoSpace"/>
-      </w:pPr>
-    </w:p>
-    <w:p>
-      <w:pPr>
-        <w:pStyle w:val="AUBiosNoSpace"/>
-      </w:pPr>
-    </w:p>
-    <w:p>
-      <w:pPr>
-        <w:pStyle w:val="AUBiosNoSpace"/>
-      </w:pPr>
-    </w:p>
-    <w:p>
-      <w:pPr>
-        <w:pStyle w:val="AUBiosNoSpace"/>
-      </w:pPr>
-    </w:p>
-    <w:p>
-      <w:pPr>
-        <w:pStyle w:val="AUBiosNoSpace"/>
-      </w:pPr>
-    </w:p>
-    <w:p>
-      <w:pPr>
-        <w:pStyle w:val="AUBiosNoSpace"/>
-      </w:pPr>
-    </w:p>
-    <w:p>
-      <w:pPr>
-        <w:pStyle w:val="AUBiosNoSpace"/>
-      </w:pPr>
-    </w:p>
-    <w:p>
-      <w:pPr>
-        <w:pStyle w:val="AUBiosNoSpace"/>
-      </w:pPr>
-    </w:p>
-    <w:p>
-      <w:pPr>
-        <w:pStyle w:val="AUBiosNoSpace"/>
-      </w:pPr>
-    </w:p>
-    <w:p>
-      <w:pPr>
-        <w:pStyle w:val="AUBiosNoSpace"/>
-      </w:pPr>
-    </w:p>
-    <w:p>
-      <w:pPr>
-        <w:pStyle w:val="AUBiosNoSpace"/>
-      </w:pPr>
-    </w:p>
-    <w:p>
-      <w:pPr>
-        <w:pStyle w:val="AUBiosNoSpace"/>
-      </w:pPr>
-    </w:p>
-    <w:p>
-      <w:pPr>
-        <w:pStyle w:val="AUBiosNoSpace"/>
-      </w:pPr>
-    </w:p>
-    <w:p>
-      <w:pPr>
-        <w:pStyle w:val="AUBiosNoSpace"/>
-      </w:pPr>
-    </w:p>
-    <w:p>
-      <w:pPr>
-        <w:pStyle w:val="AUBiosNoSpace"/>
-      </w:pPr>
-    </w:p>
-    <w:p>
-      <w:pPr>
-        <w:pStyle w:val="AUBiosNoSpace"/>
-      </w:pPr>
-    </w:p>
-    <w:p>
-      <w:pPr>
-        <w:pStyle w:val="AUBiosNoSpace"/>
-      </w:pPr>
-    </w:p>
-    <w:p>
-      <w:pPr>
-        <w:pStyle w:val="AUBiosNoSpace"/>
-      </w:pPr>
-    </w:p>
-    <w:p>
-      <w:pPr>
-        <w:pStyle w:val="AUBiosNoSpace"/>
-      </w:pPr>
-    </w:p>
-    <w:p>
-      <w:pPr>
-        <w:pStyle w:val="AUBiosNoSpace"/>
-      </w:pPr>
-    </w:p>
-    <w:p>
-      <w:pPr>
-        <w:pStyle w:val="AUBiosNoSpace"/>
-      </w:pPr>
-    </w:p>
-    <w:p>
-      <w:pPr>
-        <w:pStyle w:val="AUBiosNoSpace"/>
-      </w:pPr>
-    </w:p>
-    <w:p>
-      <w:pPr>
-        <w:pStyle w:val="AUBiosNoSpace"/>
-      </w:pPr>
-    </w:p>
-    <w:p>
-      <w:pPr>
-        <w:pStyle w:val="AUBiosNoSpace"/>
-      </w:pPr>
-    </w:p>
-    <w:p>
-      <w:pPr>
-        <w:pStyle w:val="AUBiosNoSpace"/>
-      </w:pPr>
-    </w:p>
-    <w:p>
-      <w:pPr>
-        <w:pStyle w:val="AUBiosNoSpace"/>
-      </w:pPr>
-    </w:p>
-    <w:p>
-      <w:pPr>
-        <w:pStyle w:val="AUBiosNoSpace"/>
-      </w:pPr>
-    </w:p>
-    <w:p>
-      <w:pPr>
-        <w:pStyle w:val="AUBiosNoSpace"/>
-      </w:pPr>
-    </w:p>
-    <w:p>
-      <w:pPr>
-        <w:pStyle w:val="AUBiosNoSpace"/>
-      </w:pPr>
-    </w:p>
-    <w:p>
-      <w:pPr>
-        <w:pStyle w:val="AUBiosNoSpace"/>
-      </w:pPr>
-    </w:p>
-    <w:p>
-      <w:pPr>
-        <w:pStyle w:val="AUBiosNoSpace"/>
-      </w:pPr>
-    </w:p>
-    <w:p>
-      <w:pPr>
-        <w:pStyle w:val="AUBiosNoSpace"/>
-      </w:pPr>
-    </w:p>
-    <w:p>
-      <w:pPr>
-        <w:pStyle w:val="AUBiosNoSpace"/>
-      </w:pPr>
-    </w:p>
-    <w:p>
-      <w:pPr>
-        <w:pStyle w:val="AUBiosNoSpace"/>
-      </w:pPr>
-    </w:p>
-    <w:p>
-      <w:pPr>
-        <w:pStyle w:val="AUBiosNoSpace"/>
-      </w:pPr>
-    </w:p>
-    <w:p>
-      <w:pPr>
-        <w:pStyle w:val="AUBiosNoSpace"/>
-      </w:pPr>
-    </w:p>
-    <w:p>
-      <w:pPr>
-        <w:pStyle w:val="AUBiosNoSpace"/>
-      </w:pPr>
-    </w:p>
-    <w:p>
-      <w:pPr>
-        <w:pStyle w:val="AUBiosNoSpace"/>
-      </w:pPr>
-    </w:p>
-    <w:p>
-      <w:pPr>
-        <w:pStyle w:val="AUBiosNoSpace"/>
-      </w:pPr>
-    </w:p>
-    <w:p>
-      <w:pPr>
-        <w:pStyle w:val="AUBiosNoSpace"/>
-      </w:pPr>
-    </w:p>
-    <w:p>
-      <w:pPr>
-        <w:pStyle w:val="AUBiosNoSpace"/>
-      </w:pPr>
-    </w:p>
-    <w:p>
-      <w:pPr>
-        <w:pStyle w:val="AUBiosNoSpace"/>
-      </w:pPr>
-    </w:p>
-    <w:p>
-      <w:pPr>
-        <w:pStyle w:val="AUBiosNoSpace"/>
-      </w:pPr>
-    </w:p>
-    <w:p>
-      <w:pPr>
-        <w:pStyle w:val="AUBiosNoSpace"/>
-      </w:pPr>
-    </w:p>
-    <w:p>
-      <w:pPr>
-        <w:pStyle w:val="AUBiosNoSpace"/>
-      </w:pPr>
-    </w:p>
-    <w:p>
-      <w:pPr>
-        <w:pStyle w:val="AUBiosNoSpace"/>
-      </w:pPr>
-    </w:p>
-    <w:p>
-      <w:pPr>
-        <w:pStyle w:val="AUBiosNoSpace"/>
-      </w:pPr>
-    </w:p>
-    <w:p>
-      <w:pPr>
-        <w:pStyle w:val="AUBiosNoSpace"/>
-      </w:pPr>
-    </w:p>
-    <w:p>
-      <w:pPr>
-        <w:pStyle w:val="AUBiosNoSpace"/>
-      </w:pPr>
-    </w:p>
-    <w:p>
-      <w:pPr>
-        <w:pStyle w:val="AUBiosNoSpace"/>
-      </w:pPr>
-    </w:p>
-    <w:p>
-      <w:pPr>
-        <w:pStyle w:val="AUBiosNoSpace"/>
-      </w:pPr>
-    </w:p>
-    <w:p>
-      <w:pPr>
-        <w:pStyle w:val="AUBiosNoSpace"/>
-      </w:pPr>
-    </w:p>
-    <w:p>
-      <w:pPr>
-        <w:pStyle w:val="AUBiosNoSpace"/>
-      </w:pPr>
-    </w:p>
-    <w:p>
-      <w:pPr>
-        <w:pStyle w:val="AUBiosNoSpace"/>
-      </w:pPr>
-    </w:p>
-    <w:p>
-      <w:pPr>
-        <w:pStyle w:val="AUBiosNoSpace"/>
-      </w:pPr>
-    </w:p>
-    <w:p>
-      <w:pPr>
-        <w:pStyle w:val="AUBiosNoSpace"/>
-      </w:pPr>
-    </w:p>
-    <w:p>
-      <w:pPr>
-        <w:pStyle w:val="AUBiosNoSpace"/>
-      </w:pPr>
-    </w:p>
-    <w:p>
-      <w:pPr>
-        <w:pStyle w:val="AUBiosNoSpace"/>
-      </w:pPr>
-    </w:p>
-    <w:p>
-      <w:pPr>
-        <w:pStyle w:val="AUBiosNoSpace"/>
-      </w:pPr>
-    </w:p>
-    <w:p>
-      <w:pPr>
-        <w:pStyle w:val="AUBiosNoSpace"/>
-      </w:pPr>
-    </w:p>
-    <w:p>
-      <w:pPr>
-        <w:pStyle w:val="AUBiosNoSpace"/>
-      </w:pPr>
-    </w:p>
-    <w:p>
-      <w:pPr>
-        <w:jc w:val="both"/>
+        <w:numPr>
+          <w:ilvl w:val="0"/>
+          <w:numId w:val="18"/>
+        </w:numPr>
+        <w:ind w:left="357" w:hanging="357"/>
+      </w:pPr>
+      <w:r>
+        <w:t xml:space="preserve">G. N. Anil, “Detection of phishing websites based on feature extraction using machine learning,” </w:t>
+      </w:r>
+      <w:r>
+        <w:rPr>
+          <w:rStyle w:val="Vurgu"/>
+        </w:rPr>
+        <w:t>IRJET</w:t>
+      </w:r>
+      <w:r>
+        <w:t>, 2020.</w:t>
+      </w:r>
+      <w:r>
         <w:rPr>
           <w:color w:val="000000"/>
           <w:sz w:val="20"/>
           <w:szCs w:val="20"/>
           <w:lang w:eastAsia="tr-TR"/>
         </w:rPr>
-      </w:pPr>
-    </w:p>
-    <w:p>
-      <w:pPr>
-        <w:jc w:val="both"/>
+        <w:t xml:space="preserve"> </w:t>
+      </w:r>
+    </w:p>
+    <w:p>
+      <w:pPr>
+        <w:pStyle w:val="AUBiosNoSpace"/>
+        <w:numPr>
+          <w:ilvl w:val="0"/>
+          <w:numId w:val="18"/>
+        </w:numPr>
+        <w:ind w:left="357" w:hanging="357"/>
+      </w:pPr>
+      <w:r>
+        <w:t xml:space="preserve">C. Johnson, B. Khadka, R. B. Basnet, and T. </w:t>
+      </w:r>
+      <w:proofErr w:type="spellStart"/>
+      <w:r>
+        <w:t>Doleck</w:t>
+      </w:r>
+      <w:proofErr w:type="spellEnd"/>
+      <w:r>
+        <w:t xml:space="preserve">, “Towards detecting and classifying malicious URLs using deep learning,” </w:t>
+      </w:r>
+      <w:r>
+        <w:rPr>
+          <w:rStyle w:val="Vurgu"/>
+        </w:rPr>
+        <w:t>Journal of Wireless Mobile Networks, Ubiquitous Computing, and Dependable Applications</w:t>
+      </w:r>
+      <w:r>
+        <w:t>, vol. 11, no. 4, pp. 31–48, 2020.</w:t>
+      </w:r>
+    </w:p>
+    <w:p>
+      <w:pPr>
+        <w:pStyle w:val="AUBiosNoSpace"/>
+        <w:numPr>
+          <w:ilvl w:val="0"/>
+          <w:numId w:val="18"/>
+        </w:numPr>
+        <w:ind w:left="357" w:hanging="357"/>
+      </w:pPr>
+      <w:r>
+        <w:t xml:space="preserve">P. Chang, “Multi-layer perceptron neural network for improving detection performance of malicious phishing URLs without affecting other attack types classification,” </w:t>
+      </w:r>
+      <w:proofErr w:type="spellStart"/>
+      <w:r>
+        <w:rPr>
+          <w:rStyle w:val="Vurgu"/>
+        </w:rPr>
+        <w:t>arXiv</w:t>
+      </w:r>
+      <w:proofErr w:type="spellEnd"/>
+      <w:r>
+        <w:rPr>
+          <w:rStyle w:val="Vurgu"/>
+        </w:rPr>
+        <w:t xml:space="preserve"> preprint arXiv:2203.00774</w:t>
+      </w:r>
+      <w:r>
+        <w:t>, 2022.</w:t>
+      </w:r>
+    </w:p>
+    <w:p>
+      <w:pPr>
+        <w:pStyle w:val="AUBiosNoSpace"/>
+        <w:numPr>
+          <w:ilvl w:val="0"/>
+          <w:numId w:val="18"/>
+        </w:numPr>
+        <w:ind w:left="357" w:hanging="357"/>
+      </w:pPr>
+      <w:r>
         <w:rPr>
           <w:color w:val="000000"/>
           <w:sz w:val="20"/>
           <w:szCs w:val="20"/>
           <w:lang w:eastAsia="tr-TR"/>
         </w:rPr>
-      </w:pPr>
-    </w:p>
-    <w:p>
-      <w:pPr>
-        <w:jc w:val="both"/>
+        <w:t xml:space="preserve"> </w:t>
+      </w:r>
+      <w:r>
+        <w:t>H. A. Tariq, W. Yang, I. Hameed, B. Ahmed, and R. U. Khan, “Using black-list and white-list technique to detect malicious URLs,” International Journal of Innovative</w:t>
+      </w:r>
+      <w:r>
+        <w:br/>
+        <w:t>Research Journal in Information Security, vol. 4, pp. 1–7, 2017.</w:t>
+      </w:r>
+    </w:p>
+    <w:p>
+      <w:pPr>
+        <w:pStyle w:val="AUBiosNoSpace"/>
+        <w:numPr>
+          <w:ilvl w:val="0"/>
+          <w:numId w:val="18"/>
+        </w:numPr>
+        <w:ind w:left="357" w:hanging="357"/>
+      </w:pPr>
+      <w:r>
+        <w:t xml:space="preserve">Y. Wang, “Malicious URL detection: An evaluation of feature extraction and machine learning algorithm,” </w:t>
+      </w:r>
+      <w:r>
+        <w:rPr>
+          <w:i/>
+        </w:rPr>
+        <w:t>Highlights Sci. Eng. Technol.</w:t>
+      </w:r>
+      <w:r>
+        <w:t>, vol. 23, pp. 117–123, 2022.</w:t>
+      </w:r>
+    </w:p>
+    <w:p>
+      <w:pPr>
+        <w:pStyle w:val="AUBiosNoSpace"/>
+        <w:numPr>
+          <w:ilvl w:val="0"/>
+          <w:numId w:val="18"/>
+        </w:numPr>
+        <w:ind w:left="357" w:hanging="357"/>
+      </w:pPr>
+      <w:r>
         <w:rPr>
           <w:color w:val="000000"/>
           <w:sz w:val="20"/>
           <w:szCs w:val="20"/>
           <w:lang w:eastAsia="tr-TR"/>
         </w:rPr>
-      </w:pPr>
-    </w:p>
-    <w:p>
-      <w:pPr>
-        <w:jc w:val="both"/>
+        <w:t xml:space="preserve"> </w:t>
+      </w:r>
+      <w:r>
+        <w:t xml:space="preserve">B. Wei, R. A. Hamad, L. Yang, X. He, H. Wang, B. Gao, </w:t>
+      </w:r>
+      <w:r>
+        <w:rPr>
+          <w:rStyle w:val="Vurgu"/>
+        </w:rPr>
+        <w:t>et al</w:t>
+      </w:r>
+      <w:r>
+        <w:t xml:space="preserve">., “A deep-learning-driven light-weight phishing detection sensor,” </w:t>
+      </w:r>
+      <w:r>
+        <w:rPr>
+          <w:rStyle w:val="Vurgu"/>
+        </w:rPr>
+        <w:t>Sensors</w:t>
+      </w:r>
+      <w:r>
+        <w:t>, vol. 19, no. 19, Art. no. 4258, 2019.</w:t>
+      </w:r>
+    </w:p>
+    <w:p>
+      <w:pPr>
+        <w:pStyle w:val="AUBiosNoSpace"/>
+        <w:numPr>
+          <w:ilvl w:val="0"/>
+          <w:numId w:val="18"/>
+        </w:numPr>
+        <w:ind w:left="357" w:hanging="357"/>
+      </w:pPr>
+      <w:r>
+        <w:t xml:space="preserve">C. </w:t>
+      </w:r>
+      <w:proofErr w:type="spellStart"/>
+      <w:r>
+        <w:t>Hajaj</w:t>
+      </w:r>
+      <w:proofErr w:type="spellEnd"/>
+      <w:r>
+        <w:t xml:space="preserve">, N. </w:t>
+      </w:r>
+      <w:proofErr w:type="spellStart"/>
+      <w:r>
+        <w:t>Hason</w:t>
+      </w:r>
+      <w:proofErr w:type="spellEnd"/>
+      <w:r>
+        <w:t xml:space="preserve">, and A. </w:t>
+      </w:r>
+      <w:proofErr w:type="spellStart"/>
+      <w:r>
+        <w:t>Dvir</w:t>
+      </w:r>
+      <w:proofErr w:type="spellEnd"/>
+      <w:r>
+        <w:t xml:space="preserve">, “Less is more: Robust and novel features for malicious domain detection,” </w:t>
+      </w:r>
+      <w:r>
+        <w:rPr>
+          <w:rStyle w:val="Vurgu"/>
+        </w:rPr>
+        <w:t>Electronics</w:t>
+      </w:r>
+      <w:r>
+        <w:t>, vol. 11, no. 6, Art. no. 969, 2022.</w:t>
+      </w:r>
+    </w:p>
+    <w:p>
+      <w:pPr>
+        <w:pStyle w:val="AUBiosNoSpace"/>
+        <w:numPr>
+          <w:ilvl w:val="0"/>
+          <w:numId w:val="18"/>
+        </w:numPr>
+        <w:ind w:left="357" w:hanging="357"/>
+      </w:pPr>
+      <w:r>
         <w:rPr>
           <w:color w:val="000000"/>
           <w:sz w:val="20"/>
           <w:szCs w:val="20"/>
           <w:lang w:eastAsia="tr-TR"/>
         </w:rPr>
+        <w:t xml:space="preserve"> </w:t>
+      </w:r>
+      <w:r>
+        <w:t xml:space="preserve">K. </w:t>
+      </w:r>
+      <w:proofErr w:type="spellStart"/>
+      <w:r>
+        <w:t>Fotiadou</w:t>
+      </w:r>
+      <w:proofErr w:type="spellEnd"/>
+      <w:r>
+        <w:t xml:space="preserve">, T. H. </w:t>
+      </w:r>
+      <w:proofErr w:type="spellStart"/>
+      <w:r>
+        <w:t>Velivassaki</w:t>
+      </w:r>
+      <w:proofErr w:type="spellEnd"/>
+      <w:r>
+        <w:t xml:space="preserve">, A. </w:t>
+      </w:r>
+      <w:proofErr w:type="spellStart"/>
+      <w:r>
+        <w:t>Voulkidis</w:t>
+      </w:r>
+      <w:proofErr w:type="spellEnd"/>
+      <w:r>
+        <w:t xml:space="preserve">, D. </w:t>
+      </w:r>
+      <w:proofErr w:type="spellStart"/>
+      <w:r>
+        <w:t>Skias</w:t>
+      </w:r>
+      <w:proofErr w:type="spellEnd"/>
+      <w:r>
+        <w:t xml:space="preserve">, S. </w:t>
+      </w:r>
+      <w:proofErr w:type="spellStart"/>
+      <w:r>
+        <w:t>Tsekeridou</w:t>
+      </w:r>
+      <w:proofErr w:type="spellEnd"/>
+      <w:r>
+        <w:t xml:space="preserve">, and T. </w:t>
+      </w:r>
+      <w:proofErr w:type="spellStart"/>
+      <w:r>
+        <w:t>Zahariadis</w:t>
+      </w:r>
+      <w:proofErr w:type="spellEnd"/>
+      <w:r>
+        <w:t xml:space="preserve">, “Network traffic anomaly detection via deep learning,” </w:t>
+      </w:r>
+      <w:r>
+        <w:rPr>
+          <w:rStyle w:val="Vurgu"/>
+        </w:rPr>
+        <w:t>Information</w:t>
+      </w:r>
+      <w:r>
+        <w:t>, vol. 12, no. 5, Art. no. 215, 2021.</w:t>
+      </w:r>
+    </w:p>
+    <w:p>
+      <w:pPr>
+        <w:pStyle w:val="AUBiosNoSpace"/>
+        <w:numPr>
+          <w:ilvl w:val="0"/>
+          <w:numId w:val="18"/>
+        </w:numPr>
+        <w:ind w:left="357" w:hanging="357"/>
+      </w:pPr>
+      <w:r>
+        <w:t xml:space="preserve">A. M. </w:t>
+      </w:r>
+      <w:proofErr w:type="spellStart"/>
+      <w:r>
+        <w:t>Almuhaideb</w:t>
+      </w:r>
+      <w:proofErr w:type="spellEnd"/>
+      <w:r>
+        <w:t xml:space="preserve">, N. Aslam, A. </w:t>
+      </w:r>
+      <w:proofErr w:type="spellStart"/>
+      <w:r>
+        <w:t>Alabdullatif</w:t>
+      </w:r>
+      <w:proofErr w:type="spellEnd"/>
+      <w:r>
+        <w:t xml:space="preserve">, S. </w:t>
+      </w:r>
+      <w:proofErr w:type="spellStart"/>
+      <w:r>
+        <w:t>Altamimi</w:t>
+      </w:r>
+      <w:proofErr w:type="spellEnd"/>
+      <w:r>
+        <w:t xml:space="preserve">, S. </w:t>
+      </w:r>
+      <w:proofErr w:type="spellStart"/>
+      <w:r>
+        <w:t>Alothman</w:t>
+      </w:r>
+      <w:proofErr w:type="spellEnd"/>
+      <w:r>
+        <w:t xml:space="preserve">, A. </w:t>
+      </w:r>
+      <w:proofErr w:type="spellStart"/>
+      <w:r>
+        <w:t>Alhussain</w:t>
+      </w:r>
+      <w:proofErr w:type="spellEnd"/>
+      <w:r>
+        <w:t xml:space="preserve">, </w:t>
+      </w:r>
+      <w:r>
+        <w:rPr>
+          <w:rStyle w:val="Vurgu"/>
+        </w:rPr>
+        <w:t>et al</w:t>
+      </w:r>
+      <w:r>
+        <w:t xml:space="preserve">., “Homoglyph attack detection model using machine learning and hash function,” </w:t>
+      </w:r>
+      <w:r>
+        <w:rPr>
+          <w:i/>
+        </w:rPr>
+        <w:t xml:space="preserve">J. Sens. Actuator </w:t>
+      </w:r>
+      <w:proofErr w:type="spellStart"/>
+      <w:r>
+        <w:rPr>
+          <w:i/>
+        </w:rPr>
+        <w:t>Netw</w:t>
+      </w:r>
+      <w:proofErr w:type="spellEnd"/>
+      <w:r>
+        <w:t>., vol. 11, no. 3, Art. no. 54, 2022.</w:t>
+      </w:r>
+    </w:p>
+    <w:p>
+      <w:pPr>
+        <w:pStyle w:val="AUBiosNoSpace"/>
+        <w:numPr>
+          <w:ilvl w:val="0"/>
+          <w:numId w:val="18"/>
+        </w:numPr>
+        <w:ind w:left="357" w:hanging="357"/>
+      </w:pPr>
+      <w:r>
+        <w:rPr>
+          <w:color w:val="000000"/>
+          <w:szCs w:val="20"/>
+          <w:lang w:eastAsia="tr-TR"/>
+        </w:rPr>
+        <w:t xml:space="preserve"> </w:t>
+      </w:r>
+      <w:r>
+        <w:t>J. Saxe and K. Berlin, “</w:t>
+      </w:r>
+      <w:proofErr w:type="spellStart"/>
+      <w:r>
+        <w:t>eXpose</w:t>
+      </w:r>
+      <w:proofErr w:type="spellEnd"/>
+      <w:r>
+        <w:t xml:space="preserve">: A character-level convolutional neural network with embeddings for detecting malicious URLs, file paths, and registry keys,” </w:t>
+      </w:r>
+      <w:proofErr w:type="spellStart"/>
+      <w:r>
+        <w:rPr>
+          <w:rStyle w:val="Vurgu"/>
+        </w:rPr>
+        <w:t>arXiv</w:t>
+      </w:r>
+      <w:proofErr w:type="spellEnd"/>
+      <w:r>
+        <w:rPr>
+          <w:rStyle w:val="Vurgu"/>
+        </w:rPr>
+        <w:t xml:space="preserve"> preprint arXiv:1702.08568</w:t>
+      </w:r>
+      <w:r>
+        <w:t>, 2017.</w:t>
+      </w:r>
+    </w:p>
+    <w:p>
+      <w:pPr>
+        <w:pStyle w:val="AUBiosNoSpace"/>
+        <w:numPr>
+          <w:ilvl w:val="0"/>
+          <w:numId w:val="18"/>
+        </w:numPr>
+        <w:ind w:left="357" w:hanging="357"/>
+      </w:pPr>
+      <w:r>
+        <w:t>S. Lee and J. Kim, “</w:t>
+      </w:r>
+      <w:proofErr w:type="spellStart"/>
+      <w:r>
+        <w:t>Warningbird</w:t>
+      </w:r>
+      <w:proofErr w:type="spellEnd"/>
+      <w:r>
+        <w:t xml:space="preserve">: Detecting suspicious URLs in Twitter stream,” </w:t>
+      </w:r>
+      <w:r>
+        <w:rPr>
+          <w:i/>
+        </w:rPr>
+        <w:t>NDSS</w:t>
+      </w:r>
+      <w:r>
+        <w:t>, 2012.</w:t>
+      </w:r>
+    </w:p>
+    <w:p>
+      <w:pPr>
+        <w:pStyle w:val="AUBiosNoSpace"/>
+        <w:numPr>
+          <w:ilvl w:val="0"/>
+          <w:numId w:val="18"/>
+        </w:numPr>
+        <w:ind w:left="357" w:hanging="357"/>
+      </w:pPr>
+      <w:r>
+        <w:t xml:space="preserve">S. P. Tung, K. Y. Wong, I. </w:t>
+      </w:r>
+      <w:proofErr w:type="spellStart"/>
+      <w:r>
+        <w:t>Kuzminykh</w:t>
+      </w:r>
+      <w:proofErr w:type="spellEnd"/>
+      <w:r>
+        <w:t xml:space="preserve">, T. </w:t>
+      </w:r>
+      <w:proofErr w:type="spellStart"/>
+      <w:r>
+        <w:t>Bakhshi</w:t>
+      </w:r>
+      <w:proofErr w:type="spellEnd"/>
+      <w:r>
+        <w:t xml:space="preserve">, and B. Ghita, “Using a machine learning model for malicious URL type detection,” in </w:t>
+      </w:r>
+      <w:r>
+        <w:rPr>
+          <w:rStyle w:val="Vurgu"/>
+        </w:rPr>
+        <w:t>Proc. Int. Conf. Next Generation Wired/Wireless Networking</w:t>
+      </w:r>
+      <w:r>
+        <w:t>, Springer, 2021, pp. 493–505.</w:t>
+      </w:r>
+    </w:p>
+    <w:p>
+      <w:pPr>
+        <w:pStyle w:val="AUBiosNoSpace"/>
+        <w:numPr>
+          <w:ilvl w:val="0"/>
+          <w:numId w:val="18"/>
+        </w:numPr>
+        <w:ind w:left="357" w:hanging="357"/>
+      </w:pPr>
+      <w:r>
+        <w:t xml:space="preserve">A. K. Jain and B. B. Gupta, “A novel approach to protect against phishing attacks at client side using auto-updated white-list,” </w:t>
+      </w:r>
+      <w:r>
+        <w:rPr>
+          <w:rStyle w:val="Vurgu"/>
+        </w:rPr>
+        <w:t>EURASIP J. Inf. Sec.</w:t>
+      </w:r>
+      <w:r>
+        <w:t>, vol. 2016, pp. 1–11, 2016.</w:t>
+      </w:r>
+    </w:p>
+    <w:p>
+      <w:pPr>
+        <w:pStyle w:val="AUBiosNoSpace"/>
+        <w:numPr>
+          <w:ilvl w:val="0"/>
+          <w:numId w:val="18"/>
+        </w:numPr>
+        <w:ind w:left="357" w:hanging="357"/>
+      </w:pPr>
+      <w:r>
+        <w:rPr>
+          <w:color w:val="000000"/>
+          <w:sz w:val="20"/>
+          <w:szCs w:val="20"/>
+          <w:lang w:eastAsia="tr-TR"/>
+        </w:rPr>
+        <w:t xml:space="preserve"> </w:t>
+      </w:r>
+      <w:r>
+        <w:t xml:space="preserve">Y. A. </w:t>
+      </w:r>
+      <w:proofErr w:type="spellStart"/>
+      <w:r>
+        <w:t>Alsariera</w:t>
+      </w:r>
+      <w:proofErr w:type="spellEnd"/>
+      <w:r>
+        <w:t xml:space="preserve">, V. E. Adeyemo, A. O. Balogun, and A. K. </w:t>
+      </w:r>
+      <w:proofErr w:type="spellStart"/>
+      <w:r>
+        <w:t>Alazzawi</w:t>
+      </w:r>
+      <w:proofErr w:type="spellEnd"/>
+      <w:r>
+        <w:t xml:space="preserve">, “AI meta-learners and extra-trees algorithm for the detection of phishing websites,” </w:t>
+      </w:r>
+      <w:r>
+        <w:rPr>
+          <w:rStyle w:val="Vurgu"/>
+        </w:rPr>
+        <w:t>IEEE Access</w:t>
+      </w:r>
+      <w:r>
+        <w:t>, vol. 8, pp. 142532–142542, 2020.</w:t>
+      </w:r>
+    </w:p>
+    <w:p>
+      <w:pPr>
+        <w:pStyle w:val="AUBiosNoSpace"/>
+        <w:numPr>
+          <w:ilvl w:val="0"/>
+          <w:numId w:val="18"/>
+        </w:numPr>
+        <w:ind w:left="357" w:hanging="357"/>
+      </w:pPr>
+      <w:r>
+        <w:t xml:space="preserve">L. Liu, W. Ren, F. Xie, S. Yi, J. Yi, and P. Jia, “Learning-based detection for malicious android application using code vectorization,” </w:t>
+      </w:r>
+      <w:r>
+        <w:rPr>
+          <w:rStyle w:val="Vurgu"/>
+        </w:rPr>
+        <w:t xml:space="preserve">Sec. </w:t>
+      </w:r>
+      <w:proofErr w:type="spellStart"/>
+      <w:r>
+        <w:rPr>
+          <w:rStyle w:val="Vurgu"/>
+        </w:rPr>
+        <w:t>Commun</w:t>
+      </w:r>
+      <w:proofErr w:type="spellEnd"/>
+      <w:r>
+        <w:rPr>
+          <w:rStyle w:val="Vurgu"/>
+        </w:rPr>
+        <w:t xml:space="preserve">. </w:t>
+      </w:r>
+      <w:proofErr w:type="spellStart"/>
+      <w:r>
+        <w:rPr>
+          <w:rStyle w:val="Vurgu"/>
+        </w:rPr>
+        <w:t>Netw</w:t>
+      </w:r>
+      <w:proofErr w:type="spellEnd"/>
+      <w:r>
+        <w:rPr>
+          <w:rStyle w:val="Vurgu"/>
+        </w:rPr>
+        <w:t>.</w:t>
+      </w:r>
+      <w:r>
+        <w:t>, vol. 2021, pp. 1–11, 2021.</w:t>
+      </w:r>
+    </w:p>
+    <w:p>
+      <w:pPr>
+        <w:pStyle w:val="AUBiosNoSpace"/>
+        <w:numPr>
+          <w:ilvl w:val="0"/>
+          <w:numId w:val="18"/>
+        </w:numPr>
+        <w:ind w:left="357" w:hanging="357"/>
+      </w:pPr>
+      <w:r>
+        <w:t xml:space="preserve">T. D. Diwan, S. Choubey, H. S. </w:t>
+      </w:r>
+      <w:proofErr w:type="spellStart"/>
+      <w:r>
+        <w:t>Hota</w:t>
+      </w:r>
+      <w:proofErr w:type="spellEnd"/>
+      <w:r>
+        <w:t xml:space="preserve">, S. B. Goyal, S. S. Jamal, and P. K. Shukla et al., “Feature entropy estimation (FEE) for malicious IoT traffic detection using machine learning,” </w:t>
+      </w:r>
+      <w:r>
+        <w:rPr>
+          <w:rStyle w:val="Vurgu"/>
+        </w:rPr>
+        <w:t>Mob. Inf. Syst.</w:t>
+      </w:r>
+      <w:r>
+        <w:t>, vol. 2021, pp. 1–13, 2021.</w:t>
+      </w:r>
+    </w:p>
+    <w:p>
+      <w:pPr>
+        <w:pStyle w:val="AUBiosNoSpace"/>
+        <w:numPr>
+          <w:ilvl w:val="0"/>
+          <w:numId w:val="18"/>
+        </w:numPr>
+        <w:ind w:left="357" w:hanging="357"/>
+      </w:pPr>
+      <w:r>
+        <w:rPr>
+          <w:color w:val="000000"/>
+          <w:sz w:val="20"/>
+          <w:szCs w:val="20"/>
+          <w:lang w:eastAsia="tr-TR"/>
+        </w:rPr>
+        <w:lastRenderedPageBreak/>
+        <w:t xml:space="preserve"> </w:t>
+      </w:r>
+      <w:r>
+        <w:t xml:space="preserve">Y. Wang, W. Cai, P. Lyu, and W. Shao, “A combined static and dynamic analysis approach to detect malicious browser extensions,” </w:t>
+      </w:r>
+      <w:r>
+        <w:rPr>
+          <w:rStyle w:val="Vurgu"/>
+        </w:rPr>
+        <w:t xml:space="preserve">Sec. </w:t>
+      </w:r>
+      <w:proofErr w:type="spellStart"/>
+      <w:r>
+        <w:rPr>
+          <w:rStyle w:val="Vurgu"/>
+        </w:rPr>
+        <w:t>Commun</w:t>
+      </w:r>
+      <w:proofErr w:type="spellEnd"/>
+      <w:r>
+        <w:rPr>
+          <w:rStyle w:val="Vurgu"/>
+        </w:rPr>
+        <w:t xml:space="preserve">. </w:t>
+      </w:r>
+      <w:proofErr w:type="spellStart"/>
+      <w:r>
+        <w:rPr>
+          <w:rStyle w:val="Vurgu"/>
+        </w:rPr>
+        <w:t>Netw</w:t>
+      </w:r>
+      <w:proofErr w:type="spellEnd"/>
+      <w:r>
+        <w:rPr>
+          <w:rStyle w:val="Vurgu"/>
+        </w:rPr>
+        <w:t>.</w:t>
+      </w:r>
+      <w:r>
+        <w:t>, vol. 2018, 2018.</w:t>
+      </w:r>
+    </w:p>
+    <w:p>
+      <w:pPr>
+        <w:pStyle w:val="AUBiosNoSpace"/>
+        <w:numPr>
+          <w:ilvl w:val="0"/>
+          <w:numId w:val="18"/>
+        </w:numPr>
+        <w:ind w:left="357" w:hanging="357"/>
+      </w:pPr>
+      <w:r>
+        <w:t xml:space="preserve">N. Khan, J. Abdullah, and A. S. Khan, “Defending malicious script attacks using machine learning classifiers,” </w:t>
+      </w:r>
+      <w:proofErr w:type="spellStart"/>
+      <w:r>
+        <w:rPr>
+          <w:rStyle w:val="Vurgu"/>
+        </w:rPr>
+        <w:t>Wirel</w:t>
+      </w:r>
+      <w:proofErr w:type="spellEnd"/>
+      <w:r>
+        <w:rPr>
+          <w:rStyle w:val="Vurgu"/>
+        </w:rPr>
+        <w:t xml:space="preserve">. </w:t>
+      </w:r>
+      <w:proofErr w:type="spellStart"/>
+      <w:r>
+        <w:rPr>
+          <w:rStyle w:val="Vurgu"/>
+        </w:rPr>
+        <w:t>Commun</w:t>
+      </w:r>
+      <w:proofErr w:type="spellEnd"/>
+      <w:r>
+        <w:rPr>
+          <w:rStyle w:val="Vurgu"/>
+        </w:rPr>
+        <w:t xml:space="preserve">. Mob. </w:t>
+      </w:r>
+      <w:proofErr w:type="spellStart"/>
+      <w:r>
+        <w:rPr>
+          <w:rStyle w:val="Vurgu"/>
+        </w:rPr>
+        <w:t>Comput</w:t>
+      </w:r>
+      <w:proofErr w:type="spellEnd"/>
+      <w:r>
+        <w:rPr>
+          <w:rStyle w:val="Vurgu"/>
+        </w:rPr>
+        <w:t>.</w:t>
+      </w:r>
+      <w:r>
+        <w:t>, vol. 2017, 2017.</w:t>
+      </w:r>
+    </w:p>
+    <w:p>
+      <w:pPr>
+        <w:pStyle w:val="AUBiosNoSpace"/>
+        <w:numPr>
+          <w:ilvl w:val="0"/>
+          <w:numId w:val="18"/>
+        </w:numPr>
+        <w:ind w:left="357" w:hanging="357"/>
+      </w:pPr>
+      <w:r>
+        <w:rPr>
+          <w:color w:val="000000"/>
+          <w:sz w:val="20"/>
+          <w:szCs w:val="20"/>
+          <w:lang w:eastAsia="tr-TR"/>
+        </w:rPr>
+        <w:t xml:space="preserve"> </w:t>
+      </w:r>
+      <w:r>
+        <w:t xml:space="preserve">H. Zhao, Z. Chang, G. Bao, and X. Zeng, “Malicious domain names detection algorithm based on N-gram,” </w:t>
+      </w:r>
+      <w:r>
+        <w:rPr>
+          <w:rStyle w:val="Vurgu"/>
+        </w:rPr>
+        <w:t xml:space="preserve">J. </w:t>
+      </w:r>
+      <w:proofErr w:type="spellStart"/>
+      <w:r>
+        <w:rPr>
+          <w:rStyle w:val="Vurgu"/>
+        </w:rPr>
+        <w:t>Comput</w:t>
+      </w:r>
+      <w:proofErr w:type="spellEnd"/>
+      <w:r>
+        <w:rPr>
+          <w:rStyle w:val="Vurgu"/>
+        </w:rPr>
+        <w:t xml:space="preserve">. </w:t>
+      </w:r>
+      <w:proofErr w:type="spellStart"/>
+      <w:r>
+        <w:rPr>
+          <w:rStyle w:val="Vurgu"/>
+        </w:rPr>
+        <w:t>Netw</w:t>
+      </w:r>
+      <w:proofErr w:type="spellEnd"/>
+      <w:r>
+        <w:rPr>
+          <w:rStyle w:val="Vurgu"/>
+        </w:rPr>
+        <w:t xml:space="preserve">. </w:t>
+      </w:r>
+      <w:proofErr w:type="spellStart"/>
+      <w:r>
+        <w:rPr>
+          <w:rStyle w:val="Vurgu"/>
+        </w:rPr>
+        <w:t>Commun</w:t>
+      </w:r>
+      <w:proofErr w:type="spellEnd"/>
+      <w:r>
+        <w:rPr>
+          <w:rStyle w:val="Vurgu"/>
+        </w:rPr>
+        <w:t>.</w:t>
+      </w:r>
+      <w:r>
+        <w:t>, vol. 2019, pp. 1–9, 2019.</w:t>
+      </w:r>
+    </w:p>
+    <w:p>
+      <w:pPr>
+        <w:pStyle w:val="AUBiosNoSpace"/>
+        <w:numPr>
+          <w:ilvl w:val="0"/>
+          <w:numId w:val="18"/>
+        </w:numPr>
+        <w:ind w:left="357" w:hanging="357"/>
+      </w:pPr>
+      <w:r>
+        <w:t xml:space="preserve">J. </w:t>
+      </w:r>
+      <w:proofErr w:type="spellStart"/>
+      <w:r>
+        <w:t>Ispahany</w:t>
+      </w:r>
+      <w:proofErr w:type="spellEnd"/>
+      <w:r>
+        <w:t xml:space="preserve"> and R. Islam, “Detecting malicious URLs of COVID-19 pandemic using ml technologies,” </w:t>
+      </w:r>
+      <w:proofErr w:type="spellStart"/>
+      <w:r>
+        <w:rPr>
+          <w:rStyle w:val="Vurgu"/>
+        </w:rPr>
+        <w:t>arXiv</w:t>
+      </w:r>
+      <w:proofErr w:type="spellEnd"/>
+      <w:r>
+        <w:rPr>
+          <w:rStyle w:val="Vurgu"/>
+        </w:rPr>
+        <w:t xml:space="preserve"> preprint arXiv:2009.09224</w:t>
+      </w:r>
+      <w:r>
+        <w:t>, 2020.</w:t>
+      </w:r>
+    </w:p>
+    <w:p>
+      <w:pPr>
+        <w:pStyle w:val="AUBiosNoSpace"/>
+        <w:numPr>
+          <w:ilvl w:val="0"/>
+          <w:numId w:val="18"/>
+        </w:numPr>
+        <w:ind w:left="357" w:hanging="357"/>
+      </w:pPr>
+      <w:r>
+        <w:rPr>
+          <w:color w:val="000000"/>
+          <w:sz w:val="20"/>
+          <w:szCs w:val="20"/>
+          <w:lang w:eastAsia="tr-TR"/>
+        </w:rPr>
+        <w:t xml:space="preserve"> </w:t>
+      </w:r>
+      <w:r>
+        <w:t xml:space="preserve">X. Yu, “Phishing websites detection based on hybrid model of deep belief network and support vector machine,” in </w:t>
+      </w:r>
+      <w:r>
+        <w:rPr>
+          <w:rStyle w:val="Vurgu"/>
+        </w:rPr>
+        <w:t>IOP Conf. Series: Earth Environ. Sci.</w:t>
+      </w:r>
+      <w:r>
+        <w:t>, vol. 602, no. 1, Art. no. 012001, 2020.</w:t>
+      </w:r>
+    </w:p>
+    <w:p>
+      <w:pPr>
+        <w:pStyle w:val="AUBiosNoSpace"/>
+        <w:numPr>
+          <w:ilvl w:val="0"/>
+          <w:numId w:val="18"/>
+        </w:numPr>
+        <w:ind w:left="357" w:hanging="357"/>
+      </w:pPr>
+      <w:r>
+        <w:t xml:space="preserve">A. Alharbi, K. </w:t>
+      </w:r>
+      <w:proofErr w:type="spellStart"/>
+      <w:r>
+        <w:t>Alsubhi</w:t>
+      </w:r>
+      <w:proofErr w:type="spellEnd"/>
+      <w:r>
+        <w:t xml:space="preserve">, and R. Alotaibi, “Lightweight malicious URL detection using deep learning,” </w:t>
+      </w:r>
+      <w:r>
+        <w:rPr>
+          <w:rStyle w:val="Vurgu"/>
+        </w:rPr>
+        <w:t>Scientific Reports</w:t>
+      </w:r>
+      <w:r>
+        <w:t xml:space="preserve">, vol. 15, 2025, </w:t>
+      </w:r>
+      <w:proofErr w:type="spellStart"/>
+      <w:r>
+        <w:t>doi</w:t>
+      </w:r>
+      <w:proofErr w:type="spellEnd"/>
+      <w:r>
+        <w:t>: 10.1038/s41598-025-26653-2.</w:t>
+      </w:r>
+    </w:p>
+    <w:p>
+      <w:pPr>
+        <w:pStyle w:val="AUBiosNoSpace"/>
+        <w:numPr>
+          <w:ilvl w:val="0"/>
+          <w:numId w:val="18"/>
+        </w:numPr>
+        <w:ind w:left="357" w:hanging="357"/>
+      </w:pPr>
+      <w:r>
+        <w:t xml:space="preserve">E. </w:t>
+      </w:r>
+      <w:proofErr w:type="spellStart"/>
+      <w:r>
+        <w:t>Nowroozi</w:t>
+      </w:r>
+      <w:proofErr w:type="spellEnd"/>
+      <w:r>
+        <w:t xml:space="preserve">, Abhishek, M. Mohammadi, and M. Conti, “An adversarial attack analysis on malicious advertisement URL detection framework,” </w:t>
+      </w:r>
+      <w:r>
+        <w:rPr>
+          <w:rStyle w:val="Vurgu"/>
+        </w:rPr>
+        <w:t>IEEE Transactions on Network and Service Management</w:t>
+      </w:r>
+      <w:r>
+        <w:t xml:space="preserve">, vol. 20, no. 2, pp. 1332–1344, Jun. 2023, </w:t>
+      </w:r>
+      <w:proofErr w:type="spellStart"/>
+      <w:r>
+        <w:t>doi</w:t>
+      </w:r>
+      <w:proofErr w:type="spellEnd"/>
+      <w:r>
+        <w:t>: 10.1109/TNSM.2022.3225217.</w:t>
+      </w:r>
+    </w:p>
+    <w:p>
+      <w:pPr>
+        <w:pStyle w:val="AUBiosNoSpace"/>
+        <w:numPr>
+          <w:ilvl w:val="0"/>
+          <w:numId w:val="18"/>
+        </w:numPr>
+        <w:ind w:left="357" w:hanging="357"/>
+      </w:pPr>
+      <w:r>
+        <w:t xml:space="preserve">M. Korkmaz, Ö. K. </w:t>
+      </w:r>
+      <w:proofErr w:type="spellStart"/>
+      <w:r>
+        <w:t>Şahingöz</w:t>
+      </w:r>
+      <w:proofErr w:type="spellEnd"/>
+      <w:r>
+        <w:t xml:space="preserve">, and B. </w:t>
+      </w:r>
+      <w:proofErr w:type="spellStart"/>
+      <w:r>
+        <w:t>Diri</w:t>
+      </w:r>
+      <w:proofErr w:type="spellEnd"/>
+      <w:r>
+        <w:t xml:space="preserve">, “Detection of phishing websites by using machine learning-based URL analysis,” in </w:t>
+      </w:r>
+      <w:r>
+        <w:rPr>
+          <w:rStyle w:val="Vurgu"/>
+        </w:rPr>
+        <w:t xml:space="preserve">Proc. 11th Int. Conf. </w:t>
+      </w:r>
+      <w:proofErr w:type="spellStart"/>
+      <w:r>
+        <w:rPr>
+          <w:rStyle w:val="Vurgu"/>
+        </w:rPr>
+        <w:t>Comput</w:t>
+      </w:r>
+      <w:proofErr w:type="spellEnd"/>
+      <w:r>
+        <w:rPr>
+          <w:rStyle w:val="Vurgu"/>
+        </w:rPr>
+        <w:t xml:space="preserve">., </w:t>
+      </w:r>
+      <w:proofErr w:type="spellStart"/>
+      <w:r>
+        <w:rPr>
+          <w:rStyle w:val="Vurgu"/>
+        </w:rPr>
+        <w:t>Commun</w:t>
+      </w:r>
+      <w:proofErr w:type="spellEnd"/>
+      <w:r>
+        <w:rPr>
+          <w:rStyle w:val="Vurgu"/>
+        </w:rPr>
+        <w:t xml:space="preserve">. </w:t>
+      </w:r>
+      <w:proofErr w:type="spellStart"/>
+      <w:r>
+        <w:rPr>
+          <w:rStyle w:val="Vurgu"/>
+        </w:rPr>
+        <w:t>Netw</w:t>
+      </w:r>
+      <w:proofErr w:type="spellEnd"/>
+      <w:r>
+        <w:rPr>
+          <w:rStyle w:val="Vurgu"/>
+        </w:rPr>
+        <w:t>. Technol. (ICCCNT)</w:t>
+      </w:r>
+      <w:r>
+        <w:t>, Kharagpur, India, Jul. 2020, pp. 1–7.</w:t>
+      </w:r>
+    </w:p>
+    <w:p>
+      <w:pPr>
+        <w:pStyle w:val="AUBiosNoSpace"/>
+        <w:numPr>
+          <w:ilvl w:val="0"/>
+          <w:numId w:val="18"/>
+        </w:numPr>
+        <w:ind w:left="357" w:hanging="357"/>
+      </w:pPr>
+      <w:r>
+        <w:t xml:space="preserve">Y. Tian, Y. Yu, J. Sun, and Y. Wang, “From past to present: A survey of malicious URL detection techniques, datasets and code repositories,” </w:t>
+      </w:r>
+      <w:proofErr w:type="spellStart"/>
+      <w:r>
+        <w:rPr>
+          <w:rStyle w:val="Vurgu"/>
+        </w:rPr>
+        <w:t>arXiv</w:t>
+      </w:r>
+      <w:proofErr w:type="spellEnd"/>
+      <w:r>
+        <w:rPr>
+          <w:rStyle w:val="Vurgu"/>
+        </w:rPr>
+        <w:t xml:space="preserve"> preprint arXiv:2504.16449</w:t>
+      </w:r>
+      <w:r>
+        <w:t xml:space="preserve">, 2025, </w:t>
+      </w:r>
+      <w:proofErr w:type="spellStart"/>
+      <w:r>
+        <w:t>doi</w:t>
+      </w:r>
+      <w:proofErr w:type="spellEnd"/>
+      <w:r>
+        <w:t>: 10.48550/arXiv.2504.16449.</w:t>
+      </w:r>
+    </w:p>
+    <w:p>
+      <w:pPr>
+        <w:pStyle w:val="AUBiosNoSpace"/>
+        <w:numPr>
+          <w:ilvl w:val="0"/>
+          <w:numId w:val="18"/>
+        </w:numPr>
+        <w:ind w:left="357" w:hanging="357"/>
+      </w:pPr>
+      <w:r>
+        <w:t xml:space="preserve">S. Singh, “A review on malicious URLs detection,” in </w:t>
+      </w:r>
+      <w:r>
+        <w:rPr>
+          <w:rStyle w:val="Vurgu"/>
+        </w:rPr>
+        <w:t>Proc. Int. Conf. Reliability, Infocom Technologies and Optimization (ICRITO)</w:t>
+      </w:r>
+      <w:r>
+        <w:t xml:space="preserve">, Noida, India, 2020, pp. 581–584, </w:t>
+      </w:r>
+      <w:proofErr w:type="spellStart"/>
+      <w:r>
+        <w:t>doi</w:t>
+      </w:r>
+      <w:proofErr w:type="spellEnd"/>
+      <w:r>
+        <w:t>: 10.1109/ICRITO48877.2020.9197941.</w:t>
+      </w:r>
+    </w:p>
+    <w:p>
+      <w:pPr>
+        <w:pStyle w:val="AUBiosNoSpace"/>
+        <w:ind w:left="357" w:firstLine="0"/>
+      </w:pPr>
+    </w:p>
+    <w:p>
+      <w:pPr>
+        <w:pStyle w:val="AUBiosNoSpace"/>
+        <w:ind w:left="357" w:firstLine="0"/>
+      </w:pPr>
+    </w:p>
+    <w:p>
+      <w:pPr>
+        <w:pStyle w:val="AUBiosNoSpace"/>
+      </w:pPr>
+    </w:p>
+    <w:p>
+      <w:pPr>
+        <w:pStyle w:val="AUBiosNoSpace"/>
+      </w:pPr>
+    </w:p>
+    <w:p>
+      <w:pPr>
+        <w:pStyle w:val="AUBiosNoSpace"/>
+      </w:pPr>
+    </w:p>
+    <w:p>
+      <w:pPr>
+        <w:pStyle w:val="AUBiosNoSpace"/>
+      </w:pPr>
+    </w:p>
+    <w:p>
+      <w:pPr>
+        <w:pStyle w:val="AUBiosNoSpace"/>
+      </w:pPr>
+    </w:p>
+    <w:p>
+      <w:pPr>
+        <w:pStyle w:val="AUBiosNoSpace"/>
+      </w:pPr>
+    </w:p>
+    <w:p>
+      <w:pPr>
+        <w:pStyle w:val="AUBiosNoSpace"/>
+      </w:pPr>
+    </w:p>
+    <w:p>
+      <w:pPr>
+        <w:pStyle w:val="AUBiosNoSpace"/>
+      </w:pPr>
+    </w:p>
+    <w:p>
+      <w:pPr>
+        <w:pStyle w:val="AUBiosNoSpace"/>
+      </w:pPr>
+    </w:p>
+    <w:p>
+      <w:pPr>
+        <w:pStyle w:val="AUBiosNoSpace"/>
+      </w:pPr>
+    </w:p>
+    <w:p>
+      <w:pPr>
+        <w:pStyle w:val="AUBiosNoSpace"/>
+      </w:pPr>
+    </w:p>
+    <w:p>
+      <w:pPr>
+        <w:pStyle w:val="AUBiosNoSpace"/>
+      </w:pPr>
+    </w:p>
+    <w:p>
+      <w:pPr>
+        <w:pStyle w:val="AUBiosNoSpace"/>
+      </w:pPr>
+    </w:p>
+    <w:p>
+      <w:pPr>
+        <w:pStyle w:val="AUBiosNoSpace"/>
+      </w:pPr>
+    </w:p>
+    <w:p>
+      <w:pPr>
+        <w:pStyle w:val="AUBiosNoSpace"/>
+      </w:pPr>
+    </w:p>
+    <w:p>
+      <w:pPr>
+        <w:pStyle w:val="AUBiosNoSpace"/>
+      </w:pPr>
+    </w:p>
+    <w:p>
+      <w:pPr>
+        <w:pStyle w:val="AUBiosNoSpace"/>
+      </w:pPr>
+    </w:p>
+    <w:p>
+      <w:pPr>
+        <w:pStyle w:val="AUBiosNoSpace"/>
+      </w:pPr>
+    </w:p>
+    <w:p>
+      <w:pPr>
+        <w:pStyle w:val="AUBiosNoSpace"/>
+      </w:pPr>
+    </w:p>
+    <w:p>
+      <w:pPr>
+        <w:pStyle w:val="AUBiosNoSpace"/>
+      </w:pPr>
+    </w:p>
+    <w:p>
+      <w:pPr>
+        <w:pStyle w:val="AUBiosNoSpace"/>
+      </w:pPr>
+    </w:p>
+    <w:p>
+      <w:pPr>
+        <w:pStyle w:val="AUBiosNoSpace"/>
+      </w:pPr>
+    </w:p>
+    <w:p>
+      <w:pPr>
+        <w:pStyle w:val="AUBiosNoSpace"/>
+      </w:pPr>
+    </w:p>
+    <w:p>
+      <w:pPr>
+        <w:pStyle w:val="AUBiosNoSpace"/>
+      </w:pPr>
+    </w:p>
+    <w:p>
+      <w:pPr>
+        <w:pStyle w:val="AUBiosNoSpace"/>
+      </w:pPr>
+    </w:p>
+    <w:p>
+      <w:pPr>
+        <w:pStyle w:val="AUBiosNoSpace"/>
+      </w:pPr>
+    </w:p>
+    <w:p>
+      <w:pPr>
+        <w:pStyle w:val="AUBiosNoSpace"/>
+      </w:pPr>
+    </w:p>
+    <w:p>
+      <w:pPr>
+        <w:pStyle w:val="AUBiosNoSpace"/>
+      </w:pPr>
+    </w:p>
+    <w:p>
+      <w:pPr>
+        <w:pStyle w:val="AUBiosNoSpace"/>
+      </w:pPr>
+    </w:p>
+    <w:p>
+      <w:pPr>
+        <w:pStyle w:val="AUBiosNoSpace"/>
+      </w:pPr>
+    </w:p>
+    <w:p>
+      <w:pPr>
+        <w:pStyle w:val="AUBiosNoSpace"/>
+      </w:pPr>
+    </w:p>
+    <w:p>
+      <w:pPr>
+        <w:pStyle w:val="AUBiosNoSpace"/>
+      </w:pPr>
+    </w:p>
+    <w:p>
+      <w:pPr>
+        <w:pStyle w:val="AUBiosNoSpace"/>
+      </w:pPr>
+    </w:p>
+    <w:p>
+      <w:pPr>
+        <w:pStyle w:val="AUBiosNoSpace"/>
+      </w:pPr>
+    </w:p>
+    <w:p>
+      <w:pPr>
+        <w:pStyle w:val="AUBiosNoSpace"/>
+      </w:pPr>
+    </w:p>
+    <w:p>
+      <w:pPr>
+        <w:pStyle w:val="AUBiosNoSpace"/>
+      </w:pPr>
+    </w:p>
+    <w:p>
+      <w:pPr>
+        <w:pStyle w:val="AUBiosNoSpace"/>
+      </w:pPr>
+    </w:p>
+    <w:p>
+      <w:pPr>
+        <w:pStyle w:val="AUBiosNoSpace"/>
+      </w:pPr>
+    </w:p>
+    <w:p>
+      <w:pPr>
+        <w:pStyle w:val="AUBiosNoSpace"/>
+      </w:pPr>
+    </w:p>
+    <w:p>
+      <w:pPr>
+        <w:pStyle w:val="AUBiosNoSpace"/>
+      </w:pPr>
+    </w:p>
+    <w:p>
+      <w:pPr>
+        <w:pStyle w:val="AUBiosNoSpace"/>
+      </w:pPr>
+    </w:p>
+    <w:p>
+      <w:pPr>
+        <w:pStyle w:val="AUBiosNoSpace"/>
+      </w:pPr>
+    </w:p>
+    <w:p>
+      <w:pPr>
+        <w:pStyle w:val="AUBiosNoSpace"/>
+      </w:pPr>
+    </w:p>
+    <w:p>
+      <w:pPr>
+        <w:pStyle w:val="AUBiosNoSpace"/>
+      </w:pPr>
+    </w:p>
+    <w:p>
+      <w:pPr>
+        <w:pStyle w:val="AUBiosNoSpace"/>
+      </w:pPr>
+    </w:p>
+    <w:p>
+      <w:pPr>
+        <w:pStyle w:val="AUBiosNoSpace"/>
+      </w:pPr>
+    </w:p>
+    <w:p>
+      <w:pPr>
+        <w:pStyle w:val="AUBiosNoSpace"/>
+      </w:pPr>
+    </w:p>
+    <w:p>
+      <w:pPr>
+        <w:pStyle w:val="AUBiosNoSpace"/>
+      </w:pPr>
+    </w:p>
+    <w:p>
+      <w:pPr>
+        <w:pStyle w:val="AUBiosNoSpace"/>
+      </w:pPr>
+    </w:p>
+    <w:p>
+      <w:pPr>
+        <w:pStyle w:val="AUBiosNoSpace"/>
+      </w:pPr>
+    </w:p>
+    <w:p>
+      <w:pPr>
+        <w:pStyle w:val="AUBiosNoSpace"/>
+      </w:pPr>
+    </w:p>
+    <w:p>
+      <w:pPr>
+        <w:pStyle w:val="AUBiosNoSpace"/>
+      </w:pPr>
+    </w:p>
+    <w:p>
+      <w:pPr>
+        <w:pStyle w:val="AUBiosNoSpace"/>
+      </w:pPr>
+    </w:p>
+    <w:p>
+      <w:pPr>
+        <w:pStyle w:val="AUBiosNoSpace"/>
+      </w:pPr>
+    </w:p>
+    <w:p>
+      <w:pPr>
+        <w:pStyle w:val="AUBiosNoSpace"/>
+      </w:pPr>
+    </w:p>
+    <w:p>
+      <w:pPr>
+        <w:pStyle w:val="AUBiosNoSpace"/>
+      </w:pPr>
+    </w:p>
+    <w:p>
+      <w:pPr>
+        <w:pStyle w:val="AUBiosNoSpace"/>
+      </w:pPr>
+    </w:p>
+    <w:p>
+      <w:pPr>
+        <w:pStyle w:val="AUBiosNoSpace"/>
+      </w:pPr>
+    </w:p>
+    <w:p>
+      <w:pPr>
+        <w:pStyle w:val="AUBiosNoSpace"/>
+      </w:pPr>
+    </w:p>
+    <w:p>
+      <w:pPr>
+        <w:pStyle w:val="AUBiosNoSpace"/>
+      </w:pPr>
+    </w:p>
+    <w:p>
+      <w:pPr>
+        <w:pStyle w:val="AUBiosNoSpace"/>
+      </w:pPr>
+    </w:p>
+    <w:p>
+      <w:pPr>
+        <w:pStyle w:val="AUBiosNoSpace"/>
+      </w:pPr>
+    </w:p>
+    <w:p>
+      <w:pPr>
+        <w:pStyle w:val="AUBiosNoSpace"/>
+      </w:pPr>
+    </w:p>
+    <w:p>
+      <w:pPr>
+        <w:pStyle w:val="AUBiosNoSpace"/>
+      </w:pPr>
+    </w:p>
+    <w:p>
+      <w:pPr>
+        <w:pStyle w:val="AUBiosNoSpace"/>
+      </w:pPr>
+    </w:p>
+    <w:p>
+      <w:pPr>
+        <w:pStyle w:val="AUBiosNoSpace"/>
+      </w:pPr>
+    </w:p>
+    <w:p>
+      <w:pPr>
+        <w:pStyle w:val="AUBiosNoSpace"/>
+      </w:pPr>
+    </w:p>
+    <w:p>
+      <w:pPr>
+        <w:pStyle w:val="AUBiosNoSpace"/>
+      </w:pPr>
+    </w:p>
+    <w:p>
+      <w:pPr>
+        <w:pStyle w:val="AUBiosNoSpace"/>
+      </w:pPr>
+    </w:p>
+    <w:p>
+      <w:pPr>
+        <w:pStyle w:val="AUBiosNoSpace"/>
+      </w:pPr>
+    </w:p>
+    <w:p>
+      <w:pPr>
+        <w:pStyle w:val="AUBiosNoSpace"/>
+        <w:ind w:left="357" w:firstLine="0"/>
+      </w:pPr>
+    </w:p>
+    <w:p>
+      <w:pPr>
+        <w:pStyle w:val="AUBiosNoSpace"/>
+        <w:ind w:left="357" w:firstLine="0"/>
+      </w:pPr>
+    </w:p>
+    <w:p>
+      <w:pPr>
+        <w:pStyle w:val="AUBiosNoSpace"/>
+      </w:pPr>
+    </w:p>
+    <w:p>
+      <w:pPr>
+        <w:pStyle w:val="AUBiosNoSpace"/>
+      </w:pPr>
+    </w:p>
+    <w:p>
+      <w:pPr>
+        <w:pStyle w:val="AUBiosNoSpace"/>
+      </w:pPr>
+    </w:p>
+    <w:p>
+      <w:pPr>
+        <w:pStyle w:val="AUBiosNoSpace"/>
+      </w:pPr>
+    </w:p>
+    <w:p>
+      <w:pPr>
+        <w:pStyle w:val="AUBiosNoSpace"/>
+      </w:pPr>
+    </w:p>
+    <w:p>
+      <w:pPr>
+        <w:pStyle w:val="AUBiosNoSpace"/>
+      </w:pPr>
+    </w:p>
+    <w:p>
+      <w:pPr>
+        <w:pStyle w:val="AUBiosNoSpace"/>
+      </w:pPr>
+    </w:p>
+    <w:p>
+      <w:pPr>
+        <w:pStyle w:val="AUBiosNoSpace"/>
+      </w:pPr>
+    </w:p>
+    <w:p>
+      <w:pPr>
+        <w:pStyle w:val="AUBiosNoSpace"/>
+      </w:pPr>
+    </w:p>
+    <w:p>
+      <w:pPr>
+        <w:pStyle w:val="AUBiosNoSpace"/>
+      </w:pPr>
+    </w:p>
+    <w:p>
+      <w:pPr>
+        <w:pStyle w:val="AUBiosNoSpace"/>
+      </w:pPr>
+    </w:p>
+    <w:p>
+      <w:pPr>
+        <w:pStyle w:val="AUBiosNoSpace"/>
+      </w:pPr>
+    </w:p>
+    <w:p>
+      <w:pPr>
+        <w:pStyle w:val="AUBiosNoSpace"/>
+      </w:pPr>
+    </w:p>
+    <w:p>
+      <w:pPr>
+        <w:pStyle w:val="AUBiosNoSpace"/>
+      </w:pPr>
+    </w:p>
+    <w:p>
+      <w:pPr>
+        <w:pStyle w:val="AUBiosNoSpace"/>
+      </w:pPr>
+    </w:p>
+    <w:p>
+      <w:pPr>
+        <w:pStyle w:val="AUBiosNoSpace"/>
       </w:pPr>
     </w:p>
     <w:p>
@@ -20170,13 +20180,27 @@
         <w:rPr>
           <w:b/>
         </w:rPr>
-        <w:t xml:space="preserve">Mustafa Melih </w:t>
+        <w:t xml:space="preserve">Mustafa </w:t>
       </w:r>
       <w:proofErr w:type="spellStart"/>
       <w:r>
         <w:rPr>
           <w:b/>
         </w:rPr>
+        <w:t>Melih</w:t>
+      </w:r>
+      <w:proofErr w:type="spellEnd"/>
+      <w:r>
+        <w:rPr>
+          <w:b/>
+        </w:rPr>
+        <w:t xml:space="preserve"> </w:t>
+      </w:r>
+      <w:proofErr w:type="spellStart"/>
+      <w:r>
+        <w:rPr>
+          <w:b/>
+        </w:rPr>
         <w:t>Tufekcioglu</w:t>
       </w:r>
       <w:proofErr w:type="spellEnd"/>
@@ -20187,26 +20211,42 @@
         <w:t xml:space="preserve">(Member, IEEE) </w:t>
       </w:r>
       <w:r>
-        <w:t xml:space="preserve">received the B.Sc. degree in computer engineering from Sakarya University, Sakarya, </w:t>
+        <w:t xml:space="preserve">received the B.Sc. degree in computer engineering from </w:t>
       </w:r>
       <w:proofErr w:type="spellStart"/>
       <w:r>
-        <w:t>Türkiye</w:t>
+        <w:t>Sakarya</w:t>
       </w:r>
       <w:proofErr w:type="spellEnd"/>
       <w:r>
-        <w:t>, in 2023. He is currently pursuing the M.Sc. degree in computer engineering (cybersecurity) at Sakary</w:t>
-      </w:r>
-      <w:r>
-        <w:t xml:space="preserve">a University, Sakarya, </w:t>
+        <w:t xml:space="preserve"> University, </w:t>
       </w:r>
       <w:proofErr w:type="spellStart"/>
       <w:r>
-        <w:t>Türkiye</w:t>
+        <w:t>Sakarya</w:t>
       </w:r>
       <w:proofErr w:type="spellEnd"/>
       <w:r>
-        <w:t>.</w:t>
+        <w:t xml:space="preserve">, Türkiye, in 2023. He is currently pursuing the M.Sc. degree in computer engineering (cybersecurity) at </w:t>
+      </w:r>
+      <w:proofErr w:type="spellStart"/>
+      <w:r>
+        <w:t>Sakary</w:t>
+      </w:r>
+      <w:r>
+        <w:t>a</w:t>
+      </w:r>
+      <w:proofErr w:type="spellEnd"/>
+      <w:r>
+        <w:t xml:space="preserve"> University, </w:t>
+      </w:r>
+      <w:proofErr w:type="spellStart"/>
+      <w:r>
+        <w:t>Sakarya</w:t>
+      </w:r>
+      <w:proofErr w:type="spellEnd"/>
+      <w:r>
+        <w:t>, Türkiye.</w:t>
       </w:r>
     </w:p>
     <w:p>
@@ -20217,59 +20257,26 @@
         <w:t>He is currently a Software Development Engineer in Ankara, Türkiye. His research in</w:t>
       </w:r>
       <w:r>
-        <w:t xml:space="preserve">terests include machine </w:t>
-      </w:r>
-      <w:proofErr w:type="gramStart"/>
-      <w:r>
-        <w:t>learnin</w:t>
+        <w:t>terests include machine learnin</w:t>
       </w:r>
       <w:r>
         <w:t>g</w:t>
       </w:r>
       <w:r>
-        <w:t xml:space="preserve">, </w:t>
+        <w:t>, cyb</w:t>
+      </w:r>
+      <w:r>
+        <w:t>er</w:t>
       </w:r>
       <w:r>
         <w:t xml:space="preserve"> </w:t>
       </w:r>
       <w:r>
-        <w:t>cyb</w:t>
-      </w:r>
-      <w:r>
-        <w:t>er</w:t>
-      </w:r>
-      <w:proofErr w:type="gramEnd"/>
-      <w:r>
-        <w:t xml:space="preserve"> </w:t>
-      </w:r>
-      <w:proofErr w:type="spellStart"/>
-      <w:r>
-        <w:t>ecurity</w:t>
-      </w:r>
-      <w:proofErr w:type="spellEnd"/>
-      <w:r>
-        <w:t>, phishing detection, anomaly detection and embedded systems.</w:t>
-      </w:r>
-    </w:p>
-    <w:p>
-      <w:pPr>
-        <w:pStyle w:val="AUBiosNoSpace"/>
-      </w:pPr>
-    </w:p>
-    <w:p>
-      <w:pPr>
-        <w:pStyle w:val="AUBiosNoSpace"/>
-      </w:pPr>
-    </w:p>
-    <w:p>
-      <w:pPr>
-        <w:pStyle w:val="AUBiosNoSpace"/>
-      </w:pPr>
-    </w:p>
-    <w:p>
-      <w:pPr>
-        <w:pStyle w:val="AUBiosNoSpace"/>
-      </w:pPr>
+        <w:t>s</w:t>
+      </w:r>
+      <w:r>
+        <w:t>ecurity, phishing detection, anomaly detection and embedded systems</w:t>
+      </w:r>
     </w:p>
     <w:p>
       <w:pPr>
@@ -20348,8 +20355,6 @@
       <w:pPr>
         <w:pStyle w:val="AUBiosNoSpace"/>
       </w:pPr>
-      <w:bookmarkStart w:id="0" w:name="_GoBack"/>
-      <w:bookmarkEnd w:id="0"/>
       <w:r>
         <w:rPr>
           <w:b/>
@@ -20558,7 +20563,7 @@
 </file>
 
 <file path=word/endnotes.xml><?xml version="1.0" encoding="utf-8"?>
-<w:endnotes xmlns:wpc="http://schemas.microsoft.com/office/word/2010/wordprocessingCanvas" xmlns:cx="http://schemas.microsoft.com/office/drawing/2014/chartex" xmlns:mc="http://schemas.openxmlformats.org/markup-compatibility/2006" xmlns:o="urn:schemas-microsoft-com:office:office" xmlns:r="http://schemas.openxmlformats.org/officeDocument/2006/relationships" xmlns:m="http://schemas.openxmlformats.org/officeDocument/2006/math" xmlns:v="urn:schemas-microsoft-com:vml" xmlns:wp14="http://schemas.microsoft.com/office/word/2010/wordprocessingDrawing" xmlns:wp="http://schemas.openxmlformats.org/drawingml/2006/wordprocessingDrawing" xmlns:w10="urn:schemas-microsoft-com:office:word" xmlns:w="http://schemas.openxmlformats.org/wordprocessingml/2006/main" xmlns:w14="http://schemas.microsoft.com/office/word/2010/wordml" xmlns:w15="http://schemas.microsoft.com/office/word/2012/wordml" xmlns:w16se="http://schemas.microsoft.com/office/word/2015/wordml/symex" xmlns:wpg="http://schemas.microsoft.com/office/word/2010/wordprocessingGroup" xmlns:wpi="http://schemas.microsoft.com/office/word/2010/wordprocessingInk" xmlns:wne="http://schemas.microsoft.com/office/word/2006/wordml" xmlns:wps="http://schemas.microsoft.com/office/word/2010/wordprocessingShape" mc:Ignorable="w14 w15 w16se wp14">
+<w:endnotes xmlns:wpc="http://schemas.microsoft.com/office/word/2010/wordprocessingCanvas" xmlns:cx="http://schemas.microsoft.com/office/drawing/2014/chartex" xmlns:cx1="http://schemas.microsoft.com/office/drawing/2015/9/8/chartex" xmlns:cx2="http://schemas.microsoft.com/office/drawing/2015/10/21/chartex" xmlns:cx3="http://schemas.microsoft.com/office/drawing/2016/5/9/chartex" xmlns:cx4="http://schemas.microsoft.com/office/drawing/2016/5/10/chartex" xmlns:cx5="http://schemas.microsoft.com/office/drawing/2016/5/11/chartex" xmlns:cx6="http://schemas.microsoft.com/office/drawing/2016/5/12/chartex" xmlns:cx7="http://schemas.microsoft.com/office/drawing/2016/5/13/chartex" xmlns:cx8="http://schemas.microsoft.com/office/drawing/2016/5/14/chartex" xmlns:mc="http://schemas.openxmlformats.org/markup-compatibility/2006" xmlns:aink="http://schemas.microsoft.com/office/drawing/2016/ink" xmlns:am3d="http://schemas.microsoft.com/office/drawing/2017/model3d" xmlns:o="urn:schemas-microsoft-com:office:office" xmlns:oel="http://schemas.microsoft.com/office/2019/extlst" xmlns:r="http://schemas.openxmlformats.org/officeDocument/2006/relationships" xmlns:m="http://schemas.openxmlformats.org/officeDocument/2006/math" xmlns:v="urn:schemas-microsoft-com:vml" xmlns:wp14="http://schemas.microsoft.com/office/word/2010/wordprocessingDrawing" xmlns:wp="http://schemas.openxmlformats.org/drawingml/2006/wordprocessingDrawing" xmlns:w10="urn:schemas-microsoft-com:office:word" xmlns:w="http://schemas.openxmlformats.org/wordprocessingml/2006/main" xmlns:w14="http://schemas.microsoft.com/office/word/2010/wordml" xmlns:w15="http://schemas.microsoft.com/office/word/2012/wordml" xmlns:w16cex="http://schemas.microsoft.com/office/word/2018/wordml/cex" xmlns:w16cid="http://schemas.microsoft.com/office/word/2016/wordml/cid" xmlns:w16="http://schemas.microsoft.com/office/word/2018/wordml" xmlns:w16sdtdh="http://schemas.microsoft.com/office/word/2020/wordml/sdtdatahash" xmlns:w16se="http://schemas.microsoft.com/office/word/2015/wordml/symex" xmlns:wpg="http://schemas.microsoft.com/office/word/2010/wordprocessingGroup" xmlns:wpi="http://schemas.microsoft.com/office/word/2010/wordprocessingInk" xmlns:wne="http://schemas.microsoft.com/office/word/2006/wordml" xmlns:wps="http://schemas.microsoft.com/office/word/2010/wordprocessingShape" mc:Ignorable="w14 w15 w16se w16cid w16 w16cex w16sdtdh wp14">
   <w:endnote w:type="separator" w:id="-1">
     <w:p>
       <w:r>
@@ -20577,7 +20582,7 @@
 </file>
 
 <file path=word/footer1.xml><?xml version="1.0" encoding="utf-8"?>
-<w:ftr xmlns:wpc="http://schemas.microsoft.com/office/word/2010/wordprocessingCanvas" xmlns:cx="http://schemas.microsoft.com/office/drawing/2014/chartex" xmlns:mc="http://schemas.openxmlformats.org/markup-compatibility/2006" xmlns:o="urn:schemas-microsoft-com:office:office" xmlns:r="http://schemas.openxmlformats.org/officeDocument/2006/relationships" xmlns:m="http://schemas.openxmlformats.org/officeDocument/2006/math" xmlns:v="urn:schemas-microsoft-com:vml" xmlns:wp14="http://schemas.microsoft.com/office/word/2010/wordprocessingDrawing" xmlns:wp="http://schemas.openxmlformats.org/drawingml/2006/wordprocessingDrawing" xmlns:w10="urn:schemas-microsoft-com:office:word" xmlns:w="http://schemas.openxmlformats.org/wordprocessingml/2006/main" xmlns:w14="http://schemas.microsoft.com/office/word/2010/wordml" xmlns:w15="http://schemas.microsoft.com/office/word/2012/wordml" xmlns:w16se="http://schemas.microsoft.com/office/word/2015/wordml/symex" xmlns:wpg="http://schemas.microsoft.com/office/word/2010/wordprocessingGroup" xmlns:wpi="http://schemas.microsoft.com/office/word/2010/wordprocessingInk" xmlns:wne="http://schemas.microsoft.com/office/word/2006/wordml" xmlns:wps="http://schemas.microsoft.com/office/word/2010/wordprocessingShape" mc:Ignorable="w14 w15 w16se wp14">
+<w:ftr xmlns:wpc="http://schemas.microsoft.com/office/word/2010/wordprocessingCanvas" xmlns:cx="http://schemas.microsoft.com/office/drawing/2014/chartex" xmlns:cx1="http://schemas.microsoft.com/office/drawing/2015/9/8/chartex" xmlns:cx2="http://schemas.microsoft.com/office/drawing/2015/10/21/chartex" xmlns:cx3="http://schemas.microsoft.com/office/drawing/2016/5/9/chartex" xmlns:cx4="http://schemas.microsoft.com/office/drawing/2016/5/10/chartex" xmlns:cx5="http://schemas.microsoft.com/office/drawing/2016/5/11/chartex" xmlns:cx6="http://schemas.microsoft.com/office/drawing/2016/5/12/chartex" xmlns:cx7="http://schemas.microsoft.com/office/drawing/2016/5/13/chartex" xmlns:cx8="http://schemas.microsoft.com/office/drawing/2016/5/14/chartex" xmlns:mc="http://schemas.openxmlformats.org/markup-compatibility/2006" xmlns:aink="http://schemas.microsoft.com/office/drawing/2016/ink" xmlns:am3d="http://schemas.microsoft.com/office/drawing/2017/model3d" xmlns:o="urn:schemas-microsoft-com:office:office" xmlns:oel="http://schemas.microsoft.com/office/2019/extlst" xmlns:r="http://schemas.openxmlformats.org/officeDocument/2006/relationships" xmlns:m="http://schemas.openxmlformats.org/officeDocument/2006/math" xmlns:v="urn:schemas-microsoft-com:vml" xmlns:wp14="http://schemas.microsoft.com/office/word/2010/wordprocessingDrawing" xmlns:wp="http://schemas.openxmlformats.org/drawingml/2006/wordprocessingDrawing" xmlns:w10="urn:schemas-microsoft-com:office:word" xmlns:w="http://schemas.openxmlformats.org/wordprocessingml/2006/main" xmlns:w14="http://schemas.microsoft.com/office/word/2010/wordml" xmlns:w15="http://schemas.microsoft.com/office/word/2012/wordml" xmlns:w16cex="http://schemas.microsoft.com/office/word/2018/wordml/cex" xmlns:w16cid="http://schemas.microsoft.com/office/word/2016/wordml/cid" xmlns:w16="http://schemas.microsoft.com/office/word/2018/wordml" xmlns:w16sdtdh="http://schemas.microsoft.com/office/word/2020/wordml/sdtdatahash" xmlns:w16se="http://schemas.microsoft.com/office/word/2015/wordml/symex" xmlns:wpg="http://schemas.microsoft.com/office/word/2010/wordprocessingGroup" xmlns:wpi="http://schemas.microsoft.com/office/word/2010/wordprocessingInk" xmlns:wne="http://schemas.microsoft.com/office/word/2006/wordml" xmlns:wps="http://schemas.microsoft.com/office/word/2010/wordprocessingShape" mc:Ignorable="w14 w15 w16se w16cid w16 w16cex w16sdtdh wp14">
   <w:p>
     <w:pPr>
       <w:pStyle w:val="AltBilgi"/>
@@ -20614,7 +20619,7 @@
 </file>
 
 <file path=word/footer2.xml><?xml version="1.0" encoding="utf-8"?>
-<w:ftr xmlns:wpc="http://schemas.microsoft.com/office/word/2010/wordprocessingCanvas" xmlns:cx="http://schemas.microsoft.com/office/drawing/2014/chartex" xmlns:mc="http://schemas.openxmlformats.org/markup-compatibility/2006" xmlns:o="urn:schemas-microsoft-com:office:office" xmlns:r="http://schemas.openxmlformats.org/officeDocument/2006/relationships" xmlns:m="http://schemas.openxmlformats.org/officeDocument/2006/math" xmlns:v="urn:schemas-microsoft-com:vml" xmlns:wp14="http://schemas.microsoft.com/office/word/2010/wordprocessingDrawing" xmlns:wp="http://schemas.openxmlformats.org/drawingml/2006/wordprocessingDrawing" xmlns:w10="urn:schemas-microsoft-com:office:word" xmlns:w="http://schemas.openxmlformats.org/wordprocessingml/2006/main" xmlns:w14="http://schemas.microsoft.com/office/word/2010/wordml" xmlns:w15="http://schemas.microsoft.com/office/word/2012/wordml" xmlns:w16se="http://schemas.microsoft.com/office/word/2015/wordml/symex" xmlns:wpg="http://schemas.microsoft.com/office/word/2010/wordprocessingGroup" xmlns:wpi="http://schemas.microsoft.com/office/word/2010/wordprocessingInk" xmlns:wne="http://schemas.microsoft.com/office/word/2006/wordml" xmlns:wps="http://schemas.microsoft.com/office/word/2010/wordprocessingShape" mc:Ignorable="w14 w15 w16se wp14">
+<w:ftr xmlns:wpc="http://schemas.microsoft.com/office/word/2010/wordprocessingCanvas" xmlns:cx="http://schemas.microsoft.com/office/drawing/2014/chartex" xmlns:cx1="http://schemas.microsoft.com/office/drawing/2015/9/8/chartex" xmlns:cx2="http://schemas.microsoft.com/office/drawing/2015/10/21/chartex" xmlns:cx3="http://schemas.microsoft.com/office/drawing/2016/5/9/chartex" xmlns:cx4="http://schemas.microsoft.com/office/drawing/2016/5/10/chartex" xmlns:cx5="http://schemas.microsoft.com/office/drawing/2016/5/11/chartex" xmlns:cx6="http://schemas.microsoft.com/office/drawing/2016/5/12/chartex" xmlns:cx7="http://schemas.microsoft.com/office/drawing/2016/5/13/chartex" xmlns:cx8="http://schemas.microsoft.com/office/drawing/2016/5/14/chartex" xmlns:mc="http://schemas.openxmlformats.org/markup-compatibility/2006" xmlns:aink="http://schemas.microsoft.com/office/drawing/2016/ink" xmlns:am3d="http://schemas.microsoft.com/office/drawing/2017/model3d" xmlns:o="urn:schemas-microsoft-com:office:office" xmlns:oel="http://schemas.microsoft.com/office/2019/extlst" xmlns:r="http://schemas.openxmlformats.org/officeDocument/2006/relationships" xmlns:m="http://schemas.openxmlformats.org/officeDocument/2006/math" xmlns:v="urn:schemas-microsoft-com:vml" xmlns:wp14="http://schemas.microsoft.com/office/word/2010/wordprocessingDrawing" xmlns:wp="http://schemas.openxmlformats.org/drawingml/2006/wordprocessingDrawing" xmlns:w10="urn:schemas-microsoft-com:office:word" xmlns:w="http://schemas.openxmlformats.org/wordprocessingml/2006/main" xmlns:w14="http://schemas.microsoft.com/office/word/2010/wordml" xmlns:w15="http://schemas.microsoft.com/office/word/2012/wordml" xmlns:w16cex="http://schemas.microsoft.com/office/word/2018/wordml/cex" xmlns:w16cid="http://schemas.microsoft.com/office/word/2016/wordml/cid" xmlns:w16="http://schemas.microsoft.com/office/word/2018/wordml" xmlns:w16sdtdh="http://schemas.microsoft.com/office/word/2020/wordml/sdtdatahash" xmlns:w16se="http://schemas.microsoft.com/office/word/2015/wordml/symex" xmlns:wpg="http://schemas.microsoft.com/office/word/2010/wordprocessingGroup" xmlns:wpi="http://schemas.microsoft.com/office/word/2010/wordprocessingInk" xmlns:wne="http://schemas.microsoft.com/office/word/2006/wordml" xmlns:wps="http://schemas.microsoft.com/office/word/2010/wordprocessingShape" mc:Ignorable="w14 w15 w16se w16cid w16 w16cex w16sdtdh wp14">
   <w:p>
     <w:pPr>
       <w:pStyle w:val="AltBilgi"/>
@@ -20657,7 +20662,7 @@
 </file>
 
 <file path=word/footer3.xml><?xml version="1.0" encoding="utf-8"?>
-<w:ftr xmlns:wpc="http://schemas.microsoft.com/office/word/2010/wordprocessingCanvas" xmlns:cx="http://schemas.microsoft.com/office/drawing/2014/chartex" xmlns:mc="http://schemas.openxmlformats.org/markup-compatibility/2006" xmlns:o="urn:schemas-microsoft-com:office:office" xmlns:r="http://schemas.openxmlformats.org/officeDocument/2006/relationships" xmlns:m="http://schemas.openxmlformats.org/officeDocument/2006/math" xmlns:v="urn:schemas-microsoft-com:vml" xmlns:wp14="http://schemas.microsoft.com/office/word/2010/wordprocessingDrawing" xmlns:wp="http://schemas.openxmlformats.org/drawingml/2006/wordprocessingDrawing" xmlns:w10="urn:schemas-microsoft-com:office:word" xmlns:w="http://schemas.openxmlformats.org/wordprocessingml/2006/main" xmlns:w14="http://schemas.microsoft.com/office/word/2010/wordml" xmlns:w15="http://schemas.microsoft.com/office/word/2012/wordml" xmlns:w16se="http://schemas.microsoft.com/office/word/2015/wordml/symex" xmlns:wpg="http://schemas.microsoft.com/office/word/2010/wordprocessingGroup" xmlns:wpi="http://schemas.microsoft.com/office/word/2010/wordprocessingInk" xmlns:wne="http://schemas.microsoft.com/office/word/2006/wordml" xmlns:wps="http://schemas.microsoft.com/office/word/2010/wordprocessingShape" mc:Ignorable="w14 w15 w16se wp14">
+<w:ftr xmlns:wpc="http://schemas.microsoft.com/office/word/2010/wordprocessingCanvas" xmlns:cx="http://schemas.microsoft.com/office/drawing/2014/chartex" xmlns:cx1="http://schemas.microsoft.com/office/drawing/2015/9/8/chartex" xmlns:cx2="http://schemas.microsoft.com/office/drawing/2015/10/21/chartex" xmlns:cx3="http://schemas.microsoft.com/office/drawing/2016/5/9/chartex" xmlns:cx4="http://schemas.microsoft.com/office/drawing/2016/5/10/chartex" xmlns:cx5="http://schemas.microsoft.com/office/drawing/2016/5/11/chartex" xmlns:cx6="http://schemas.microsoft.com/office/drawing/2016/5/12/chartex" xmlns:cx7="http://schemas.microsoft.com/office/drawing/2016/5/13/chartex" xmlns:cx8="http://schemas.microsoft.com/office/drawing/2016/5/14/chartex" xmlns:mc="http://schemas.openxmlformats.org/markup-compatibility/2006" xmlns:aink="http://schemas.microsoft.com/office/drawing/2016/ink" xmlns:am3d="http://schemas.microsoft.com/office/drawing/2017/model3d" xmlns:o="urn:schemas-microsoft-com:office:office" xmlns:oel="http://schemas.microsoft.com/office/2019/extlst" xmlns:r="http://schemas.openxmlformats.org/officeDocument/2006/relationships" xmlns:m="http://schemas.openxmlformats.org/officeDocument/2006/math" xmlns:v="urn:schemas-microsoft-com:vml" xmlns:wp14="http://schemas.microsoft.com/office/word/2010/wordprocessingDrawing" xmlns:wp="http://schemas.openxmlformats.org/drawingml/2006/wordprocessingDrawing" xmlns:w10="urn:schemas-microsoft-com:office:word" xmlns:w="http://schemas.openxmlformats.org/wordprocessingml/2006/main" xmlns:w14="http://schemas.microsoft.com/office/word/2010/wordml" xmlns:w15="http://schemas.microsoft.com/office/word/2012/wordml" xmlns:w16cex="http://schemas.microsoft.com/office/word/2018/wordml/cex" xmlns:w16cid="http://schemas.microsoft.com/office/word/2016/wordml/cid" xmlns:w16="http://schemas.microsoft.com/office/word/2018/wordml" xmlns:w16sdtdh="http://schemas.microsoft.com/office/word/2020/wordml/sdtdatahash" xmlns:w16se="http://schemas.microsoft.com/office/word/2015/wordml/symex" xmlns:wpg="http://schemas.microsoft.com/office/word/2010/wordprocessingGroup" xmlns:wpi="http://schemas.microsoft.com/office/word/2010/wordprocessingInk" xmlns:wne="http://schemas.microsoft.com/office/word/2006/wordml" xmlns:wps="http://schemas.microsoft.com/office/word/2010/wordprocessingShape" mc:Ignorable="w14 w15 w16se w16cid w16 w16cex w16sdtdh wp14">
   <w:p>
     <w:pPr>
       <w:pStyle w:val="AltBilgi"/>
@@ -20700,7 +20705,7 @@
 </file>
 
 <file path=word/footer4.xml><?xml version="1.0" encoding="utf-8"?>
-<w:ftr xmlns:wpc="http://schemas.microsoft.com/office/word/2010/wordprocessingCanvas" xmlns:cx="http://schemas.microsoft.com/office/drawing/2014/chartex" xmlns:mc="http://schemas.openxmlformats.org/markup-compatibility/2006" xmlns:o="urn:schemas-microsoft-com:office:office" xmlns:r="http://schemas.openxmlformats.org/officeDocument/2006/relationships" xmlns:m="http://schemas.openxmlformats.org/officeDocument/2006/math" xmlns:v="urn:schemas-microsoft-com:vml" xmlns:wp14="http://schemas.microsoft.com/office/word/2010/wordprocessingDrawing" xmlns:wp="http://schemas.openxmlformats.org/drawingml/2006/wordprocessingDrawing" xmlns:w10="urn:schemas-microsoft-com:office:word" xmlns:w="http://schemas.openxmlformats.org/wordprocessingml/2006/main" xmlns:w14="http://schemas.microsoft.com/office/word/2010/wordml" xmlns:w15="http://schemas.microsoft.com/office/word/2012/wordml" xmlns:w16se="http://schemas.microsoft.com/office/word/2015/wordml/symex" xmlns:wpg="http://schemas.microsoft.com/office/word/2010/wordprocessingGroup" xmlns:wpi="http://schemas.microsoft.com/office/word/2010/wordprocessingInk" xmlns:wne="http://schemas.microsoft.com/office/word/2006/wordml" xmlns:wps="http://schemas.microsoft.com/office/word/2010/wordprocessingShape" mc:Ignorable="w14 w15 w16se wp14">
+<w:ftr xmlns:wpc="http://schemas.microsoft.com/office/word/2010/wordprocessingCanvas" xmlns:cx="http://schemas.microsoft.com/office/drawing/2014/chartex" xmlns:cx1="http://schemas.microsoft.com/office/drawing/2015/9/8/chartex" xmlns:cx2="http://schemas.microsoft.com/office/drawing/2015/10/21/chartex" xmlns:cx3="http://schemas.microsoft.com/office/drawing/2016/5/9/chartex" xmlns:cx4="http://schemas.microsoft.com/office/drawing/2016/5/10/chartex" xmlns:cx5="http://schemas.microsoft.com/office/drawing/2016/5/11/chartex" xmlns:cx6="http://schemas.microsoft.com/office/drawing/2016/5/12/chartex" xmlns:cx7="http://schemas.microsoft.com/office/drawing/2016/5/13/chartex" xmlns:cx8="http://schemas.microsoft.com/office/drawing/2016/5/14/chartex" xmlns:mc="http://schemas.openxmlformats.org/markup-compatibility/2006" xmlns:aink="http://schemas.microsoft.com/office/drawing/2016/ink" xmlns:am3d="http://schemas.microsoft.com/office/drawing/2017/model3d" xmlns:o="urn:schemas-microsoft-com:office:office" xmlns:oel="http://schemas.microsoft.com/office/2019/extlst" xmlns:r="http://schemas.openxmlformats.org/officeDocument/2006/relationships" xmlns:m="http://schemas.openxmlformats.org/officeDocument/2006/math" xmlns:v="urn:schemas-microsoft-com:vml" xmlns:wp14="http://schemas.microsoft.com/office/word/2010/wordprocessingDrawing" xmlns:wp="http://schemas.openxmlformats.org/drawingml/2006/wordprocessingDrawing" xmlns:w10="urn:schemas-microsoft-com:office:word" xmlns:w="http://schemas.openxmlformats.org/wordprocessingml/2006/main" xmlns:w14="http://schemas.microsoft.com/office/word/2010/wordml" xmlns:w15="http://schemas.microsoft.com/office/word/2012/wordml" xmlns:w16cex="http://schemas.microsoft.com/office/word/2018/wordml/cex" xmlns:w16cid="http://schemas.microsoft.com/office/word/2016/wordml/cid" xmlns:w16="http://schemas.microsoft.com/office/word/2018/wordml" xmlns:w16sdtdh="http://schemas.microsoft.com/office/word/2020/wordml/sdtdatahash" xmlns:w16se="http://schemas.microsoft.com/office/word/2015/wordml/symex" xmlns:wpg="http://schemas.microsoft.com/office/word/2010/wordprocessingGroup" xmlns:wpi="http://schemas.microsoft.com/office/word/2010/wordprocessingInk" xmlns:wne="http://schemas.microsoft.com/office/word/2006/wordml" xmlns:wps="http://schemas.microsoft.com/office/word/2010/wordprocessingShape" mc:Ignorable="w14 w15 w16se w16cid w16 w16cex w16sdtdh wp14">
   <w:p>
     <w:pPr>
       <w:pStyle w:val="AltBilgi"/>
@@ -20743,7 +20748,7 @@
 </file>
 
 <file path=word/footer5.xml><?xml version="1.0" encoding="utf-8"?>
-<w:ftr xmlns:wpc="http://schemas.microsoft.com/office/word/2010/wordprocessingCanvas" xmlns:cx="http://schemas.microsoft.com/office/drawing/2014/chartex" xmlns:mc="http://schemas.openxmlformats.org/markup-compatibility/2006" xmlns:o="urn:schemas-microsoft-com:office:office" xmlns:r="http://schemas.openxmlformats.org/officeDocument/2006/relationships" xmlns:m="http://schemas.openxmlformats.org/officeDocument/2006/math" xmlns:v="urn:schemas-microsoft-com:vml" xmlns:wp14="http://schemas.microsoft.com/office/word/2010/wordprocessingDrawing" xmlns:wp="http://schemas.openxmlformats.org/drawingml/2006/wordprocessingDrawing" xmlns:w10="urn:schemas-microsoft-com:office:word" xmlns:w="http://schemas.openxmlformats.org/wordprocessingml/2006/main" xmlns:w14="http://schemas.microsoft.com/office/word/2010/wordml" xmlns:w15="http://schemas.microsoft.com/office/word/2012/wordml" xmlns:w16se="http://schemas.microsoft.com/office/word/2015/wordml/symex" xmlns:wpg="http://schemas.microsoft.com/office/word/2010/wordprocessingGroup" xmlns:wpi="http://schemas.microsoft.com/office/word/2010/wordprocessingInk" xmlns:wne="http://schemas.microsoft.com/office/word/2006/wordml" xmlns:wps="http://schemas.microsoft.com/office/word/2010/wordprocessingShape" mc:Ignorable="w14 w15 w16se wp14">
+<w:ftr xmlns:wpc="http://schemas.microsoft.com/office/word/2010/wordprocessingCanvas" xmlns:cx="http://schemas.microsoft.com/office/drawing/2014/chartex" xmlns:cx1="http://schemas.microsoft.com/office/drawing/2015/9/8/chartex" xmlns:cx2="http://schemas.microsoft.com/office/drawing/2015/10/21/chartex" xmlns:cx3="http://schemas.microsoft.com/office/drawing/2016/5/9/chartex" xmlns:cx4="http://schemas.microsoft.com/office/drawing/2016/5/10/chartex" xmlns:cx5="http://schemas.microsoft.com/office/drawing/2016/5/11/chartex" xmlns:cx6="http://schemas.microsoft.com/office/drawing/2016/5/12/chartex" xmlns:cx7="http://schemas.microsoft.com/office/drawing/2016/5/13/chartex" xmlns:cx8="http://schemas.microsoft.com/office/drawing/2016/5/14/chartex" xmlns:mc="http://schemas.openxmlformats.org/markup-compatibility/2006" xmlns:aink="http://schemas.microsoft.com/office/drawing/2016/ink" xmlns:am3d="http://schemas.microsoft.com/office/drawing/2017/model3d" xmlns:o="urn:schemas-microsoft-com:office:office" xmlns:oel="http://schemas.microsoft.com/office/2019/extlst" xmlns:r="http://schemas.openxmlformats.org/officeDocument/2006/relationships" xmlns:m="http://schemas.openxmlformats.org/officeDocument/2006/math" xmlns:v="urn:schemas-microsoft-com:vml" xmlns:wp14="http://schemas.microsoft.com/office/word/2010/wordprocessingDrawing" xmlns:wp="http://schemas.openxmlformats.org/drawingml/2006/wordprocessingDrawing" xmlns:w10="urn:schemas-microsoft-com:office:word" xmlns:w="http://schemas.openxmlformats.org/wordprocessingml/2006/main" xmlns:w14="http://schemas.microsoft.com/office/word/2010/wordml" xmlns:w15="http://schemas.microsoft.com/office/word/2012/wordml" xmlns:w16cex="http://schemas.microsoft.com/office/word/2018/wordml/cex" xmlns:w16cid="http://schemas.microsoft.com/office/word/2016/wordml/cid" xmlns:w16="http://schemas.microsoft.com/office/word/2018/wordml" xmlns:w16sdtdh="http://schemas.microsoft.com/office/word/2020/wordml/sdtdatahash" xmlns:w16se="http://schemas.microsoft.com/office/word/2015/wordml/symex" xmlns:wpg="http://schemas.microsoft.com/office/word/2010/wordprocessingGroup" xmlns:wpi="http://schemas.microsoft.com/office/word/2010/wordprocessingInk" xmlns:wne="http://schemas.microsoft.com/office/word/2006/wordml" xmlns:wps="http://schemas.microsoft.com/office/word/2010/wordprocessingShape" mc:Ignorable="w14 w15 w16se w16cid w16 w16cex w16sdtdh wp14">
   <w:p>
     <w:pPr>
       <w:pStyle w:val="AltBilgi"/>
@@ -20786,7 +20791,7 @@
 </file>
 
 <file path=word/footnotes.xml><?xml version="1.0" encoding="utf-8"?>
-<w:footnotes xmlns:wpc="http://schemas.microsoft.com/office/word/2010/wordprocessingCanvas" xmlns:cx="http://schemas.microsoft.com/office/drawing/2014/chartex" xmlns:mc="http://schemas.openxmlformats.org/markup-compatibility/2006" xmlns:o="urn:schemas-microsoft-com:office:office" xmlns:r="http://schemas.openxmlformats.org/officeDocument/2006/relationships" xmlns:m="http://schemas.openxmlformats.org/officeDocument/2006/math" xmlns:v="urn:schemas-microsoft-com:vml" xmlns:wp14="http://schemas.microsoft.com/office/word/2010/wordprocessingDrawing" xmlns:wp="http://schemas.openxmlformats.org/drawingml/2006/wordprocessingDrawing" xmlns:w10="urn:schemas-microsoft-com:office:word" xmlns:w="http://schemas.openxmlformats.org/wordprocessingml/2006/main" xmlns:w14="http://schemas.microsoft.com/office/word/2010/wordml" xmlns:w15="http://schemas.microsoft.com/office/word/2012/wordml" xmlns:w16se="http://schemas.microsoft.com/office/word/2015/wordml/symex" xmlns:wpg="http://schemas.microsoft.com/office/word/2010/wordprocessingGroup" xmlns:wpi="http://schemas.microsoft.com/office/word/2010/wordprocessingInk" xmlns:wne="http://schemas.microsoft.com/office/word/2006/wordml" xmlns:wps="http://schemas.microsoft.com/office/word/2010/wordprocessingShape" mc:Ignorable="w14 w15 w16se wp14">
+<w:footnotes xmlns:wpc="http://schemas.microsoft.com/office/word/2010/wordprocessingCanvas" xmlns:cx="http://schemas.microsoft.com/office/drawing/2014/chartex" xmlns:cx1="http://schemas.microsoft.com/office/drawing/2015/9/8/chartex" xmlns:cx2="http://schemas.microsoft.com/office/drawing/2015/10/21/chartex" xmlns:cx3="http://schemas.microsoft.com/office/drawing/2016/5/9/chartex" xmlns:cx4="http://schemas.microsoft.com/office/drawing/2016/5/10/chartex" xmlns:cx5="http://schemas.microsoft.com/office/drawing/2016/5/11/chartex" xmlns:cx6="http://schemas.microsoft.com/office/drawing/2016/5/12/chartex" xmlns:cx7="http://schemas.microsoft.com/office/drawing/2016/5/13/chartex" xmlns:cx8="http://schemas.microsoft.com/office/drawing/2016/5/14/chartex" xmlns:mc="http://schemas.openxmlformats.org/markup-compatibility/2006" xmlns:aink="http://schemas.microsoft.com/office/drawing/2016/ink" xmlns:am3d="http://schemas.microsoft.com/office/drawing/2017/model3d" xmlns:o="urn:schemas-microsoft-com:office:office" xmlns:oel="http://schemas.microsoft.com/office/2019/extlst" xmlns:r="http://schemas.openxmlformats.org/officeDocument/2006/relationships" xmlns:m="http://schemas.openxmlformats.org/officeDocument/2006/math" xmlns:v="urn:schemas-microsoft-com:vml" xmlns:wp14="http://schemas.microsoft.com/office/word/2010/wordprocessingDrawing" xmlns:wp="http://schemas.openxmlformats.org/drawingml/2006/wordprocessingDrawing" xmlns:w10="urn:schemas-microsoft-com:office:word" xmlns:w="http://schemas.openxmlformats.org/wordprocessingml/2006/main" xmlns:w14="http://schemas.microsoft.com/office/word/2010/wordml" xmlns:w15="http://schemas.microsoft.com/office/word/2012/wordml" xmlns:w16cex="http://schemas.microsoft.com/office/word/2018/wordml/cex" xmlns:w16cid="http://schemas.microsoft.com/office/word/2016/wordml/cid" xmlns:w16="http://schemas.microsoft.com/office/word/2018/wordml" xmlns:w16sdtdh="http://schemas.microsoft.com/office/word/2020/wordml/sdtdatahash" xmlns:w16se="http://schemas.microsoft.com/office/word/2015/wordml/symex" xmlns:wpg="http://schemas.microsoft.com/office/word/2010/wordprocessingGroup" xmlns:wpi="http://schemas.microsoft.com/office/word/2010/wordprocessingInk" xmlns:wne="http://schemas.microsoft.com/office/word/2006/wordml" xmlns:wps="http://schemas.microsoft.com/office/word/2010/wordprocessingShape" mc:Ignorable="w14 w15 w16se w16cid w16 w16cex w16sdtdh wp14">
   <w:footnote w:type="separator" w:id="-1">
     <w:p>
       <w:r>
@@ -20805,7 +20810,7 @@
 </file>
 
 <file path=word/header1.xml><?xml version="1.0" encoding="utf-8"?>
-<w:hdr xmlns:wpc="http://schemas.microsoft.com/office/word/2010/wordprocessingCanvas" xmlns:cx="http://schemas.microsoft.com/office/drawing/2014/chartex" xmlns:mc="http://schemas.openxmlformats.org/markup-compatibility/2006" xmlns:o="urn:schemas-microsoft-com:office:office" xmlns:r="http://schemas.openxmlformats.org/officeDocument/2006/relationships" xmlns:m="http://schemas.openxmlformats.org/officeDocument/2006/math" xmlns:v="urn:schemas-microsoft-com:vml" xmlns:wp14="http://schemas.microsoft.com/office/word/2010/wordprocessingDrawing" xmlns:wp="http://schemas.openxmlformats.org/drawingml/2006/wordprocessingDrawing" xmlns:w10="urn:schemas-microsoft-com:office:word" xmlns:w="http://schemas.openxmlformats.org/wordprocessingml/2006/main" xmlns:w14="http://schemas.microsoft.com/office/word/2010/wordml" xmlns:w15="http://schemas.microsoft.com/office/word/2012/wordml" xmlns:w16se="http://schemas.microsoft.com/office/word/2015/wordml/symex" xmlns:wpg="http://schemas.microsoft.com/office/word/2010/wordprocessingGroup" xmlns:wpi="http://schemas.microsoft.com/office/word/2010/wordprocessingInk" xmlns:wne="http://schemas.microsoft.com/office/word/2006/wordml" xmlns:wps="http://schemas.microsoft.com/office/word/2010/wordprocessingShape" mc:Ignorable="w14 w15 w16se wp14">
+<w:hdr xmlns:wpc="http://schemas.microsoft.com/office/word/2010/wordprocessingCanvas" xmlns:cx="http://schemas.microsoft.com/office/drawing/2014/chartex" xmlns:cx1="http://schemas.microsoft.com/office/drawing/2015/9/8/chartex" xmlns:cx2="http://schemas.microsoft.com/office/drawing/2015/10/21/chartex" xmlns:cx3="http://schemas.microsoft.com/office/drawing/2016/5/9/chartex" xmlns:cx4="http://schemas.microsoft.com/office/drawing/2016/5/10/chartex" xmlns:cx5="http://schemas.microsoft.com/office/drawing/2016/5/11/chartex" xmlns:cx6="http://schemas.microsoft.com/office/drawing/2016/5/12/chartex" xmlns:cx7="http://schemas.microsoft.com/office/drawing/2016/5/13/chartex" xmlns:cx8="http://schemas.microsoft.com/office/drawing/2016/5/14/chartex" xmlns:mc="http://schemas.openxmlformats.org/markup-compatibility/2006" xmlns:aink="http://schemas.microsoft.com/office/drawing/2016/ink" xmlns:am3d="http://schemas.microsoft.com/office/drawing/2017/model3d" xmlns:o="urn:schemas-microsoft-com:office:office" xmlns:oel="http://schemas.microsoft.com/office/2019/extlst" xmlns:r="http://schemas.openxmlformats.org/officeDocument/2006/relationships" xmlns:m="http://schemas.openxmlformats.org/officeDocument/2006/math" xmlns:v="urn:schemas-microsoft-com:vml" xmlns:wp14="http://schemas.microsoft.com/office/word/2010/wordprocessingDrawing" xmlns:wp="http://schemas.openxmlformats.org/drawingml/2006/wordprocessingDrawing" xmlns:w10="urn:schemas-microsoft-com:office:word" xmlns:w="http://schemas.openxmlformats.org/wordprocessingml/2006/main" xmlns:w14="http://schemas.microsoft.com/office/word/2010/wordml" xmlns:w15="http://schemas.microsoft.com/office/word/2012/wordml" xmlns:w16cex="http://schemas.microsoft.com/office/word/2018/wordml/cex" xmlns:w16cid="http://schemas.microsoft.com/office/word/2016/wordml/cid" xmlns:w16="http://schemas.microsoft.com/office/word/2018/wordml" xmlns:w16sdtdh="http://schemas.microsoft.com/office/word/2020/wordml/sdtdatahash" xmlns:w16se="http://schemas.microsoft.com/office/word/2015/wordml/symex" xmlns:wpg="http://schemas.microsoft.com/office/word/2010/wordprocessingGroup" xmlns:wpi="http://schemas.microsoft.com/office/word/2010/wordprocessingInk" xmlns:wne="http://schemas.microsoft.com/office/word/2006/wordml" xmlns:wps="http://schemas.microsoft.com/office/word/2010/wordprocessingShape" mc:Ignorable="w14 w15 w16se w16cid w16 w16cex w16sdtdh wp14">
   <w:p>
     <w:pPr>
       <w:pStyle w:val="stBilgi"/>
@@ -20885,7 +20890,7 @@
 </file>
 
 <file path=word/numbering.xml><?xml version="1.0" encoding="utf-8"?>
-<w:numbering xmlns:wpc="http://schemas.microsoft.com/office/word/2010/wordprocessingCanvas" xmlns:cx="http://schemas.microsoft.com/office/drawing/2014/chartex" xmlns:mc="http://schemas.openxmlformats.org/markup-compatibility/2006" xmlns:o="urn:schemas-microsoft-com:office:office" xmlns:r="http://schemas.openxmlformats.org/officeDocument/2006/relationships" xmlns:m="http://schemas.openxmlformats.org/officeDocument/2006/math" xmlns:v="urn:schemas-microsoft-com:vml" xmlns:wp14="http://schemas.microsoft.com/office/word/2010/wordprocessingDrawing" xmlns:wp="http://schemas.openxmlformats.org/drawingml/2006/wordprocessingDrawing" xmlns:w10="urn:schemas-microsoft-com:office:word" xmlns:w="http://schemas.openxmlformats.org/wordprocessingml/2006/main" xmlns:w14="http://schemas.microsoft.com/office/word/2010/wordml" xmlns:w15="http://schemas.microsoft.com/office/word/2012/wordml" xmlns:w16se="http://schemas.microsoft.com/office/word/2015/wordml/symex" xmlns:wpg="http://schemas.microsoft.com/office/word/2010/wordprocessingGroup" xmlns:wpi="http://schemas.microsoft.com/office/word/2010/wordprocessingInk" xmlns:wne="http://schemas.microsoft.com/office/word/2006/wordml" xmlns:wps="http://schemas.microsoft.com/office/word/2010/wordprocessingShape" mc:Ignorable="w14 w15 w16se wp14">
+<w:numbering xmlns:wpc="http://schemas.microsoft.com/office/word/2010/wordprocessingCanvas" xmlns:cx="http://schemas.microsoft.com/office/drawing/2014/chartex" xmlns:cx1="http://schemas.microsoft.com/office/drawing/2015/9/8/chartex" xmlns:cx2="http://schemas.microsoft.com/office/drawing/2015/10/21/chartex" xmlns:cx3="http://schemas.microsoft.com/office/drawing/2016/5/9/chartex" xmlns:cx4="http://schemas.microsoft.com/office/drawing/2016/5/10/chartex" xmlns:cx5="http://schemas.microsoft.com/office/drawing/2016/5/11/chartex" xmlns:cx6="http://schemas.microsoft.com/office/drawing/2016/5/12/chartex" xmlns:cx7="http://schemas.microsoft.com/office/drawing/2016/5/13/chartex" xmlns:cx8="http://schemas.microsoft.com/office/drawing/2016/5/14/chartex" xmlns:mc="http://schemas.openxmlformats.org/markup-compatibility/2006" xmlns:aink="http://schemas.microsoft.com/office/drawing/2016/ink" xmlns:am3d="http://schemas.microsoft.com/office/drawing/2017/model3d" xmlns:o="urn:schemas-microsoft-com:office:office" xmlns:oel="http://schemas.microsoft.com/office/2019/extlst" xmlns:r="http://schemas.openxmlformats.org/officeDocument/2006/relationships" xmlns:m="http://schemas.openxmlformats.org/officeDocument/2006/math" xmlns:v="urn:schemas-microsoft-com:vml" xmlns:wp14="http://schemas.microsoft.com/office/word/2010/wordprocessingDrawing" xmlns:wp="http://schemas.openxmlformats.org/drawingml/2006/wordprocessingDrawing" xmlns:w10="urn:schemas-microsoft-com:office:word" xmlns:w="http://schemas.openxmlformats.org/wordprocessingml/2006/main" xmlns:w14="http://schemas.microsoft.com/office/word/2010/wordml" xmlns:w15="http://schemas.microsoft.com/office/word/2012/wordml" xmlns:w16cex="http://schemas.microsoft.com/office/word/2018/wordml/cex" xmlns:w16cid="http://schemas.microsoft.com/office/word/2016/wordml/cid" xmlns:w16="http://schemas.microsoft.com/office/word/2018/wordml" xmlns:w16sdtdh="http://schemas.microsoft.com/office/word/2020/wordml/sdtdatahash" xmlns:w16se="http://schemas.microsoft.com/office/word/2015/wordml/symex" xmlns:wpg="http://schemas.microsoft.com/office/word/2010/wordprocessingGroup" xmlns:wpi="http://schemas.microsoft.com/office/word/2010/wordprocessingInk" xmlns:wne="http://schemas.microsoft.com/office/word/2006/wordml" xmlns:wps="http://schemas.microsoft.com/office/word/2010/wordprocessingShape" mc:Ignorable="w14 w15 w16se w16cid w16 w16cex w16sdtdh wp14">
   <w:abstractNum w:abstractNumId="0" w15:restartNumberingAfterBreak="0">
     <w:nsid w:val="FFFFFFFB"/>
     <w:multiLevelType w:val="multilevel"/>
@@ -22944,70 +22949,70 @@
       </w:pPr>
     </w:lvl>
   </w:abstractNum>
-  <w:num w:numId="1">
+  <w:num w:numId="1" w16cid:durableId="1230579033">
     <w:abstractNumId w:val="0"/>
   </w:num>
-  <w:num w:numId="2">
+  <w:num w:numId="2" w16cid:durableId="404451326">
     <w:abstractNumId w:val="11"/>
   </w:num>
-  <w:num w:numId="3">
+  <w:num w:numId="3" w16cid:durableId="1699351731">
     <w:abstractNumId w:val="9"/>
   </w:num>
-  <w:num w:numId="4">
+  <w:num w:numId="4" w16cid:durableId="1974628763">
     <w:abstractNumId w:val="17"/>
   </w:num>
-  <w:num w:numId="5">
+  <w:num w:numId="5" w16cid:durableId="560756513">
     <w:abstractNumId w:val="12"/>
   </w:num>
-  <w:num w:numId="6">
+  <w:num w:numId="6" w16cid:durableId="1694958745">
     <w:abstractNumId w:val="14"/>
   </w:num>
-  <w:num w:numId="7">
+  <w:num w:numId="7" w16cid:durableId="1919055232">
     <w:abstractNumId w:val="3"/>
   </w:num>
-  <w:num w:numId="8">
+  <w:num w:numId="8" w16cid:durableId="1070614522">
     <w:abstractNumId w:val="15"/>
   </w:num>
-  <w:num w:numId="9">
+  <w:num w:numId="9" w16cid:durableId="248739711">
     <w:abstractNumId w:val="2"/>
   </w:num>
-  <w:num w:numId="10">
+  <w:num w:numId="10" w16cid:durableId="357973907">
     <w:abstractNumId w:val="7"/>
   </w:num>
-  <w:num w:numId="11">
+  <w:num w:numId="11" w16cid:durableId="358972575">
     <w:abstractNumId w:val="19"/>
   </w:num>
-  <w:num w:numId="12">
+  <w:num w:numId="12" w16cid:durableId="911547711">
     <w:abstractNumId w:val="10"/>
   </w:num>
-  <w:num w:numId="13">
+  <w:num w:numId="13" w16cid:durableId="1981153376">
     <w:abstractNumId w:val="1"/>
   </w:num>
-  <w:num w:numId="14">
+  <w:num w:numId="14" w16cid:durableId="1621497192">
     <w:abstractNumId w:val="16"/>
   </w:num>
-  <w:num w:numId="15">
+  <w:num w:numId="15" w16cid:durableId="421800438">
     <w:abstractNumId w:val="20"/>
   </w:num>
-  <w:num w:numId="16">
+  <w:num w:numId="16" w16cid:durableId="1053313007">
     <w:abstractNumId w:val="5"/>
   </w:num>
-  <w:num w:numId="17">
+  <w:num w:numId="17" w16cid:durableId="1981494936">
     <w:abstractNumId w:val="6"/>
   </w:num>
-  <w:num w:numId="18">
+  <w:num w:numId="18" w16cid:durableId="585460336">
     <w:abstractNumId w:val="4"/>
   </w:num>
-  <w:num w:numId="19">
+  <w:num w:numId="19" w16cid:durableId="1758139054">
     <w:abstractNumId w:val="9"/>
   </w:num>
-  <w:num w:numId="20">
+  <w:num w:numId="20" w16cid:durableId="155348122">
     <w:abstractNumId w:val="13"/>
   </w:num>
-  <w:num w:numId="21">
+  <w:num w:numId="21" w16cid:durableId="1041128775">
     <w:abstractNumId w:val="18"/>
   </w:num>
-  <w:num w:numId="22">
+  <w:num w:numId="22" w16cid:durableId="1339117119">
     <w:abstractNumId w:val="8"/>
   </w:num>
   <w:numIdMacAtCleanup w:val="18"/>
@@ -23015,7 +23020,7 @@
 </file>
 
 <file path=word/styles.xml><?xml version="1.0" encoding="utf-8"?>
-<w:styles xmlns:mc="http://schemas.openxmlformats.org/markup-compatibility/2006" xmlns:r="http://schemas.openxmlformats.org/officeDocument/2006/relationships" xmlns:w="http://schemas.openxmlformats.org/wordprocessingml/2006/main" xmlns:w14="http://schemas.microsoft.com/office/word/2010/wordml" xmlns:w15="http://schemas.microsoft.com/office/word/2012/wordml" xmlns:w16se="http://schemas.microsoft.com/office/word/2015/wordml/symex" mc:Ignorable="w14 w15 w16se">
+<w:styles xmlns:mc="http://schemas.openxmlformats.org/markup-compatibility/2006" xmlns:r="http://schemas.openxmlformats.org/officeDocument/2006/relationships" xmlns:w="http://schemas.openxmlformats.org/wordprocessingml/2006/main" xmlns:w14="http://schemas.microsoft.com/office/word/2010/wordml" xmlns:w15="http://schemas.microsoft.com/office/word/2012/wordml" xmlns:w16cex="http://schemas.microsoft.com/office/word/2018/wordml/cex" xmlns:w16cid="http://schemas.microsoft.com/office/word/2016/wordml/cid" xmlns:w16="http://schemas.microsoft.com/office/word/2018/wordml" xmlns:w16sdtdh="http://schemas.microsoft.com/office/word/2020/wordml/sdtdatahash" xmlns:w16se="http://schemas.microsoft.com/office/word/2015/wordml/symex" mc:Ignorable="w14 w15 w16se w16cid w16 w16cex w16sdtdh">
   <w:docDefaults>
     <w:rPrDefault>
       <w:rPr>
@@ -23025,7 +23030,7 @@
     </w:rPrDefault>
     <w:pPrDefault/>
   </w:docDefaults>
-  <w:latentStyles w:defLockedState="0" w:defUIPriority="0" w:defSemiHidden="0" w:defUnhideWhenUsed="0" w:defQFormat="0" w:count="371">
+  <w:latentStyles w:defLockedState="0" w:defUIPriority="0" w:defSemiHidden="0" w:defUnhideWhenUsed="0" w:defQFormat="0" w:count="376">
     <w:lsdException w:name="Normal" w:qFormat="1"/>
     <w:lsdException w:name="heading 1" w:qFormat="1"/>
     <w:lsdException w:name="heading 2" w:semiHidden="1" w:unhideWhenUsed="1" w:qFormat="1"/>
@@ -23389,6 +23394,11 @@
     <w:lsdException w:name="List Table 5 Dark Accent 6" w:uiPriority="50"/>
     <w:lsdException w:name="List Table 6 Colorful Accent 6" w:uiPriority="51"/>
     <w:lsdException w:name="List Table 7 Colorful Accent 6" w:uiPriority="52"/>
+    <w:lsdException w:name="Mention" w:semiHidden="1" w:uiPriority="99" w:unhideWhenUsed="1"/>
+    <w:lsdException w:name="Smart Hyperlink" w:semiHidden="1" w:uiPriority="99" w:unhideWhenUsed="1"/>
+    <w:lsdException w:name="Hashtag" w:semiHidden="1" w:uiPriority="99" w:unhideWhenUsed="1"/>
+    <w:lsdException w:name="Unresolved Mention" w:semiHidden="1" w:uiPriority="99" w:unhideWhenUsed="1"/>
+    <w:lsdException w:name="Smart Link" w:semiHidden="1" w:uiPriority="99" w:unhideWhenUsed="1"/>
   </w:latentStyles>
   <w:style w:type="paragraph" w:default="1" w:styleId="Normal">
     <w:name w:val="Normal"/>
@@ -24598,7 +24608,7 @@
             </c:spPr>
             <c:extLst>
               <c:ext xmlns:c16="http://schemas.microsoft.com/office/drawing/2014/chart" uri="{C3380CC4-5D6E-409C-BE32-E72D297353CC}">
-                <c16:uniqueId val="{00000001-C11A-4CE1-A907-E209212E0467}"/>
+                <c16:uniqueId val="{00000001-76E3-4516-8482-43F34531F9A2}"/>
               </c:ext>
             </c:extLst>
           </c:dPt>
@@ -24622,7 +24632,7 @@
             </c:spPr>
             <c:extLst>
               <c:ext xmlns:c16="http://schemas.microsoft.com/office/drawing/2014/chart" uri="{C3380CC4-5D6E-409C-BE32-E72D297353CC}">
-                <c16:uniqueId val="{00000003-C11A-4CE1-A907-E209212E0467}"/>
+                <c16:uniqueId val="{00000003-76E3-4516-8482-43F34531F9A2}"/>
               </c:ext>
             </c:extLst>
           </c:dPt>
@@ -24646,7 +24656,7 @@
             </c:spPr>
             <c:extLst>
               <c:ext xmlns:c16="http://schemas.microsoft.com/office/drawing/2014/chart" uri="{C3380CC4-5D6E-409C-BE32-E72D297353CC}">
-                <c16:uniqueId val="{00000005-C11A-4CE1-A907-E209212E0467}"/>
+                <c16:uniqueId val="{00000005-76E3-4516-8482-43F34531F9A2}"/>
               </c:ext>
             </c:extLst>
           </c:dPt>
@@ -24670,7 +24680,7 @@
             </c:spPr>
             <c:extLst>
               <c:ext xmlns:c16="http://schemas.microsoft.com/office/drawing/2014/chart" uri="{C3380CC4-5D6E-409C-BE32-E72D297353CC}">
-                <c16:uniqueId val="{00000007-C11A-4CE1-A907-E209212E0467}"/>
+                <c16:uniqueId val="{00000007-76E3-4516-8482-43F34531F9A2}"/>
               </c:ext>
             </c:extLst>
           </c:dPt>
@@ -24694,7 +24704,7 @@
             </c:spPr>
             <c:extLst>
               <c:ext xmlns:c16="http://schemas.microsoft.com/office/drawing/2014/chart" uri="{C3380CC4-5D6E-409C-BE32-E72D297353CC}">
-                <c16:uniqueId val="{00000009-C11A-4CE1-A907-E209212E0467}"/>
+                <c16:uniqueId val="{00000009-76E3-4516-8482-43F34531F9A2}"/>
               </c:ext>
             </c:extLst>
           </c:dPt>
@@ -24718,7 +24728,7 @@
             </c:spPr>
             <c:extLst>
               <c:ext xmlns:c16="http://schemas.microsoft.com/office/drawing/2014/chart" uri="{C3380CC4-5D6E-409C-BE32-E72D297353CC}">
-                <c16:uniqueId val="{0000000B-C11A-4CE1-A907-E209212E0467}"/>
+                <c16:uniqueId val="{0000000B-76E3-4516-8482-43F34531F9A2}"/>
               </c:ext>
             </c:extLst>
           </c:dPt>
@@ -24744,7 +24754,7 @@
             </c:spPr>
             <c:extLst>
               <c:ext xmlns:c16="http://schemas.microsoft.com/office/drawing/2014/chart" uri="{C3380CC4-5D6E-409C-BE32-E72D297353CC}">
-                <c16:uniqueId val="{0000000D-C11A-4CE1-A907-E209212E0467}"/>
+                <c16:uniqueId val="{0000000D-76E3-4516-8482-43F34531F9A2}"/>
               </c:ext>
             </c:extLst>
           </c:dPt>
@@ -24793,7 +24803,7 @@
               <c:extLst>
                 <c:ext xmlns:c15="http://schemas.microsoft.com/office/drawing/2012/chart" uri="{CE6537A1-D6FC-4f65-9D91-7224C49458BB}"/>
                 <c:ext xmlns:c16="http://schemas.microsoft.com/office/drawing/2014/chart" uri="{C3380CC4-5D6E-409C-BE32-E72D297353CC}">
-                  <c16:uniqueId val="{00000001-C11A-4CE1-A907-E209212E0467}"/>
+                  <c16:uniqueId val="{00000001-76E3-4516-8482-43F34531F9A2}"/>
                 </c:ext>
               </c:extLst>
             </c:dLbl>
@@ -24848,7 +24858,7 @@
                   </c15:layout>
                 </c:ext>
                 <c:ext xmlns:c16="http://schemas.microsoft.com/office/drawing/2014/chart" uri="{C3380CC4-5D6E-409C-BE32-E72D297353CC}">
-                  <c16:uniqueId val="{00000003-C11A-4CE1-A907-E209212E0467}"/>
+                  <c16:uniqueId val="{00000003-76E3-4516-8482-43F34531F9A2}"/>
                 </c:ext>
               </c:extLst>
             </c:dLbl>
@@ -24896,7 +24906,7 @@
               <c:extLst>
                 <c:ext xmlns:c15="http://schemas.microsoft.com/office/drawing/2012/chart" uri="{CE6537A1-D6FC-4f65-9D91-7224C49458BB}"/>
                 <c:ext xmlns:c16="http://schemas.microsoft.com/office/drawing/2014/chart" uri="{C3380CC4-5D6E-409C-BE32-E72D297353CC}">
-                  <c16:uniqueId val="{00000005-C11A-4CE1-A907-E209212E0467}"/>
+                  <c16:uniqueId val="{00000005-76E3-4516-8482-43F34531F9A2}"/>
                 </c:ext>
               </c:extLst>
             </c:dLbl>
@@ -24951,7 +24961,7 @@
                   </c15:layout>
                 </c:ext>
                 <c:ext xmlns:c16="http://schemas.microsoft.com/office/drawing/2014/chart" uri="{C3380CC4-5D6E-409C-BE32-E72D297353CC}">
-                  <c16:uniqueId val="{00000007-C11A-4CE1-A907-E209212E0467}"/>
+                  <c16:uniqueId val="{00000007-76E3-4516-8482-43F34531F9A2}"/>
                 </c:ext>
               </c:extLst>
             </c:dLbl>
@@ -25006,7 +25016,7 @@
                   </c15:layout>
                 </c:ext>
                 <c:ext xmlns:c16="http://schemas.microsoft.com/office/drawing/2014/chart" uri="{C3380CC4-5D6E-409C-BE32-E72D297353CC}">
-                  <c16:uniqueId val="{00000009-C11A-4CE1-A907-E209212E0467}"/>
+                  <c16:uniqueId val="{00000009-76E3-4516-8482-43F34531F9A2}"/>
                 </c:ext>
               </c:extLst>
             </c:dLbl>
@@ -25054,7 +25064,7 @@
               <c:extLst>
                 <c:ext xmlns:c15="http://schemas.microsoft.com/office/drawing/2012/chart" uri="{CE6537A1-D6FC-4f65-9D91-7224C49458BB}"/>
                 <c:ext xmlns:c16="http://schemas.microsoft.com/office/drawing/2014/chart" uri="{C3380CC4-5D6E-409C-BE32-E72D297353CC}">
-                  <c16:uniqueId val="{0000000B-C11A-4CE1-A907-E209212E0467}"/>
+                  <c16:uniqueId val="{0000000B-76E3-4516-8482-43F34531F9A2}"/>
                 </c:ext>
               </c:extLst>
             </c:dLbl>
@@ -25097,7 +25107,7 @@
               <c:showBubbleSize val="0"/>
               <c:extLst>
                 <c:ext xmlns:c16="http://schemas.microsoft.com/office/drawing/2014/chart" uri="{C3380CC4-5D6E-409C-BE32-E72D297353CC}">
-                  <c16:uniqueId val="{0000000D-C11A-4CE1-A907-E209212E0467}"/>
+                  <c16:uniqueId val="{0000000D-76E3-4516-8482-43F34531F9A2}"/>
                 </c:ext>
               </c:extLst>
             </c:dLbl>
@@ -25195,7 +25205,7 @@
           </c:val>
           <c:extLst>
             <c:ext xmlns:c16="http://schemas.microsoft.com/office/drawing/2014/chart" uri="{C3380CC4-5D6E-409C-BE32-E72D297353CC}">
-              <c16:uniqueId val="{0000000E-C11A-4CE1-A907-E209212E0467}"/>
+              <c16:uniqueId val="{0000000E-76E3-4516-8482-43F34531F9A2}"/>
             </c:ext>
           </c:extLst>
         </c:ser>

--- a/thesis/melih_tüfekcioğlu_article_format.docx
+++ b/thesis/melih_tüfekcioğlu_article_format.docx
@@ -793,114 +793,6 @@
     <w:p>
       <w:pPr>
         <w:pStyle w:val="PARA"/>
-      </w:pPr>
-      <w:r>
-        <w:lastRenderedPageBreak/>
-        <w:t>study, KNN, Naive Bayes, Naive Bayes Kernel, Random Forest, Random Tree, and Decision Tree algorithms were comparatively evaluated. According to the results obtained, while the Random Forest and Decision Tree algorithms showed the highest performance with a 99.99% accuracy rate, Naive Bayes Kernel reached 99.97% and classical Naive Bayes reached 99.96% accuracy rates. While the KNN algorithm exhibited high performance with a 99.77% accuracy rate, it was determined that the Random Tree algorithm showed lower performance compared to other methods with a 95.38% accuracy rate. These findings demonstrate that different machine learning algorithms can reach quite high success rates in real-time phishing detection. Furthermore, the results obtained indicate that machine learning-based approaches can be effectively used in practical applications</w:t>
-      </w:r>
-      <w:r>
-        <w:t xml:space="preserve"> [</w:t>
-      </w:r>
-      <w:r>
-        <w:t>9</w:t>
-      </w:r>
-      <w:r>
-        <w:t>]</w:t>
-      </w:r>
-      <w:r>
-        <w:t>.</w:t>
-      </w:r>
-    </w:p>
-    <w:p>
-      <w:pPr>
-        <w:pStyle w:val="PARA"/>
-        <w:ind w:firstLine="198"/>
-      </w:pPr>
-      <w:r>
-        <w:t xml:space="preserve">Deep learning-based approaches also hold an important place in the literature. Success rates of 95 percent and above have been achieved in studies conducted using models such as CNN, LSTM, and BERT. For example, while </w:t>
-      </w:r>
-      <w:proofErr w:type="spellStart"/>
-      <w:r>
-        <w:t>Aljabri</w:t>
-      </w:r>
-      <w:proofErr w:type="spellEnd"/>
-      <w:r>
-        <w:t xml:space="preserve"> et al. (2022) achieved approximately 95 percent accuracy with CNN and LSTM models [</w:t>
-      </w:r>
-      <w:r>
-        <w:t>10</w:t>
-      </w:r>
-      <w:r>
-        <w:t>], Roy et al. (2022) reached the 99 percent level with the Bi-LSTM model [</w:t>
-      </w:r>
-      <w:r>
-        <w:t>11</w:t>
-      </w:r>
-      <w:r>
-        <w:t>]. Additionally, it is observed that transformer-based models (BERT, GPT, etc.) have started to be used in this field in recent years [</w:t>
-      </w:r>
-      <w:r>
-        <w:t>12</w:t>
-      </w:r>
-      <w:r>
-        <w:t>].</w:t>
-      </w:r>
-      <w:r>
-        <w:t xml:space="preserve"> Figure 1</w:t>
-      </w:r>
-      <w:r>
-        <w:t xml:space="preserve"> presents the usage rates of algorithms used in some articles and surveys. In these studies, 142 models were trained [</w:t>
-      </w:r>
-      <w:r>
-        <w:t>6-58</w:t>
-      </w:r>
-      <w:r>
-        <w:t>].</w:t>
-      </w:r>
-    </w:p>
-    <w:p>
-      <w:pPr>
-        <w:pStyle w:val="PARA"/>
-        <w:ind w:firstLine="198"/>
-      </w:pPr>
-      <w:r>
-        <w:t>The distribution of algorithms used within the scope of the studies reviewed in the lit</w:t>
-      </w:r>
-      <w:r>
-        <w:t>erature is presented in Figure 1</w:t>
-      </w:r>
-      <w:r>
-        <w:t>. When the graph is examined, it is observed that Random Forest (15%), Logistic Regression (9%), and SVM (8%) algorithms are most commonly preferred. However, it is n</w:t>
-      </w:r>
-      <w:r>
-        <w:t>49</w:t>
-      </w:r>
-      <w:r>
-        <w:t>oteworthy that a wide variety of algorithms are used in the studies, and the 'other' category (52%) has a high percentage. This situation indicates that a standard approach has not yet emerged in the literature and that different methods continue to be tested.</w:t>
-      </w:r>
-    </w:p>
-    <w:p>
-      <w:pPr>
-        <w:pStyle w:val="PARA"/>
-        <w:ind w:firstLine="198"/>
-      </w:pPr>
-      <w:r>
-        <w:t>When the studies in the literature are evaluated generally, some important limitations stand out despite reaching high accuracy rates. These include high computational cost, model complexity, dependency on datasets, and limited real-time system integration. Furthermore, it is observed that many studies focus only on model performance but remain insufficient in terms of developing practical applications (such as browser extensions).</w:t>
-      </w:r>
-    </w:p>
-    <w:p>
-      <w:pPr>
-        <w:pStyle w:val="PARA"/>
-        <w:ind w:firstLine="198"/>
-      </w:pPr>
-      <w:r>
-        <w:t>In this study, different Machine Learning algorithms were comprehensively compared using a large-scale dataset, and model performance was optimized through feature engineering and dimensionality reduction techniques. Additionally, it is aimed to integrate the developed model into a real-time operating architecture. In this respect, the study aims to fill a significant gap in the literature by providing both theoretical and practical contributions.</w:t>
-      </w:r>
-    </w:p>
-    <w:p>
-      <w:pPr>
-        <w:pStyle w:val="PARA"/>
-        <w:ind w:firstLine="198"/>
         <w:sectPr>
           <w:type w:val="continuous"/>
           <w:pgSz w:w="11520" w:h="15660" w:code="1"/>
@@ -913,6 +805,330 @@
     <w:p>
       <w:pPr>
         <w:pStyle w:val="PARA"/>
+      </w:pPr>
+      <w:r>
+        <w:lastRenderedPageBreak/>
+        <w:t>study, KNN, Naive Bayes, Naive Bayes Kernel, Random Forest, Random Tree, and Decision Tree algorithms were comparatively evaluated. According to the results obtained, while the Random Forest and Decision Tree algorithms showed the highest performance with a 99.99% accuracy rate, Naive Bayes Kernel reached 99.97% and classical Naive Bayes reached 99.96% accuracy rates. While the KNN algorithm exhibited high performance with a 99.77% accuracy rate, it was determined that the Random Tree algorithm showed lower performance compared to other methods with a 95.38% accuracy rate. These findings demonstrate that different machine learning algorithms can reach quite high success rates in real-time phishing detection. Furthermore, the results obtained indicate that machine learning-based approaches can be effectively used in practical applications</w:t>
+      </w:r>
+      <w:r>
+        <w:t xml:space="preserve"> [</w:t>
+      </w:r>
+      <w:r>
+        <w:t>9</w:t>
+      </w:r>
+      <w:r>
+        <w:t>]</w:t>
+      </w:r>
+      <w:r>
+        <w:t>.</w:t>
+      </w:r>
+    </w:p>
+    <w:p>
+      <w:pPr>
+        <w:pStyle w:val="PARA"/>
+        <w:ind w:firstLine="198"/>
+      </w:pPr>
+      <w:r>
+        <w:t xml:space="preserve">Deep learning-based approaches also hold an important place in the literature. Success rates of 95 percent and above have been achieved in studies conducted using models such as CNN, LSTM, and BERT. For example, while </w:t>
+      </w:r>
+      <w:proofErr w:type="spellStart"/>
+      <w:r>
+        <w:t>Aljabri</w:t>
+      </w:r>
+      <w:proofErr w:type="spellEnd"/>
+      <w:r>
+        <w:t xml:space="preserve"> et al. (2022) achieved approximately 95 percent accuracy with CNN and LSTM models [</w:t>
+      </w:r>
+      <w:r>
+        <w:t>10</w:t>
+      </w:r>
+      <w:r>
+        <w:t>], Roy et al. (2022) reached the 99 percent level with the Bi-LSTM model [</w:t>
+      </w:r>
+      <w:r>
+        <w:t>11</w:t>
+      </w:r>
+      <w:r>
+        <w:t>]. Additionally, it is observed that transformer-based models (BERT, GPT, etc.) have started to be used in this field in recent years [</w:t>
+      </w:r>
+      <w:r>
+        <w:t>12</w:t>
+      </w:r>
+      <w:r>
+        <w:t>].</w:t>
+      </w:r>
+      <w:r>
+        <w:t xml:space="preserve"> </w:t>
+      </w:r>
+    </w:p>
+    <w:p>
+      <w:pPr>
+        <w:pStyle w:val="PARA"/>
+        <w:ind w:firstLine="198"/>
+      </w:pPr>
+      <w:r>
+        <w:rPr>
+          <w:noProof/>
+        </w:rPr>
+        <mc:AlternateContent>
+          <mc:Choice Requires="wps">
+            <w:drawing>
+              <wp:anchor distT="0" distB="0" distL="114300" distR="114300" simplePos="0" relativeHeight="251672576" behindDoc="0" locked="0" layoutInCell="1" allowOverlap="1" wp14:anchorId="18723C26" wp14:editId="0307378D">
+                <wp:simplePos x="0" y="0"/>
+                <wp:positionH relativeFrom="column">
+                  <wp:posOffset>34925</wp:posOffset>
+                </wp:positionH>
+                <wp:positionV relativeFrom="paragraph">
+                  <wp:posOffset>2986405</wp:posOffset>
+                </wp:positionV>
+                <wp:extent cx="3068955" cy="142875"/>
+                <wp:effectExtent l="0" t="0" r="0" b="9525"/>
+                <wp:wrapThrough wrapText="bothSides">
+                  <wp:wrapPolygon edited="0">
+                    <wp:start x="0" y="0"/>
+                    <wp:lineTo x="0" y="20160"/>
+                    <wp:lineTo x="21453" y="20160"/>
+                    <wp:lineTo x="21453" y="0"/>
+                    <wp:lineTo x="0" y="0"/>
+                  </wp:wrapPolygon>
+                </wp:wrapThrough>
+                <wp:docPr id="4" name="Metin Kutusu 4"/>
+                <wp:cNvGraphicFramePr/>
+                <a:graphic xmlns:a="http://schemas.openxmlformats.org/drawingml/2006/main">
+                  <a:graphicData uri="http://schemas.microsoft.com/office/word/2010/wordprocessingShape">
+                    <wps:wsp>
+                      <wps:cNvSpPr txBox="1"/>
+                      <wps:spPr>
+                        <a:xfrm>
+                          <a:off x="0" y="0"/>
+                          <a:ext cx="3068955" cy="142875"/>
+                        </a:xfrm>
+                        <a:prstGeom prst="rect">
+                          <a:avLst/>
+                        </a:prstGeom>
+                        <a:solidFill>
+                          <a:prstClr val="white"/>
+                        </a:solidFill>
+                        <a:ln>
+                          <a:noFill/>
+                        </a:ln>
+                      </wps:spPr>
+                      <wps:txbx>
+                        <w:txbxContent>
+                          <w:p>
+                            <w:pPr>
+                              <w:pStyle w:val="TableTitle"/>
+                              <w:rPr>
+                                <w:b/>
+                                <w:bCs/>
+                                <w:smallCaps w:val="0"/>
+                                <w:color w:val="00629B"/>
+                                <w:szCs w:val="20"/>
+                              </w:rPr>
+                            </w:pPr>
+                            <w:r>
+                              <w:rPr>
+                                <w:b/>
+                                <w:bCs/>
+                                <w:smallCaps w:val="0"/>
+                                <w:color w:val="00629B"/>
+                                <w:szCs w:val="20"/>
+                              </w:rPr>
+                              <w:t xml:space="preserve">Figure </w:t>
+                            </w:r>
+                            <w:r>
+                              <w:rPr>
+                                <w:b/>
+                                <w:bCs/>
+                                <w:smallCaps w:val="0"/>
+                                <w:color w:val="00629B"/>
+                                <w:szCs w:val="20"/>
+                              </w:rPr>
+                              <w:fldChar w:fldCharType="begin"/>
+                            </w:r>
+                            <w:r>
+                              <w:rPr>
+                                <w:b/>
+                                <w:bCs/>
+                                <w:smallCaps w:val="0"/>
+                                <w:color w:val="00629B"/>
+                                <w:szCs w:val="20"/>
+                              </w:rPr>
+                              <w:instrText xml:space="preserve"> SEQ Figure \* ARABIC </w:instrText>
+                            </w:r>
+                            <w:r>
+                              <w:rPr>
+                                <w:b/>
+                                <w:bCs/>
+                                <w:smallCaps w:val="0"/>
+                                <w:color w:val="00629B"/>
+                                <w:szCs w:val="20"/>
+                              </w:rPr>
+                              <w:fldChar w:fldCharType="separate"/>
+                            </w:r>
+                            <w:r>
+                              <w:rPr>
+                                <w:b/>
+                                <w:bCs/>
+                                <w:smallCaps w:val="0"/>
+                                <w:color w:val="00629B"/>
+                                <w:szCs w:val="20"/>
+                              </w:rPr>
+                              <w:t>1</w:t>
+                            </w:r>
+                            <w:r>
+                              <w:rPr>
+                                <w:b/>
+                                <w:bCs/>
+                                <w:smallCaps w:val="0"/>
+                                <w:color w:val="00629B"/>
+                                <w:szCs w:val="20"/>
+                              </w:rPr>
+                              <w:fldChar w:fldCharType="end"/>
+                            </w:r>
+                            <w:r>
+                              <w:rPr>
+                                <w:b/>
+                                <w:bCs/>
+                                <w:smallCaps w:val="0"/>
+                                <w:color w:val="00629B"/>
+                                <w:szCs w:val="20"/>
+                              </w:rPr>
+                              <w:t xml:space="preserve"> Algorithms usage</w:t>
+                            </w:r>
+                          </w:p>
+                        </w:txbxContent>
+                      </wps:txbx>
+                      <wps:bodyPr rot="0" spcFirstLastPara="0" vertOverflow="overflow" horzOverflow="overflow" vert="horz" wrap="square" lIns="0" tIns="0" rIns="0" bIns="0" numCol="1" spcCol="0" rtlCol="0" fromWordArt="0" anchor="t" anchorCtr="0" forceAA="0" compatLnSpc="1">
+                        <a:prstTxWarp prst="textNoShape">
+                          <a:avLst/>
+                        </a:prstTxWarp>
+                        <a:noAutofit/>
+                      </wps:bodyPr>
+                    </wps:wsp>
+                  </a:graphicData>
+                </a:graphic>
+                <wp14:sizeRelV relativeFrom="margin">
+                  <wp14:pctHeight>0</wp14:pctHeight>
+                </wp14:sizeRelV>
+              </wp:anchor>
+            </w:drawing>
+          </mc:Choice>
+          <mc:Fallback>
+            <w:pict>
+              <v:shapetype w14:anchorId="18723C26" id="_x0000_t202" coordsize="21600,21600" o:spt="202" path="m,l,21600r21600,l21600,xe">
+                <v:stroke joinstyle="miter"/>
+                <v:path gradientshapeok="t" o:connecttype="rect"/>
+              </v:shapetype>
+              <v:shape id="Metin Kutusu 4" o:spid="_x0000_s1026" type="#_x0000_t202" style="position:absolute;left:0;text-align:left;margin-left:2.75pt;margin-top:235.15pt;width:241.65pt;height:11.25pt;z-index:251672576;visibility:visible;mso-wrap-style:square;mso-height-percent:0;mso-wrap-distance-left:9pt;mso-wrap-distance-top:0;mso-wrap-distance-right:9pt;mso-wrap-distance-bottom:0;mso-position-horizontal:absolute;mso-position-horizontal-relative:text;mso-position-vertical:absolute;mso-position-vertical-relative:text;mso-height-percent:0;mso-height-relative:margin;v-text-anchor:top" o:gfxdata="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" stroked="f">
+                <v:textbox inset="0,0,0,0">
+                  <w:txbxContent>
+                    <w:p>
+                      <w:pPr>
+                        <w:pStyle w:val="TableTitle"/>
+                        <w:rPr>
+                          <w:b/>
+                          <w:bCs/>
+                          <w:smallCaps w:val="0"/>
+                          <w:color w:val="00629B"/>
+                          <w:szCs w:val="20"/>
+                        </w:rPr>
+                      </w:pPr>
+                      <w:r>
+                        <w:rPr>
+                          <w:b/>
+                          <w:bCs/>
+                          <w:smallCaps w:val="0"/>
+                          <w:color w:val="00629B"/>
+                          <w:szCs w:val="20"/>
+                        </w:rPr>
+                        <w:t xml:space="preserve">Figure </w:t>
+                      </w:r>
+                      <w:r>
+                        <w:rPr>
+                          <w:b/>
+                          <w:bCs/>
+                          <w:smallCaps w:val="0"/>
+                          <w:color w:val="00629B"/>
+                          <w:szCs w:val="20"/>
+                        </w:rPr>
+                        <w:fldChar w:fldCharType="begin"/>
+                      </w:r>
+                      <w:r>
+                        <w:rPr>
+                          <w:b/>
+                          <w:bCs/>
+                          <w:smallCaps w:val="0"/>
+                          <w:color w:val="00629B"/>
+                          <w:szCs w:val="20"/>
+                        </w:rPr>
+                        <w:instrText xml:space="preserve"> SEQ Figure \* ARABIC </w:instrText>
+                      </w:r>
+                      <w:r>
+                        <w:rPr>
+                          <w:b/>
+                          <w:bCs/>
+                          <w:smallCaps w:val="0"/>
+                          <w:color w:val="00629B"/>
+                          <w:szCs w:val="20"/>
+                        </w:rPr>
+                        <w:fldChar w:fldCharType="separate"/>
+                      </w:r>
+                      <w:r>
+                        <w:rPr>
+                          <w:b/>
+                          <w:bCs/>
+                          <w:smallCaps w:val="0"/>
+                          <w:color w:val="00629B"/>
+                          <w:szCs w:val="20"/>
+                        </w:rPr>
+                        <w:t>1</w:t>
+                      </w:r>
+                      <w:r>
+                        <w:rPr>
+                          <w:b/>
+                          <w:bCs/>
+                          <w:smallCaps w:val="0"/>
+                          <w:color w:val="00629B"/>
+                          <w:szCs w:val="20"/>
+                        </w:rPr>
+                        <w:fldChar w:fldCharType="end"/>
+                      </w:r>
+                      <w:r>
+                        <w:rPr>
+                          <w:b/>
+                          <w:bCs/>
+                          <w:smallCaps w:val="0"/>
+                          <w:color w:val="00629B"/>
+                          <w:szCs w:val="20"/>
+                        </w:rPr>
+                        <w:t xml:space="preserve"> Algorithms usage</w:t>
+                      </w:r>
+                    </w:p>
+                  </w:txbxContent>
+                </v:textbox>
+                <w10:wrap type="through"/>
+              </v:shape>
+            </w:pict>
+          </mc:Fallback>
+        </mc:AlternateContent>
+      </w:r>
+      <w:r>
+        <w:t>Figure 1</w:t>
+      </w:r>
+      <w:r>
+        <w:t xml:space="preserve"> presents the usage rates of algorithms used in some articles and surveys. In these studies, 142 models were trained [</w:t>
+      </w:r>
+      <w:r>
+        <w:t>6-58</w:t>
+      </w:r>
+      <w:r>
+        <w:t>].</w:t>
+      </w:r>
+    </w:p>
+    <w:p>
+      <w:pPr>
+        <w:pStyle w:val="PARA"/>
         <w:ind w:firstLine="198"/>
       </w:pPr>
       <w:r>
@@ -922,17 +1138,25 @@
           <w:lang w:val="tr-TR" w:eastAsia="tr-TR"/>
         </w:rPr>
         <w:drawing>
-          <wp:anchor distT="0" distB="0" distL="114300" distR="114300" simplePos="0" relativeHeight="251670528" behindDoc="0" locked="0" layoutInCell="1" allowOverlap="1" wp14:anchorId="248A76B6" wp14:editId="6EF8F1F7">
+          <wp:anchor distT="0" distB="0" distL="114300" distR="114300" simplePos="0" relativeHeight="251670528" behindDoc="0" locked="0" layoutInCell="1" allowOverlap="1" wp14:anchorId="7AEEC8A6" wp14:editId="6D2DE92E">
             <wp:simplePos x="0" y="0"/>
             <wp:positionH relativeFrom="column">
-              <wp:posOffset>0</wp:posOffset>
+              <wp:posOffset>31750</wp:posOffset>
             </wp:positionH>
             <wp:positionV relativeFrom="paragraph">
-              <wp:posOffset>158115</wp:posOffset>
+              <wp:posOffset>44450</wp:posOffset>
             </wp:positionV>
             <wp:extent cx="3068955" cy="2425700"/>
             <wp:effectExtent l="0" t="0" r="17145" b="12700"/>
-            <wp:wrapSquare wrapText="bothSides"/>
+            <wp:wrapThrough wrapText="bothSides">
+              <wp:wrapPolygon edited="0">
+                <wp:start x="0" y="0"/>
+                <wp:lineTo x="0" y="21543"/>
+                <wp:lineTo x="21587" y="21543"/>
+                <wp:lineTo x="21587" y="0"/>
+                <wp:lineTo x="0" y="0"/>
+              </wp:wrapPolygon>
+            </wp:wrapThrough>
             <wp:docPr id="14" name="Grafik 14"/>
             <wp:cNvGraphicFramePr/>
             <a:graphic xmlns:a="http://schemas.openxmlformats.org/drawingml/2006/main">
@@ -949,14 +1173,29 @@
           </wp:anchor>
         </w:drawing>
       </w:r>
-    </w:p>
-    <w:p>
-      <w:pPr>
-        <w:pStyle w:val="FigCaption"/>
-      </w:pPr>
-      <w:r>
-        <w:tab/>
-        <w:t>Algorithms usage</w:t>
+      <w:r>
+        <w:t>The distribution of algorithms used within the scope of the studies reviewed in the lit</w:t>
+      </w:r>
+      <w:r>
+        <w:t>erature is presented in Figure 1</w:t>
+      </w:r>
+      <w:r>
+        <w:t>.</w:t>
+      </w:r>
+      <w:r>
+        <w:t xml:space="preserve"> </w:t>
+      </w:r>
+      <w:r>
+        <w:t>When the graph is examined, it is observed that Random Forest (15%), Logistic Regression (9%), and SVM (8%) algorithms are most commonly preferred. However, it is n</w:t>
+      </w:r>
+      <w:r>
+        <w:t>49</w:t>
+      </w:r>
+      <w:r>
+        <w:t xml:space="preserve">oteworthy that a wide variety of algorithms are used in the studies, and the 'other' category (52%) has a high percentage. This situation indicates that a standard approach has not yet </w:t>
+      </w:r>
+      <w:r>
+        <w:t>emerged in the literature and that different methods continue to be tested.</w:t>
       </w:r>
     </w:p>
     <w:p>
@@ -964,107 +1203,195 @@
         <w:pStyle w:val="PARA"/>
         <w:ind w:firstLine="198"/>
       </w:pPr>
+      <w:r>
+        <w:t>In order to present the examined studies in a more systematic and comparative manner, a summary of selected studies in the literature (in terms of the algorithms used and</w:t>
+      </w:r>
+      <w:r>
+        <w:t xml:space="preserve"> </w:t>
+      </w:r>
+      <w:r>
+        <w:t>the accuracy rates obtained) is provided in Table I. When Table I is examined, it is observed that especially ensemble-based methods and deep learning models reach higher accuracy rates compared to traditional machine learning algorithms. These high-performing models often leverage the overall length of the URL along with the character-based lengths of its sub-components (domain, path, TLD, query, and word lengths) to achieve such results</w:t>
+      </w:r>
     </w:p>
     <w:p>
       <w:pPr>
         <w:pStyle w:val="PARA"/>
         <w:ind w:firstLine="198"/>
       </w:pPr>
+      <w:r>
+        <w:t>When the studies in the literature are evaluated generally, some important limitations stand out despite reaching high accuracy rates. These include high computational cost, model complexity, dependency on datasets, and limited real-time system integration. Furthermore, it is observed that many studies focus only on model performance but remain insufficient in terms of developing practical applications (such as browser extensions).</w:t>
+      </w:r>
     </w:p>
     <w:p>
       <w:pPr>
         <w:pStyle w:val="PARA"/>
         <w:ind w:firstLine="198"/>
       </w:pPr>
+      <w:r>
+        <w:t>In this study, different Machine Learning algorithms were comprehensively compared using a large-scale dataset, and model performance was optimized through feature engineering and dimensionality reduction techniques. Additionally, it is aimed to integrate the developed model into a real-time operating architecture. In this respect, the study aims to fill a significant gap in the literature by providing both theoretical and practical contributions.</w:t>
+      </w:r>
     </w:p>
     <w:p>
       <w:pPr>
         <w:pStyle w:val="PARA"/>
-        <w:ind w:firstLine="198"/>
       </w:pPr>
     </w:p>
     <w:p>
       <w:pPr>
         <w:pStyle w:val="PARA"/>
-        <w:ind w:firstLine="198"/>
       </w:pPr>
     </w:p>
     <w:p>
       <w:pPr>
         <w:pStyle w:val="PARA"/>
-        <w:ind w:firstLine="198"/>
       </w:pPr>
     </w:p>
     <w:p>
       <w:pPr>
         <w:pStyle w:val="PARA"/>
-        <w:ind w:firstLine="198"/>
       </w:pPr>
     </w:p>
     <w:p>
       <w:pPr>
         <w:pStyle w:val="PARA"/>
-        <w:ind w:firstLine="198"/>
       </w:pPr>
     </w:p>
     <w:p>
       <w:pPr>
         <w:pStyle w:val="PARA"/>
-        <w:ind w:firstLine="198"/>
       </w:pPr>
     </w:p>
     <w:p>
       <w:pPr>
         <w:pStyle w:val="PARA"/>
-        <w:ind w:firstLine="198"/>
       </w:pPr>
     </w:p>
     <w:p>
       <w:pPr>
         <w:pStyle w:val="PARA"/>
-        <w:ind w:firstLine="198"/>
       </w:pPr>
     </w:p>
     <w:p>
       <w:pPr>
         <w:pStyle w:val="PARA"/>
-        <w:ind w:firstLine="198"/>
       </w:pPr>
     </w:p>
     <w:p>
       <w:pPr>
         <w:pStyle w:val="PARA"/>
-        <w:ind w:firstLine="198"/>
       </w:pPr>
     </w:p>
     <w:p>
       <w:pPr>
         <w:pStyle w:val="PARA"/>
-        <w:ind w:firstLine="198"/>
       </w:pPr>
     </w:p>
     <w:p>
       <w:pPr>
         <w:pStyle w:val="PARA"/>
-        <w:ind w:firstLine="198"/>
       </w:pPr>
     </w:p>
     <w:p>
       <w:pPr>
         <w:pStyle w:val="PARA"/>
-        <w:ind w:firstLine="198"/>
       </w:pPr>
     </w:p>
     <w:p>
       <w:pPr>
         <w:pStyle w:val="PARA"/>
-        <w:ind w:firstLine="198"/>
       </w:pPr>
     </w:p>
     <w:p>
       <w:pPr>
         <w:pStyle w:val="PARA"/>
-        <w:ind w:firstLine="198"/>
+      </w:pPr>
+    </w:p>
+    <w:p>
+      <w:pPr>
+        <w:pStyle w:val="PARA"/>
+      </w:pPr>
+    </w:p>
+    <w:p>
+      <w:pPr>
+        <w:pStyle w:val="PARA"/>
+      </w:pPr>
+    </w:p>
+    <w:p>
+      <w:pPr>
+        <w:pStyle w:val="PARA"/>
+      </w:pPr>
+    </w:p>
+    <w:p>
+      <w:pPr>
+        <w:pStyle w:val="PARA"/>
+      </w:pPr>
+    </w:p>
+    <w:p>
+      <w:pPr>
+        <w:pStyle w:val="PARA"/>
+      </w:pPr>
+    </w:p>
+    <w:p>
+      <w:pPr>
+        <w:pStyle w:val="PARA"/>
+      </w:pPr>
+    </w:p>
+    <w:p>
+      <w:pPr>
+        <w:pStyle w:val="PARA"/>
+      </w:pPr>
+    </w:p>
+    <w:p>
+      <w:pPr>
+        <w:pStyle w:val="PARA"/>
+      </w:pPr>
+    </w:p>
+    <w:p>
+      <w:pPr>
+        <w:pStyle w:val="PARA"/>
+      </w:pPr>
+    </w:p>
+    <w:p>
+      <w:pPr>
+        <w:pStyle w:val="PARA"/>
+      </w:pPr>
+    </w:p>
+    <w:p>
+      <w:pPr>
+        <w:pStyle w:val="PARA"/>
+      </w:pPr>
+    </w:p>
+    <w:p>
+      <w:pPr>
+        <w:pStyle w:val="PARA"/>
+        <w:sectPr>
+          <w:type w:val="continuous"/>
+          <w:pgSz w:w="11520" w:h="15660" w:code="1"/>
+          <w:pgMar w:top="1300" w:right="740" w:bottom="1040" w:left="740" w:header="360" w:footer="640" w:gutter="0"/>
+          <w:cols w:num="2" w:space="400"/>
+          <w:docGrid w:linePitch="360"/>
+        </w:sectPr>
+      </w:pPr>
+    </w:p>
+    <w:p>
+      <w:pPr>
+        <w:pStyle w:val="PARA"/>
+        <w:rPr>
+          <w:rFonts w:cs="Times New Roman"/>
+          <w:b/>
+          <w:bCs/>
+          <w:color w:val="00629B"/>
+          <w:spacing w:val="0"/>
+          <w:sz w:val="16"/>
+          <w:szCs w:val="16"/>
+        </w:rPr>
+        <w:sectPr>
+          <w:type w:val="continuous"/>
+          <w:pgSz w:w="11520" w:h="15660" w:code="1"/>
+          <w:pgMar w:top="1300" w:right="740" w:bottom="1040" w:left="740" w:header="360" w:footer="640" w:gutter="0"/>
+          <w:cols w:num="2" w:space="400"/>
+          <w:docGrid w:linePitch="360"/>
+        </w:sectPr>
       </w:pPr>
     </w:p>
     <w:tbl>
@@ -1098,30 +1425,37 @@
           </w:tcPr>
           <w:p>
             <w:pPr>
-              <w:pStyle w:val="PARA"/>
-              <w:ind w:firstLine="198"/>
-              <w:jc w:val="center"/>
-            </w:pPr>
-            <w:r>
-              <w:rPr>
-                <w:rFonts w:cs="Times New Roman"/>
+              <w:pStyle w:val="TableTitle"/>
+            </w:pPr>
+            <w:r>
+              <w:rPr>
                 <w:b/>
                 <w:bCs/>
+                <w:smallCaps w:val="0"/>
                 <w:color w:val="00629B"/>
-                <w:spacing w:val="0"/>
-                <w:sz w:val="16"/>
-                <w:szCs w:val="16"/>
+                <w:szCs w:val="20"/>
               </w:rPr>
               <w:lastRenderedPageBreak/>
-              <w:t>TABLE I.</w:t>
-            </w:r>
-            <w:r>
+              <w:t xml:space="preserve">TABLE I. </w:t>
+            </w:r>
+            <w:r>
+              <w:rPr>
+                <w:b/>
+                <w:bCs/>
+                <w:smallCaps w:val="0"/>
+                <w:color w:val="00629B"/>
+                <w:szCs w:val="20"/>
+              </w:rPr>
               <w:t xml:space="preserve"> </w:t>
             </w:r>
             <w:r>
-              <w:t xml:space="preserve"> </w:t>
-            </w:r>
-            <w:r>
+              <w:rPr>
+                <w:b/>
+                <w:bCs/>
+                <w:smallCaps w:val="0"/>
+                <w:color w:val="00629B"/>
+                <w:szCs w:val="20"/>
+              </w:rPr>
               <w:t>Model Results of Related Works</w:t>
             </w:r>
           </w:p>
@@ -4967,6 +5301,266 @@
     <w:p>
       <w:pPr>
         <w:pStyle w:val="H1ListSpace"/>
+        <w:numPr>
+          <w:ilvl w:val="0"/>
+          <w:numId w:val="0"/>
+        </w:numPr>
+        <w:ind w:left="278"/>
+      </w:pPr>
+    </w:p>
+    <w:p>
+      <w:pPr>
+        <w:pStyle w:val="H1ListSpace"/>
+        <w:numPr>
+          <w:ilvl w:val="0"/>
+          <w:numId w:val="0"/>
+        </w:numPr>
+        <w:ind w:left="278"/>
+      </w:pPr>
+    </w:p>
+    <w:p>
+      <w:pPr>
+        <w:pStyle w:val="H1ListSpace"/>
+        <w:numPr>
+          <w:ilvl w:val="0"/>
+          <w:numId w:val="0"/>
+        </w:numPr>
+        <w:ind w:left="278"/>
+      </w:pPr>
+    </w:p>
+    <w:p>
+      <w:pPr>
+        <w:pStyle w:val="H1ListSpace"/>
+        <w:numPr>
+          <w:ilvl w:val="0"/>
+          <w:numId w:val="0"/>
+        </w:numPr>
+        <w:ind w:left="278"/>
+      </w:pPr>
+    </w:p>
+    <w:p>
+      <w:pPr>
+        <w:pStyle w:val="H1ListSpace"/>
+        <w:numPr>
+          <w:ilvl w:val="0"/>
+          <w:numId w:val="0"/>
+        </w:numPr>
+        <w:ind w:left="278"/>
+      </w:pPr>
+    </w:p>
+    <w:p>
+      <w:pPr>
+        <w:pStyle w:val="H1ListSpace"/>
+        <w:numPr>
+          <w:ilvl w:val="0"/>
+          <w:numId w:val="0"/>
+        </w:numPr>
+        <w:ind w:left="278"/>
+      </w:pPr>
+    </w:p>
+    <w:p>
+      <w:pPr>
+        <w:pStyle w:val="H1ListSpace"/>
+        <w:numPr>
+          <w:ilvl w:val="0"/>
+          <w:numId w:val="0"/>
+        </w:numPr>
+        <w:ind w:left="278"/>
+      </w:pPr>
+    </w:p>
+    <w:p>
+      <w:pPr>
+        <w:pStyle w:val="H1ListSpace"/>
+        <w:numPr>
+          <w:ilvl w:val="0"/>
+          <w:numId w:val="0"/>
+        </w:numPr>
+        <w:ind w:left="278"/>
+      </w:pPr>
+    </w:p>
+    <w:p>
+      <w:pPr>
+        <w:pStyle w:val="H1ListSpace"/>
+        <w:numPr>
+          <w:ilvl w:val="0"/>
+          <w:numId w:val="0"/>
+        </w:numPr>
+        <w:ind w:left="278"/>
+      </w:pPr>
+    </w:p>
+    <w:p>
+      <w:pPr>
+        <w:pStyle w:val="H1ListSpace"/>
+        <w:numPr>
+          <w:ilvl w:val="0"/>
+          <w:numId w:val="0"/>
+        </w:numPr>
+        <w:ind w:left="278"/>
+      </w:pPr>
+    </w:p>
+    <w:p>
+      <w:pPr>
+        <w:pStyle w:val="H1ListSpace"/>
+        <w:numPr>
+          <w:ilvl w:val="0"/>
+          <w:numId w:val="0"/>
+        </w:numPr>
+        <w:ind w:left="278"/>
+      </w:pPr>
+    </w:p>
+    <w:p>
+      <w:pPr>
+        <w:pStyle w:val="H1ListSpace"/>
+        <w:numPr>
+          <w:ilvl w:val="0"/>
+          <w:numId w:val="0"/>
+        </w:numPr>
+        <w:ind w:left="278"/>
+      </w:pPr>
+    </w:p>
+    <w:p>
+      <w:pPr>
+        <w:pStyle w:val="H1ListSpace"/>
+        <w:numPr>
+          <w:ilvl w:val="0"/>
+          <w:numId w:val="0"/>
+        </w:numPr>
+        <w:ind w:left="278"/>
+      </w:pPr>
+    </w:p>
+    <w:p>
+      <w:pPr>
+        <w:pStyle w:val="H1ListSpace"/>
+        <w:numPr>
+          <w:ilvl w:val="0"/>
+          <w:numId w:val="0"/>
+        </w:numPr>
+        <w:ind w:left="278"/>
+      </w:pPr>
+    </w:p>
+    <w:p>
+      <w:pPr>
+        <w:pStyle w:val="H1ListSpace"/>
+        <w:numPr>
+          <w:ilvl w:val="0"/>
+          <w:numId w:val="0"/>
+        </w:numPr>
+        <w:ind w:left="278"/>
+      </w:pPr>
+    </w:p>
+    <w:p>
+      <w:pPr>
+        <w:pStyle w:val="H1ListSpace"/>
+        <w:numPr>
+          <w:ilvl w:val="0"/>
+          <w:numId w:val="0"/>
+        </w:numPr>
+        <w:ind w:left="278"/>
+      </w:pPr>
+    </w:p>
+    <w:p>
+      <w:pPr>
+        <w:pStyle w:val="H1ListSpace"/>
+        <w:numPr>
+          <w:ilvl w:val="0"/>
+          <w:numId w:val="0"/>
+        </w:numPr>
+        <w:ind w:left="278"/>
+      </w:pPr>
+    </w:p>
+    <w:p>
+      <w:pPr>
+        <w:pStyle w:val="H1ListSpace"/>
+        <w:numPr>
+          <w:ilvl w:val="0"/>
+          <w:numId w:val="0"/>
+        </w:numPr>
+        <w:ind w:left="278"/>
+      </w:pPr>
+    </w:p>
+    <w:p>
+      <w:pPr>
+        <w:pStyle w:val="H1ListSpace"/>
+        <w:numPr>
+          <w:ilvl w:val="0"/>
+          <w:numId w:val="0"/>
+        </w:numPr>
+        <w:ind w:left="278"/>
+      </w:pPr>
+    </w:p>
+    <w:p>
+      <w:pPr>
+        <w:pStyle w:val="H1ListSpace"/>
+        <w:numPr>
+          <w:ilvl w:val="0"/>
+          <w:numId w:val="0"/>
+        </w:numPr>
+        <w:ind w:left="278"/>
+      </w:pPr>
+    </w:p>
+    <w:p>
+      <w:pPr>
+        <w:pStyle w:val="H1ListSpace"/>
+        <w:numPr>
+          <w:ilvl w:val="0"/>
+          <w:numId w:val="0"/>
+        </w:numPr>
+        <w:ind w:left="278"/>
+      </w:pPr>
+    </w:p>
+    <w:p>
+      <w:pPr>
+        <w:pStyle w:val="H1ListSpace"/>
+        <w:numPr>
+          <w:ilvl w:val="0"/>
+          <w:numId w:val="0"/>
+        </w:numPr>
+        <w:ind w:left="278"/>
+      </w:pPr>
+    </w:p>
+    <w:p>
+      <w:pPr>
+        <w:pStyle w:val="H1ListSpace"/>
+        <w:numPr>
+          <w:ilvl w:val="0"/>
+          <w:numId w:val="0"/>
+        </w:numPr>
+        <w:ind w:left="278"/>
+      </w:pPr>
+    </w:p>
+    <w:p>
+      <w:pPr>
+        <w:pStyle w:val="H1ListSpace"/>
+        <w:numPr>
+          <w:ilvl w:val="0"/>
+          <w:numId w:val="0"/>
+        </w:numPr>
+        <w:ind w:left="278"/>
+      </w:pPr>
+    </w:p>
+    <w:p>
+      <w:pPr>
+        <w:pStyle w:val="H1ListSpace"/>
+        <w:numPr>
+          <w:ilvl w:val="0"/>
+          <w:numId w:val="0"/>
+        </w:numPr>
+        <w:ind w:left="278"/>
+      </w:pPr>
+    </w:p>
+    <w:p>
+      <w:pPr>
+        <w:pStyle w:val="H1ListSpace"/>
+        <w:numPr>
+          <w:ilvl w:val="0"/>
+          <w:numId w:val="0"/>
+        </w:numPr>
+        <w:ind w:left="278"/>
+      </w:pPr>
+    </w:p>
+    <w:p>
+      <w:pPr>
+        <w:pStyle w:val="H1ListSpace"/>
         <w:ind w:left="278" w:hanging="278"/>
       </w:pPr>
       <w:r>
@@ -4985,7 +5579,21 @@
         <w:rPr>
           <w:spacing w:val="0"/>
         </w:rPr>
-        <w:t>In this study, a machine learning approach based solely on features that can be obtained from the URL text is proposed for the purpose of detecting URL-based phishing attacks. The proposed system is designed to be content-independent and capable of operating in real-time.</w:t>
+        <w:t xml:space="preserve">In this study, a machine learning approach based solely on features that can be obtained from the URL text is proposed for the purpose of detecting URL-based phishing attacks. </w:t>
+      </w:r>
+    </w:p>
+    <w:p>
+      <w:pPr>
+        <w:pStyle w:val="PARA"/>
+        <w:rPr>
+          <w:spacing w:val="0"/>
+        </w:rPr>
+      </w:pPr>
+      <w:r>
+        <w:rPr>
+          <w:spacing w:val="0"/>
+        </w:rPr>
+        <w:t>The proposed system is designed to be content-independent and capable of operating in real-time.</w:t>
       </w:r>
     </w:p>
     <w:p>
@@ -5336,54 +5944,22 @@
           </w:tcPr>
           <w:p>
             <w:pPr>
-              <w:pStyle w:val="AUBiosNoSpace"/>
-              <w:ind w:firstLine="181"/>
-              <w:jc w:val="center"/>
-              <w:rPr>
-                <w:rFonts w:cs="Times New Roman"/>
+              <w:pStyle w:val="TableTitle"/>
+              <w:rPr>
                 <w:b/>
                 <w:lang w:val="tr-TR"/>
               </w:rPr>
             </w:pPr>
             <w:r>
               <w:rPr>
-                <w:rFonts w:cs="Times New Roman"/>
                 <w:b/>
                 <w:bCs/>
+                <w:smallCaps w:val="0"/>
                 <w:color w:val="00629B"/>
+                <w:szCs w:val="20"/>
               </w:rPr>
               <w:lastRenderedPageBreak/>
-              <w:t xml:space="preserve">TABLE </w:t>
-            </w:r>
-            <w:r>
-              <w:rPr>
-                <w:rFonts w:cs="Times New Roman"/>
-                <w:b/>
-                <w:bCs/>
-                <w:color w:val="00629B"/>
-              </w:rPr>
-              <w:t>II</w:t>
-            </w:r>
-            <w:r>
-              <w:rPr>
-                <w:rFonts w:cs="Times New Roman"/>
-              </w:rPr>
-              <w:t>.</w:t>
-            </w:r>
-            <w:r>
-              <w:rPr>
-                <w:rFonts w:cs="Times New Roman"/>
-              </w:rPr>
-              <w:t xml:space="preserve"> </w:t>
-            </w:r>
-            <w:r>
-              <w:rPr>
-                <w:rFonts w:cs="Times New Roman"/>
-                <w:b/>
-                <w:bCs/>
-                <w:color w:val="00629B"/>
-              </w:rPr>
-              <w:t>Feature Categories and Definitions</w:t>
+              <w:t>TABLE II. Feature Categories and Definitions</w:t>
             </w:r>
           </w:p>
         </w:tc>
@@ -8816,23 +9392,24 @@
     </w:p>
     <w:p>
       <w:pPr>
-        <w:jc w:val="center"/>
-      </w:pPr>
-      <w:r>
-        <w:rPr>
+        <w:pStyle w:val="TableTitle"/>
+        <w:rPr>
+          <w:b/>
+          <w:bCs/>
+          <w:smallCaps w:val="0"/>
           <w:color w:val="00629B"/>
-          <w:sz w:val="16"/>
-          <w:szCs w:val="16"/>
-        </w:rPr>
-        <w:t xml:space="preserve">FIGURE 2. </w:t>
-      </w:r>
-      <w:r>
-        <w:rPr>
+          <w:szCs w:val="20"/>
+        </w:rPr>
+      </w:pPr>
+      <w:r>
+        <w:rPr>
+          <w:b/>
+          <w:bCs/>
+          <w:smallCaps w:val="0"/>
           <w:color w:val="00629B"/>
-          <w:sz w:val="16"/>
-          <w:szCs w:val="16"/>
-        </w:rPr>
-        <w:t>CORRELATION RESULTS</w:t>
+          <w:szCs w:val="20"/>
+        </w:rPr>
+        <w:t>FIGURE 2. CORRELATION RESULTS</w:t>
       </w:r>
     </w:p>
     <w:p>
@@ -20663,6 +21240,75 @@
 
 <file path=word/footer3.xml><?xml version="1.0" encoding="utf-8"?>
 <w:ftr xmlns:wpc="http://schemas.microsoft.com/office/word/2010/wordprocessingCanvas" xmlns:cx="http://schemas.microsoft.com/office/drawing/2014/chartex" xmlns:cx1="http://schemas.microsoft.com/office/drawing/2015/9/8/chartex" xmlns:cx2="http://schemas.microsoft.com/office/drawing/2015/10/21/chartex" xmlns:cx3="http://schemas.microsoft.com/office/drawing/2016/5/9/chartex" xmlns:cx4="http://schemas.microsoft.com/office/drawing/2016/5/10/chartex" xmlns:cx5="http://schemas.microsoft.com/office/drawing/2016/5/11/chartex" xmlns:cx6="http://schemas.microsoft.com/office/drawing/2016/5/12/chartex" xmlns:cx7="http://schemas.microsoft.com/office/drawing/2016/5/13/chartex" xmlns:cx8="http://schemas.microsoft.com/office/drawing/2016/5/14/chartex" xmlns:mc="http://schemas.openxmlformats.org/markup-compatibility/2006" xmlns:aink="http://schemas.microsoft.com/office/drawing/2016/ink" xmlns:am3d="http://schemas.microsoft.com/office/drawing/2017/model3d" xmlns:o="urn:schemas-microsoft-com:office:office" xmlns:oel="http://schemas.microsoft.com/office/2019/extlst" xmlns:r="http://schemas.openxmlformats.org/officeDocument/2006/relationships" xmlns:m="http://schemas.openxmlformats.org/officeDocument/2006/math" xmlns:v="urn:schemas-microsoft-com:vml" xmlns:wp14="http://schemas.microsoft.com/office/word/2010/wordprocessingDrawing" xmlns:wp="http://schemas.openxmlformats.org/drawingml/2006/wordprocessingDrawing" xmlns:w10="urn:schemas-microsoft-com:office:word" xmlns:w="http://schemas.openxmlformats.org/wordprocessingml/2006/main" xmlns:w14="http://schemas.microsoft.com/office/word/2010/wordml" xmlns:w15="http://schemas.microsoft.com/office/word/2012/wordml" xmlns:w16cex="http://schemas.microsoft.com/office/word/2018/wordml/cex" xmlns:w16cid="http://schemas.microsoft.com/office/word/2016/wordml/cid" xmlns:w16="http://schemas.microsoft.com/office/word/2018/wordml" xmlns:w16sdtdh="http://schemas.microsoft.com/office/word/2020/wordml/sdtdatahash" xmlns:w16se="http://schemas.microsoft.com/office/word/2015/wordml/symex" xmlns:wpg="http://schemas.microsoft.com/office/word/2010/wordprocessingGroup" xmlns:wpi="http://schemas.microsoft.com/office/word/2010/wordprocessingInk" xmlns:wne="http://schemas.microsoft.com/office/word/2006/wordml" xmlns:wps="http://schemas.microsoft.com/office/word/2010/wordprocessingShape" mc:Ignorable="w14 w15 w16se w16cid w16 w16cex w16sdtdh wp14">
+  <w:sdt>
+    <w:sdtPr>
+      <w:id w:val="-1034114341"/>
+      <w:docPartObj>
+        <w:docPartGallery w:val="Page Numbers (Bottom of Page)"/>
+        <w:docPartUnique/>
+      </w:docPartObj>
+    </w:sdtPr>
+    <w:sdtEndPr>
+      <w:rPr>
+        <w:rFonts w:ascii="Helvetica" w:hAnsi="Helvetica" w:cs="Helvetica"/>
+        <w:sz w:val="12"/>
+        <w:szCs w:val="12"/>
+      </w:rPr>
+    </w:sdtEndPr>
+    <w:sdtContent>
+      <w:p>
+        <w:pPr>
+          <w:pStyle w:val="AltBilgi"/>
+          <w:rPr>
+            <w:rFonts w:ascii="Helvetica" w:hAnsi="Helvetica" w:cs="Helvetica"/>
+            <w:sz w:val="12"/>
+            <w:szCs w:val="12"/>
+          </w:rPr>
+        </w:pPr>
+        <w:r>
+          <w:rPr>
+            <w:rFonts w:ascii="Helvetica" w:hAnsi="Helvetica" w:cs="Helvetica"/>
+            <w:sz w:val="12"/>
+            <w:szCs w:val="12"/>
+          </w:rPr>
+          <w:fldChar w:fldCharType="begin"/>
+        </w:r>
+        <w:r>
+          <w:rPr>
+            <w:rFonts w:ascii="Helvetica" w:hAnsi="Helvetica" w:cs="Helvetica"/>
+            <w:sz w:val="12"/>
+            <w:szCs w:val="12"/>
+          </w:rPr>
+          <w:instrText>PAGE   \* MERGEFORMAT</w:instrText>
+        </w:r>
+        <w:r>
+          <w:rPr>
+            <w:rFonts w:ascii="Helvetica" w:hAnsi="Helvetica" w:cs="Helvetica"/>
+            <w:sz w:val="12"/>
+            <w:szCs w:val="12"/>
+          </w:rPr>
+          <w:fldChar w:fldCharType="separate"/>
+        </w:r>
+        <w:r>
+          <w:rPr>
+            <w:rFonts w:ascii="Helvetica" w:hAnsi="Helvetica" w:cs="Helvetica"/>
+            <w:sz w:val="12"/>
+            <w:szCs w:val="12"/>
+            <w:lang w:val="tr-TR"/>
+          </w:rPr>
+          <w:t>2</w:t>
+        </w:r>
+        <w:r>
+          <w:rPr>
+            <w:rFonts w:ascii="Helvetica" w:hAnsi="Helvetica" w:cs="Helvetica"/>
+            <w:sz w:val="12"/>
+            <w:szCs w:val="12"/>
+          </w:rPr>
+          <w:fldChar w:fldCharType="end"/>
+        </w:r>
+      </w:p>
+    </w:sdtContent>
+  </w:sdt>
   <w:p>
     <w:pPr>
       <w:pStyle w:val="AltBilgi"/>
@@ -20676,36 +21322,81 @@
         <w:sz w:val="12"/>
       </w:rPr>
     </w:pPr>
-    <w:r>
-      <w:rPr>
-        <w:rFonts w:ascii="Helvetica" w:hAnsi="Helvetica" w:cs="FormataOTF-Reg"/>
-        <w:sz w:val="12"/>
-        <w:szCs w:val="14"/>
-      </w:rPr>
-      <w:t>4</w:t>
-    </w:r>
-    <w:r>
-      <w:rPr>
-        <w:rFonts w:ascii="Helvetica" w:hAnsi="Helvetica" w:cs="FormataOTF-Reg"/>
-        <w:sz w:val="12"/>
-        <w:szCs w:val="14"/>
-      </w:rPr>
-      <w:tab/>
-    </w:r>
-    <w:r>
-      <w:rPr>
-        <w:rFonts w:ascii="Helvetica" w:hAnsi="Helvetica" w:cs="FormataOTF-Reg"/>
-        <w:sz w:val="12"/>
-        <w:szCs w:val="12"/>
-      </w:rPr>
-      <w:t>VOLUME XX, 2017</w:t>
-    </w:r>
   </w:p>
 </w:ftr>
 </file>
 
 <file path=word/footer4.xml><?xml version="1.0" encoding="utf-8"?>
 <w:ftr xmlns:wpc="http://schemas.microsoft.com/office/word/2010/wordprocessingCanvas" xmlns:cx="http://schemas.microsoft.com/office/drawing/2014/chartex" xmlns:cx1="http://schemas.microsoft.com/office/drawing/2015/9/8/chartex" xmlns:cx2="http://schemas.microsoft.com/office/drawing/2015/10/21/chartex" xmlns:cx3="http://schemas.microsoft.com/office/drawing/2016/5/9/chartex" xmlns:cx4="http://schemas.microsoft.com/office/drawing/2016/5/10/chartex" xmlns:cx5="http://schemas.microsoft.com/office/drawing/2016/5/11/chartex" xmlns:cx6="http://schemas.microsoft.com/office/drawing/2016/5/12/chartex" xmlns:cx7="http://schemas.microsoft.com/office/drawing/2016/5/13/chartex" xmlns:cx8="http://schemas.microsoft.com/office/drawing/2016/5/14/chartex" xmlns:mc="http://schemas.openxmlformats.org/markup-compatibility/2006" xmlns:aink="http://schemas.microsoft.com/office/drawing/2016/ink" xmlns:am3d="http://schemas.microsoft.com/office/drawing/2017/model3d" xmlns:o="urn:schemas-microsoft-com:office:office" xmlns:oel="http://schemas.microsoft.com/office/2019/extlst" xmlns:r="http://schemas.openxmlformats.org/officeDocument/2006/relationships" xmlns:m="http://schemas.openxmlformats.org/officeDocument/2006/math" xmlns:v="urn:schemas-microsoft-com:vml" xmlns:wp14="http://schemas.microsoft.com/office/word/2010/wordprocessingDrawing" xmlns:wp="http://schemas.openxmlformats.org/drawingml/2006/wordprocessingDrawing" xmlns:w10="urn:schemas-microsoft-com:office:word" xmlns:w="http://schemas.openxmlformats.org/wordprocessingml/2006/main" xmlns:w14="http://schemas.microsoft.com/office/word/2010/wordml" xmlns:w15="http://schemas.microsoft.com/office/word/2012/wordml" xmlns:w16cex="http://schemas.microsoft.com/office/word/2018/wordml/cex" xmlns:w16cid="http://schemas.microsoft.com/office/word/2016/wordml/cid" xmlns:w16="http://schemas.microsoft.com/office/word/2018/wordml" xmlns:w16sdtdh="http://schemas.microsoft.com/office/word/2020/wordml/sdtdatahash" xmlns:w16se="http://schemas.microsoft.com/office/word/2015/wordml/symex" xmlns:wpg="http://schemas.microsoft.com/office/word/2010/wordprocessingGroup" xmlns:wpi="http://schemas.microsoft.com/office/word/2010/wordprocessingInk" xmlns:wne="http://schemas.microsoft.com/office/word/2006/wordml" xmlns:wps="http://schemas.microsoft.com/office/word/2010/wordprocessingShape" mc:Ignorable="w14 w15 w16se w16cid w16 w16cex w16sdtdh wp14">
+  <w:sdt>
+    <w:sdtPr>
+      <w:id w:val="-451948559"/>
+      <w:docPartObj>
+        <w:docPartGallery w:val="Page Numbers (Bottom of Page)"/>
+        <w:docPartUnique/>
+      </w:docPartObj>
+    </w:sdtPr>
+    <w:sdtEndPr>
+      <w:rPr>
+        <w:rFonts w:ascii="Helvetica" w:hAnsi="Helvetica" w:cs="Helvetica"/>
+        <w:sz w:val="12"/>
+        <w:szCs w:val="12"/>
+      </w:rPr>
+    </w:sdtEndPr>
+    <w:sdtContent>
+      <w:p>
+        <w:pPr>
+          <w:pStyle w:val="AltBilgi"/>
+          <w:rPr>
+            <w:rFonts w:ascii="Helvetica" w:hAnsi="Helvetica" w:cs="Helvetica"/>
+            <w:sz w:val="12"/>
+            <w:szCs w:val="12"/>
+          </w:rPr>
+        </w:pPr>
+        <w:r>
+          <w:rPr>
+            <w:rFonts w:ascii="Helvetica" w:hAnsi="Helvetica" w:cs="Helvetica"/>
+            <w:sz w:val="12"/>
+            <w:szCs w:val="12"/>
+          </w:rPr>
+          <w:fldChar w:fldCharType="begin"/>
+        </w:r>
+        <w:r>
+          <w:rPr>
+            <w:rFonts w:ascii="Helvetica" w:hAnsi="Helvetica" w:cs="Helvetica"/>
+            <w:sz w:val="12"/>
+            <w:szCs w:val="12"/>
+          </w:rPr>
+          <w:instrText>PAGE   \* MERGEFORMAT</w:instrText>
+        </w:r>
+        <w:r>
+          <w:rPr>
+            <w:rFonts w:ascii="Helvetica" w:hAnsi="Helvetica" w:cs="Helvetica"/>
+            <w:sz w:val="12"/>
+            <w:szCs w:val="12"/>
+          </w:rPr>
+          <w:fldChar w:fldCharType="separate"/>
+        </w:r>
+        <w:r>
+          <w:rPr>
+            <w:rFonts w:ascii="Helvetica" w:hAnsi="Helvetica" w:cs="Helvetica"/>
+            <w:sz w:val="12"/>
+            <w:szCs w:val="12"/>
+            <w:lang w:val="tr-TR"/>
+          </w:rPr>
+          <w:t>2</w:t>
+        </w:r>
+        <w:r>
+          <w:rPr>
+            <w:rFonts w:ascii="Helvetica" w:hAnsi="Helvetica" w:cs="Helvetica"/>
+            <w:sz w:val="12"/>
+            <w:szCs w:val="12"/>
+          </w:rPr>
+          <w:fldChar w:fldCharType="end"/>
+        </w:r>
+      </w:p>
+    </w:sdtContent>
+  </w:sdt>
   <w:p>
     <w:pPr>
       <w:pStyle w:val="AltBilgi"/>
@@ -20719,30 +21410,6 @@
         <w:sz w:val="12"/>
       </w:rPr>
     </w:pPr>
-    <w:r>
-      <w:rPr>
-        <w:rFonts w:ascii="Helvetica" w:hAnsi="Helvetica" w:cs="FormataOTF-Reg"/>
-        <w:sz w:val="12"/>
-        <w:szCs w:val="12"/>
-      </w:rPr>
-      <w:t>VOLUME XX, 2017</w:t>
-    </w:r>
-    <w:r>
-      <w:rPr>
-        <w:rFonts w:ascii="Helvetica" w:hAnsi="Helvetica" w:cs="FormataOTF-Reg"/>
-        <w:sz w:val="12"/>
-        <w:szCs w:val="14"/>
-      </w:rPr>
-      <w:tab/>
-    </w:r>
-    <w:r>
-      <w:rPr>
-        <w:rFonts w:ascii="Helvetica" w:hAnsi="Helvetica" w:cs="FormataOTF-Reg"/>
-        <w:sz w:val="12"/>
-        <w:szCs w:val="14"/>
-      </w:rPr>
-      <w:t>7</w:t>
-    </w:r>
   </w:p>
 </w:ftr>
 </file>
@@ -23063,7 +23730,7 @@
     <w:lsdException w:name="footnote text" w:semiHidden="1" w:unhideWhenUsed="1"/>
     <w:lsdException w:name="annotation text" w:semiHidden="1" w:unhideWhenUsed="1"/>
     <w:lsdException w:name="header" w:semiHidden="1" w:unhideWhenUsed="1"/>
-    <w:lsdException w:name="footer" w:semiHidden="1" w:unhideWhenUsed="1"/>
+    <w:lsdException w:name="footer" w:semiHidden="1" w:uiPriority="99" w:unhideWhenUsed="1"/>
     <w:lsdException w:name="index heading" w:semiHidden="1" w:unhideWhenUsed="1"/>
     <w:lsdException w:name="caption" w:semiHidden="1" w:unhideWhenUsed="1" w:qFormat="1"/>
     <w:lsdException w:name="table of figures" w:semiHidden="1" w:unhideWhenUsed="1"/>
@@ -23601,7 +24268,6 @@
   <w:style w:type="character" w:default="1" w:styleId="VarsaylanParagrafYazTipi">
     <w:name w:val="Default Paragraph Font"/>
     <w:uiPriority w:val="1"/>
-    <w:semiHidden/>
     <w:unhideWhenUsed/>
   </w:style>
   <w:style w:type="table" w:default="1" w:styleId="NormalTablo">
@@ -24038,6 +24704,8 @@
   <w:style w:type="paragraph" w:styleId="AltBilgi">
     <w:name w:val="footer"/>
     <w:basedOn w:val="Normal"/>
+    <w:link w:val="AltBilgiChar"/>
+    <w:uiPriority w:val="99"/>
     <w:rsid w:val="00E721A9"/>
     <w:pPr>
       <w:tabs>
@@ -24552,6 +25220,36 @@
       <w:color w:val="808080"/>
     </w:rPr>
   </w:style>
+  <w:style w:type="paragraph" w:styleId="ResimYazs">
+    <w:name w:val="caption"/>
+    <w:basedOn w:val="Normal"/>
+    <w:next w:val="Normal"/>
+    <w:unhideWhenUsed/>
+    <w:qFormat/>
+    <w:rsid w:val="00307E97"/>
+    <w:pPr>
+      <w:spacing w:after="200"/>
+    </w:pPr>
+    <w:rPr>
+      <w:i/>
+      <w:iCs/>
+      <w:color w:val="1F497D" w:themeColor="text2"/>
+      <w:sz w:val="18"/>
+      <w:szCs w:val="18"/>
+    </w:rPr>
+  </w:style>
+  <w:style w:type="character" w:customStyle="1" w:styleId="AltBilgiChar">
+    <w:name w:val="Alt Bilgi Char"/>
+    <w:basedOn w:val="VarsaylanParagrafYazTipi"/>
+    <w:link w:val="AltBilgi"/>
+    <w:uiPriority w:val="99"/>
+    <w:rsid w:val="009C6504"/>
+    <w:rPr>
+      <w:sz w:val="24"/>
+      <w:szCs w:val="24"/>
+      <w:lang w:val="en-US" w:eastAsia="en-US"/>
+    </w:rPr>
+  </w:style>
 </w:styles>
 </file>
 
@@ -24608,7 +25306,7 @@
             </c:spPr>
             <c:extLst>
               <c:ext xmlns:c16="http://schemas.microsoft.com/office/drawing/2014/chart" uri="{C3380CC4-5D6E-409C-BE32-E72D297353CC}">
-                <c16:uniqueId val="{00000001-76E3-4516-8482-43F34531F9A2}"/>
+                <c16:uniqueId val="{00000001-A872-4329-B6B1-8117AADC2E34}"/>
               </c:ext>
             </c:extLst>
           </c:dPt>
@@ -24632,7 +25330,7 @@
             </c:spPr>
             <c:extLst>
               <c:ext xmlns:c16="http://schemas.microsoft.com/office/drawing/2014/chart" uri="{C3380CC4-5D6E-409C-BE32-E72D297353CC}">
-                <c16:uniqueId val="{00000003-76E3-4516-8482-43F34531F9A2}"/>
+                <c16:uniqueId val="{00000003-A872-4329-B6B1-8117AADC2E34}"/>
               </c:ext>
             </c:extLst>
           </c:dPt>
@@ -24656,7 +25354,7 @@
             </c:spPr>
             <c:extLst>
               <c:ext xmlns:c16="http://schemas.microsoft.com/office/drawing/2014/chart" uri="{C3380CC4-5D6E-409C-BE32-E72D297353CC}">
-                <c16:uniqueId val="{00000005-76E3-4516-8482-43F34531F9A2}"/>
+                <c16:uniqueId val="{00000005-A872-4329-B6B1-8117AADC2E34}"/>
               </c:ext>
             </c:extLst>
           </c:dPt>
@@ -24680,7 +25378,7 @@
             </c:spPr>
             <c:extLst>
               <c:ext xmlns:c16="http://schemas.microsoft.com/office/drawing/2014/chart" uri="{C3380CC4-5D6E-409C-BE32-E72D297353CC}">
-                <c16:uniqueId val="{00000007-76E3-4516-8482-43F34531F9A2}"/>
+                <c16:uniqueId val="{00000007-A872-4329-B6B1-8117AADC2E34}"/>
               </c:ext>
             </c:extLst>
           </c:dPt>
@@ -24704,7 +25402,7 @@
             </c:spPr>
             <c:extLst>
               <c:ext xmlns:c16="http://schemas.microsoft.com/office/drawing/2014/chart" uri="{C3380CC4-5D6E-409C-BE32-E72D297353CC}">
-                <c16:uniqueId val="{00000009-76E3-4516-8482-43F34531F9A2}"/>
+                <c16:uniqueId val="{00000009-A872-4329-B6B1-8117AADC2E34}"/>
               </c:ext>
             </c:extLst>
           </c:dPt>
@@ -24728,7 +25426,7 @@
             </c:spPr>
             <c:extLst>
               <c:ext xmlns:c16="http://schemas.microsoft.com/office/drawing/2014/chart" uri="{C3380CC4-5D6E-409C-BE32-E72D297353CC}">
-                <c16:uniqueId val="{0000000B-76E3-4516-8482-43F34531F9A2}"/>
+                <c16:uniqueId val="{0000000B-A872-4329-B6B1-8117AADC2E34}"/>
               </c:ext>
             </c:extLst>
           </c:dPt>
@@ -24754,7 +25452,7 @@
             </c:spPr>
             <c:extLst>
               <c:ext xmlns:c16="http://schemas.microsoft.com/office/drawing/2014/chart" uri="{C3380CC4-5D6E-409C-BE32-E72D297353CC}">
-                <c16:uniqueId val="{0000000D-76E3-4516-8482-43F34531F9A2}"/>
+                <c16:uniqueId val="{0000000D-A872-4329-B6B1-8117AADC2E34}"/>
               </c:ext>
             </c:extLst>
           </c:dPt>
@@ -24803,7 +25501,7 @@
               <c:extLst>
                 <c:ext xmlns:c15="http://schemas.microsoft.com/office/drawing/2012/chart" uri="{CE6537A1-D6FC-4f65-9D91-7224C49458BB}"/>
                 <c:ext xmlns:c16="http://schemas.microsoft.com/office/drawing/2014/chart" uri="{C3380CC4-5D6E-409C-BE32-E72D297353CC}">
-                  <c16:uniqueId val="{00000001-76E3-4516-8482-43F34531F9A2}"/>
+                  <c16:uniqueId val="{00000001-A872-4329-B6B1-8117AADC2E34}"/>
                 </c:ext>
               </c:extLst>
             </c:dLbl>
@@ -24858,7 +25556,7 @@
                   </c15:layout>
                 </c:ext>
                 <c:ext xmlns:c16="http://schemas.microsoft.com/office/drawing/2014/chart" uri="{C3380CC4-5D6E-409C-BE32-E72D297353CC}">
-                  <c16:uniqueId val="{00000003-76E3-4516-8482-43F34531F9A2}"/>
+                  <c16:uniqueId val="{00000003-A872-4329-B6B1-8117AADC2E34}"/>
                 </c:ext>
               </c:extLst>
             </c:dLbl>
@@ -24906,7 +25604,7 @@
               <c:extLst>
                 <c:ext xmlns:c15="http://schemas.microsoft.com/office/drawing/2012/chart" uri="{CE6537A1-D6FC-4f65-9D91-7224C49458BB}"/>
                 <c:ext xmlns:c16="http://schemas.microsoft.com/office/drawing/2014/chart" uri="{C3380CC4-5D6E-409C-BE32-E72D297353CC}">
-                  <c16:uniqueId val="{00000005-76E3-4516-8482-43F34531F9A2}"/>
+                  <c16:uniqueId val="{00000005-A872-4329-B6B1-8117AADC2E34}"/>
                 </c:ext>
               </c:extLst>
             </c:dLbl>
@@ -24961,7 +25659,7 @@
                   </c15:layout>
                 </c:ext>
                 <c:ext xmlns:c16="http://schemas.microsoft.com/office/drawing/2014/chart" uri="{C3380CC4-5D6E-409C-BE32-E72D297353CC}">
-                  <c16:uniqueId val="{00000007-76E3-4516-8482-43F34531F9A2}"/>
+                  <c16:uniqueId val="{00000007-A872-4329-B6B1-8117AADC2E34}"/>
                 </c:ext>
               </c:extLst>
             </c:dLbl>
@@ -25016,7 +25714,7 @@
                   </c15:layout>
                 </c:ext>
                 <c:ext xmlns:c16="http://schemas.microsoft.com/office/drawing/2014/chart" uri="{C3380CC4-5D6E-409C-BE32-E72D297353CC}">
-                  <c16:uniqueId val="{00000009-76E3-4516-8482-43F34531F9A2}"/>
+                  <c16:uniqueId val="{00000009-A872-4329-B6B1-8117AADC2E34}"/>
                 </c:ext>
               </c:extLst>
             </c:dLbl>
@@ -25064,7 +25762,7 @@
               <c:extLst>
                 <c:ext xmlns:c15="http://schemas.microsoft.com/office/drawing/2012/chart" uri="{CE6537A1-D6FC-4f65-9D91-7224C49458BB}"/>
                 <c:ext xmlns:c16="http://schemas.microsoft.com/office/drawing/2014/chart" uri="{C3380CC4-5D6E-409C-BE32-E72D297353CC}">
-                  <c16:uniqueId val="{0000000B-76E3-4516-8482-43F34531F9A2}"/>
+                  <c16:uniqueId val="{0000000B-A872-4329-B6B1-8117AADC2E34}"/>
                 </c:ext>
               </c:extLst>
             </c:dLbl>
@@ -25107,7 +25805,7 @@
               <c:showBubbleSize val="0"/>
               <c:extLst>
                 <c:ext xmlns:c16="http://schemas.microsoft.com/office/drawing/2014/chart" uri="{C3380CC4-5D6E-409C-BE32-E72D297353CC}">
-                  <c16:uniqueId val="{0000000D-76E3-4516-8482-43F34531F9A2}"/>
+                  <c16:uniqueId val="{0000000D-A872-4329-B6B1-8117AADC2E34}"/>
                 </c:ext>
               </c:extLst>
             </c:dLbl>
@@ -25205,7 +25903,7 @@
           </c:val>
           <c:extLst>
             <c:ext xmlns:c16="http://schemas.microsoft.com/office/drawing/2014/chart" uri="{C3380CC4-5D6E-409C-BE32-E72D297353CC}">
-              <c16:uniqueId val="{0000000E-76E3-4516-8482-43F34531F9A2}"/>
+              <c16:uniqueId val="{0000000E-A872-4329-B6B1-8117AADC2E34}"/>
             </c:ext>
           </c:extLst>
         </c:ser>

--- a/thesis/melih_tüfekcioğlu_article_format.docx
+++ b/thesis/melih_tüfekcioğlu_article_format.docx
@@ -314,8 +314,8 @@
     </w:p>
     <w:p>
       <w:pPr>
-        <w:pStyle w:val="H1ListNoSpace"/>
-        <w:ind w:left="357" w:hanging="357"/>
+        <w:pStyle w:val="H1ListSpace"/>
+        <w:ind w:left="278" w:hanging="278"/>
       </w:pPr>
       <w:r>
         <w:t>INTRODUCTION</w:t>
@@ -519,7 +519,7 @@
         <w:rPr>
           <w:spacing w:val="2"/>
         </w:rPr>
-        <w:t>The remainder of this article is organized as follows: The second section provides a comprehensive literature review by examining existing studies in the field of phishing and malicious URL detection. The third section details the dataset used, the data processing procedures, and the feature engineering steps (incorporating the overall length of the URL along with the character-based lengths of its sub-components: domain, path, TLD, query, and word lengths). In the fourth section, experimental results obtained from machine learning models are presented, and performance evaluations are conducted. Finally, the fifth section discusses the findings, summarizes the general conclusions of the study, and offers suggestions for future work.</w:t>
+        <w:t>The remainder of this article is organized as follows: The second section provides a comprehensive literature review by examining existing studies in the field of phishing and malicious URL detection. The third section details the dataset used, the data processing procedures, and the feature engineering steps. In the fourth section, experimental results obtained from machine learning models are presented, and performance evaluations are conducted. Finally, the fifth section discusses the findings, summarizes the general conclusions of the study, and offers suggestions for future work.</w:t>
       </w:r>
     </w:p>
     <w:p>
@@ -649,13 +649,13 @@
         <w:rPr>
           <w:spacing w:val="2"/>
         </w:rPr>
-        <w:t xml:space="preserve">By integrating the developed model into a browser extension, it aims to demonstrate the applicability of </w:t>
+        <w:t xml:space="preserve">By integrating the developed model into a browser extension, it aims to demonstrate the applicability of academic studies and theoretical results in real-world scenarios. Additionally, the study provides a </w:t>
       </w:r>
       <w:r>
         <w:rPr>
           <w:spacing w:val="2"/>
         </w:rPr>
-        <w:t>academic studies and theoretical results in real-world scenarios. Additionally, the study provides a compiled summary of existing literature by bringing together the results of numerous sources in structured tables and constitutes a roadmap to guide future research in terms of methods and resources.</w:t>
+        <w:t>compiled summary of existing literature by bringing together the results of numerous sources in structured tables and constitutes a roadmap to guide future research in terms of methods and resources.</w:t>
       </w:r>
     </w:p>
     <w:p>
@@ -934,7 +934,27 @@
                                 <w:color w:val="00629B"/>
                                 <w:szCs w:val="20"/>
                               </w:rPr>
-                              <w:t xml:space="preserve">Figure </w:t>
+                              <w:t>Fig</w:t>
+                            </w:r>
+                            <w:r>
+                              <w:rPr>
+                                <w:b/>
+                                <w:bCs/>
+                                <w:smallCaps w:val="0"/>
+                                <w:color w:val="00629B"/>
+                                <w:szCs w:val="20"/>
+                              </w:rPr>
+                              <w:t>.</w:t>
+                            </w:r>
+                            <w:r>
+                              <w:rPr>
+                                <w:b/>
+                                <w:bCs/>
+                                <w:smallCaps w:val="0"/>
+                                <w:color w:val="00629B"/>
+                                <w:szCs w:val="20"/>
+                              </w:rPr>
+                              <w:t xml:space="preserve"> </w:t>
                             </w:r>
                             <w:r>
                               <w:rPr>
@@ -971,6 +991,7 @@
                                 <w:b/>
                                 <w:bCs/>
                                 <w:smallCaps w:val="0"/>
+                                <w:noProof/>
                                 <w:color w:val="00629B"/>
                                 <w:szCs w:val="20"/>
                               </w:rPr>
@@ -994,7 +1015,17 @@
                                 <w:color w:val="00629B"/>
                                 <w:szCs w:val="20"/>
                               </w:rPr>
-                              <w:t xml:space="preserve"> Algorithms usage</w:t>
+                              <w:t xml:space="preserve">.  </w:t>
+                            </w:r>
+                            <w:r>
+                              <w:rPr>
+                                <w:b/>
+                                <w:bCs/>
+                                <w:smallCaps w:val="0"/>
+                                <w:color w:val="00629B"/>
+                                <w:szCs w:val="20"/>
+                              </w:rPr>
+                              <w:t>Usage of Algorithms</w:t>
                             </w:r>
                           </w:p>
                         </w:txbxContent>
@@ -1042,7 +1073,27 @@
                           <w:color w:val="00629B"/>
                           <w:szCs w:val="20"/>
                         </w:rPr>
-                        <w:t xml:space="preserve">Figure </w:t>
+                        <w:t>Fig</w:t>
+                      </w:r>
+                      <w:r>
+                        <w:rPr>
+                          <w:b/>
+                          <w:bCs/>
+                          <w:smallCaps w:val="0"/>
+                          <w:color w:val="00629B"/>
+                          <w:szCs w:val="20"/>
+                        </w:rPr>
+                        <w:t>.</w:t>
+                      </w:r>
+                      <w:r>
+                        <w:rPr>
+                          <w:b/>
+                          <w:bCs/>
+                          <w:smallCaps w:val="0"/>
+                          <w:color w:val="00629B"/>
+                          <w:szCs w:val="20"/>
+                        </w:rPr>
+                        <w:t xml:space="preserve"> </w:t>
                       </w:r>
                       <w:r>
                         <w:rPr>
@@ -1079,6 +1130,7 @@
                           <w:b/>
                           <w:bCs/>
                           <w:smallCaps w:val="0"/>
+                          <w:noProof/>
                           <w:color w:val="00629B"/>
                           <w:szCs w:val="20"/>
                         </w:rPr>
@@ -1102,7 +1154,17 @@
                           <w:color w:val="00629B"/>
                           <w:szCs w:val="20"/>
                         </w:rPr>
-                        <w:t xml:space="preserve"> Algorithms usage</w:t>
+                        <w:t xml:space="preserve">.  </w:t>
+                      </w:r>
+                      <w:r>
+                        <w:rPr>
+                          <w:b/>
+                          <w:bCs/>
+                          <w:smallCaps w:val="0"/>
+                          <w:color w:val="00629B"/>
+                          <w:szCs w:val="20"/>
+                        </w:rPr>
+                        <w:t>Usage of Algorithms</w:t>
                       </w:r>
                     </w:p>
                   </w:txbxContent>
@@ -1186,13 +1248,7 @@
         <w:t xml:space="preserve"> </w:t>
       </w:r>
       <w:r>
-        <w:t>When the graph is examined, it is observed that Random Forest (15%), Logistic Regression (9%), and SVM (8%) algorithms are most commonly preferred. However, it is n</w:t>
-      </w:r>
-      <w:r>
-        <w:t>49</w:t>
-      </w:r>
-      <w:r>
-        <w:t xml:space="preserve">oteworthy that a wide variety of algorithms are used in the studies, and the 'other' category (52%) has a high percentage. This situation indicates that a standard approach has not yet </w:t>
+        <w:t xml:space="preserve">When the graph is examined, it is observed that Random Forest (15%), Logistic Regression (9%), and SVM (8%) algorithms are most commonly preferred. However, it is noteworthy that a wide variety of algorithms are used in the studies, and the 'other' category (52%) has a high percentage. This situation indicates that a standard approach has not yet </w:t>
       </w:r>
       <w:r>
         <w:t>emerged in the literature and that different methods continue to be tested.</w:t>
@@ -1446,17 +1502,7 @@
                 <w:color w:val="00629B"/>
                 <w:szCs w:val="20"/>
               </w:rPr>
-              <w:t xml:space="preserve"> </w:t>
-            </w:r>
-            <w:r>
-              <w:rPr>
-                <w:b/>
-                <w:bCs/>
-                <w:smallCaps w:val="0"/>
-                <w:color w:val="00629B"/>
-                <w:szCs w:val="20"/>
-              </w:rPr>
-              <w:t>Model Results of Related Works</w:t>
+              <w:t xml:space="preserve"> Model Results of Related Works</w:t>
             </w:r>
           </w:p>
         </w:tc>
@@ -8525,14 +8571,9 @@
               </w:rPr>
               <w:t xml:space="preserve"> </w:t>
             </w:r>
-            <w:proofErr w:type="spellStart"/>
-            <w:r>
-              <w:rPr>
-                <w:lang w:val="tr-TR"/>
-              </w:rPr>
-              <w:t>legimitate</w:t>
-            </w:r>
-            <w:proofErr w:type="spellEnd"/>
+            <w:r>
+              <w:t>legitimate</w:t>
+            </w:r>
             <w:r>
               <w:rPr>
                 <w:lang w:val="tr-TR"/>
@@ -9409,7 +9450,77 @@
           <w:color w:val="00629B"/>
           <w:szCs w:val="20"/>
         </w:rPr>
-        <w:t>FIGURE 2. CORRELATION RESULTS</w:t>
+        <w:t>F</w:t>
+      </w:r>
+      <w:r>
+        <w:rPr>
+          <w:b/>
+          <w:bCs/>
+          <w:smallCaps w:val="0"/>
+          <w:color w:val="00629B"/>
+          <w:szCs w:val="20"/>
+        </w:rPr>
+        <w:t>ig.</w:t>
+      </w:r>
+      <w:r>
+        <w:rPr>
+          <w:b/>
+          <w:bCs/>
+          <w:smallCaps w:val="0"/>
+          <w:color w:val="00629B"/>
+          <w:szCs w:val="20"/>
+        </w:rPr>
+        <w:t xml:space="preserve"> 2.</w:t>
+      </w:r>
+      <w:r>
+        <w:rPr>
+          <w:b/>
+          <w:bCs/>
+          <w:smallCaps w:val="0"/>
+          <w:color w:val="00629B"/>
+          <w:szCs w:val="20"/>
+        </w:rPr>
+        <w:t xml:space="preserve">  </w:t>
+      </w:r>
+      <w:r>
+        <w:rPr>
+          <w:b/>
+          <w:bCs/>
+          <w:smallCaps w:val="0"/>
+          <w:color w:val="00629B"/>
+          <w:szCs w:val="20"/>
+        </w:rPr>
+        <w:t>C</w:t>
+      </w:r>
+      <w:r>
+        <w:rPr>
+          <w:b/>
+          <w:bCs/>
+          <w:smallCaps w:val="0"/>
+          <w:color w:val="00629B"/>
+          <w:szCs w:val="20"/>
+        </w:rPr>
+        <w:t>orrelation</w:t>
+      </w:r>
+      <w:r>
+        <w:rPr>
+          <w:b/>
+          <w:bCs/>
+          <w:smallCaps w:val="0"/>
+          <w:color w:val="00629B"/>
+          <w:szCs w:val="20"/>
+        </w:rPr>
+        <w:t xml:space="preserve"> R</w:t>
+      </w:r>
+      <w:r>
+        <w:rPr>
+          <w:b/>
+          <w:bCs/>
+          <w:smallCaps w:val="0"/>
+          <w:color w:val="00629B"/>
+          <w:szCs w:val="20"/>
+        </w:rPr>
+        <w:t>esults</w:t>
       </w:r>
     </w:p>
     <w:p>
@@ -9815,10 +9926,16 @@
       </w:r>
       <w:proofErr w:type="spellEnd"/>
       <w:r>
-        <w:t xml:space="preserve">, Logistic Regression, Decision Tree, Support Vector Machines (SVM), K-Nearest Neighbors (KNN), and Naive Bayes algorithms were trained on the dataset (incorporating the overall length of the URL along with the character-based lengths of its sub-components: domain, path, TLD, query, and word lengths) </w:t>
-      </w:r>
-      <w:r>
-        <w:t>and their performances were compared. These algorithms were preferred because they represent different learning approaches, have high usage rates in the literature, provide opportunities for comparative analysis, and are compatible with the dataset used. The obtained performance results are presented in detail in the following section.</w:t>
+        <w:t>, Logistic Regression, Decision Tree, Support Vector Machines (SVM), K-Nearest Neighbors (KNN), and Naive Bayes algorithms were trained on the dataset</w:t>
+      </w:r>
+      <w:r>
+        <w:t xml:space="preserve"> </w:t>
+      </w:r>
+      <w:r>
+        <w:t xml:space="preserve">and their performances were compared. These algorithms were preferred because they represent different learning approaches, have high usage rates </w:t>
+      </w:r>
+      <w:r>
+        <w:t>in the literature, provide opportunities for comparative analysis, and are compatible with the dataset used. The obtained performance results are presented in detail in the following section.</w:t>
       </w:r>
     </w:p>
     <w:p>
@@ -9844,7 +9961,10 @@
         <w:t>R</w:t>
       </w:r>
       <w:r>
-        <w:t>andom Forest is one of the ensemble learning methods formed by the aggregation of numerous decision trees. Each tree is trained on different sub-samples of the dataset, and the final decision is determined through majority voting. This approach enhances the generalization performance of the model by reducing its tendency to overfit. In this study, the Random Forest algorithm was utilized for the classification of malicious and benign URLs using features derived from the URLs (incorporating the overall length of the URL along with the character-based lengths of its sub-components: domain, path, TLD, query, and word lengths).</w:t>
+        <w:t>andom Forest is one of the ensemble learning methods formed by the aggregation of numerous decision trees. Each tree is trained on different sub-samples of the dataset, and the final decision is determined through majority voting. This approach enhances the generalization performance of the model by reducing its tendency to overfit. In this study, the Random Forest algorithm was utilized for the classification of malicious and benign URLs using features derived from the URLs</w:t>
+      </w:r>
+      <w:r>
+        <w:t>.</w:t>
       </w:r>
     </w:p>
     <w:p>
@@ -9867,7 +9987,10 @@
       </w:r>
       <w:proofErr w:type="spellEnd"/>
       <w:r>
-        <w:t xml:space="preserve"> algorithm was utilized to detect phishing attacks by learning from URL features (incorporating the overall length of the URL along with the character-based lengths of its sub-components: domain, path, TLD, query, and word lengths).</w:t>
+        <w:t xml:space="preserve"> algorithm was utilized to detect phishing attacks by learning from URL features</w:t>
+      </w:r>
+      <w:r>
+        <w:t>.</w:t>
       </w:r>
     </w:p>
     <w:p>
@@ -9877,7 +10000,10 @@
         <w:ind w:firstLine="198"/>
       </w:pPr>
       <w:r>
-        <w:t>Logistic Regression is a linear classification method that models the probability of a dependent variable belonging to a specific class. It is widely used, particularly in binary classification problems. In this study, whether a URL is malicious or not was probabilistically predicted using features derived from URLs (incorporating the overall length of the URL along with the character-based lengths of its sub-components: domain, path, TLD, query, and word lengths).</w:t>
+        <w:t>Logistic Regression is a linear classification method that models the probability of a dependent variable belonging to a specific class. It is widely used, particularly in binary classification problems. In this study, whether a URL is malicious or not was probabilistically predicted using features derived from URLs</w:t>
+      </w:r>
+      <w:r>
+        <w:t>.</w:t>
       </w:r>
     </w:p>
     <w:p>
@@ -9887,7 +10013,16 @@
         <w:ind w:firstLine="198"/>
       </w:pPr>
       <w:r>
-        <w:t>The Decision Tree algorithm is a supervised learning method that performs classification by branching data according to specific features. The model represents the decision-making process through a tree structure and possesses a high level of interpretability. In this study, Decision Tree was used to distinguish between phishing and benign classes by splitting the dataset according to URL features (incorporating the overall length of the URL along with the character-based lengths of its sub-components: domain, path, TLD, query, and word lengths).</w:t>
+        <w:t>The Decision Tree algorithm is a supervised learning method that performs classification by branching data according to specific features. The model represents the decision-making process through a tree structure and possesses a high level of interpretability. In this study, Decision Tree was used to distinguish between phishing and benign classes by splitting the dataset according to URL</w:t>
+      </w:r>
+      <w:r>
+        <w:t xml:space="preserve"> </w:t>
+      </w:r>
+      <w:r>
+        <w:t>features</w:t>
+      </w:r>
+      <w:r>
+        <w:t>.</w:t>
       </w:r>
     </w:p>
     <w:p>
@@ -9906,8 +10041,10 @@
         <w:spacing w:before="80"/>
       </w:pPr>
       <w:r>
-        <w:lastRenderedPageBreak/>
-        <w:t>separates data points. It produces effective results, particularly in high-dimensional datasets. Thanks to kernel functions, it can demonstrate successful performance even in non-linear data structures. In this study, SVM was used to determine the optimal boundary separating malicious and benign URLs using URL features (incorporating the overall length of the URL along with the character-based lengths of its sub-components: domain, path, TLD, query, and word lengths).</w:t>
+        <w:t>separates data points. It produces effective results, particularly in high-dimensional datasets. Thanks to kernel functions, it can demonstrate successful performance even in non-linear data structures. In this study, SVM was used to determine the optimal boundary separating malicious and benign URLs using URL features</w:t>
+      </w:r>
+      <w:r>
+        <w:t>.</w:t>
       </w:r>
     </w:p>
     <w:p>
@@ -9917,7 +10054,14 @@
         <w:ind w:firstLine="198"/>
       </w:pPr>
       <w:r>
-        <w:t>The KNN algorithm is an instance-based learning method that classifies a new data point based on its nearest K neighbors in the training dataset. The model makes decisions based on similarity measures during the prediction phase. In this study, KNN was used for phishing detection by performing classification across similar URLs based on URL features (incorporating the overall length of the URL along with the character-based lengths of its sub-components: domain, path, TLD, query, and word lengths).</w:t>
+        <w:t xml:space="preserve">The KNN algorithm is an instance-based learning method that classifies a new data point based on its nearest K neighbors in the training dataset. The model makes decisions </w:t>
+      </w:r>
+      <w:r>
+        <w:lastRenderedPageBreak/>
+        <w:t>based on similarity measures during the prediction phase. In this study, KNN was used for phishing detection by performing classification across similar URLs based on URL features</w:t>
+      </w:r>
+      <w:r>
+        <w:t>.</w:t>
       </w:r>
     </w:p>
     <w:p>
@@ -9927,7 +10071,13 @@
         <w:ind w:firstLine="198"/>
       </w:pPr>
       <w:r>
-        <w:t>Naive Bayes is a probabilistic classification algorithm operating on the basis of Bayes' theorem and assumes independence among features. Despite this simple assumption, effective results can be achieved in various problems. In this study, the Naive Bayes algorithm was utilized for the detection of malicious URLs by evaluating the probabilistic effects of URL features (incorporating the overall length of the URL along with the character-based lengths of its sub-components: domain, path, TLD, query, and word lengths) on the class.</w:t>
+        <w:t>Naive Bayes is a probabilistic classification algorithm operating on the basis of Bayes' theorem and assumes independence among features. Despite this simple assumption, effective results can be achieved in various problems. In this study, the Naive Bayes algorithm was utilized for the detection of malicious URLs by evaluating the probabilistic effects of URL features</w:t>
+      </w:r>
+      <w:r>
+        <w:t xml:space="preserve"> </w:t>
+      </w:r>
+      <w:r>
+        <w:t>on the class.</w:t>
       </w:r>
     </w:p>
     <w:p>
@@ -9947,7 +10097,13 @@
         <w:ind w:firstLine="198"/>
       </w:pPr>
       <w:r>
-        <w:t>In this section, the performance results of the machine learning models trained using the prepared dataset (incorporating the overall length of the URL along with the character-based lengths of its sub-components: domain, path, TLD, query, and word lengths) are presented, and the findings obtained are examined comparatively. In the evaluation of the models, performance and efficiency-oriented criteria such as training time, prediction time, memory usage, and CPU usage rate were considered alongside accuracy, precision, recall, F1-score, ROC-AUC, and cross-validation metrics. Within this scope, not only classification success but also the computational costs of the models and their suitability for real-time systems were analyzed.</w:t>
+        <w:t>In this section, the performance results of the machine learning models trained using the prepared dataset</w:t>
+      </w:r>
+      <w:r>
+        <w:t xml:space="preserve"> </w:t>
+      </w:r>
+      <w:r>
+        <w:t>are presented, and the findings obtained are examined comparatively. In the evaluation of the models, performance and efficiency-oriented criteria such as training time, prediction time, memory usage, and CPU usage rate were considered alongside accuracy, precision, recall, F1-score, ROC-AUC, and cross-validation metrics. Within this scope, not only classification success but also the computational costs of the models and their suitability for real-time systems were analyzed.</w:t>
       </w:r>
     </w:p>
     <w:p>
@@ -9957,10 +10113,7 @@
         <w:ind w:firstLine="198"/>
       </w:pPr>
       <w:r>
-        <w:t xml:space="preserve"> Table III presents the model results obtained on the dataset (incorporating the character-based lengths of the URL and its sub-components: domain, path, TLD, query, and word lengths) where a two-stage feature selection process based on correlation and Mutual Information was applied. The results in this table reflect the performance of models trained with the optimized feature set. In contrast, Table IV provides the results of models trained without any feature reduction method, using features derived directly from the literature and those specific to the dataset. Through these two distinct approaches, the </w:t>
-      </w:r>
-      <w:r>
-        <w:t>impact of the feature selection process on model performance and system resource usage can be evaluated comparatively.</w:t>
+        <w:t xml:space="preserve"> Table III presents the model results obtained on the dataset (incorporating the character-based lengths of the URL and its sub-components: domain, path, TLD, query, and word lengths) where a two-stage feature selection process based on correlation and Mutual Information was applied. The results in this table reflect the performance of models trained with the optimized feature set. In contrast, Table IV provides the results of models trained without any feature reduction method, using features derived directly from the literature and those specific to the dataset. Through these two distinct approaches, the impact of the feature selection process on model performance and system resource usage can be evaluated comparatively.</w:t>
       </w:r>
     </w:p>
     <w:p>
@@ -9970,7 +10123,10 @@
         <w:ind w:firstLine="198"/>
       </w:pPr>
       <w:r>
-        <w:t>In both tables, the models were evaluated under 12 different performance metrics based on the feature set representing the overall length of the URL along with the character-based lengths of its sub-components (domain, path, TLD, query, and word lengths). These metrics enable a comprehensive analysis of classification success (accuracy, precision, recall, F1-score, and ROC-AUC), model generalizability (CV results), and the impact on system resources (training time, prediction time, memory, and CPU usage). Thus, the objective was to identify not only models with high accuracy rates but also those capable of operating efficiently in practical applications.</w:t>
+        <w:t xml:space="preserve">In both tables, the models were evaluated under 12 different performance metrics based on the feature set representing the overall length of the URL along with the character-based lengths of its sub-components (domain, path, TLD, query, and word lengths). These metrics enable a comprehensive analysis of classification success (accuracy, precision, recall, F1-score, and ROC-AUC), model generalizability (CV results), and the </w:t>
+      </w:r>
+      <w:r>
+        <w:t>impact on system resources (training time, prediction time, memory, and CPU usage). Thus, the objective was to identify not only models with high accuracy rates but also those capable of operating efficiently in practical applications.</w:t>
       </w:r>
     </w:p>
     <w:p>
@@ -9980,7 +10136,13 @@
         <w:ind w:firstLine="198"/>
       </w:pPr>
       <w:r>
-        <w:t>Upon examining the obtained results, significant differences in terms of performance and cost are observed between the datasets with and without feature reduction (incorporating the overall length of the URL along with the character-based lengths of its sub-components: domain, path, TLD, query, and word lengths). Detailed analysis of these differences and comprehensive evaluations regarding which model is more advantageous under specific conditions are addressed in the following section. In this context, the findings presented here form the basis for the discussion and result analysis to be conducted in the subsequent section.</w:t>
+        <w:t>Upon examining the obtained results, significant differences in terms of performance and cost are observed between the datasets with and without feature reduction</w:t>
+      </w:r>
+      <w:r>
+        <w:t>.</w:t>
+      </w:r>
+      <w:r>
+        <w:t xml:space="preserve"> Detailed analysis of these differences and comprehensive evaluations regarding which model is more advantageous under specific conditions are addressed in the following section. In this context, the findings presented here form the basis for the discussion and result analysis to be conducted in the subsequent section.</w:t>
       </w:r>
     </w:p>
     <w:p>
@@ -10795,7 +10957,7 @@
                 <w:sz w:val="16"/>
                 <w:szCs w:val="16"/>
               </w:rPr>
-              <w:t>0.997788</w:t>
+              <w:t>0.9977</w:t>
             </w:r>
           </w:p>
         </w:tc>
@@ -10824,7 +10986,7 @@
                 <w:sz w:val="16"/>
                 <w:szCs w:val="16"/>
               </w:rPr>
-              <w:t>0.999572</w:t>
+              <w:t>0.9995</w:t>
             </w:r>
           </w:p>
         </w:tc>
@@ -10853,7 +11015,7 @@
                 <w:sz w:val="16"/>
                 <w:szCs w:val="16"/>
               </w:rPr>
-              <w:t>0.996189</w:t>
+              <w:t>0.9961</w:t>
             </w:r>
           </w:p>
         </w:tc>
@@ -10882,7 +11044,7 @@
                 <w:sz w:val="16"/>
                 <w:szCs w:val="16"/>
               </w:rPr>
-              <w:t>0.997878</w:t>
+              <w:t>0.9978</w:t>
             </w:r>
           </w:p>
         </w:tc>
@@ -11027,7 +11189,7 @@
                 <w:sz w:val="16"/>
                 <w:szCs w:val="16"/>
               </w:rPr>
-              <w:t>0.998917</w:t>
+              <w:t>0.9989</w:t>
             </w:r>
           </w:p>
         </w:tc>
@@ -11056,7 +11218,7 @@
                 <w:sz w:val="16"/>
                 <w:szCs w:val="16"/>
               </w:rPr>
-              <w:t>0.998108</w:t>
+              <w:t>0.9981</w:t>
             </w:r>
           </w:p>
         </w:tc>
@@ -11085,7 +11247,7 @@
                 <w:sz w:val="16"/>
                 <w:szCs w:val="16"/>
               </w:rPr>
-              <w:t>0.998186</w:t>
+              <w:t>0.9981</w:t>
             </w:r>
           </w:p>
         </w:tc>
@@ -11115,7 +11277,7 @@
                 <w:sz w:val="16"/>
                 <w:szCs w:val="16"/>
               </w:rPr>
-              <w:t>0.99911</w:t>
+              <w:t>0.9991</w:t>
             </w:r>
           </w:p>
         </w:tc>
@@ -11174,7 +11336,7 @@
                 <w:sz w:val="16"/>
                 <w:szCs w:val="16"/>
               </w:rPr>
-              <w:t>0.997327</w:t>
+              <w:t>0.9973</w:t>
             </w:r>
           </w:p>
         </w:tc>
@@ -11200,7 +11362,7 @@
                 <w:sz w:val="16"/>
                 <w:szCs w:val="16"/>
               </w:rPr>
-              <w:t>0.998859</w:t>
+              <w:t>0.9988</w:t>
             </w:r>
           </w:p>
         </w:tc>
@@ -11226,7 +11388,7 @@
                 <w:sz w:val="16"/>
                 <w:szCs w:val="16"/>
               </w:rPr>
-              <w:t>0.996018</w:t>
+              <w:t>0.9960</w:t>
             </w:r>
           </w:p>
         </w:tc>
@@ -11252,7 +11414,7 @@
                 <w:sz w:val="16"/>
                 <w:szCs w:val="16"/>
               </w:rPr>
-              <w:t>0.997437</w:t>
+              <w:t>0.9974</w:t>
             </w:r>
           </w:p>
         </w:tc>
@@ -11306,6 +11468,15 @@
               </w:rPr>
               <w:t>0.316</w:t>
             </w:r>
+            <w:r>
+              <w:rPr>
+                <w:rFonts w:ascii="Times New Roman" w:hAnsi="Times New Roman"/>
+                <w:color w:val="000000"/>
+                <w:sz w:val="16"/>
+                <w:szCs w:val="16"/>
+              </w:rPr>
+              <w:t>0</w:t>
+            </w:r>
           </w:p>
         </w:tc>
         <w:tc>
@@ -11382,7 +11553,7 @@
                 <w:sz w:val="16"/>
                 <w:szCs w:val="16"/>
               </w:rPr>
-              <w:t>0.99865</w:t>
+              <w:t>0.9986</w:t>
             </w:r>
           </w:p>
         </w:tc>
@@ -11408,7 +11579,7 @@
                 <w:sz w:val="16"/>
                 <w:szCs w:val="16"/>
               </w:rPr>
-              <w:t>0.997719</w:t>
+              <w:t>0.9977</w:t>
             </w:r>
           </w:p>
         </w:tc>
@@ -11434,7 +11605,7 @@
                 <w:sz w:val="16"/>
                 <w:szCs w:val="16"/>
               </w:rPr>
-              <w:t>0.997813</w:t>
+              <w:t>0.9978</w:t>
             </w:r>
           </w:p>
         </w:tc>
@@ -11461,7 +11632,7 @@
                 <w:sz w:val="16"/>
                 <w:szCs w:val="16"/>
               </w:rPr>
-              <w:t>0.998919</w:t>
+              <w:t>0.9989</w:t>
             </w:r>
           </w:p>
         </w:tc>
@@ -11520,7 +11691,7 @@
                 <w:sz w:val="16"/>
                 <w:szCs w:val="16"/>
               </w:rPr>
-              <w:t>0.99706</w:t>
+              <w:t>0.9970</w:t>
             </w:r>
           </w:p>
         </w:tc>
@@ -11546,7 +11717,7 @@
                 <w:sz w:val="16"/>
                 <w:szCs w:val="16"/>
               </w:rPr>
-              <w:t>0.999372</w:t>
+              <w:t>0.9993</w:t>
             </w:r>
           </w:p>
         </w:tc>
@@ -11572,7 +11743,7 @@
                 <w:sz w:val="16"/>
                 <w:szCs w:val="16"/>
               </w:rPr>
-              <w:t>0.994994</w:t>
+              <w:t>0.9949</w:t>
             </w:r>
           </w:p>
         </w:tc>
@@ -11598,7 +11769,7 @@
                 <w:sz w:val="16"/>
                 <w:szCs w:val="16"/>
               </w:rPr>
-              <w:t>0.997178</w:t>
+              <w:t>0.9971</w:t>
             </w:r>
           </w:p>
         </w:tc>
@@ -11728,7 +11899,7 @@
                 <w:sz w:val="16"/>
                 <w:szCs w:val="16"/>
               </w:rPr>
-              <w:t>0.998094</w:t>
+              <w:t>0.9980</w:t>
             </w:r>
           </w:p>
         </w:tc>
@@ -11754,7 +11925,7 @@
                 <w:sz w:val="16"/>
                 <w:szCs w:val="16"/>
               </w:rPr>
-              <w:t>0.997342</w:t>
+              <w:t>0.9973</w:t>
             </w:r>
           </w:p>
         </w:tc>
@@ -11780,7 +11951,7 @@
                 <w:sz w:val="16"/>
                 <w:szCs w:val="16"/>
               </w:rPr>
-              <w:t>0.99745</w:t>
+              <w:t>0.9974</w:t>
             </w:r>
           </w:p>
         </w:tc>
@@ -11807,7 +11978,7 @@
                 <w:sz w:val="16"/>
                 <w:szCs w:val="16"/>
               </w:rPr>
-              <w:t>0.998361</w:t>
+              <w:t>0.9983</w:t>
             </w:r>
           </w:p>
         </w:tc>
@@ -11866,7 +12037,7 @@
                 <w:sz w:val="16"/>
                 <w:szCs w:val="16"/>
               </w:rPr>
-              <w:t>0.996615</w:t>
+              <w:t>0.9966</w:t>
             </w:r>
           </w:p>
         </w:tc>
@@ -11892,7 +12063,7 @@
                 <w:sz w:val="16"/>
                 <w:szCs w:val="16"/>
               </w:rPr>
-              <w:t>0.997635</w:t>
+              <w:t>0.9976</w:t>
             </w:r>
           </w:p>
         </w:tc>
@@ -11918,7 +12089,7 @@
                 <w:sz w:val="16"/>
                 <w:szCs w:val="16"/>
               </w:rPr>
-              <w:t>0.995876</w:t>
+              <w:t>0.9958</w:t>
             </w:r>
           </w:p>
         </w:tc>
@@ -11944,7 +12115,7 @@
                 <w:sz w:val="16"/>
                 <w:szCs w:val="16"/>
               </w:rPr>
-              <w:t>0.996755</w:t>
+              <w:t>0.9967</w:t>
             </w:r>
           </w:p>
         </w:tc>
@@ -12074,7 +12245,7 @@
                 <w:sz w:val="16"/>
                 <w:szCs w:val="16"/>
               </w:rPr>
-              <w:t>0.996657</w:t>
+              <w:t>0.9966</w:t>
             </w:r>
           </w:p>
         </w:tc>
@@ -12100,7 +12271,7 @@
                 <w:sz w:val="16"/>
                 <w:szCs w:val="16"/>
               </w:rPr>
-              <w:t>0.997024</w:t>
+              <w:t>0.9970</w:t>
             </w:r>
           </w:p>
         </w:tc>
@@ -12126,7 +12297,7 @@
                 <w:sz w:val="16"/>
                 <w:szCs w:val="16"/>
               </w:rPr>
-              <w:t>0.997149</w:t>
+              <w:t>0.9971</w:t>
             </w:r>
           </w:p>
         </w:tc>
@@ -12153,7 +12324,7 @@
                 <w:sz w:val="16"/>
                 <w:szCs w:val="16"/>
               </w:rPr>
-              <w:t>0.997083</w:t>
+              <w:t>0.9970</w:t>
             </w:r>
           </w:p>
         </w:tc>
@@ -12212,7 +12383,7 @@
                 <w:sz w:val="16"/>
                 <w:szCs w:val="16"/>
               </w:rPr>
-              <w:t>0.996184</w:t>
+              <w:t>0.9961</w:t>
             </w:r>
           </w:p>
         </w:tc>
@@ -12238,7 +12409,7 @@
                 <w:sz w:val="16"/>
                 <w:szCs w:val="16"/>
               </w:rPr>
-              <w:t>0.999513</w:t>
+              <w:t>0.9995</w:t>
             </w:r>
           </w:p>
         </w:tc>
@@ -12264,7 +12435,7 @@
                 <w:sz w:val="16"/>
                 <w:szCs w:val="16"/>
               </w:rPr>
-              <w:t>0.993174</w:t>
+              <w:t>0.9931</w:t>
             </w:r>
           </w:p>
         </w:tc>
@@ -12290,7 +12461,7 @@
                 <w:sz w:val="16"/>
                 <w:szCs w:val="16"/>
               </w:rPr>
-              <w:t>0.996334</w:t>
+              <w:t>0.9963</w:t>
             </w:r>
           </w:p>
         </w:tc>
@@ -12420,7 +12591,7 @@
                 <w:sz w:val="16"/>
                 <w:szCs w:val="16"/>
               </w:rPr>
-              <w:t>0.998465</w:t>
+              <w:t>0.9984</w:t>
             </w:r>
           </w:p>
         </w:tc>
@@ -12446,7 +12617,7 @@
                 <w:sz w:val="16"/>
                 <w:szCs w:val="16"/>
               </w:rPr>
-              <w:t>0.99646</w:t>
+              <w:t>0.9964</w:t>
             </w:r>
           </w:p>
         </w:tc>
@@ -12472,7 +12643,7 @@
                 <w:sz w:val="16"/>
                 <w:szCs w:val="16"/>
               </w:rPr>
-              <w:t>0.996601</w:t>
+              <w:t>0.9966</w:t>
             </w:r>
           </w:p>
         </w:tc>
@@ -12499,7 +12670,7 @@
                 <w:sz w:val="16"/>
                 <w:szCs w:val="16"/>
               </w:rPr>
-              <w:t>0.998712</w:t>
+              <w:t>0.9987</w:t>
             </w:r>
           </w:p>
         </w:tc>
@@ -12584,7 +12755,7 @@
                 <w:sz w:val="16"/>
                 <w:szCs w:val="16"/>
               </w:rPr>
-              <w:t>0.996755</w:t>
+              <w:t>0.9967</w:t>
             </w:r>
           </w:p>
         </w:tc>
@@ -12610,7 +12781,7 @@
                 <w:sz w:val="16"/>
                 <w:szCs w:val="16"/>
               </w:rPr>
-              <w:t>0.987315</w:t>
+              <w:t>0.9873</w:t>
             </w:r>
           </w:p>
         </w:tc>
@@ -12636,7 +12807,7 @@
                 <w:sz w:val="16"/>
                 <w:szCs w:val="16"/>
               </w:rPr>
-              <w:t>0.992013</w:t>
+              <w:t>0.9920</w:t>
             </w:r>
           </w:p>
         </w:tc>
@@ -12690,6 +12861,15 @@
               </w:rPr>
               <w:t>8.393</w:t>
             </w:r>
+            <w:r>
+              <w:rPr>
+                <w:rFonts w:ascii="Times New Roman" w:hAnsi="Times New Roman"/>
+                <w:color w:val="000000"/>
+                <w:sz w:val="16"/>
+                <w:szCs w:val="16"/>
+              </w:rPr>
+              <w:t>0</w:t>
+            </w:r>
           </w:p>
         </w:tc>
         <w:tc>
@@ -12766,7 +12946,7 @@
                 <w:sz w:val="16"/>
                 <w:szCs w:val="16"/>
               </w:rPr>
-              <w:t>0.996861</w:t>
+              <w:t>0.9968</w:t>
             </w:r>
           </w:p>
         </w:tc>
@@ -12792,7 +12972,7 @@
                 <w:sz w:val="16"/>
                 <w:szCs w:val="16"/>
               </w:rPr>
-              <w:t>0.991759</w:t>
+              <w:t>0.9917</w:t>
             </w:r>
           </w:p>
         </w:tc>
@@ -12818,7 +12998,7 @@
                 <w:sz w:val="16"/>
                 <w:szCs w:val="16"/>
               </w:rPr>
-              <w:t>0.992074</w:t>
+              <w:t>0.9920</w:t>
             </w:r>
           </w:p>
         </w:tc>
@@ -12845,7 +13025,7 @@
                 <w:sz w:val="16"/>
                 <w:szCs w:val="16"/>
               </w:rPr>
-              <w:t>0.997229</w:t>
+              <w:t>0.9972</w:t>
             </w:r>
           </w:p>
         </w:tc>
@@ -12904,7 +13084,7 @@
                 <w:sz w:val="16"/>
                 <w:szCs w:val="16"/>
               </w:rPr>
-              <w:t>0.942272</w:t>
+              <w:t>0.9422</w:t>
             </w:r>
           </w:p>
         </w:tc>
@@ -12930,7 +13110,7 @@
                 <w:sz w:val="16"/>
                 <w:szCs w:val="16"/>
               </w:rPr>
-              <w:t>0.993685</w:t>
+              <w:t>0.9936</w:t>
             </w:r>
           </w:p>
         </w:tc>
@@ -12956,7 +13136,7 @@
                 <w:sz w:val="16"/>
                 <w:szCs w:val="16"/>
               </w:rPr>
-              <w:t>0.895111</w:t>
+              <w:t>0.8951</w:t>
             </w:r>
           </w:p>
         </w:tc>
@@ -12982,7 +13162,7 @@
                 <w:sz w:val="16"/>
                 <w:szCs w:val="16"/>
               </w:rPr>
-              <w:t>0.941826</w:t>
+              <w:t>0.9418</w:t>
             </w:r>
           </w:p>
         </w:tc>
@@ -13112,7 +13292,7 @@
                 <w:sz w:val="16"/>
                 <w:szCs w:val="16"/>
               </w:rPr>
-              <w:t>0.995284</w:t>
+              <w:t>0.9952</w:t>
             </w:r>
           </w:p>
         </w:tc>
@@ -13138,7 +13318,7 @@
                 <w:sz w:val="16"/>
                 <w:szCs w:val="16"/>
               </w:rPr>
-              <w:t>0.943756</w:t>
+              <w:t>0.9437</w:t>
             </w:r>
           </w:p>
         </w:tc>
@@ -13164,7 +13344,7 @@
                 <w:sz w:val="16"/>
                 <w:szCs w:val="16"/>
               </w:rPr>
-              <w:t>0.943402</w:t>
+              <w:t>0.9434</w:t>
             </w:r>
           </w:p>
         </w:tc>
@@ -13191,7 +13371,7 @@
                 <w:sz w:val="16"/>
                 <w:szCs w:val="16"/>
               </w:rPr>
-              <w:t>0.995915</w:t>
+              <w:t>0.9959</w:t>
             </w:r>
           </w:p>
         </w:tc>
@@ -13256,7 +13436,7 @@
                 <w:sz w:val="16"/>
                 <w:szCs w:val="16"/>
               </w:rPr>
-              <w:t>0.920713</w:t>
+              <w:t>0.9207</w:t>
             </w:r>
           </w:p>
         </w:tc>
@@ -13285,7 +13465,7 @@
                 <w:sz w:val="16"/>
                 <w:szCs w:val="16"/>
               </w:rPr>
-              <w:t>0.995448</w:t>
+              <w:t>0.9954</w:t>
             </w:r>
           </w:p>
         </w:tc>
@@ -13314,7 +13494,7 @@
                 <w:sz w:val="16"/>
                 <w:szCs w:val="16"/>
               </w:rPr>
-              <w:t>0.852024</w:t>
+              <w:t>0.8520</w:t>
             </w:r>
           </w:p>
         </w:tc>
@@ -13343,7 +13523,7 @@
                 <w:sz w:val="16"/>
                 <w:szCs w:val="16"/>
               </w:rPr>
-              <w:t>0.918168</w:t>
+              <w:t>0.9181</w:t>
             </w:r>
           </w:p>
         </w:tc>
@@ -13488,7 +13668,7 @@
                 <w:sz w:val="16"/>
                 <w:szCs w:val="16"/>
               </w:rPr>
-              <w:t>0.957118</w:t>
+              <w:t>0.9571</w:t>
             </w:r>
           </w:p>
         </w:tc>
@@ -13517,7 +13697,7 @@
                 <w:sz w:val="16"/>
                 <w:szCs w:val="16"/>
               </w:rPr>
-              <w:t>0.921493</w:t>
+              <w:t>0.9214</w:t>
             </w:r>
           </w:p>
         </w:tc>
@@ -13546,7 +13726,7 @@
                 <w:sz w:val="16"/>
                 <w:szCs w:val="16"/>
               </w:rPr>
-              <w:t>0.919043</w:t>
+              <w:t>0.9190</w:t>
             </w:r>
           </w:p>
         </w:tc>
@@ -13576,7 +13756,7 @@
                 <w:sz w:val="16"/>
                 <w:szCs w:val="16"/>
               </w:rPr>
-              <w:t>0.956908</w:t>
+              <w:t>0.9569</w:t>
             </w:r>
           </w:p>
         </w:tc>
@@ -14259,7 +14439,7 @@
                 <w:sz w:val="16"/>
                 <w:szCs w:val="16"/>
               </w:rPr>
-              <w:t>0.997803</w:t>
+              <w:t>0.9978</w:t>
             </w:r>
           </w:p>
         </w:tc>
@@ -14288,7 +14468,7 @@
                 <w:sz w:val="16"/>
                 <w:szCs w:val="16"/>
               </w:rPr>
-              <w:t>0.999629</w:t>
+              <w:t>0.9996</w:t>
             </w:r>
           </w:p>
         </w:tc>
@@ -14317,7 +14497,7 @@
                 <w:sz w:val="16"/>
                 <w:szCs w:val="16"/>
               </w:rPr>
-              <w:t>0.996161</w:t>
+              <w:t>0.9961</w:t>
             </w:r>
           </w:p>
         </w:tc>
@@ -14346,7 +14526,7 @@
                 <w:sz w:val="16"/>
                 <w:szCs w:val="16"/>
               </w:rPr>
-              <w:t>0.997892</w:t>
+              <w:t>0.9978</w:t>
             </w:r>
           </w:p>
         </w:tc>
@@ -14491,7 +14671,7 @@
                 <w:sz w:val="16"/>
                 <w:szCs w:val="16"/>
               </w:rPr>
-              <w:t>0.998916</w:t>
+              <w:t>0.9989</w:t>
             </w:r>
           </w:p>
         </w:tc>
@@ -14520,7 +14700,7 @@
                 <w:sz w:val="16"/>
                 <w:szCs w:val="16"/>
               </w:rPr>
-              <w:t>0.998153</w:t>
+              <w:t>0.9981</w:t>
             </w:r>
           </w:p>
         </w:tc>
@@ -14549,7 +14729,7 @@
                 <w:sz w:val="16"/>
                 <w:szCs w:val="16"/>
               </w:rPr>
-              <w:t>0.998228</w:t>
+              <w:t>0.9982</w:t>
             </w:r>
           </w:p>
         </w:tc>
@@ -14579,7 +14759,7 @@
                 <w:sz w:val="16"/>
                 <w:szCs w:val="16"/>
               </w:rPr>
-              <w:t>0.999115</w:t>
+              <w:t>0.9991</w:t>
             </w:r>
           </w:p>
         </w:tc>
@@ -14637,7 +14817,7 @@
                 <w:sz w:val="16"/>
                 <w:szCs w:val="16"/>
               </w:rPr>
-              <w:t>0.997535</w:t>
+              <w:t>0.9975</w:t>
             </w:r>
           </w:p>
         </w:tc>
@@ -14663,7 +14843,7 @@
                 <w:sz w:val="16"/>
                 <w:szCs w:val="16"/>
               </w:rPr>
-              <w:t>0.999116</w:t>
+              <w:t>0.9991</w:t>
             </w:r>
           </w:p>
         </w:tc>
@@ -14689,7 +14869,7 @@
                 <w:sz w:val="16"/>
                 <w:szCs w:val="16"/>
               </w:rPr>
-              <w:t>0.996161</w:t>
+              <w:t>0.9961</w:t>
             </w:r>
           </w:p>
         </w:tc>
@@ -14715,7 +14895,7 @@
                 <w:sz w:val="16"/>
                 <w:szCs w:val="16"/>
               </w:rPr>
-              <w:t>0.997636</w:t>
+              <w:t>0.9976</w:t>
             </w:r>
           </w:p>
         </w:tc>
@@ -14845,7 +15025,7 @@
                 <w:sz w:val="16"/>
                 <w:szCs w:val="16"/>
               </w:rPr>
-              <w:t>0.998671</w:t>
+              <w:t>0.9986</w:t>
             </w:r>
           </w:p>
         </w:tc>
@@ -14871,7 +15051,7 @@
                 <w:sz w:val="16"/>
                 <w:szCs w:val="16"/>
               </w:rPr>
-              <w:t>0.997811</w:t>
+              <w:t>0.9978</w:t>
             </w:r>
           </w:p>
         </w:tc>
@@ -14897,7 +15077,7 @@
                 <w:sz w:val="16"/>
                 <w:szCs w:val="16"/>
               </w:rPr>
-              <w:t>0.997901</w:t>
+              <w:t>0.9979</w:t>
             </w:r>
           </w:p>
         </w:tc>
@@ -14924,7 +15104,7 @@
                 <w:sz w:val="16"/>
                 <w:szCs w:val="16"/>
               </w:rPr>
-              <w:t>0.998920</w:t>
+              <w:t>0.9989</w:t>
             </w:r>
           </w:p>
         </w:tc>
@@ -14982,7 +15162,7 @@
                 <w:sz w:val="16"/>
                 <w:szCs w:val="16"/>
               </w:rPr>
-              <w:t>0.997149</w:t>
+              <w:t>0.9971</w:t>
             </w:r>
           </w:p>
         </w:tc>
@@ -15008,7 +15188,7 @@
                 <w:sz w:val="16"/>
                 <w:szCs w:val="16"/>
               </w:rPr>
-              <w:t>0.999514</w:t>
+              <w:t>0.9995</w:t>
             </w:r>
           </w:p>
         </w:tc>
@@ -15034,7 +15214,7 @@
                 <w:sz w:val="16"/>
                 <w:szCs w:val="16"/>
               </w:rPr>
-              <w:t>0.995023</w:t>
+              <w:t>0.9950</w:t>
             </w:r>
           </w:p>
         </w:tc>
@@ -15060,7 +15240,7 @@
                 <w:sz w:val="16"/>
                 <w:szCs w:val="16"/>
               </w:rPr>
-              <w:t>0.997264</w:t>
+              <w:t>0.9972</w:t>
             </w:r>
           </w:p>
         </w:tc>
@@ -15164,7 +15344,7 @@
                 <w:sz w:val="16"/>
                 <w:szCs w:val="16"/>
               </w:rPr>
-              <w:t>100.0</w:t>
+              <w:t>100</w:t>
             </w:r>
           </w:p>
         </w:tc>
@@ -15190,7 +15370,7 @@
                 <w:sz w:val="16"/>
                 <w:szCs w:val="16"/>
               </w:rPr>
-              <w:t>0.998297</w:t>
+              <w:t>0.9982</w:t>
             </w:r>
           </w:p>
         </w:tc>
@@ -15216,7 +15396,7 @@
                 <w:sz w:val="16"/>
                 <w:szCs w:val="16"/>
               </w:rPr>
-              <w:t>0.997473</w:t>
+              <w:t>0.9974</w:t>
             </w:r>
           </w:p>
         </w:tc>
@@ -15242,7 +15422,7 @@
                 <w:sz w:val="16"/>
                 <w:szCs w:val="16"/>
               </w:rPr>
-              <w:t>0.997575</w:t>
+              <w:t>0.9975</w:t>
             </w:r>
           </w:p>
         </w:tc>
@@ -15269,7 +15449,7 @@
                 <w:sz w:val="16"/>
                 <w:szCs w:val="16"/>
               </w:rPr>
-              <w:t>0.998528</w:t>
+              <w:t>0.9985</w:t>
             </w:r>
           </w:p>
         </w:tc>
@@ -15327,7 +15507,7 @@
                 <w:sz w:val="16"/>
                 <w:szCs w:val="16"/>
               </w:rPr>
-              <w:t>0.996897</w:t>
+              <w:t>0.9968</w:t>
             </w:r>
           </w:p>
         </w:tc>
@@ -15353,7 +15533,7 @@
                 <w:sz w:val="16"/>
                 <w:szCs w:val="16"/>
               </w:rPr>
-              <w:t>0.998034</w:t>
+              <w:t>0.9980</w:t>
             </w:r>
           </w:p>
         </w:tc>
@@ -15379,7 +15559,7 @@
                 <w:sz w:val="16"/>
                 <w:szCs w:val="16"/>
               </w:rPr>
-              <w:t>0.996018</w:t>
+              <w:t>0.9960</w:t>
             </w:r>
           </w:p>
         </w:tc>
@@ -15405,7 +15585,7 @@
                 <w:sz w:val="16"/>
                 <w:szCs w:val="16"/>
               </w:rPr>
-              <w:t>0.997025</w:t>
+              <w:t>0.9970</w:t>
             </w:r>
           </w:p>
         </w:tc>
@@ -15535,7 +15715,7 @@
                 <w:sz w:val="16"/>
                 <w:szCs w:val="16"/>
               </w:rPr>
-              <w:t>0.996943</w:t>
+              <w:t>0.9969</w:t>
             </w:r>
           </w:p>
         </w:tc>
@@ -15561,7 +15741,7 @@
                 <w:sz w:val="16"/>
                 <w:szCs w:val="16"/>
               </w:rPr>
-              <w:t>0.997120</w:t>
+              <w:t>0.9971</w:t>
             </w:r>
           </w:p>
         </w:tc>
@@ -15587,7 +15767,7 @@
                 <w:sz w:val="16"/>
                 <w:szCs w:val="16"/>
               </w:rPr>
-              <w:t>0.997240</w:t>
+              <w:t>0.9972</w:t>
             </w:r>
           </w:p>
         </w:tc>
@@ -15614,7 +15794,7 @@
                 <w:sz w:val="16"/>
                 <w:szCs w:val="16"/>
               </w:rPr>
-              <w:t>0.997187</w:t>
+              <w:t>0.9971</w:t>
             </w:r>
           </w:p>
         </w:tc>
@@ -15672,7 +15852,7 @@
                 <w:sz w:val="16"/>
                 <w:szCs w:val="16"/>
               </w:rPr>
-              <w:t>0.996184</w:t>
+              <w:t>0.9961</w:t>
             </w:r>
           </w:p>
         </w:tc>
@@ -15698,7 +15878,7 @@
                 <w:sz w:val="16"/>
                 <w:szCs w:val="16"/>
               </w:rPr>
-              <w:t>0.999513</w:t>
+              <w:t>0.9995</w:t>
             </w:r>
           </w:p>
         </w:tc>
@@ -15724,7 +15904,7 @@
                 <w:sz w:val="16"/>
                 <w:szCs w:val="16"/>
               </w:rPr>
-              <w:t>0.993174</w:t>
+              <w:t>0.9931</w:t>
             </w:r>
           </w:p>
         </w:tc>
@@ -15750,7 +15930,7 @@
                 <w:sz w:val="16"/>
                 <w:szCs w:val="16"/>
               </w:rPr>
-              <w:t>0.996334</w:t>
+              <w:t>0.9963</w:t>
             </w:r>
           </w:p>
         </w:tc>
@@ -15880,7 +16060,7 @@
                 <w:sz w:val="16"/>
                 <w:szCs w:val="16"/>
               </w:rPr>
-              <w:t>0.998465</w:t>
+              <w:t>0.9984</w:t>
             </w:r>
           </w:p>
         </w:tc>
@@ -15906,7 +16086,7 @@
                 <w:sz w:val="16"/>
                 <w:szCs w:val="16"/>
               </w:rPr>
-              <w:t>0.996502</w:t>
+              <w:t>0.9965</w:t>
             </w:r>
           </w:p>
         </w:tc>
@@ -15932,7 +16112,7 @@
                 <w:sz w:val="16"/>
                 <w:szCs w:val="16"/>
               </w:rPr>
-              <w:t>0.996641</w:t>
+              <w:t>0.9966</w:t>
             </w:r>
           </w:p>
         </w:tc>
@@ -15959,7 +16139,7 @@
                 <w:sz w:val="16"/>
                 <w:szCs w:val="16"/>
               </w:rPr>
-              <w:t>0.998722</w:t>
+              <w:t>0.9987</w:t>
             </w:r>
           </w:p>
         </w:tc>
@@ -16017,7 +16197,7 @@
                 <w:sz w:val="16"/>
                 <w:szCs w:val="16"/>
               </w:rPr>
-              <w:t>0.991656</w:t>
+              <w:t>0.9916</w:t>
             </w:r>
           </w:p>
         </w:tc>
@@ -16043,7 +16223,7 @@
                 <w:sz w:val="16"/>
                 <w:szCs w:val="16"/>
               </w:rPr>
-              <w:t>0.996470</w:t>
+              <w:t>0.9964</w:t>
             </w:r>
           </w:p>
         </w:tc>
@@ -16069,7 +16249,7 @@
                 <w:sz w:val="16"/>
                 <w:szCs w:val="16"/>
               </w:rPr>
-              <w:t>0.987515</w:t>
+              <w:t>0.9875</w:t>
             </w:r>
           </w:p>
         </w:tc>
@@ -16095,7 +16275,7 @@
                 <w:sz w:val="16"/>
                 <w:szCs w:val="16"/>
               </w:rPr>
-              <w:t>0.991972</w:t>
+              <w:t>0.9919</w:t>
             </w:r>
           </w:p>
         </w:tc>
@@ -16225,7 +16405,7 @@
                 <w:sz w:val="16"/>
                 <w:szCs w:val="16"/>
               </w:rPr>
-              <w:t>0.996981</w:t>
+              <w:t>0.9969</w:t>
             </w:r>
           </w:p>
         </w:tc>
@@ -16251,7 +16431,7 @@
                 <w:sz w:val="16"/>
                 <w:szCs w:val="16"/>
               </w:rPr>
-              <w:t>0.992062</w:t>
+              <w:t>0.9920</w:t>
             </w:r>
           </w:p>
         </w:tc>
@@ -16277,7 +16457,7 @@
                 <w:sz w:val="16"/>
                 <w:szCs w:val="16"/>
               </w:rPr>
-              <w:t>0.992367</w:t>
+              <w:t>0.9923</w:t>
             </w:r>
           </w:p>
         </w:tc>
@@ -16304,7 +16484,7 @@
                 <w:sz w:val="16"/>
                 <w:szCs w:val="16"/>
               </w:rPr>
-              <w:t>0.997341</w:t>
+              <w:t>0.9973</w:t>
             </w:r>
           </w:p>
         </w:tc>
@@ -16362,7 +16542,7 @@
                 <w:sz w:val="16"/>
                 <w:szCs w:val="16"/>
               </w:rPr>
-              <w:t>0.964959</w:t>
+              <w:t>0.9649</w:t>
             </w:r>
           </w:p>
         </w:tc>
@@ -16388,7 +16568,7 @@
                 <w:sz w:val="16"/>
                 <w:szCs w:val="16"/>
               </w:rPr>
-              <w:t>0.992168</w:t>
+              <w:t>0.9921</w:t>
             </w:r>
           </w:p>
         </w:tc>
@@ -16414,7 +16594,7 @@
                 <w:sz w:val="16"/>
                 <w:szCs w:val="16"/>
               </w:rPr>
-              <w:t>0.940303</w:t>
+              <w:t>0.9403</w:t>
             </w:r>
           </w:p>
         </w:tc>
@@ -16440,7 +16620,7 @@
                 <w:sz w:val="16"/>
                 <w:szCs w:val="16"/>
               </w:rPr>
-              <w:t>0.965539</w:t>
+              <w:t>0.9655</w:t>
             </w:r>
           </w:p>
         </w:tc>
@@ -16570,7 +16750,7 @@
                 <w:sz w:val="16"/>
                 <w:szCs w:val="16"/>
               </w:rPr>
-              <w:t>0.996446</w:t>
+              <w:t>0.9964</w:t>
             </w:r>
           </w:p>
         </w:tc>
@@ -16596,7 +16776,7 @@
                 <w:sz w:val="16"/>
                 <w:szCs w:val="16"/>
               </w:rPr>
-              <w:t>0.962601</w:t>
+              <w:t>0.9626</w:t>
             </w:r>
           </w:p>
         </w:tc>
@@ -16622,7 +16802,7 @@
                 <w:sz w:val="16"/>
                 <w:szCs w:val="16"/>
               </w:rPr>
-              <w:t>0.962800</w:t>
+              <w:t>0.9628</w:t>
             </w:r>
           </w:p>
         </w:tc>
@@ -16649,7 +16829,7 @@
                 <w:sz w:val="16"/>
                 <w:szCs w:val="16"/>
               </w:rPr>
-              <w:t>0.996614</w:t>
+              <w:t>0.9966</w:t>
             </w:r>
           </w:p>
         </w:tc>
@@ -16713,7 +16893,7 @@
                 <w:sz w:val="16"/>
                 <w:szCs w:val="16"/>
               </w:rPr>
-              <w:t>0.921292</w:t>
+              <w:t>0.9212</w:t>
             </w:r>
           </w:p>
         </w:tc>
@@ -16742,7 +16922,7 @@
                 <w:sz w:val="16"/>
                 <w:szCs w:val="16"/>
               </w:rPr>
-              <w:t>0.993423</w:t>
+              <w:t>0.9934</w:t>
             </w:r>
           </w:p>
         </w:tc>
@@ -16771,7 +16951,7 @@
                 <w:sz w:val="16"/>
                 <w:szCs w:val="16"/>
               </w:rPr>
-              <w:t>0.854896</w:t>
+              <w:t>0.8548</w:t>
             </w:r>
           </w:p>
         </w:tc>
@@ -16800,7 +16980,7 @@
                 <w:sz w:val="16"/>
                 <w:szCs w:val="16"/>
               </w:rPr>
-              <w:t>0.918968</w:t>
+              <w:t>0.9189</w:t>
             </w:r>
           </w:p>
         </w:tc>
@@ -16945,7 +17125,7 @@
                 <w:sz w:val="16"/>
                 <w:szCs w:val="16"/>
               </w:rPr>
-              <w:t>0.955784</w:t>
+              <w:t>0.9557</w:t>
             </w:r>
           </w:p>
         </w:tc>
@@ -16974,7 +17154,7 @@
                 <w:sz w:val="16"/>
                 <w:szCs w:val="16"/>
               </w:rPr>
-              <w:t>0.922162</w:t>
+              <w:t>0.9221</w:t>
             </w:r>
           </w:p>
         </w:tc>
@@ -17003,7 +17183,7 @@
                 <w:sz w:val="16"/>
                 <w:szCs w:val="16"/>
               </w:rPr>
-              <w:t>0.919927</w:t>
+              <w:t>0.9199</w:t>
             </w:r>
           </w:p>
         </w:tc>
@@ -17033,7 +17213,7 @@
                 <w:sz w:val="16"/>
                 <w:szCs w:val="16"/>
               </w:rPr>
-              <w:t>0.955716</w:t>
+              <w:t>0.9557</w:t>
             </w:r>
           </w:p>
         </w:tc>
@@ -17441,6 +17621,17 @@
           <w:sz w:val="20"/>
         </w:rPr>
         <w:t xml:space="preserve">) </w:t>
+      </w:r>
+      <w:r>
+        <w:rPr>
+          <w:rFonts w:ascii="Times New Roman" w:hAnsi="Times New Roman" w:cs="TimesLTStd-Roman"/>
+          <w:b w:val="0"/>
+          <w:bCs w:val="0"/>
+          <w:color w:val="auto"/>
+          <w:spacing w:val="-2"/>
+          <w:sz w:val="20"/>
+        </w:rPr>
+        <w:t>t</w:t>
       </w:r>
       <w:r>
         <w:rPr>
@@ -20682,22 +20873,21 @@
       <w:r>
         <w:rPr>
           <w:noProof/>
-          <w:lang w:val="tr-TR" w:eastAsia="tr-TR"/>
         </w:rPr>
         <w:lastRenderedPageBreak/>
         <w:drawing>
-          <wp:anchor distT="0" distB="0" distL="114300" distR="114300" simplePos="0" relativeHeight="251658240" behindDoc="0" locked="0" layoutInCell="1" allowOverlap="1" wp14:anchorId="7E41A874" wp14:editId="29B21DCE">
+          <wp:anchor distT="0" distB="0" distL="114300" distR="114300" simplePos="0" relativeHeight="251674624" behindDoc="0" locked="0" layoutInCell="1" allowOverlap="1" wp14:anchorId="28E2D606" wp14:editId="59472CCC">
             <wp:simplePos x="0" y="0"/>
-            <wp:positionH relativeFrom="column">
-              <wp:posOffset>0</wp:posOffset>
+            <wp:positionH relativeFrom="margin">
+              <wp:align>left</wp:align>
             </wp:positionH>
             <wp:positionV relativeFrom="paragraph">
-              <wp:posOffset>8890</wp:posOffset>
+              <wp:posOffset>635</wp:posOffset>
             </wp:positionV>
-            <wp:extent cx="914400" cy="1171575"/>
-            <wp:effectExtent l="0" t="0" r="0" b="9525"/>
+            <wp:extent cx="914400" cy="1220400"/>
+            <wp:effectExtent l="0" t="0" r="0" b="0"/>
             <wp:wrapSquare wrapText="bothSides"/>
-            <wp:docPr id="2" name="Picture 2" descr="\\192.168.0.8\Design2\Indesign Projects\005 Series\03 OA Word templates\Work\Access-Template\Images\Fig1.tif"/>
+            <wp:docPr id="8" name="Resim 8"/>
             <wp:cNvGraphicFramePr>
               <a:graphicFrameLocks xmlns:a="http://schemas.openxmlformats.org/drawingml/2006/main" noChangeAspect="1"/>
             </wp:cNvGraphicFramePr>
@@ -20705,7 +20895,7 @@
               <a:graphicData uri="http://schemas.openxmlformats.org/drawingml/2006/picture">
                 <pic:pic xmlns:pic="http://schemas.openxmlformats.org/drawingml/2006/picture">
                   <pic:nvPicPr>
-                    <pic:cNvPr id="0" name="Picture 2" descr="\\192.168.0.8\Design2\Indesign Projects\005 Series\03 OA Word templates\Work\Access-Template\Images\Fig1.tif"/>
+                    <pic:cNvPr id="0" name="Picture 6"/>
                     <pic:cNvPicPr>
                       <a:picLocks noChangeAspect="1" noChangeArrowheads="1"/>
                     </pic:cNvPicPr>
@@ -20726,7 +20916,7 @@
                   <pic:spPr bwMode="auto">
                     <a:xfrm>
                       <a:off x="0" y="0"/>
-                      <a:ext cx="914400" cy="1171575"/>
+                      <a:ext cx="914400" cy="1220400"/>
                     </a:xfrm>
                     <a:prstGeom prst="rect">
                       <a:avLst/>
@@ -20785,9 +20975,6 @@
         <w:t xml:space="preserve"> </w:t>
       </w:r>
       <w:r>
-        <w:t xml:space="preserve">(Member, IEEE) </w:t>
-      </w:r>
-      <w:r>
         <w:t xml:space="preserve">received the B.Sc. degree in computer engineering from </w:t>
       </w:r>
       <w:proofErr w:type="spellStart"/>
@@ -20859,24 +21046,39 @@
       <w:pPr>
         <w:pStyle w:val="AUBiosNoSpace"/>
       </w:pPr>
+    </w:p>
+    <w:p>
+      <w:pPr>
+        <w:pStyle w:val="AUBiosNoSpace"/>
+        <w:rPr>
+          <w:b/>
+        </w:rPr>
+      </w:pPr>
+    </w:p>
+    <w:p>
+      <w:pPr>
+        <w:pStyle w:val="AUBiosNoSpace"/>
+        <w:rPr>
+          <w:b/>
+        </w:rPr>
+      </w:pPr>
       <w:r>
         <w:rPr>
           <w:noProof/>
-          <w:lang w:val="tr-TR" w:eastAsia="tr-TR"/>
         </w:rPr>
         <w:drawing>
-          <wp:anchor distT="0" distB="0" distL="114300" distR="114300" simplePos="0" relativeHeight="251668480" behindDoc="0" locked="0" layoutInCell="1" allowOverlap="1" wp14:anchorId="79D855A6" wp14:editId="7B5ABD62">
+          <wp:anchor distT="0" distB="0" distL="114300" distR="114300" simplePos="0" relativeHeight="251673600" behindDoc="0" locked="0" layoutInCell="1" allowOverlap="1" wp14:anchorId="69FAD8C1" wp14:editId="0F6540B8">
             <wp:simplePos x="0" y="0"/>
-            <wp:positionH relativeFrom="column">
-              <wp:posOffset>0</wp:posOffset>
+            <wp:positionH relativeFrom="margin">
+              <wp:align>left</wp:align>
             </wp:positionH>
             <wp:positionV relativeFrom="paragraph">
-              <wp:posOffset>119380</wp:posOffset>
+              <wp:posOffset>122555</wp:posOffset>
             </wp:positionV>
-            <wp:extent cx="914400" cy="1171575"/>
-            <wp:effectExtent l="0" t="0" r="0" b="9525"/>
+            <wp:extent cx="878400" cy="1170000"/>
+            <wp:effectExtent l="0" t="0" r="0" b="0"/>
             <wp:wrapSquare wrapText="bothSides"/>
-            <wp:docPr id="3" name="Picture 2" descr="\\192.168.0.8\Design2\Indesign Projects\005 Series\03 OA Word templates\Work\Access-Template\Images\Fig1.tif"/>
+            <wp:docPr id="5" name="Resim 5"/>
             <wp:cNvGraphicFramePr>
               <a:graphicFrameLocks xmlns:a="http://schemas.openxmlformats.org/drawingml/2006/main" noChangeAspect="1"/>
             </wp:cNvGraphicFramePr>
@@ -20884,13 +21086,13 @@
               <a:graphicData uri="http://schemas.openxmlformats.org/drawingml/2006/picture">
                 <pic:pic xmlns:pic="http://schemas.openxmlformats.org/drawingml/2006/picture">
                   <pic:nvPicPr>
-                    <pic:cNvPr id="0" name="Picture 2" descr="\\192.168.0.8\Design2\Indesign Projects\005 Series\03 OA Word templates\Work\Access-Template\Images\Fig1.tif"/>
+                    <pic:cNvPr id="0" name="Picture 1"/>
                     <pic:cNvPicPr>
                       <a:picLocks noChangeAspect="1" noChangeArrowheads="1"/>
                     </pic:cNvPicPr>
                   </pic:nvPicPr>
                   <pic:blipFill>
-                    <a:blip r:embed="rId19" cstate="print">
+                    <a:blip r:embed="rId20">
                       <a:extLst>
                         <a:ext uri="{28A0092B-C50C-407E-A947-70E740481C1C}">
                           <a14:useLocalDpi xmlns:a14="http://schemas.microsoft.com/office/drawing/2010/main" val="0"/>
@@ -20905,7 +21107,7 @@
                   <pic:spPr bwMode="auto">
                     <a:xfrm>
                       <a:off x="0" y="0"/>
-                      <a:ext cx="914400" cy="1171575"/>
+                      <a:ext cx="878400" cy="1170000"/>
                     </a:xfrm>
                     <a:prstGeom prst="rect">
                       <a:avLst/>
@@ -20936,6 +21138,12 @@
         <w:rPr>
           <w:b/>
         </w:rPr>
+        <w:t xml:space="preserve"> </w:t>
+      </w:r>
+      <w:r>
+        <w:rPr>
+          <w:b/>
+        </w:rPr>
         <w:t>Musa Balta</w:t>
       </w:r>
       <w:r>
@@ -21128,7 +21336,7 @@
       </w:pPr>
     </w:p>
     <w:sectPr>
-      <w:footerReference w:type="default" r:id="rId20"/>
+      <w:footerReference w:type="default" r:id="rId21"/>
       <w:type w:val="continuous"/>
       <w:pgSz w:w="11520" w:h="15660" w:code="1"/>
       <w:pgMar w:top="1300" w:right="740" w:bottom="1040" w:left="740" w:header="360" w:footer="640" w:gutter="0"/>
@@ -23681,6 +23889,9 @@
   </w:num>
   <w:num w:numId="22" w16cid:durableId="1339117119">
     <w:abstractNumId w:val="8"/>
+  </w:num>
+  <w:num w:numId="23" w16cid:durableId="1716201099">
+    <w:abstractNumId w:val="9"/>
   </w:num>
   <w:numIdMacAtCleanup w:val="18"/>
 </w:numbering>
@@ -24913,7 +25124,7 @@
     <w:rsid w:val="009A7E35"/>
     <w:pPr>
       <w:spacing w:before="240"/>
-      <w:ind w:left="5038"/>
+      <w:ind w:left="360"/>
     </w:pPr>
     <w:rPr>
       <w:rFonts w:cs="Times New Roman"/>
